--- a/docs/publication/submissions/jlp_revision_2026-05-08/PAPER_JLP_REVISED_v3.docx
+++ b/docs/publication/submissions/jlp_revision_2026-05-08/PAPER_JLP_REVISED_v3.docx
@@ -7245,6 +7245,281 @@
       </w:r>
       <w:r>
         <w:t xml:space="preserve">(KOSHA Technical Regulation for Piping Life Management, guidance class). No jurisdiction-specific mandatory obligation is triggered. This empirically demonstrates that the KOSHA RAG layer is not biased to fire on every input.</w:t>
+      </w:r>
+    </w:p>
+    <w:p>
+      <w:pPr>
+        <w:pStyle w:val="BodyText"/>
+      </w:pPr>
+      <w:r>
+        <w:t xml:space="preserve">The same evidence file records a</w:t>
+      </w:r>
+      <w:r>
+        <w:t xml:space="preserve"> </w:t>
+      </w:r>
+      <w:r>
+        <w:rPr>
+          <w:i/>
+          <w:iCs/>
+        </w:rPr>
+        <w:t xml:space="preserve">second</w:t>
+      </w:r>
+      <w:r>
+        <w:t xml:space="preserve"> </w:t>
+      </w:r>
+      <w:r>
+        <w:t xml:space="preserve">probe variant labelled</w:t>
+      </w:r>
+      <w:r>
+        <w:t xml:space="preserve"> </w:t>
+      </w:r>
+      <w:r>
+        <w:rPr>
+          <w:rStyle w:val="VerbatimChar"/>
+        </w:rPr>
+        <w:t xml:space="preserve">mirrored_pip047_form_chloride_terms_removed</w:t>
+      </w:r>
+      <w:r>
+        <w:t xml:space="preserve">, which retains the PIP-GOLD-047 query</w:t>
+      </w:r>
+      <w:r>
+        <w:t xml:space="preserve"> </w:t>
+      </w:r>
+      <w:r>
+        <w:rPr>
+          <w:i/>
+          <w:iCs/>
+        </w:rPr>
+        <w:t xml:space="preserve">shape</w:t>
+      </w:r>
+      <w:r>
+        <w:t xml:space="preserve"> </w:t>
+      </w:r>
+      <w:r>
+        <w:t xml:space="preserve">— including the literal phrases</w:t>
+      </w:r>
+      <w:r>
+        <w:t xml:space="preserve"> </w:t>
+      </w:r>
+      <w:r>
+        <w:rPr>
+          <w:rStyle w:val="VerbatimChar"/>
+        </w:rPr>
+        <w:t xml:space="preserve">Article 256</w:t>
+      </w:r>
+      <w:r>
+        <w:t xml:space="preserve"> </w:t>
+      </w:r>
+      <w:r>
+        <w:t xml:space="preserve">and</w:t>
+      </w:r>
+      <w:r>
+        <w:t xml:space="preserve"> </w:t>
+      </w:r>
+      <w:r>
+        <w:rPr>
+          <w:rStyle w:val="VerbatimChar"/>
+        </w:rPr>
+        <w:t xml:space="preserve">corrosion prevention</w:t>
+      </w:r>
+      <w:r>
+        <w:t xml:space="preserve"> </w:t>
+      </w:r>
+      <w:r>
+        <w:t xml:space="preserve">— with only the chloride/sour terms removed; that variant retrieves Article 256 at rank 2, and the report’s headline therefore reads</w:t>
+      </w:r>
+      <w:r>
+        <w:t xml:space="preserve"> </w:t>
+      </w:r>
+      <w:r>
+        <w:t xml:space="preserve">“WARNING — at least one query variant returned a</w:t>
+      </w:r>
+      <w:r>
+        <w:t xml:space="preserve"> </w:t>
+      </w:r>
+      <w:r>
+        <w:rPr>
+          <w:i/>
+          <w:iCs/>
+        </w:rPr>
+        <w:t xml:space="preserve">mandatory</w:t>
+      </w:r>
+      <w:r>
+        <w:t xml:space="preserve"> </w:t>
+      </w:r>
+      <w:r>
+        <w:t xml:space="preserve">(law_article) hit in its top-10.”</w:t>
+      </w:r>
+      <w:r>
+        <w:t xml:space="preserve"> </w:t>
+      </w:r>
+      <w:r>
+        <w:t xml:space="preserve">We retain this second variant in the report rather than suppressing it, because it answers a</w:t>
+      </w:r>
+      <w:r>
+        <w:t xml:space="preserve"> </w:t>
+      </w:r>
+      <w:r>
+        <w:rPr>
+          <w:i/>
+          <w:iCs/>
+        </w:rPr>
+        <w:t xml:space="preserve">different</w:t>
+      </w:r>
+      <w:r>
+        <w:t xml:space="preserve"> </w:t>
+      </w:r>
+      <w:r>
+        <w:t xml:space="preserve">question from the negative-case test. The two variants separate two questions:</w:t>
+      </w:r>
+      <w:r>
+        <w:t xml:space="preserve"> </w:t>
+      </w:r>
+      <w:r>
+        <w:rPr>
+          <w:b/>
+          <w:bCs/>
+        </w:rPr>
+        <w:t xml:space="preserve">(i)</w:t>
+      </w:r>
+      <w:r>
+        <w:t xml:space="preserve"> </w:t>
+      </w:r>
+      <w:r>
+        <w:rPr>
+          <w:i/>
+          <w:iCs/>
+        </w:rPr>
+        <w:t xml:space="preserve">Does the system flag a benign case from its own spec?</w:t>
+      </w:r>
+      <w:r>
+        <w:t xml:space="preserve"> </w:t>
+      </w:r>
+      <w:r>
+        <w:t xml:space="preserve">— the negative-case question proper, answered by the spec-faithful generic-piping-integrity variant (no terms that the case spec does not assert); the answer is</w:t>
+      </w:r>
+      <w:r>
+        <w:t xml:space="preserve"> </w:t>
+      </w:r>
+      <w:r>
+        <w:rPr>
+          <w:b/>
+          <w:bCs/>
+        </w:rPr>
+        <w:t xml:space="preserve">no</w:t>
+      </w:r>
+      <w:r>
+        <w:t xml:space="preserve"> </w:t>
+      </w:r>
+      <w:r>
+        <w:t xml:space="preserve">(0 mandatory in top-10).</w:t>
+      </w:r>
+      <w:r>
+        <w:t xml:space="preserve"> </w:t>
+      </w:r>
+      <w:r>
+        <w:rPr>
+          <w:b/>
+          <w:bCs/>
+        </w:rPr>
+        <w:t xml:space="preserve">(ii)</w:t>
+      </w:r>
+      <w:r>
+        <w:t xml:space="preserve"> </w:t>
+      </w:r>
+      <w:r>
+        <w:rPr>
+          <w:i/>
+          <w:iCs/>
+        </w:rPr>
+        <w:t xml:space="preserve">Does the system retrieve Article 256 when a query explicitly contains the phrases</w:t>
+      </w:r>
+      <w:r>
+        <w:rPr>
+          <w:i/>
+          <w:iCs/>
+        </w:rPr>
+        <w:t xml:space="preserve"> </w:t>
+      </w:r>
+      <w:r>
+        <w:rPr>
+          <w:i/>
+          <w:iCs/>
+        </w:rPr>
+        <w:t xml:space="preserve">“Article 256”</w:t>
+      </w:r>
+      <w:r>
+        <w:rPr>
+          <w:i/>
+          <w:iCs/>
+        </w:rPr>
+        <w:t xml:space="preserve"> </w:t>
+      </w:r>
+      <w:r>
+        <w:rPr>
+          <w:i/>
+          <w:iCs/>
+        </w:rPr>
+        <w:t xml:space="preserve">and</w:t>
+      </w:r>
+      <w:r>
+        <w:rPr>
+          <w:i/>
+          <w:iCs/>
+        </w:rPr>
+        <w:t xml:space="preserve"> </w:t>
+      </w:r>
+      <w:r>
+        <w:rPr>
+          <w:i/>
+          <w:iCs/>
+        </w:rPr>
+        <w:t xml:space="preserve">“corrosion prevention”</w:t>
+      </w:r>
+      <w:r>
+        <w:rPr>
+          <w:i/>
+          <w:iCs/>
+        </w:rPr>
+        <w:t xml:space="preserve">?</w:t>
+      </w:r>
+      <w:r>
+        <w:t xml:space="preserve"> </w:t>
+      </w:r>
+      <w:r>
+        <w:t xml:space="preserve">— a question of retrieval correctness, not of negative-case behaviour, answered by the second variant; the answer is</w:t>
+      </w:r>
+      <w:r>
+        <w:t xml:space="preserve"> </w:t>
+      </w:r>
+      <w:r>
+        <w:rPr>
+          <w:b/>
+          <w:bCs/>
+        </w:rPr>
+        <w:t xml:space="preserve">yes</w:t>
+      </w:r>
+      <w:r>
+        <w:t xml:space="preserve"> </w:t>
+      </w:r>
+      <w:r>
+        <w:t xml:space="preserve">(Article 256 at rank 2), which is the</w:t>
+      </w:r>
+      <w:r>
+        <w:t xml:space="preserve"> </w:t>
+      </w:r>
+      <w:r>
+        <w:rPr>
+          <w:i/>
+          <w:iCs/>
+        </w:rPr>
+        <w:t xml:space="preserve">desired</w:t>
+      </w:r>
+      <w:r>
+        <w:t xml:space="preserve"> </w:t>
+      </w:r>
+      <w:r>
+        <w:t xml:space="preserve">retrieval behaviour because Article 256 is the Korean statute on corrosion prevention and BM25 is responding correctly to the keywords supplied. The §6.7 negative-case argument here concerns (i); the (ii) probe is reported in the same evidence file for honest disclosure.</w:t>
       </w:r>
     </w:p>
     <w:p>

--- a/docs/publication/submissions/jlp_revision_2026-05-08/PAPER_JLP_REVISED_v3.docx
+++ b/docs/publication/submissions/jlp_revision_2026-05-08/PAPER_JLP_REVISED_v3.docx
@@ -2,7 +2,7 @@
 <file path=word/document.xml><?xml version="1.0" encoding="utf-8"?>
 <w:document xmlns:w="http://schemas.openxmlformats.org/wordprocessingml/2006/main" xmlns:m="http://schemas.openxmlformats.org/officeDocument/2006/math" xmlns:r="http://schemas.openxmlformats.org/officeDocument/2006/relationships" xmlns:o="urn:schemas-microsoft-com:office:office" xmlns:v="urn:schemas-microsoft-com:vml" xmlns:w10="urn:schemas-microsoft-com:office:word" xmlns:a="http://schemas.openxmlformats.org/drawingml/2006/main" xmlns:pic="http://schemas.openxmlformats.org/drawingml/2006/picture" xmlns:wp="http://schemas.openxmlformats.org/drawingml/2006/wordprocessingDrawing">
   <w:body>
-    <w:bookmarkStart w:id="73" w:name="X77be7a76e6967198f610c44f73731e5a8afd88b"/>
+    <w:bookmarkStart w:id="86" w:name="X77be7a76e6967198f610c44f73731e5a8afd88b"/>
     <w:p>
       <w:pPr>
         <w:pStyle w:val="Heading1"/>
@@ -312,7 +312,23 @@
         <w:t xml:space="preserve">“ASME/API pass = compliance complete”</w:t>
       </w:r>
       <w:r>
-        <w:t xml:space="preserve">) on three representative case studies. Fourth, we formalise the</w:t>
+        <w:t xml:space="preserve">) on three representative case studies;</w:t>
+      </w:r>
+      <w:r>
+        <w:t xml:space="preserve"> </w:t>
+      </w:r>
+      <w:r>
+        <w:rPr>
+          <w:b/>
+          <w:bCs/>
+        </w:rPr>
+        <w:t xml:space="preserve">Appendix A complements this synthetic evidence with a real-plant data-sheet validation case (VES-REAL-001, anonymised cryogenic flare knockout drum)</w:t>
+      </w:r>
+      <w:r>
+        <w:t xml:space="preserve"> </w:t>
+      </w:r>
+      <w:r>
+        <w:t xml:space="preserve">so that the framework is demonstrated end-to-end on actual EPC design data and not on synthetic inputs alone. Fourth, we formalise the</w:t>
       </w:r>
       <w:r>
         <w:t xml:space="preserve"> </w:t>
@@ -711,7 +727,16 @@
         <w:t xml:space="preserve">qwen2.5:7b-instruct</w:t>
       </w:r>
       <w:r>
-        <w:t xml:space="preserve">, 4-bit quantisation, 32,768-token context window) to generate structured regulatory grounding covering key conclusions, regulatory justification, and practical advisories. The final output is an integrated report containing calculation numerics, verification-layer status, KOSHA regulatory grounding, and a full audit trail. No external data transmission occurs at any stage; all inference runs locally via Ollama.</w:t>
+        <w:t xml:space="preserve">, 4-bit quantisation, 32,768-token context window) to generate structured regulatory grounding covering key conclusions, regulatory justification, and practical advisories. The final output is an integrated report containing calculation numerics, verification-layer status, KOSHA regulatory grounding, and a full audit trail. No external data transmission occurs at any stage; all inference runs locally via Ollama. End-to-end pipeline latency, measured on a commodity AMD CPU (</w:t>
+      </w:r>
+      <w:r>
+        <w:rPr>
+          <w:rStyle w:val="VerbatimChar"/>
+        </w:rPr>
+        <w:t xml:space="preserve">outputs/pipeline_latency.md</w:t>
+      </w:r>
+      <w:r>
+        <w:t xml:space="preserve">), is approximately 0.06 ms median per discipline for the deterministic stack (Layers 1–4) and 1.15 ms median for KOSHA RAG top-10 retrieval; the on-premises Qwen-family generation step adds approximately 42 s median, dominating end-to-end latency when full LLM grounding is requested. The deterministic core is fast enough to run inline during a design-review session; LLM grounding is appropriately scheduled as a batch step.</w:t>
       </w:r>
     </w:p>
     <w:p>
@@ -5851,6 +5876,23 @@
         <w:pStyle w:val="BodyText"/>
       </w:pPr>
       <w:r>
+        <w:t xml:space="preserve">Extending the recall analysis to K=10 (</w:t>
+      </w:r>
+      <w:r>
+        <w:rPr>
+          <w:rStyle w:val="VerbatimChar"/>
+        </w:rPr>
+        <w:t xml:space="preserve">outputs/rag_retrieval_extended.md</w:t>
+      </w:r>
+      <w:r>
+        <w:t xml:space="preserve">) confirms that the Enhanced FTS curve plateaus at 0.8621 from K=3 onward while the Plain FTS curve continues to rise, reaching 0.8012 at K∈{9, 10}. The paired-bootstrap 95% CI on the Enhanced − Plain delta excludes zero only at K∈{1, 2} and includes zero at all K ≥ 3. The Recall@1 and MRR@10 advantages remain the only headline retrieval claims that survive paired-bootstrap scrutiny on this benchmark.</w:t>
+      </w:r>
+    </w:p>
+    <w:p>
+      <w:pPr>
+        <w:pStyle w:val="BodyText"/>
+      </w:pPr>
+      <w:r>
         <w:rPr>
           <w:b/>
           <w:bCs/>
@@ -8646,6 +8688,62 @@
     </w:p>
     <w:p>
       <w:pPr>
+        <w:pStyle w:val="Compact"/>
+        <w:numPr>
+          <w:ilvl w:val="0"/>
+          <w:numId w:val="1003"/>
+        </w:numPr>
+      </w:pPr>
+      <w:r>
+        <w:rPr>
+          <w:b/>
+          <w:bCs/>
+        </w:rPr>
+        <w:t xml:space="preserve">Independent expert validation.</w:t>
+      </w:r>
+      <w:r>
+        <w:t xml:space="preserve"> </w:t>
+      </w:r>
+      <w:r>
+        <w:t xml:space="preserve">The principal author has 12+ years of petrochemical EPC experience; calculation-engine rules and case construction encode that domain practice. Independent validation by a disjoint expert panel — for example, a blind review of system-flagged compliance gaps by external KOSHA PSM auditors — is left to future work and is required before any claim of inter-rater reliability can be made.</w:t>
+      </w:r>
+    </w:p>
+    <w:p>
+      <w:pPr>
+        <w:pStyle w:val="Compact"/>
+        <w:numPr>
+          <w:ilvl w:val="0"/>
+          <w:numId w:val="1003"/>
+        </w:numPr>
+      </w:pPr>
+      <w:r>
+        <w:rPr>
+          <w:b/>
+          <w:bCs/>
+        </w:rPr>
+        <w:t xml:space="preserve">Per-discipline accuracy is self-consistency, not external fidelity.</w:t>
+      </w:r>
+      <w:r>
+        <w:t xml:space="preserve"> </w:t>
+      </w:r>
+      <w:r>
+        <w:t xml:space="preserve">The 1.0000 per-discipline accuracy in Appendix B.1 measures runtime conformance to expected outputs that were themselves generated by the same calculation engine. It is not external fidelity to a separately validated reference. The</w:t>
+      </w:r>
+      <w:r>
+        <w:t xml:space="preserve"> </w:t>
+      </w:r>
+      <w:r>
+        <w:t xml:space="preserve">“implementation verification, not predictive validation”</w:t>
+      </w:r>
+      <w:r>
+        <w:t xml:space="preserve"> </w:t>
+      </w:r>
+      <w:r>
+        <w:t xml:space="preserve">framing of §6.1 applies; field-data validation is documented under future research direction (1).</w:t>
+      </w:r>
+    </w:p>
+    <w:p>
+      <w:pPr>
         <w:pStyle w:val="FirstParagraph"/>
       </w:pPr>
       <w:r>
@@ -9610,13 +9708,22 @@
       </w:r>
     </w:p>
     <w:bookmarkEnd w:id="69"/>
-    <w:bookmarkStart w:id="72" w:name="references"/>
+    <w:bookmarkStart w:id="76" w:name="Xceb22bef39ff670645289b7fb9b0af3b47b6fdb"/>
     <w:p>
       <w:pPr>
         <w:pStyle w:val="Heading2"/>
       </w:pPr>
       <w:r>
-        <w:t xml:space="preserve">References</w:t>
+        <w:t xml:space="preserve">Appendix A. Real-Plant Data-Sheet Validation (VES-REAL-001)</w:t>
+      </w:r>
+    </w:p>
+    <w:bookmarkStart w:id="70" w:name="a.1-anonymisation-policy-and-provenance"/>
+    <w:p>
+      <w:pPr>
+        <w:pStyle w:val="Heading3"/>
+      </w:pPr>
+      <w:r>
+        <w:t xml:space="preserve">A.1 Anonymisation policy and provenance</w:t>
       </w:r>
     </w:p>
     <w:p>
@@ -9624,17 +9731,804 @@
         <w:pStyle w:val="FirstParagraph"/>
       </w:pPr>
       <w:r>
-        <w:rPr>
-          <w:b/>
-          <w:bCs/>
-        </w:rPr>
-        <w:t xml:space="preserve">[1]</w:t>
-      </w:r>
-      <w:r>
-        <w:t xml:space="preserve"> </w:t>
-      </w:r>
-      <w:r>
-        <w:t xml:space="preserve">Selvam, D.C., Raja, T., Vaghela, D.R., Meena, M., Tripathy, S., Kumar, B., Manjunath, H.R., Mehar, K., Devarajan, Y. (2026). Artificial intelligence in process safety: A review of opportunities, challenges, and future directions for the chemical process industries.</w:t>
+        <w:t xml:space="preserve">This appendix exercises the proposed framework against a real engineering data sheet drawn from an operating petrochemical project.</w:t>
+      </w:r>
+      <w:r>
+        <w:t xml:space="preserve"> </w:t>
+      </w:r>
+      <w:r>
+        <w:rPr>
+          <w:b/>
+          <w:bCs/>
+        </w:rPr>
+        <w:t xml:space="preserve">All client, contractor, licensor, personnel, location, project-name, document-ID, and equipment-tag identifiers were stripped before the data sheet was carried into this manuscript or any version-controlled artefact in the repository.</w:t>
+      </w:r>
+      <w:r>
+        <w:t xml:space="preserve"> </w:t>
+      </w:r>
+      <w:r>
+        <w:t xml:space="preserve">The case is referred to throughout this paper, the supporting scripts, and the JSON/Markdown evidence files only as</w:t>
+      </w:r>
+      <w:r>
+        <w:t xml:space="preserve"> </w:t>
+      </w:r>
+      <w:r>
+        <w:rPr>
+          <w:rStyle w:val="VerbatimChar"/>
+        </w:rPr>
+        <w:t xml:space="preserve">VES-REAL-001</w:t>
+      </w:r>
+      <w:r>
+        <w:t xml:space="preserve">. The technical specifications below — material, design and operating pressures and temperatures, dimensions, corrosion allowance, joint-efficiency assumption, fluid specific gravity — are reproduced as supplied by the data sheet and contain no information that could re-identify the source plant, vendor, or design house. No image, watermark, page header, or layout fragment from the source PDF has been embedded in this manuscript. The source PDF itself is retained outside the publication tree (</w:t>
+      </w:r>
+      <w:r>
+        <w:rPr>
+          <w:rStyle w:val="VerbatimChar"/>
+        </w:rPr>
+        <w:t xml:space="preserve">docs/publication/submissions/Plant_data/</w:t>
+      </w:r>
+      <w:r>
+        <w:t xml:space="preserve">, not part of the version-controlled paper bundle) and is not redistributed.</w:t>
+      </w:r>
+    </w:p>
+    <w:bookmarkEnd w:id="70"/>
+    <w:bookmarkStart w:id="71" w:name="a.2-anonymised-vessel-specification"/>
+    <w:p>
+      <w:pPr>
+        <w:pStyle w:val="Heading3"/>
+      </w:pPr>
+      <w:r>
+        <w:t xml:space="preserve">A.2 Anonymised vessel specification</w:t>
+      </w:r>
+    </w:p>
+    <w:p>
+      <w:pPr>
+        <w:pStyle w:val="FirstParagraph"/>
+      </w:pPr>
+      <w:r>
+        <w:t xml:space="preserve">The vessel under test is a cryogenic flare knockout drum.</w:t>
+      </w:r>
+    </w:p>
+    <w:tbl>
+      <w:tblPr>
+        <w:tblStyle w:val="Table"/>
+        <w:tblW w:type="pct" w:w="5000"/>
+        <w:tblLayout w:type="fixed"/>
+        <w:tblLook w:firstRow="1" w:lastRow="0" w:firstColumn="0" w:lastColumn="0" w:noHBand="0" w:noVBand="0" w:val="0020"/>
+      </w:tblPr>
+      <w:tblGrid>
+        <w:gridCol w:w="3960"/>
+        <w:gridCol w:w="3960"/>
+      </w:tblGrid>
+      <w:tr>
+        <w:trPr>
+          <w:tblHeader w:val="on"/>
+        </w:trPr>
+        <w:tc>
+          <w:tcPr/>
+          <w:p>
+            <w:pPr>
+              <w:pStyle w:val="Compact"/>
+            </w:pPr>
+            <w:r>
+              <w:t xml:space="preserve">Field</w:t>
+            </w:r>
+          </w:p>
+        </w:tc>
+        <w:tc>
+          <w:tcPr/>
+          <w:p>
+            <w:pPr>
+              <w:pStyle w:val="Compact"/>
+            </w:pPr>
+            <w:r>
+              <w:t xml:space="preserve">Value</w:t>
+            </w:r>
+          </w:p>
+        </w:tc>
+      </w:tr>
+      <w:tr>
+        <w:tc>
+          <w:tcPr/>
+          <w:p>
+            <w:pPr>
+              <w:pStyle w:val="Compact"/>
+            </w:pPr>
+            <w:r>
+              <w:t xml:space="preserve">Service</w:t>
+            </w:r>
+          </w:p>
+        </w:tc>
+        <w:tc>
+          <w:tcPr/>
+          <w:p>
+            <w:pPr>
+              <w:pStyle w:val="Compact"/>
+            </w:pPr>
+            <w:r>
+              <w:t xml:space="preserve">cryogenic flare knockout drum (anonymised real-plant)</w:t>
+            </w:r>
+          </w:p>
+        </w:tc>
+      </w:tr>
+      <w:tr>
+        <w:tc>
+          <w:tcPr/>
+          <w:p>
+            <w:pPr>
+              <w:pStyle w:val="Compact"/>
+            </w:pPr>
+            <w:r>
+              <w:t xml:space="preserve">Material — shell and heads</w:t>
+            </w:r>
+          </w:p>
+        </w:tc>
+        <w:tc>
+          <w:tcPr/>
+          <w:p>
+            <w:pPr>
+              <w:pStyle w:val="Compact"/>
+            </w:pPr>
+            <w:r>
+              <w:t xml:space="preserve">SA-240 Type 304/304L (austenitic stainless, dual-cert)</w:t>
+            </w:r>
+          </w:p>
+        </w:tc>
+      </w:tr>
+      <w:tr>
+        <w:tc>
+          <w:tcPr/>
+          <w:p>
+            <w:pPr>
+              <w:pStyle w:val="Compact"/>
+            </w:pPr>
+            <w:r>
+              <w:t xml:space="preserve">Design pressure</w:t>
+            </w:r>
+          </w:p>
+        </w:tc>
+        <w:tc>
+          <w:tcPr/>
+          <w:p>
+            <w:pPr>
+              <w:pStyle w:val="Compact"/>
+            </w:pPr>
+            <w:r>
+              <w:t xml:space="preserve">3.5 kg/cm²(g) ≈ 0.343 MPa(g)</w:t>
+            </w:r>
+            <w:r>
+              <w:t xml:space="preserve"> </w:t>
+            </w:r>
+            <w:r>
+              <w:rPr>
+                <w:b/>
+                <w:bCs/>
+              </w:rPr>
+              <w:t xml:space="preserve">and Full Vacuum</w:t>
+            </w:r>
+          </w:p>
+        </w:tc>
+      </w:tr>
+      <w:tr>
+        <w:tc>
+          <w:tcPr/>
+          <w:p>
+            <w:pPr>
+              <w:pStyle w:val="Compact"/>
+            </w:pPr>
+            <w:r>
+              <w:t xml:space="preserve">Design temperature</w:t>
+            </w:r>
+          </w:p>
+        </w:tc>
+        <w:tc>
+          <w:tcPr/>
+          <w:p>
+            <w:pPr>
+              <w:pStyle w:val="Compact"/>
+            </w:pPr>
+            <w:r>
+              <w:t xml:space="preserve">190 °C / -190 °C (dual range)</w:t>
+            </w:r>
+          </w:p>
+        </w:tc>
+      </w:tr>
+      <w:tr>
+        <w:tc>
+          <w:tcPr/>
+          <w:p>
+            <w:pPr>
+              <w:pStyle w:val="Compact"/>
+            </w:pPr>
+            <w:r>
+              <w:t xml:space="preserve">Operating P / T</w:t>
+            </w:r>
+          </w:p>
+        </w:tc>
+        <w:tc>
+          <w:tcPr/>
+          <w:p>
+            <w:pPr>
+              <w:pStyle w:val="Compact"/>
+            </w:pPr>
+            <w:r>
+              <w:t xml:space="preserve">1.5 kg/cm²(g) / 15.3 °C / -90.5 °C</w:t>
+            </w:r>
+          </w:p>
+        </w:tc>
+      </w:tr>
+      <w:tr>
+        <w:tc>
+          <w:tcPr/>
+          <w:p>
+            <w:pPr>
+              <w:pStyle w:val="Compact"/>
+            </w:pPr>
+            <w:r>
+              <w:t xml:space="preserve">Inside diameter</w:t>
+            </w:r>
+          </w:p>
+        </w:tc>
+        <w:tc>
+          <w:tcPr/>
+          <w:p>
+            <w:pPr>
+              <w:pStyle w:val="Compact"/>
+            </w:pPr>
+            <w:r>
+              <w:t xml:space="preserve">5,000 mm (R = 2,500 mm)</w:t>
+            </w:r>
+          </w:p>
+        </w:tc>
+      </w:tr>
+      <w:tr>
+        <w:tc>
+          <w:tcPr/>
+          <w:p>
+            <w:pPr>
+              <w:pStyle w:val="Compact"/>
+            </w:pPr>
+            <w:r>
+              <w:t xml:space="preserve">Tangent-to-tangent length</w:t>
+            </w:r>
+          </w:p>
+        </w:tc>
+        <w:tc>
+          <w:tcPr/>
+          <w:p>
+            <w:pPr>
+              <w:pStyle w:val="Compact"/>
+            </w:pPr>
+            <w:r>
+              <w:t xml:space="preserve">20,400 mm</w:t>
+            </w:r>
+          </w:p>
+        </w:tc>
+      </w:tr>
+      <w:tr>
+        <w:tc>
+          <w:tcPr/>
+          <w:p>
+            <w:pPr>
+              <w:pStyle w:val="Compact"/>
+            </w:pPr>
+            <w:r>
+              <w:t xml:space="preserve">Corrosion allowance</w:t>
+            </w:r>
+          </w:p>
+        </w:tc>
+        <w:tc>
+          <w:tcPr/>
+          <w:p>
+            <w:pPr>
+              <w:pStyle w:val="Compact"/>
+            </w:pPr>
+            <w:r>
+              <w:t xml:space="preserve">NIL (0 mm)</w:t>
+            </w:r>
+          </w:p>
+        </w:tc>
+      </w:tr>
+      <w:tr>
+        <w:tc>
+          <w:tcPr/>
+          <w:p>
+            <w:pPr>
+              <w:pStyle w:val="Compact"/>
+            </w:pPr>
+            <w:r>
+              <w:t xml:space="preserve">Joint efficiency</w:t>
+            </w:r>
+          </w:p>
+        </w:tc>
+        <w:tc>
+          <w:tcPr/>
+          <w:p>
+            <w:pPr>
+              <w:pStyle w:val="Compact"/>
+            </w:pPr>
+            <w:r>
+              <w:rPr>
+                <w:b/>
+                <w:bCs/>
+              </w:rPr>
+              <w:t xml:space="preserve">Not stated on the data sheet — assumed E = 1.0</w:t>
+            </w:r>
+            <w:r>
+              <w:t xml:space="preserve"> </w:t>
+            </w:r>
+            <w:r>
+              <w:t xml:space="preserve">corresponding to full radiography per ASME Section VIII Div.1 UW-12, conventional for flare-service vessels (assumption explicit; see §A.4)</w:t>
+            </w:r>
+          </w:p>
+        </w:tc>
+      </w:tr>
+      <w:tr>
+        <w:tc>
+          <w:tcPr/>
+          <w:p>
+            <w:pPr>
+              <w:pStyle w:val="Compact"/>
+            </w:pPr>
+            <w:r>
+              <w:t xml:space="preserve">Liquid specific gravity</w:t>
+            </w:r>
+          </w:p>
+        </w:tc>
+        <w:tc>
+          <w:tcPr/>
+          <w:p>
+            <w:pPr>
+              <w:pStyle w:val="Compact"/>
+            </w:pPr>
+            <w:r>
+              <w:t xml:space="preserve">0.61</w:t>
+            </w:r>
+          </w:p>
+        </w:tc>
+      </w:tr>
+    </w:tbl>
+    <w:p>
+      <w:pPr>
+        <w:pStyle w:val="BodyText"/>
+      </w:pPr>
+      <w:r>
+        <w:rPr>
+          <w:b/>
+          <w:bCs/>
+        </w:rPr>
+        <w:t xml:space="preserve">Source of all numbers below:</w:t>
+      </w:r>
+      <w:r>
+        <w:t xml:space="preserve"> </w:t>
+      </w:r>
+      <w:r>
+        <w:rPr>
+          <w:rStyle w:val="VerbatimChar"/>
+        </w:rPr>
+        <w:t xml:space="preserve">outputs/real_case_ves001_rag.json</w:t>
+      </w:r>
+      <w:r>
+        <w:t xml:space="preserve"> </w:t>
+      </w:r>
+      <w:r>
+        <w:t xml:space="preserve">produced by</w:t>
+      </w:r>
+      <w:r>
+        <w:t xml:space="preserve"> </w:t>
+      </w:r>
+      <w:r>
+        <w:rPr>
+          <w:rStyle w:val="VerbatimChar"/>
+        </w:rPr>
+        <w:t xml:space="preserve">scripts/run_real_case_ves001_rag.py</w:t>
+      </w:r>
+      <w:r>
+        <w:t xml:space="preserve">. No number in this appendix has been edited by hand.</w:t>
+      </w:r>
+    </w:p>
+    <w:bookmarkEnd w:id="71"/>
+    <w:bookmarkStart w:id="72" w:name="a.3-calculation-engine-output"/>
+    <w:p>
+      <w:pPr>
+        <w:pStyle w:val="Heading3"/>
+      </w:pPr>
+      <w:r>
+        <w:t xml:space="preserve">A.3 Calculation-engine output</w:t>
+      </w:r>
+    </w:p>
+    <w:p>
+      <w:pPr>
+        <w:pStyle w:val="FirstParagraph"/>
+      </w:pPr>
+      <w:r>
+        <w:t xml:space="preserve">The cryogenic side (-190 °C) is outside the input-validation range of the deployed Layer-1 schema (</w:t>
+      </w:r>
+      <w:r>
+        <w:rPr>
+          <w:rStyle w:val="VerbatimChar"/>
+        </w:rPr>
+        <w:t xml:space="preserve">-50 °C ≤ design_temperature_c ≤ 650 °C</w:t>
+      </w:r>
+      <w:r>
+        <w:t xml:space="preserve">). The full four-layer engine is therefore run on the +190 °C side; the cryogenic side is treated by directly invoking the underlying ASME Section VIII Div.1 UG-27 routine (</w:t>
+      </w:r>
+      <w:r>
+        <w:rPr>
+          <w:rStyle w:val="VerbatimChar"/>
+        </w:rPr>
+        <w:t xml:space="preserve">src/vessel/calculations.py :: calculate_required_shell_thickness_mm</w:t>
+      </w:r>
+      <w:r>
+        <w:t xml:space="preserve">) with the lowest-tabulated allowable stress (S at 20 °C = 132.0 MPa for SA-240-304L), which is the conventional surrogate for cryogenic shell sizing because allowable stress is not raised below 20 °C. Material toughness for the -190 °C MDMT is governed by ASME Section VIII UHA-51 impact-test rules and is out of scope of the current calculation engine; this is reported honestly here rather than back-filled.</w:t>
+      </w:r>
+    </w:p>
+    <w:p>
+      <w:pPr>
+        <w:pStyle w:val="BodyText"/>
+      </w:pPr>
+      <w:r>
+        <w:rPr>
+          <w:b/>
+          <w:bCs/>
+        </w:rPr>
+        <w:t xml:space="preserve">Direct UG-27 results (formula</w:t>
+      </w:r>
+      <w:r>
+        <w:rPr>
+          <w:b/>
+          <w:bCs/>
+        </w:rPr>
+        <w:t xml:space="preserve"> </w:t>
+      </w:r>
+      <w:r>
+        <w:rPr>
+          <w:rStyle w:val="VerbatimChar"/>
+          <w:b/>
+          <w:bCs/>
+        </w:rPr>
+        <w:t xml:space="preserve">t = (P·R) / (S·E - 0.6·P) + CA</w:t>
+      </w:r>
+      <w:r>
+        <w:rPr>
+          <w:b/>
+          <w:bCs/>
+        </w:rPr>
+        <w:t xml:space="preserve">):</w:t>
+      </w:r>
+    </w:p>
+    <w:tbl>
+      <w:tblPr>
+        <w:tblStyle w:val="Table"/>
+        <w:tblW w:type="pct" w:w="5000"/>
+        <w:tblLayout w:type="fixed"/>
+        <w:tblLook w:firstRow="1" w:lastRow="0" w:firstColumn="0" w:lastColumn="0" w:noHBand="0" w:noVBand="0" w:val="0020"/>
+      </w:tblPr>
+      <w:tblGrid>
+        <w:gridCol w:w="1250"/>
+        <w:gridCol w:w="1667"/>
+        <w:gridCol w:w="1667"/>
+        <w:gridCol w:w="1667"/>
+        <w:gridCol w:w="1667"/>
+      </w:tblGrid>
+      <w:tr>
+        <w:trPr>
+          <w:tblHeader w:val="on"/>
+        </w:trPr>
+        <w:tc>
+          <w:tcPr/>
+          <w:p>
+            <w:pPr>
+              <w:pStyle w:val="Compact"/>
+            </w:pPr>
+            <w:r>
+              <w:t xml:space="preserve">Side</w:t>
+            </w:r>
+          </w:p>
+        </w:tc>
+        <w:tc>
+          <w:tcPr/>
+          <w:p>
+            <w:pPr>
+              <w:pStyle w:val="Compact"/>
+              <w:jc w:val="right"/>
+            </w:pPr>
+            <w:r>
+              <w:t xml:space="preserve">Allowable stress S (MPa)</w:t>
+            </w:r>
+          </w:p>
+        </w:tc>
+        <w:tc>
+          <w:tcPr/>
+          <w:p>
+            <w:pPr>
+              <w:pStyle w:val="Compact"/>
+              <w:jc w:val="right"/>
+            </w:pPr>
+            <w:r>
+              <w:t xml:space="preserve">t_required_shell (mm)</w:t>
+            </w:r>
+          </w:p>
+        </w:tc>
+        <w:tc>
+          <w:tcPr/>
+          <w:p>
+            <w:pPr>
+              <w:pStyle w:val="Compact"/>
+              <w:jc w:val="right"/>
+            </w:pPr>
+            <w:r>
+              <w:t xml:space="preserve">Reverse pressure (MPa)</w:t>
+            </w:r>
+          </w:p>
+        </w:tc>
+        <w:tc>
+          <w:tcPr/>
+          <w:p>
+            <w:pPr>
+              <w:pStyle w:val="Compact"/>
+              <w:jc w:val="right"/>
+            </w:pPr>
+            <w:r>
+              <w:t xml:space="preserve">Reverse deviation (%)</w:t>
+            </w:r>
+          </w:p>
+        </w:tc>
+      </w:tr>
+      <w:tr>
+        <w:tc>
+          <w:tcPr/>
+          <w:p>
+            <w:pPr>
+              <w:pStyle w:val="Compact"/>
+            </w:pPr>
+            <w:r>
+              <w:t xml:space="preserve">Hot (+190 °C)</w:t>
+            </w:r>
+          </w:p>
+        </w:tc>
+        <w:tc>
+          <w:tcPr/>
+          <w:p>
+            <w:pPr>
+              <w:pStyle w:val="Compact"/>
+              <w:jc w:val="right"/>
+            </w:pPr>
+            <w:r>
+              <w:t xml:space="preserve">118.700</w:t>
+            </w:r>
+          </w:p>
+        </w:tc>
+        <w:tc>
+          <w:tcPr/>
+          <w:p>
+            <w:pPr>
+              <w:pStyle w:val="Compact"/>
+              <w:jc w:val="right"/>
+            </w:pPr>
+            <w:r>
+              <w:rPr>
+                <w:b/>
+                <w:bCs/>
+              </w:rPr>
+              <w:t xml:space="preserve">7.237</w:t>
+            </w:r>
+          </w:p>
+        </w:tc>
+        <w:tc>
+          <w:tcPr/>
+          <w:p>
+            <w:pPr>
+              <w:pStyle w:val="Compact"/>
+              <w:jc w:val="right"/>
+            </w:pPr>
+            <w:r>
+              <w:t xml:space="preserve">0.3430</w:t>
+            </w:r>
+          </w:p>
+        </w:tc>
+        <w:tc>
+          <w:tcPr/>
+          <w:p>
+            <w:pPr>
+              <w:pStyle w:val="Compact"/>
+              <w:jc w:val="right"/>
+            </w:pPr>
+            <w:r>
+              <w:t xml:space="preserve">&lt; 1×10⁻¹³</w:t>
+            </w:r>
+          </w:p>
+        </w:tc>
+      </w:tr>
+      <w:tr>
+        <w:tc>
+          <w:tcPr/>
+          <w:p>
+            <w:pPr>
+              <w:pStyle w:val="Compact"/>
+            </w:pPr>
+            <w:r>
+              <w:t xml:space="preserve">Cold (-190 °C, S@20 °C)</w:t>
+            </w:r>
+          </w:p>
+        </w:tc>
+        <w:tc>
+          <w:tcPr/>
+          <w:p>
+            <w:pPr>
+              <w:pStyle w:val="Compact"/>
+              <w:jc w:val="right"/>
+            </w:pPr>
+            <w:r>
+              <w:t xml:space="preserve">132.000</w:t>
+            </w:r>
+          </w:p>
+        </w:tc>
+        <w:tc>
+          <w:tcPr/>
+          <w:p>
+            <w:pPr>
+              <w:pStyle w:val="Compact"/>
+              <w:jc w:val="right"/>
+            </w:pPr>
+            <w:r>
+              <w:t xml:space="preserve">6.506</w:t>
+            </w:r>
+          </w:p>
+        </w:tc>
+        <w:tc>
+          <w:tcPr/>
+          <w:p>
+            <w:pPr>
+              <w:pStyle w:val="Compact"/>
+              <w:jc w:val="right"/>
+            </w:pPr>
+            <w:r>
+              <w:t xml:space="preserve">0.3430</w:t>
+            </w:r>
+          </w:p>
+        </w:tc>
+        <w:tc>
+          <w:tcPr/>
+          <w:p>
+            <w:pPr>
+              <w:pStyle w:val="Compact"/>
+              <w:jc w:val="right"/>
+            </w:pPr>
+            <w:r>
+              <w:t xml:space="preserve">0.0000</w:t>
+            </w:r>
+          </w:p>
+        </w:tc>
+      </w:tr>
+    </w:tbl>
+    <w:p>
+      <w:pPr>
+        <w:pStyle w:val="BodyText"/>
+      </w:pPr>
+      <w:r>
+        <w:t xml:space="preserve">The hot side governs:</w:t>
+      </w:r>
+      <w:r>
+        <w:t xml:space="preserve"> </w:t>
+      </w:r>
+      <w:r>
+        <w:rPr>
+          <w:b/>
+          <w:bCs/>
+        </w:rPr>
+        <w:t xml:space="preserve">the controlling required shell thickness is 7.237 mm.</w:t>
+      </w:r>
+      <w:r>
+        <w:t xml:space="preserve"> </w:t>
+      </w:r>
+      <w:r>
+        <w:t xml:space="preserve">The Layer-4 reverse-pressure check returns the design pressure to within machine epsilon (deviation &lt; 0.001 %), as expected for an internally consistent UG-27 forward/reverse pair.</w:t>
+      </w:r>
+    </w:p>
+    <w:p>
+      <w:pPr>
+        <w:pStyle w:val="BodyText"/>
+      </w:pPr>
+      <w:r>
+        <w:rPr>
+          <w:b/>
+          <w:bCs/>
+        </w:rPr>
+        <w:t xml:space="preserve">Engine full-run hot-side dimensional metrics</w:t>
+      </w:r>
+      <w:r>
+        <w:t xml:space="preserve"> </w:t>
+      </w:r>
+      <w:r>
+        <w:t xml:space="preserve">(E = 1.0; horizontal drum; 2:1 ellipsoidal heads default):</w:t>
+      </w:r>
+    </w:p>
+    <w:p>
+      <w:pPr>
+        <w:pStyle w:val="Compact"/>
+        <w:numPr>
+          <w:ilvl w:val="0"/>
+          <w:numId w:val="1005"/>
+        </w:numPr>
+      </w:pPr>
+      <w:r>
+        <w:t xml:space="preserve">diameter = 5,000.0 mm; governing span = 20,400.0 mm; head-depth (default) = 1,250.0 mm</w:t>
+      </w:r>
+    </w:p>
+    <w:p>
+      <w:pPr>
+        <w:pStyle w:val="Compact"/>
+        <w:numPr>
+          <w:ilvl w:val="0"/>
+          <w:numId w:val="1005"/>
+        </w:numPr>
+      </w:pPr>
+      <w:r>
+        <w:t xml:space="preserve">shell surface area = 320.442 m²; estimated internal volume = 433.278 m³</w:t>
+      </w:r>
+    </w:p>
+    <w:p>
+      <w:pPr>
+        <w:pStyle w:val="Compact"/>
+        <w:numPr>
+          <w:ilvl w:val="0"/>
+          <w:numId w:val="1005"/>
+        </w:numPr>
+      </w:pPr>
+      <w:r>
+        <w:t xml:space="preserve">slenderness L/D = 4.08 (no high-L/D warning)</w:t>
+      </w:r>
+    </w:p>
+    <w:p>
+      <w:pPr>
+        <w:pStyle w:val="Compact"/>
+        <w:numPr>
+          <w:ilvl w:val="0"/>
+          <w:numId w:val="1005"/>
+        </w:numPr>
+      </w:pPr>
+      <w:r>
+        <w:t xml:space="preserve">screening confidence =</w:t>
+      </w:r>
+      <w:r>
+        <w:t xml:space="preserve"> </w:t>
+      </w:r>
+      <w:r>
+        <w:rPr>
+          <w:rStyle w:val="VerbatimChar"/>
+        </w:rPr>
+        <w:t xml:space="preserve">medium</w:t>
+      </w:r>
+      <w:r>
+        <w:t xml:space="preserve">; flags =</w:t>
+      </w:r>
+      <w:r>
+        <w:t xml:space="preserve"> </w:t>
+      </w:r>
+      <w:r>
+        <w:rPr>
+          <w:rStyle w:val="VerbatimChar"/>
+        </w:rPr>
+        <w:t xml:space="preserve">{red_flags: [], warnings: ['DATA.VESSEL_DIMENSION_CONTEXT_MISSING']}</w:t>
+      </w:r>
+      <w:r>
+        <w:t xml:space="preserve"> </w:t>
+      </w:r>
+      <w:r>
+        <w:t xml:space="preserve">— the warning is raised because the data sheet does not state the head depth; the engine substituted its 2:1-ellipsoidal default</w:t>
+      </w:r>
+    </w:p>
+    <w:p>
+      <w:pPr>
+        <w:pStyle w:val="Compact"/>
+        <w:numPr>
+          <w:ilvl w:val="0"/>
+          <w:numId w:val="1005"/>
+        </w:numPr>
+      </w:pPr>
+      <w:r>
+        <w:t xml:space="preserve">FFS / remaining-life screening fields are</w:t>
       </w:r>
       <w:r>
         <w:t xml:space="preserve"> </w:t>
@@ -9644,13 +10538,94 @@
           <w:i/>
           <w:iCs/>
         </w:rPr>
-        <w:t xml:space="preserve">Journal of Loss Prevention in the Process Industries.</w:t>
-      </w:r>
-      <w:r>
-        <w:t xml:space="preserve"> </w:t>
-      </w:r>
-      <w:r>
-        <w:t xml:space="preserve">DOI: 10.1016/j.jlp.2026.105917</w:t>
+        <w:t xml:space="preserve">not reported here</w:t>
+      </w:r>
+      <w:r>
+        <w:t xml:space="preserve">: a plausible</w:t>
+      </w:r>
+      <w:r>
+        <w:t xml:space="preserve"> </w:t>
+      </w:r>
+      <w:r>
+        <w:rPr>
+          <w:rStyle w:val="VerbatimChar"/>
+        </w:rPr>
+        <w:t xml:space="preserve">current_thickness_mm</w:t>
+      </w:r>
+      <w:r>
+        <w:t xml:space="preserve"> </w:t>
+      </w:r>
+      <w:r>
+        <w:t xml:space="preserve">was supplied only because the engine schema requires a positive value, and using it would inject a non-data-sheet number into a manuscript table. The script flags this caveat explicitly.</w:t>
+      </w:r>
+    </w:p>
+    <w:p>
+      <w:pPr>
+        <w:pStyle w:val="FirstParagraph"/>
+      </w:pPr>
+      <w:r>
+        <w:rPr>
+          <w:b/>
+          <w:bCs/>
+        </w:rPr>
+        <w:t xml:space="preserve">Engine full-run cold-side outcome.</w:t>
+      </w:r>
+      <w:r>
+        <w:t xml:space="preserve"> </w:t>
+      </w:r>
+      <w:r>
+        <w:t xml:space="preserve">As expected, Layer-1 returns the red flag</w:t>
+      </w:r>
+      <w:r>
+        <w:t xml:space="preserve"> </w:t>
+      </w:r>
+      <w:r>
+        <w:rPr>
+          <w:rStyle w:val="VerbatimChar"/>
+        </w:rPr>
+        <w:t xml:space="preserve">STD.OUT_OF_SCOPE_APPLICATION</w:t>
+      </w:r>
+      <w:r>
+        <w:t xml:space="preserve"> </w:t>
+      </w:r>
+      <w:r>
+        <w:t xml:space="preserve">(</w:t>
+      </w:r>
+      <w:r>
+        <w:t xml:space="preserve">“Temperature out of range: -190.0”</w:t>
+      </w:r>
+      <w:r>
+        <w:t xml:space="preserve">) together with the dimension-context warning above. The cold-side response is therefore not used for thickness sizing in this appendix; the directly-computed UG-27 number (6.506 mm) is used instead.</w:t>
+      </w:r>
+    </w:p>
+    <w:bookmarkEnd w:id="72"/>
+    <w:bookmarkStart w:id="73" w:name="X8732cf3cf7268cce07306d7198b15d77aaa50b2"/>
+    <w:p>
+      <w:pPr>
+        <w:pStyle w:val="Heading3"/>
+      </w:pPr>
+      <w:r>
+        <w:t xml:space="preserve">A.4 KOSHA RAG retrieval — both query variants</w:t>
+      </w:r>
+    </w:p>
+    <w:p>
+      <w:pPr>
+        <w:pStyle w:val="FirstParagraph"/>
+      </w:pPr>
+      <w:r>
+        <w:t xml:space="preserve">Two query variants were issued through the same retrieval code path used in the rest of the paper (</w:t>
+      </w:r>
+      <w:r>
+        <w:rPr>
+          <w:rStyle w:val="VerbatimChar"/>
+        </w:rPr>
+        <w:t xml:space="preserve">src.rag.local_kosha_rag.search_index</w:t>
+      </w:r>
+      <w:r>
+        <w:t xml:space="preserve"> </w:t>
+      </w:r>
+      <w:r>
+        <w:t xml:space="preserve">against the live SQLite FTS index).</w:t>
       </w:r>
     </w:p>
     <w:p>
@@ -9662,13 +10637,64 @@
           <w:b/>
           <w:bCs/>
         </w:rPr>
-        <w:t xml:space="preserve">[2]</w:t>
-      </w:r>
-      <w:r>
-        <w:t xml:space="preserve"> </w:t>
-      </w:r>
-      <w:r>
-        <w:t xml:space="preserve">Woo, T., Kim, S., Tariq, S., Heo, S., Yoo, C. (2025). Leveraging Generative AI and Large Language Model for Process Systems Engineering: A State-of-the-Art Review.</w:t>
+        <w:t xml:space="preserve">Variant A —</w:t>
+      </w:r>
+      <w:r>
+        <w:rPr>
+          <w:b/>
+          <w:bCs/>
+        </w:rPr>
+        <w:t xml:space="preserve"> </w:t>
+      </w:r>
+      <w:r>
+        <w:rPr>
+          <w:rStyle w:val="VerbatimChar"/>
+          <w:b/>
+          <w:bCs/>
+        </w:rPr>
+        <w:t xml:space="preserve">generic_cryogenic_flare_drum_en</w:t>
+      </w:r>
+      <w:r>
+        <w:rPr>
+          <w:b/>
+          <w:bCs/>
+        </w:rPr>
+        <w:t xml:space="preserve"> </w:t>
+      </w:r>
+      <w:r>
+        <w:rPr>
+          <w:b/>
+          <w:bCs/>
+        </w:rPr>
+        <w:t xml:space="preserve">(discipline filter =</w:t>
+      </w:r>
+      <w:r>
+        <w:rPr>
+          <w:b/>
+          <w:bCs/>
+        </w:rPr>
+        <w:t xml:space="preserve"> </w:t>
+      </w:r>
+      <w:r>
+        <w:rPr>
+          <w:rStyle w:val="VerbatimChar"/>
+          <w:b/>
+          <w:bCs/>
+        </w:rPr>
+        <w:t xml:space="preserve">vessel</w:t>
+      </w:r>
+      <w:r>
+        <w:rPr>
+          <w:b/>
+          <w:bCs/>
+        </w:rPr>
+        <w:t xml:space="preserve">).</w:t>
+      </w:r>
+      <w:r>
+        <w:t xml:space="preserve"> </w:t>
+      </w:r>
+      <w:r>
+        <w:t xml:space="preserve">Spec-faithful natural query:</w:t>
       </w:r>
       <w:r>
         <w:t xml:space="preserve"> </w:t>
@@ -9678,15 +10704,239 @@
           <w:i/>
           <w:iCs/>
         </w:rPr>
-        <w:t xml:space="preserve">Korean Journal of Chemical Engineering,</w:t>
-      </w:r>
-      <w:r>
-        <w:t xml:space="preserve"> </w:t>
-      </w:r>
-      <w:r>
-        <w:t xml:space="preserve">42, 2787-2808. DOI: 10.1007/s11814-025-00524-y</w:t>
-      </w:r>
-    </w:p>
+        <w:t xml:space="preserve">“cryogenic flare knockout drum austenitic stainless steel pressure vessel low temperature service full vacuum 압력용기 저온 플레어”</w:t>
+      </w:r>
+      <w:r>
+        <w:t xml:space="preserve">. Returns 10/10 vessel-discipline hits:</w:t>
+      </w:r>
+      <w:r>
+        <w:t xml:space="preserve"> </w:t>
+      </w:r>
+      <w:r>
+        <w:rPr>
+          <w:b/>
+          <w:bCs/>
+        </w:rPr>
+        <w:t xml:space="preserve">2 mandatory law-article hits + 8 KOSHA technical guides</w:t>
+      </w:r>
+      <w:r>
+        <w:t xml:space="preserve">. Top-3:</w:t>
+      </w:r>
+    </w:p>
+    <w:tbl>
+      <w:tblPr>
+        <w:tblStyle w:val="Table"/>
+        <w:tblW w:type="pct" w:w="5000"/>
+        <w:tblLayout w:type="fixed"/>
+        <w:tblLook w:firstRow="1" w:lastRow="0" w:firstColumn="0" w:lastColumn="0" w:noHBand="0" w:noVBand="0" w:val="0020"/>
+      </w:tblPr>
+      <w:tblGrid>
+        <w:gridCol w:w="2436"/>
+        <w:gridCol w:w="1827"/>
+        <w:gridCol w:w="1827"/>
+        <w:gridCol w:w="1827"/>
+      </w:tblGrid>
+      <w:tr>
+        <w:trPr>
+          <w:tblHeader w:val="on"/>
+        </w:trPr>
+        <w:tc>
+          <w:tcPr/>
+          <w:p>
+            <w:pPr>
+              <w:pStyle w:val="Compact"/>
+              <w:jc w:val="right"/>
+            </w:pPr>
+            <w:r>
+              <w:t xml:space="preserve">Rank</w:t>
+            </w:r>
+          </w:p>
+        </w:tc>
+        <w:tc>
+          <w:tcPr/>
+          <w:p>
+            <w:pPr>
+              <w:pStyle w:val="Compact"/>
+            </w:pPr>
+            <w:r>
+              <w:t xml:space="preserve">Class</w:t>
+            </w:r>
+          </w:p>
+        </w:tc>
+        <w:tc>
+          <w:tcPr/>
+          <w:p>
+            <w:pPr>
+              <w:pStyle w:val="Compact"/>
+            </w:pPr>
+            <w:r>
+              <w:t xml:space="preserve">reference_code</w:t>
+            </w:r>
+          </w:p>
+        </w:tc>
+        <w:tc>
+          <w:tcPr/>
+          <w:p>
+            <w:pPr>
+              <w:pStyle w:val="Compact"/>
+            </w:pPr>
+            <w:r>
+              <w:t xml:space="preserve">Title</w:t>
+            </w:r>
+          </w:p>
+        </w:tc>
+      </w:tr>
+      <w:tr>
+        <w:tc>
+          <w:tcPr/>
+          <w:p>
+            <w:pPr>
+              <w:pStyle w:val="Compact"/>
+              <w:jc w:val="right"/>
+            </w:pPr>
+            <w:r>
+              <w:t xml:space="preserve">1</w:t>
+            </w:r>
+          </w:p>
+        </w:tc>
+        <w:tc>
+          <w:tcPr/>
+          <w:p>
+            <w:pPr>
+              <w:pStyle w:val="Compact"/>
+            </w:pPr>
+            <w:r>
+              <w:t xml:space="preserve">guidance</w:t>
+            </w:r>
+          </w:p>
+        </w:tc>
+        <w:tc>
+          <w:tcPr/>
+          <w:p>
+            <w:pPr>
+              <w:pStyle w:val="Compact"/>
+            </w:pPr>
+            <w:r>
+              <w:rPr>
+                <w:rStyle w:val="VerbatimChar"/>
+              </w:rPr>
+              <w:t xml:space="preserve">M-111-2015</w:t>
+            </w:r>
+          </w:p>
+        </w:tc>
+        <w:tc>
+          <w:tcPr/>
+          <w:p>
+            <w:pPr>
+              <w:pStyle w:val="Compact"/>
+            </w:pPr>
+            <w:r>
+              <w:t xml:space="preserve">압력용기의 용접설계에 관한 기술지침 (Pressure Vessel Weld Design Technical Guide)</w:t>
+            </w:r>
+          </w:p>
+        </w:tc>
+      </w:tr>
+      <w:tr>
+        <w:tc>
+          <w:tcPr/>
+          <w:p>
+            <w:pPr>
+              <w:pStyle w:val="Compact"/>
+              <w:jc w:val="right"/>
+            </w:pPr>
+            <w:r>
+              <w:t xml:space="preserve">2</w:t>
+            </w:r>
+          </w:p>
+        </w:tc>
+        <w:tc>
+          <w:tcPr/>
+          <w:p>
+            <w:pPr>
+              <w:pStyle w:val="Compact"/>
+            </w:pPr>
+            <w:r>
+              <w:t xml:space="preserve">mandatory</w:t>
+            </w:r>
+          </w:p>
+        </w:tc>
+        <w:tc>
+          <w:tcPr/>
+          <w:p>
+            <w:pPr>
+              <w:pStyle w:val="Compact"/>
+            </w:pPr>
+            <w:r>
+              <w:rPr>
+                <w:rStyle w:val="VerbatimChar"/>
+              </w:rPr>
+              <w:t xml:space="preserve">KOSHA05_안전검사 고시 제9조</w:t>
+            </w:r>
+          </w:p>
+        </w:tc>
+        <w:tc>
+          <w:tcPr/>
+          <w:p>
+            <w:pPr>
+              <w:pStyle w:val="Compact"/>
+            </w:pPr>
+            <w:r>
+              <w:t xml:space="preserve">안전검사 고시 제9조 정의 (Safety Inspection Notification, Article 9 — Definitions)</w:t>
+            </w:r>
+          </w:p>
+        </w:tc>
+      </w:tr>
+      <w:tr>
+        <w:tc>
+          <w:tcPr/>
+          <w:p>
+            <w:pPr>
+              <w:pStyle w:val="Compact"/>
+              <w:jc w:val="right"/>
+            </w:pPr>
+            <w:r>
+              <w:t xml:space="preserve">3</w:t>
+            </w:r>
+          </w:p>
+        </w:tc>
+        <w:tc>
+          <w:tcPr/>
+          <w:p>
+            <w:pPr>
+              <w:pStyle w:val="Compact"/>
+            </w:pPr>
+            <w:r>
+              <w:t xml:space="preserve">guidance</w:t>
+            </w:r>
+          </w:p>
+        </w:tc>
+        <w:tc>
+          <w:tcPr/>
+          <w:p>
+            <w:pPr>
+              <w:pStyle w:val="Compact"/>
+            </w:pPr>
+            <w:r>
+              <w:rPr>
+                <w:rStyle w:val="VerbatimChar"/>
+              </w:rPr>
+              <w:t xml:space="preserve">M-69-2012</w:t>
+            </w:r>
+          </w:p>
+        </w:tc>
+        <w:tc>
+          <w:tcPr/>
+          <w:p>
+            <w:pPr>
+              <w:pStyle w:val="Compact"/>
+            </w:pPr>
+            <w:r>
+              <w:t xml:space="preserve">압력용기의 잔여수명 평가에 관한 기술지침 (Pressure Vessel Remaining-Life Assessment Technical Guide)</w:t>
+            </w:r>
+          </w:p>
+        </w:tc>
+      </w:tr>
+    </w:tbl>
     <w:p>
       <w:pPr>
         <w:pStyle w:val="BodyText"/>
@@ -9696,13 +10946,42 @@
           <w:b/>
           <w:bCs/>
         </w:rPr>
-        <w:t xml:space="preserve">[3]</w:t>
-      </w:r>
-      <w:r>
-        <w:t xml:space="preserve"> </w:t>
-      </w:r>
-      <w:r>
-        <w:t xml:space="preserve">Elhosary, M. et al. (2024). LLM-assisted HAZOP study using retrieval-augmented generation.</w:t>
+        <w:t xml:space="preserve">Variant B —</w:t>
+      </w:r>
+      <w:r>
+        <w:rPr>
+          <w:b/>
+          <w:bCs/>
+        </w:rPr>
+        <w:t xml:space="preserve"> </w:t>
+      </w:r>
+      <w:r>
+        <w:rPr>
+          <w:rStyle w:val="VerbatimChar"/>
+          <w:b/>
+          <w:bCs/>
+        </w:rPr>
+        <w:t xml:space="preserve">narrow_cryogenic_kr_terms</w:t>
+      </w:r>
+      <w:r>
+        <w:rPr>
+          <w:b/>
+          <w:bCs/>
+        </w:rPr>
+        <w:t xml:space="preserve"> </w:t>
+      </w:r>
+      <w:r>
+        <w:rPr>
+          <w:b/>
+          <w:bCs/>
+        </w:rPr>
+        <w:t xml:space="preserve">(no discipline filter).</w:t>
+      </w:r>
+      <w:r>
+        <w:t xml:space="preserve"> </w:t>
+      </w:r>
+      <w:r>
+        <w:t xml:space="preserve">Narrower probe:</w:t>
       </w:r>
       <w:r>
         <w:t xml:space="preserve"> </w:t>
@@ -9712,25 +10991,289 @@
           <w:i/>
           <w:iCs/>
         </w:rPr>
-        <w:t xml:space="preserve">IChemE Symposium Series No. 171: Hazards 34.</w:t>
-      </w:r>
-    </w:p>
+        <w:t xml:space="preserve">“저온 cryogenic 플레어 flare 스테인리스 stainless 압력용기 산업안전보건 process safety”</w:t>
+      </w:r>
+      <w:r>
+        <w:t xml:space="preserve">. Returns 10/10 hits:</w:t>
+      </w:r>
+      <w:r>
+        <w:t xml:space="preserve"> </w:t>
+      </w:r>
+      <w:r>
+        <w:rPr>
+          <w:b/>
+          <w:bCs/>
+        </w:rPr>
+        <w:t xml:space="preserve">1 mandatory law-article hit + 9 KOSHA guides / PSM technical-support documents</w:t>
+      </w:r>
+      <w:r>
+        <w:t xml:space="preserve">. Top-3:</w:t>
+      </w:r>
+    </w:p>
+    <w:tbl>
+      <w:tblPr>
+        <w:tblStyle w:val="Table"/>
+        <w:tblW w:type="pct" w:w="5000"/>
+        <w:tblLayout w:type="fixed"/>
+        <w:tblLook w:firstRow="1" w:lastRow="0" w:firstColumn="0" w:lastColumn="0" w:noHBand="0" w:noVBand="0" w:val="0020"/>
+      </w:tblPr>
+      <w:tblGrid>
+        <w:gridCol w:w="2436"/>
+        <w:gridCol w:w="1827"/>
+        <w:gridCol w:w="1827"/>
+        <w:gridCol w:w="1827"/>
+      </w:tblGrid>
+      <w:tr>
+        <w:trPr>
+          <w:tblHeader w:val="on"/>
+        </w:trPr>
+        <w:tc>
+          <w:tcPr/>
+          <w:p>
+            <w:pPr>
+              <w:pStyle w:val="Compact"/>
+              <w:jc w:val="right"/>
+            </w:pPr>
+            <w:r>
+              <w:t xml:space="preserve">Rank</w:t>
+            </w:r>
+          </w:p>
+        </w:tc>
+        <w:tc>
+          <w:tcPr/>
+          <w:p>
+            <w:pPr>
+              <w:pStyle w:val="Compact"/>
+            </w:pPr>
+            <w:r>
+              <w:t xml:space="preserve">Class</w:t>
+            </w:r>
+          </w:p>
+        </w:tc>
+        <w:tc>
+          <w:tcPr/>
+          <w:p>
+            <w:pPr>
+              <w:pStyle w:val="Compact"/>
+            </w:pPr>
+            <w:r>
+              <w:t xml:space="preserve">reference_code</w:t>
+            </w:r>
+          </w:p>
+        </w:tc>
+        <w:tc>
+          <w:tcPr/>
+          <w:p>
+            <w:pPr>
+              <w:pStyle w:val="Compact"/>
+            </w:pPr>
+            <w:r>
+              <w:t xml:space="preserve">Title</w:t>
+            </w:r>
+          </w:p>
+        </w:tc>
+      </w:tr>
+      <w:tr>
+        <w:tc>
+          <w:tcPr/>
+          <w:p>
+            <w:pPr>
+              <w:pStyle w:val="Compact"/>
+              <w:jc w:val="right"/>
+            </w:pPr>
+            <w:r>
+              <w:t xml:space="preserve">1</w:t>
+            </w:r>
+          </w:p>
+        </w:tc>
+        <w:tc>
+          <w:tcPr/>
+          <w:p>
+            <w:pPr>
+              <w:pStyle w:val="Compact"/>
+            </w:pPr>
+            <w:r>
+              <w:t xml:space="preserve">guidance</w:t>
+            </w:r>
+          </w:p>
+        </w:tc>
+        <w:tc>
+          <w:tcPr/>
+          <w:p>
+            <w:pPr>
+              <w:pStyle w:val="Compact"/>
+            </w:pPr>
+            <w:r>
+              <w:rPr>
+                <w:rStyle w:val="VerbatimChar"/>
+              </w:rPr>
+              <w:t xml:space="preserve">C-C-86-2026</w:t>
+            </w:r>
+          </w:p>
+        </w:tc>
+        <w:tc>
+          <w:tcPr/>
+          <w:p>
+            <w:pPr>
+              <w:pStyle w:val="Compact"/>
+            </w:pPr>
+            <w:r>
+              <w:t xml:space="preserve">공정안전보고서 등의 통합서식 작성방법에 관한 기술지원규정 (PSM Integrated-Form Preparation Technical-Support Regulation)</w:t>
+            </w:r>
+          </w:p>
+        </w:tc>
+      </w:tr>
+      <w:tr>
+        <w:tc>
+          <w:tcPr/>
+          <w:p>
+            <w:pPr>
+              <w:pStyle w:val="Compact"/>
+              <w:jc w:val="right"/>
+            </w:pPr>
+            <w:r>
+              <w:t xml:space="preserve">2</w:t>
+            </w:r>
+          </w:p>
+        </w:tc>
+        <w:tc>
+          <w:tcPr/>
+          <w:p>
+            <w:pPr>
+              <w:pStyle w:val="Compact"/>
+            </w:pPr>
+            <w:r>
+              <w:t xml:space="preserve">guidance</w:t>
+            </w:r>
+          </w:p>
+        </w:tc>
+        <w:tc>
+          <w:tcPr/>
+          <w:p>
+            <w:pPr>
+              <w:pStyle w:val="Compact"/>
+            </w:pPr>
+            <w:r>
+              <w:rPr>
+                <w:rStyle w:val="VerbatimChar"/>
+              </w:rPr>
+              <w:t xml:space="preserve">M-69-2012</w:t>
+            </w:r>
+          </w:p>
+        </w:tc>
+        <w:tc>
+          <w:tcPr/>
+          <w:p>
+            <w:pPr>
+              <w:pStyle w:val="Compact"/>
+            </w:pPr>
+            <w:r>
+              <w:t xml:space="preserve">압력용기의 잔여수명 평가에 관한 기술지침</w:t>
+            </w:r>
+          </w:p>
+        </w:tc>
+      </w:tr>
+      <w:tr>
+        <w:tc>
+          <w:tcPr/>
+          <w:p>
+            <w:pPr>
+              <w:pStyle w:val="Compact"/>
+              <w:jc w:val="right"/>
+            </w:pPr>
+            <w:r>
+              <w:t xml:space="preserve">3</w:t>
+            </w:r>
+          </w:p>
+        </w:tc>
+        <w:tc>
+          <w:tcPr/>
+          <w:p>
+            <w:pPr>
+              <w:pStyle w:val="Compact"/>
+            </w:pPr>
+            <w:r>
+              <w:t xml:space="preserve">guidance</w:t>
+            </w:r>
+          </w:p>
+        </w:tc>
+        <w:tc>
+          <w:tcPr/>
+          <w:p>
+            <w:pPr>
+              <w:pStyle w:val="Compact"/>
+            </w:pPr>
+            <w:r>
+              <w:rPr>
+                <w:rStyle w:val="VerbatimChar"/>
+              </w:rPr>
+              <w:t xml:space="preserve">C-C-77-2026</w:t>
+            </w:r>
+          </w:p>
+        </w:tc>
+        <w:tc>
+          <w:tcPr/>
+          <w:p>
+            <w:pPr>
+              <w:pStyle w:val="Compact"/>
+            </w:pPr>
+            <w:r>
+              <w:t xml:space="preserve">PSM 시스템의 효과적인 운전 규범에 관한 기술지원규정 (Effective PSM-System Operation Technical-Support Regulation)</w:t>
+            </w:r>
+          </w:p>
+        </w:tc>
+      </w:tr>
+    </w:tbl>
     <w:p>
       <w:pPr>
         <w:pStyle w:val="BodyText"/>
       </w:pPr>
       <w:r>
-        <w:rPr>
-          <w:b/>
-          <w:bCs/>
-        </w:rPr>
-        <w:t xml:space="preserve">[4]</w:t>
-      </w:r>
-      <w:r>
-        <w:t xml:space="preserve"> </w:t>
-      </w:r>
-      <w:r>
-        <w:t xml:space="preserve">Walavalkar, V. et al. (2021). Machine Learning and Deep Learning in Chemical Health and Safety: A Systematic Review of Techniques and Applications.</w:t>
+        <w:t xml:space="preserve">The first mandatory hit in Variant B is at</w:t>
+      </w:r>
+      <w:r>
+        <w:t xml:space="preserve"> </w:t>
+      </w:r>
+      <w:r>
+        <w:rPr>
+          <w:b/>
+          <w:bCs/>
+        </w:rPr>
+        <w:t xml:space="preserve">rank 5</w:t>
+      </w:r>
+      <w:r>
+        <w:t xml:space="preserve">:</w:t>
+      </w:r>
+      <w:r>
+        <w:t xml:space="preserve"> </w:t>
+      </w:r>
+      <w:r>
+        <w:rPr>
+          <w:rStyle w:val="VerbatimChar"/>
+        </w:rPr>
+        <w:t xml:space="preserve">KOSHA04_002000002000004000000000266000</w:t>
+      </w:r>
+      <w:r>
+        <w:t xml:space="preserve"> </w:t>
+      </w:r>
+      <w:r>
+        <w:t xml:space="preserve">—</w:t>
+      </w:r>
+      <w:r>
+        <w:t xml:space="preserve"> </w:t>
+      </w:r>
+      <w:r>
+        <w:rPr>
+          <w:b/>
+          <w:bCs/>
+        </w:rPr>
+        <w:t xml:space="preserve">제266조 차단밸브의 설치 금지</w:t>
+      </w:r>
+      <w:r>
+        <w:t xml:space="preserve"> </w:t>
+      </w:r>
+      <w:r>
+        <w:t xml:space="preserve">(Article 266,</w:t>
       </w:r>
       <w:r>
         <w:t xml:space="preserve"> </w:t>
@@ -9740,13 +11283,10 @@
           <w:i/>
           <w:iCs/>
         </w:rPr>
-        <w:t xml:space="preserve">ACS Chemical Health &amp; Safety.</w:t>
-      </w:r>
-      <w:r>
-        <w:t xml:space="preserve"> </w:t>
-      </w:r>
-      <w:r>
-        <w:t xml:space="preserve">DOI: 10.1021/acs.chas.0c00075</w:t>
+        <w:t xml:space="preserve">Rules on Occupational Safety and Health Standards</w:t>
+      </w:r>
+      <w:r>
+        <w:t xml:space="preserve">: prohibition on installing block valves on safety-critical relief / flare paths). This is a directly relevant Korean-jurisdiction obligation for a flare knockout drum; ASME Section VIII Div.1 alone does not surface it.</w:t>
       </w:r>
     </w:p>
     <w:p>
@@ -9754,17 +11294,97 @@
         <w:pStyle w:val="BodyText"/>
       </w:pPr>
       <w:r>
-        <w:rPr>
-          <w:b/>
-          <w:bCs/>
-        </w:rPr>
-        <w:t xml:space="preserve">[5]</w:t>
-      </w:r>
-      <w:r>
-        <w:t xml:space="preserve"> </w:t>
-      </w:r>
-      <w:r>
-        <w:t xml:space="preserve">Lewis, P., Perez, E., Piktus, A. et al. (2020). Retrieval-Augmented Generation for Knowledge-Intensive NLP Tasks.</w:t>
+        <w:t xml:space="preserve">The full top-10 of each variant, with bm25 scores and snippets, is reproduced verbatim in</w:t>
+      </w:r>
+      <w:r>
+        <w:t xml:space="preserve"> </w:t>
+      </w:r>
+      <w:r>
+        <w:rPr>
+          <w:rStyle w:val="VerbatimChar"/>
+        </w:rPr>
+        <w:t xml:space="preserve">outputs/real_case_ves001_rag.md</w:t>
+      </w:r>
+      <w:r>
+        <w:t xml:space="preserve"> </w:t>
+      </w:r>
+      <w:r>
+        <w:t xml:space="preserve">and</w:t>
+      </w:r>
+      <w:r>
+        <w:t xml:space="preserve"> </w:t>
+      </w:r>
+      <w:r>
+        <w:rPr>
+          <w:rStyle w:val="VerbatimChar"/>
+        </w:rPr>
+        <w:t xml:space="preserve">outputs/real_case_ves001_rag.json</w:t>
+      </w:r>
+      <w:r>
+        <w:t xml:space="preserve">.</w:t>
+      </w:r>
+    </w:p>
+    <w:bookmarkEnd w:id="73"/>
+    <w:bookmarkStart w:id="74" w:name="a.5-what-this-confirms"/>
+    <w:p>
+      <w:pPr>
+        <w:pStyle w:val="Heading3"/>
+      </w:pPr>
+      <w:r>
+        <w:t xml:space="preserve">A.5 What this confirms</w:t>
+      </w:r>
+    </w:p>
+    <w:p>
+      <w:pPr>
+        <w:pStyle w:val="FirstParagraph"/>
+      </w:pPr>
+      <w:r>
+        <w:t xml:space="preserve">The system runs end-to-end on a real EPC vessel data sheet without any code modification: the calculation engine produces a deterministic UG-27 thickness (7.237 mm controlling) that closes its own reverse check to machine epsilon, the engine’s dimension layer correctly returns shell volume and L/D screening from the supplied geometry, and the input-validator correctly rejects the cryogenic temperature as out-of-scope rather than silently extrapolating an allowable-stress lookup. KOSHA RAG, queried with a spec-faithful natural query, surfaces a coherent set of jurisdiction-relevant KOSHA technical guides on pressure vessel weld design (</w:t>
+      </w:r>
+      <w:r>
+        <w:rPr>
+          <w:rStyle w:val="VerbatimChar"/>
+        </w:rPr>
+        <w:t xml:space="preserve">M-111-2015</w:t>
+      </w:r>
+      <w:r>
+        <w:t xml:space="preserve">), remaining-life assessment (</w:t>
+      </w:r>
+      <w:r>
+        <w:rPr>
+          <w:rStyle w:val="VerbatimChar"/>
+        </w:rPr>
+        <w:t xml:space="preserve">M-69-2012</w:t>
+      </w:r>
+      <w:r>
+        <w:t xml:space="preserve">), pressure-vessel repair (</w:t>
+      </w:r>
+      <w:r>
+        <w:rPr>
+          <w:rStyle w:val="VerbatimChar"/>
+        </w:rPr>
+        <w:t xml:space="preserve">M-113-2012</w:t>
+      </w:r>
+      <w:r>
+        <w:t xml:space="preserve">), post-weld heat treatment (</w:t>
+      </w:r>
+      <w:r>
+        <w:rPr>
+          <w:rStyle w:val="VerbatimChar"/>
+        </w:rPr>
+        <w:t xml:space="preserve">M-184-2015</w:t>
+      </w:r>
+      <w:r>
+        <w:t xml:space="preserve">), and thickness-loss risk assessment (</w:t>
+      </w:r>
+      <w:r>
+        <w:rPr>
+          <w:rStyle w:val="VerbatimChar"/>
+        </w:rPr>
+        <w:t xml:space="preserve">M-109-2012</w:t>
+      </w:r>
+      <w:r>
+        <w:t xml:space="preserve">); the narrow Korean-term probe additionally returns Article 266 of the</w:t>
       </w:r>
       <w:r>
         <w:t xml:space="preserve"> </w:t>
@@ -9774,31 +11394,59 @@
           <w:i/>
           <w:iCs/>
         </w:rPr>
-        <w:t xml:space="preserve">Advances in Neural Information Processing Systems (NeurIPS 2020),</w:t>
-      </w:r>
-      <w:r>
-        <w:t xml:space="preserve"> </w:t>
-      </w:r>
-      <w:r>
-        <w:t xml:space="preserve">33, 9459-9474.</w:t>
-      </w:r>
-    </w:p>
-    <w:p>
-      <w:pPr>
-        <w:pStyle w:val="BodyText"/>
-      </w:pPr>
-      <w:r>
-        <w:rPr>
-          <w:b/>
-          <w:bCs/>
-        </w:rPr>
-        <w:t xml:space="preserve">[6]</w:t>
-      </w:r>
-      <w:r>
-        <w:t xml:space="preserve"> </w:t>
-      </w:r>
-      <w:r>
-        <w:t xml:space="preserve">Walker, C., Aslansefat, K., Akram, M.N., Papadopoulos, Y. (2026). RAGuard: A Novel Approach for In-Context Safe Retrieval Augmented Generation for LLMs. In: Katsaros, P. (ed.)</w:t>
+        <w:t xml:space="preserve">Rules on Occupational Safety and Health Standards</w:t>
+      </w:r>
+      <w:r>
+        <w:t xml:space="preserve"> </w:t>
+      </w:r>
+      <w:r>
+        <w:t xml:space="preserve">— the Korean statutory provision restricting block-valve installation on flare and relief paths — at rank 5, mandatory class. The retrieval is therefore not weak: the spec-faithful variant returns 2 mandatory + 8 vessel-relevant guidance hits, and the narrow variant pulls a flare-relevant mandatory provision into the top-10 along with the PSM integrated-form regulation. We do not claim that the system independently identified Article 266 as the</w:t>
+      </w:r>
+      <w:r>
+        <w:t xml:space="preserve"> </w:t>
+      </w:r>
+      <w:r>
+        <w:t xml:space="preserve">“right”</w:t>
+      </w:r>
+      <w:r>
+        <w:t xml:space="preserve"> </w:t>
+      </w:r>
+      <w:r>
+        <w:t xml:space="preserve">answer for this specific vessel — that is an audit judgement requiring the operating company’s PSM dossier — only that the same retrieval pipeline used in §6.5 surfaces the relevant Korean obligation and the relevant KOSHA technical guidance from a real plant data sheet.</w:t>
+      </w:r>
+    </w:p>
+    <w:bookmarkEnd w:id="74"/>
+    <w:bookmarkStart w:id="75" w:name="a.6-r1.5-framing-update"/>
+    <w:p>
+      <w:pPr>
+        <w:pStyle w:val="Heading3"/>
+      </w:pPr>
+      <w:r>
+        <w:t xml:space="preserve">A.6 R1.5 framing update</w:t>
+      </w:r>
+    </w:p>
+    <w:p>
+      <w:pPr>
+        <w:pStyle w:val="FirstParagraph"/>
+      </w:pPr>
+      <w:r>
+        <w:t xml:space="preserve">This real-plant case directly addresses Reviewer 1’s R1.5 concern that the §6 evaluation rests on synthetic data alone. The same calculation engine, same RAG index, and same query-construction pattern that produced the §6.1 implementation-verification result and the §6.5 retrieval benchmark also runs on actual EPC design data and produces (i) a UG-27 thickness consistent with the data sheet’s design-pressure and material specification under an explicit E = 1.0 assumption documented above, and (ii) KOSHA retrieval that contains both pressure-vessel-specific technical guidance and a flare-service-relevant mandatory law article. We can therefore claim</w:t>
+      </w:r>
+      <w:r>
+        <w:t xml:space="preserve"> </w:t>
+      </w:r>
+      <w:r>
+        <w:rPr>
+          <w:b/>
+          <w:bCs/>
+        </w:rPr>
+        <w:t xml:space="preserve">synthetic + real-data dual validation</w:t>
+      </w:r>
+      <w:r>
+        <w:t xml:space="preserve"> </w:t>
+      </w:r>
+      <w:r>
+        <w:t xml:space="preserve">for the framework: the synthetic golden dataset establishes that the implementation faithfully encodes the standards (implementation verification), and the VES-REAL-001 real-plant case demonstrates that the same implementation, unchanged, accepts a real engineering data sheet and returns coherent, jurisdiction-relevant outputs. The earlier limitation that</w:t>
       </w:r>
       <w:r>
         <w:t xml:space="preserve"> </w:t>
@@ -9808,13 +11456,13 @@
           <w:i/>
           <w:iCs/>
         </w:rPr>
-        <w:t xml:space="preserve">Model-Based Safety and Assessment. IMBSA 2025.</w:t>
-      </w:r>
-      <w:r>
-        <w:t xml:space="preserve"> </w:t>
-      </w:r>
-      <w:r>
-        <w:t xml:space="preserve">Lecture Notes in Computer Science, vol 15755. Springer, Cham. DOI: 10.1007/978-3-032-05073-1_13</w:t>
+        <w:t xml:space="preserve">predictive validation against operating-record outcomes</w:t>
+      </w:r>
+      <w:r>
+        <w:t xml:space="preserve"> </w:t>
+      </w:r>
+      <w:r>
+        <w:t xml:space="preserve">still requires field-pilot deployment (§8 Limitation 1) is unchanged: VES-REAL-001 verifies that the system runs on real input, not that it predicts a real failure outcome — that bar remains future work.</w:t>
       </w:r>
     </w:p>
     <w:p>
@@ -9826,13 +11474,1666 @@
           <w:b/>
           <w:bCs/>
         </w:rPr>
-        <w:t xml:space="preserve">[7]</w:t>
-      </w:r>
-      <w:r>
-        <w:t xml:space="preserve"> </w:t>
-      </w:r>
-      <w:r>
-        <w:t xml:space="preserve">Klesel, M., Wittmann, H.F. (2025). Retrieval-Augmented Generation (RAG).</w:t>
+        <w:t xml:space="preserve">Reproduction.</w:t>
+      </w:r>
+      <w:r>
+        <w:t xml:space="preserve"> </w:t>
+      </w:r>
+      <w:r>
+        <w:rPr>
+          <w:rStyle w:val="VerbatimChar"/>
+        </w:rPr>
+        <w:t xml:space="preserve">python scripts/run_real_case_ves001_rag.py</w:t>
+      </w:r>
+      <w:r>
+        <w:t xml:space="preserve"> </w:t>
+      </w:r>
+      <w:r>
+        <w:t xml:space="preserve">regenerates</w:t>
+      </w:r>
+      <w:r>
+        <w:t xml:space="preserve"> </w:t>
+      </w:r>
+      <w:r>
+        <w:rPr>
+          <w:rStyle w:val="VerbatimChar"/>
+        </w:rPr>
+        <w:t xml:space="preserve">outputs/real_case_ves001_rag.json</w:t>
+      </w:r>
+      <w:r>
+        <w:t xml:space="preserve"> </w:t>
+      </w:r>
+      <w:r>
+        <w:t xml:space="preserve">and</w:t>
+      </w:r>
+      <w:r>
+        <w:t xml:space="preserve"> </w:t>
+      </w:r>
+      <w:r>
+        <w:rPr>
+          <w:rStyle w:val="VerbatimChar"/>
+        </w:rPr>
+        <w:t xml:space="preserve">outputs/real_case_ves001_rag.md</w:t>
+      </w:r>
+      <w:r>
+        <w:t xml:space="preserve">. The KOSHA RAG index used is</w:t>
+      </w:r>
+      <w:r>
+        <w:t xml:space="preserve"> </w:t>
+      </w:r>
+      <w:r>
+        <w:rPr>
+          <w:rStyle w:val="VerbatimChar"/>
+        </w:rPr>
+        <w:t xml:space="preserve">datasets/kosha_rag/kosha_local_rag.sqlite3</w:t>
+      </w:r>
+      <w:r>
+        <w:t xml:space="preserve">. No randomness; outputs are deterministic.</w:t>
+      </w:r>
+    </w:p>
+    <w:p>
+      <w:r>
+        <w:pict>
+          <v:rect style="width:0;height:1.5pt" o:hralign="center" o:hrstd="t" o:hr="t"/>
+        </w:pict>
+      </w:r>
+    </w:p>
+    <w:bookmarkEnd w:id="75"/>
+    <w:bookmarkEnd w:id="76"/>
+    <w:bookmarkStart w:id="82" w:name="appendix-b-extended-validation-evidence"/>
+    <w:p>
+      <w:pPr>
+        <w:pStyle w:val="Heading2"/>
+      </w:pPr>
+      <w:r>
+        <w:t xml:space="preserve">Appendix B — Extended validation evidence</w:t>
+      </w:r>
+    </w:p>
+    <w:p>
+      <w:pPr>
+        <w:pStyle w:val="FirstParagraph"/>
+      </w:pPr>
+      <w:r>
+        <w:t xml:space="preserve">This appendix consolidates four supplementary measurements requested implicitly by the reviewers (per-discipline accuracy spread, recall saturation, pipeline latency, retrieval failure inventory) and a reproducibility statement. Every table is regenerated by</w:t>
+      </w:r>
+      <w:r>
+        <w:t xml:space="preserve"> </w:t>
+      </w:r>
+      <w:r>
+        <w:rPr>
+          <w:rStyle w:val="VerbatimChar"/>
+        </w:rPr>
+        <w:t xml:space="preserve">scripts/reproduce_all.py</w:t>
+      </w:r>
+      <w:r>
+        <w:t xml:space="preserve"> </w:t>
+      </w:r>
+      <w:r>
+        <w:t xml:space="preserve">(13/13 scripts pass on a clean run).</w:t>
+      </w:r>
+    </w:p>
+    <w:bookmarkStart w:id="77" w:name="b.1-per-discipline-calculation-accuracy"/>
+    <w:p>
+      <w:pPr>
+        <w:pStyle w:val="Heading3"/>
+      </w:pPr>
+      <w:r>
+        <w:t xml:space="preserve">B.1 Per-discipline calculation accuracy</w:t>
+      </w:r>
+    </w:p>
+    <w:p>
+      <w:pPr>
+        <w:pStyle w:val="FirstParagraph"/>
+      </w:pPr>
+      <w:r>
+        <w:t xml:space="preserve">Reviewer 1 asked whether the system performs unevenly across disciplines. Per-discipline breakdown (</w:t>
+      </w:r>
+      <w:r>
+        <w:rPr>
+          <w:rStyle w:val="VerbatimChar"/>
+        </w:rPr>
+        <w:t xml:space="preserve">outputs/per_discipline_accuracy.md</w:t>
+      </w:r>
+      <w:r>
+        <w:t xml:space="preserve">):</w:t>
+      </w:r>
+    </w:p>
+    <w:p>
+      <w:pPr>
+        <w:pStyle w:val="Compact"/>
+        <w:numPr>
+          <w:ilvl w:val="0"/>
+          <w:numId w:val="1006"/>
+        </w:numPr>
+      </w:pPr>
+      <w:r>
+        <w:t xml:space="preserve">Total cases: 220</w:t>
+      </w:r>
+    </w:p>
+    <w:p>
+      <w:pPr>
+        <w:pStyle w:val="Compact"/>
+        <w:numPr>
+          <w:ilvl w:val="0"/>
+          <w:numId w:val="1006"/>
+        </w:numPr>
+      </w:pPr>
+      <w:r>
+        <w:t xml:space="preserve">Passed cases: 220</w:t>
+      </w:r>
+    </w:p>
+    <w:p>
+      <w:pPr>
+        <w:pStyle w:val="Compact"/>
+        <w:numPr>
+          <w:ilvl w:val="0"/>
+          <w:numId w:val="1006"/>
+        </w:numPr>
+      </w:pPr>
+      <w:r>
+        <w:t xml:space="preserve">Overall accuracy: 1.0000</w:t>
+      </w:r>
+    </w:p>
+    <w:p>
+      <w:pPr>
+        <w:pStyle w:val="Compact"/>
+        <w:numPr>
+          <w:ilvl w:val="0"/>
+          <w:numId w:val="1006"/>
+        </w:numPr>
+      </w:pPr>
+      <w:r>
+        <w:t xml:space="preserve">Source dataset:</w:t>
+      </w:r>
+      <w:r>
+        <w:t xml:space="preserve"> </w:t>
+      </w:r>
+      <w:r>
+        <w:rPr>
+          <w:rStyle w:val="VerbatimChar"/>
+        </w:rPr>
+        <w:t xml:space="preserve">datasets/golden_standards/*_golden_dataset_v1.json</w:t>
+      </w:r>
+    </w:p>
+    <w:p>
+      <w:pPr>
+        <w:pStyle w:val="Compact"/>
+        <w:numPr>
+          <w:ilvl w:val="0"/>
+          <w:numId w:val="1006"/>
+        </w:numPr>
+      </w:pPr>
+      <w:r>
+        <w:t xml:space="preserve">Code path:</w:t>
+      </w:r>
+      <w:r>
+        <w:t xml:space="preserve"> </w:t>
+      </w:r>
+      <w:r>
+        <w:rPr>
+          <w:rStyle w:val="VerbatimChar"/>
+        </w:rPr>
+        <w:t xml:space="preserve">scripts/benchmark_all_runtime.py</w:t>
+      </w:r>
+      <w:r>
+        <w:t xml:space="preserve"> </w:t>
+      </w:r>
+      <w:r>
+        <w:t xml:space="preserve">(re-used).</w:t>
+      </w:r>
+    </w:p>
+    <w:p>
+      <w:pPr>
+        <w:pStyle w:val="FirstParagraph"/>
+      </w:pPr>
+      <w:r>
+        <w:rPr>
+          <w:b/>
+          <w:bCs/>
+        </w:rPr>
+        <w:t xml:space="preserve">Per-Discipline Table</w:t>
+      </w:r>
+    </w:p>
+    <w:tbl>
+      <w:tblPr>
+        <w:tblStyle w:val="Table"/>
+        <w:tblW w:type="pct" w:w="5000"/>
+        <w:tblLayout w:type="fixed"/>
+        <w:tblLook w:firstRow="1" w:lastRow="0" w:firstColumn="0" w:lastColumn="0" w:noHBand="0" w:noVBand="0" w:val="0020"/>
+      </w:tblPr>
+      <w:tblGrid>
+        <w:gridCol w:w="625"/>
+        <w:gridCol w:w="833"/>
+        <w:gridCol w:w="833"/>
+        <w:gridCol w:w="833"/>
+        <w:gridCol w:w="833"/>
+        <w:gridCol w:w="625"/>
+        <w:gridCol w:w="833"/>
+        <w:gridCol w:w="833"/>
+        <w:gridCol w:w="833"/>
+        <w:gridCol w:w="833"/>
+      </w:tblGrid>
+      <w:tr>
+        <w:trPr>
+          <w:tblHeader w:val="on"/>
+        </w:trPr>
+        <w:tc>
+          <w:tcPr/>
+          <w:p>
+            <w:pPr>
+              <w:pStyle w:val="Compact"/>
+            </w:pPr>
+            <w:r>
+              <w:t xml:space="preserve">Discipline</w:t>
+            </w:r>
+          </w:p>
+        </w:tc>
+        <w:tc>
+          <w:tcPr/>
+          <w:p>
+            <w:pPr>
+              <w:pStyle w:val="Compact"/>
+              <w:jc w:val="right"/>
+            </w:pPr>
+            <w:r>
+              <w:t xml:space="preserve">Cases</w:t>
+            </w:r>
+          </w:p>
+        </w:tc>
+        <w:tc>
+          <w:tcPr/>
+          <w:p>
+            <w:pPr>
+              <w:pStyle w:val="Compact"/>
+              <w:jc w:val="right"/>
+            </w:pPr>
+            <w:r>
+              <w:t xml:space="preserve">Pass</w:t>
+            </w:r>
+          </w:p>
+        </w:tc>
+        <w:tc>
+          <w:tcPr/>
+          <w:p>
+            <w:pPr>
+              <w:pStyle w:val="Compact"/>
+              <w:jc w:val="right"/>
+            </w:pPr>
+            <w:r>
+              <w:t xml:space="preserve">Fail</w:t>
+            </w:r>
+          </w:p>
+        </w:tc>
+        <w:tc>
+          <w:tcPr/>
+          <w:p>
+            <w:pPr>
+              <w:pStyle w:val="Compact"/>
+              <w:jc w:val="right"/>
+            </w:pPr>
+            <w:r>
+              <w:t xml:space="preserve">Accuracy</w:t>
+            </w:r>
+          </w:p>
+        </w:tc>
+        <w:tc>
+          <w:tcPr/>
+          <w:p>
+            <w:pPr>
+              <w:pStyle w:val="Compact"/>
+            </w:pPr>
+            <w:r>
+              <w:t xml:space="preserve">Primary metric</w:t>
+            </w:r>
+          </w:p>
+        </w:tc>
+        <w:tc>
+          <w:tcPr/>
+          <w:p>
+            <w:pPr>
+              <w:pStyle w:val="Compact"/>
+              <w:jc w:val="right"/>
+            </w:pPr>
+            <w:r>
+              <w:t xml:space="preserve">Mean rel. err</w:t>
+            </w:r>
+          </w:p>
+        </w:tc>
+        <w:tc>
+          <w:tcPr/>
+          <w:p>
+            <w:pPr>
+              <w:pStyle w:val="Compact"/>
+              <w:jc w:val="right"/>
+            </w:pPr>
+            <w:r>
+              <w:t xml:space="preserve">Max rel. err</w:t>
+            </w:r>
+          </w:p>
+        </w:tc>
+        <w:tc>
+          <w:tcPr/>
+          <w:p>
+            <w:pPr>
+              <w:pStyle w:val="Compact"/>
+              <w:jc w:val="right"/>
+            </w:pPr>
+            <w:r>
+              <w:t xml:space="preserve">RF precision</w:t>
+            </w:r>
+          </w:p>
+        </w:tc>
+        <w:tc>
+          <w:tcPr/>
+          <w:p>
+            <w:pPr>
+              <w:pStyle w:val="Compact"/>
+              <w:jc w:val="right"/>
+            </w:pPr>
+            <w:r>
+              <w:t xml:space="preserve">RF recall</w:t>
+            </w:r>
+          </w:p>
+        </w:tc>
+      </w:tr>
+      <w:tr>
+        <w:tc>
+          <w:tcPr/>
+          <w:p>
+            <w:pPr>
+              <w:pStyle w:val="Compact"/>
+            </w:pPr>
+            <w:r>
+              <w:t xml:space="preserve">piping</w:t>
+            </w:r>
+          </w:p>
+        </w:tc>
+        <w:tc>
+          <w:tcPr/>
+          <w:p>
+            <w:pPr>
+              <w:pStyle w:val="Compact"/>
+              <w:jc w:val="right"/>
+            </w:pPr>
+            <w:r>
+              <w:t xml:space="preserve">50</w:t>
+            </w:r>
+          </w:p>
+        </w:tc>
+        <w:tc>
+          <w:tcPr/>
+          <w:p>
+            <w:pPr>
+              <w:pStyle w:val="Compact"/>
+              <w:jc w:val="right"/>
+            </w:pPr>
+            <w:r>
+              <w:t xml:space="preserve">50</w:t>
+            </w:r>
+          </w:p>
+        </w:tc>
+        <w:tc>
+          <w:tcPr/>
+          <w:p>
+            <w:pPr>
+              <w:pStyle w:val="Compact"/>
+              <w:jc w:val="right"/>
+            </w:pPr>
+            <w:r>
+              <w:t xml:space="preserve">0</w:t>
+            </w:r>
+          </w:p>
+        </w:tc>
+        <w:tc>
+          <w:tcPr/>
+          <w:p>
+            <w:pPr>
+              <w:pStyle w:val="Compact"/>
+              <w:jc w:val="right"/>
+            </w:pPr>
+            <w:r>
+              <w:t xml:space="preserve">1.0000</w:t>
+            </w:r>
+          </w:p>
+        </w:tc>
+        <w:tc>
+          <w:tcPr/>
+          <w:p>
+            <w:pPr>
+              <w:pStyle w:val="Compact"/>
+            </w:pPr>
+            <w:r>
+              <w:t xml:space="preserve">t_min_mm</w:t>
+            </w:r>
+          </w:p>
+        </w:tc>
+        <w:tc>
+          <w:tcPr/>
+          <w:p>
+            <w:pPr>
+              <w:pStyle w:val="Compact"/>
+              <w:jc w:val="right"/>
+            </w:pPr>
+            <w:r>
+              <w:t xml:space="preserve">0.000000</w:t>
+            </w:r>
+          </w:p>
+        </w:tc>
+        <w:tc>
+          <w:tcPr/>
+          <w:p>
+            <w:pPr>
+              <w:pStyle w:val="Compact"/>
+              <w:jc w:val="right"/>
+            </w:pPr>
+            <w:r>
+              <w:t xml:space="preserve">0.000000</w:t>
+            </w:r>
+          </w:p>
+        </w:tc>
+        <w:tc>
+          <w:tcPr/>
+          <w:p>
+            <w:pPr>
+              <w:pStyle w:val="Compact"/>
+              <w:jc w:val="right"/>
+            </w:pPr>
+            <w:r>
+              <w:t xml:space="preserve">1.0000</w:t>
+            </w:r>
+          </w:p>
+        </w:tc>
+        <w:tc>
+          <w:tcPr/>
+          <w:p>
+            <w:pPr>
+              <w:pStyle w:val="Compact"/>
+              <w:jc w:val="right"/>
+            </w:pPr>
+            <w:r>
+              <w:t xml:space="preserve">1.0000</w:t>
+            </w:r>
+          </w:p>
+        </w:tc>
+      </w:tr>
+      <w:tr>
+        <w:tc>
+          <w:tcPr/>
+          <w:p>
+            <w:pPr>
+              <w:pStyle w:val="Compact"/>
+            </w:pPr>
+            <w:r>
+              <w:t xml:space="preserve">vessel</w:t>
+            </w:r>
+          </w:p>
+        </w:tc>
+        <w:tc>
+          <w:tcPr/>
+          <w:p>
+            <w:pPr>
+              <w:pStyle w:val="Compact"/>
+              <w:jc w:val="right"/>
+            </w:pPr>
+            <w:r>
+              <w:t xml:space="preserve">30</w:t>
+            </w:r>
+          </w:p>
+        </w:tc>
+        <w:tc>
+          <w:tcPr/>
+          <w:p>
+            <w:pPr>
+              <w:pStyle w:val="Compact"/>
+              <w:jc w:val="right"/>
+            </w:pPr>
+            <w:r>
+              <w:t xml:space="preserve">30</w:t>
+            </w:r>
+          </w:p>
+        </w:tc>
+        <w:tc>
+          <w:tcPr/>
+          <w:p>
+            <w:pPr>
+              <w:pStyle w:val="Compact"/>
+              <w:jc w:val="right"/>
+            </w:pPr>
+            <w:r>
+              <w:t xml:space="preserve">0</w:t>
+            </w:r>
+          </w:p>
+        </w:tc>
+        <w:tc>
+          <w:tcPr/>
+          <w:p>
+            <w:pPr>
+              <w:pStyle w:val="Compact"/>
+              <w:jc w:val="right"/>
+            </w:pPr>
+            <w:r>
+              <w:t xml:space="preserve">1.0000</w:t>
+            </w:r>
+          </w:p>
+        </w:tc>
+        <w:tc>
+          <w:tcPr/>
+          <w:p>
+            <w:pPr>
+              <w:pStyle w:val="Compact"/>
+            </w:pPr>
+            <w:r>
+              <w:t xml:space="preserve">t_required_shell_mm</w:t>
+            </w:r>
+          </w:p>
+        </w:tc>
+        <w:tc>
+          <w:tcPr/>
+          <w:p>
+            <w:pPr>
+              <w:pStyle w:val="Compact"/>
+              <w:jc w:val="right"/>
+            </w:pPr>
+            <w:r>
+              <w:t xml:space="preserve">0.000000</w:t>
+            </w:r>
+          </w:p>
+        </w:tc>
+        <w:tc>
+          <w:tcPr/>
+          <w:p>
+            <w:pPr>
+              <w:pStyle w:val="Compact"/>
+              <w:jc w:val="right"/>
+            </w:pPr>
+            <w:r>
+              <w:t xml:space="preserve">0.000000</w:t>
+            </w:r>
+          </w:p>
+        </w:tc>
+        <w:tc>
+          <w:tcPr/>
+          <w:p>
+            <w:pPr>
+              <w:pStyle w:val="Compact"/>
+              <w:jc w:val="right"/>
+            </w:pPr>
+            <w:r>
+              <w:t xml:space="preserve">1.0000</w:t>
+            </w:r>
+          </w:p>
+        </w:tc>
+        <w:tc>
+          <w:tcPr/>
+          <w:p>
+            <w:pPr>
+              <w:pStyle w:val="Compact"/>
+              <w:jc w:val="right"/>
+            </w:pPr>
+            <w:r>
+              <w:t xml:space="preserve">1.0000</w:t>
+            </w:r>
+          </w:p>
+        </w:tc>
+      </w:tr>
+      <w:tr>
+        <w:tc>
+          <w:tcPr/>
+          <w:p>
+            <w:pPr>
+              <w:pStyle w:val="Compact"/>
+            </w:pPr>
+            <w:r>
+              <w:t xml:space="preserve">rotating</w:t>
+            </w:r>
+          </w:p>
+        </w:tc>
+        <w:tc>
+          <w:tcPr/>
+          <w:p>
+            <w:pPr>
+              <w:pStyle w:val="Compact"/>
+              <w:jc w:val="right"/>
+            </w:pPr>
+            <w:r>
+              <w:t xml:space="preserve">30</w:t>
+            </w:r>
+          </w:p>
+        </w:tc>
+        <w:tc>
+          <w:tcPr/>
+          <w:p>
+            <w:pPr>
+              <w:pStyle w:val="Compact"/>
+              <w:jc w:val="right"/>
+            </w:pPr>
+            <w:r>
+              <w:t xml:space="preserve">30</w:t>
+            </w:r>
+          </w:p>
+        </w:tc>
+        <w:tc>
+          <w:tcPr/>
+          <w:p>
+            <w:pPr>
+              <w:pStyle w:val="Compact"/>
+              <w:jc w:val="right"/>
+            </w:pPr>
+            <w:r>
+              <w:t xml:space="preserve">0</w:t>
+            </w:r>
+          </w:p>
+        </w:tc>
+        <w:tc>
+          <w:tcPr/>
+          <w:p>
+            <w:pPr>
+              <w:pStyle w:val="Compact"/>
+              <w:jc w:val="right"/>
+            </w:pPr>
+            <w:r>
+              <w:t xml:space="preserve">1.0000</w:t>
+            </w:r>
+          </w:p>
+        </w:tc>
+        <w:tc>
+          <w:tcPr/>
+          <w:p>
+            <w:pPr>
+              <w:pStyle w:val="Compact"/>
+            </w:pPr>
+            <w:r>
+              <w:t xml:space="preserve">vibration_mm_per_s</w:t>
+            </w:r>
+          </w:p>
+        </w:tc>
+        <w:tc>
+          <w:tcPr/>
+          <w:p>
+            <w:pPr>
+              <w:pStyle w:val="Compact"/>
+              <w:jc w:val="right"/>
+            </w:pPr>
+            <w:r>
+              <w:t xml:space="preserve">0.000000</w:t>
+            </w:r>
+          </w:p>
+        </w:tc>
+        <w:tc>
+          <w:tcPr/>
+          <w:p>
+            <w:pPr>
+              <w:pStyle w:val="Compact"/>
+              <w:jc w:val="right"/>
+            </w:pPr>
+            <w:r>
+              <w:t xml:space="preserve">0.000000</w:t>
+            </w:r>
+          </w:p>
+        </w:tc>
+        <w:tc>
+          <w:tcPr/>
+          <w:p>
+            <w:pPr>
+              <w:pStyle w:val="Compact"/>
+              <w:jc w:val="right"/>
+            </w:pPr>
+            <w:r>
+              <w:t xml:space="preserve">1.0000</w:t>
+            </w:r>
+          </w:p>
+        </w:tc>
+        <w:tc>
+          <w:tcPr/>
+          <w:p>
+            <w:pPr>
+              <w:pStyle w:val="Compact"/>
+              <w:jc w:val="right"/>
+            </w:pPr>
+            <w:r>
+              <w:t xml:space="preserve">1.0000</w:t>
+            </w:r>
+          </w:p>
+        </w:tc>
+      </w:tr>
+      <w:tr>
+        <w:tc>
+          <w:tcPr/>
+          <w:p>
+            <w:pPr>
+              <w:pStyle w:val="Compact"/>
+            </w:pPr>
+            <w:r>
+              <w:t xml:space="preserve">electrical</w:t>
+            </w:r>
+          </w:p>
+        </w:tc>
+        <w:tc>
+          <w:tcPr/>
+          <w:p>
+            <w:pPr>
+              <w:pStyle w:val="Compact"/>
+              <w:jc w:val="right"/>
+            </w:pPr>
+            <w:r>
+              <w:t xml:space="preserve">30</w:t>
+            </w:r>
+          </w:p>
+        </w:tc>
+        <w:tc>
+          <w:tcPr/>
+          <w:p>
+            <w:pPr>
+              <w:pStyle w:val="Compact"/>
+              <w:jc w:val="right"/>
+            </w:pPr>
+            <w:r>
+              <w:t xml:space="preserve">30</w:t>
+            </w:r>
+          </w:p>
+        </w:tc>
+        <w:tc>
+          <w:tcPr/>
+          <w:p>
+            <w:pPr>
+              <w:pStyle w:val="Compact"/>
+              <w:jc w:val="right"/>
+            </w:pPr>
+            <w:r>
+              <w:t xml:space="preserve">0</w:t>
+            </w:r>
+          </w:p>
+        </w:tc>
+        <w:tc>
+          <w:tcPr/>
+          <w:p>
+            <w:pPr>
+              <w:pStyle w:val="Compact"/>
+              <w:jc w:val="right"/>
+            </w:pPr>
+            <w:r>
+              <w:t xml:space="preserve">1.0000</w:t>
+            </w:r>
+          </w:p>
+        </w:tc>
+        <w:tc>
+          <w:tcPr/>
+          <w:p>
+            <w:pPr>
+              <w:pStyle w:val="Compact"/>
+            </w:pPr>
+            <w:r>
+              <w:t xml:space="preserve">transformer_health_index</w:t>
+            </w:r>
+          </w:p>
+        </w:tc>
+        <w:tc>
+          <w:tcPr/>
+          <w:p>
+            <w:pPr>
+              <w:pStyle w:val="Compact"/>
+              <w:jc w:val="right"/>
+            </w:pPr>
+            <w:r>
+              <w:t xml:space="preserve">0.000000</w:t>
+            </w:r>
+          </w:p>
+        </w:tc>
+        <w:tc>
+          <w:tcPr/>
+          <w:p>
+            <w:pPr>
+              <w:pStyle w:val="Compact"/>
+              <w:jc w:val="right"/>
+            </w:pPr>
+            <w:r>
+              <w:t xml:space="preserve">0.000000</w:t>
+            </w:r>
+          </w:p>
+        </w:tc>
+        <w:tc>
+          <w:tcPr/>
+          <w:p>
+            <w:pPr>
+              <w:pStyle w:val="Compact"/>
+              <w:jc w:val="right"/>
+            </w:pPr>
+            <w:r>
+              <w:t xml:space="preserve">1.0000</w:t>
+            </w:r>
+          </w:p>
+        </w:tc>
+        <w:tc>
+          <w:tcPr/>
+          <w:p>
+            <w:pPr>
+              <w:pStyle w:val="Compact"/>
+              <w:jc w:val="right"/>
+            </w:pPr>
+            <w:r>
+              <w:t xml:space="preserve">1.0000</w:t>
+            </w:r>
+          </w:p>
+        </w:tc>
+      </w:tr>
+      <w:tr>
+        <w:tc>
+          <w:tcPr/>
+          <w:p>
+            <w:pPr>
+              <w:pStyle w:val="Compact"/>
+            </w:pPr>
+            <w:r>
+              <w:t xml:space="preserve">instrumentation</w:t>
+            </w:r>
+          </w:p>
+        </w:tc>
+        <w:tc>
+          <w:tcPr/>
+          <w:p>
+            <w:pPr>
+              <w:pStyle w:val="Compact"/>
+              <w:jc w:val="right"/>
+            </w:pPr>
+            <w:r>
+              <w:t xml:space="preserve">30</w:t>
+            </w:r>
+          </w:p>
+        </w:tc>
+        <w:tc>
+          <w:tcPr/>
+          <w:p>
+            <w:pPr>
+              <w:pStyle w:val="Compact"/>
+              <w:jc w:val="right"/>
+            </w:pPr>
+            <w:r>
+              <w:t xml:space="preserve">30</w:t>
+            </w:r>
+          </w:p>
+        </w:tc>
+        <w:tc>
+          <w:tcPr/>
+          <w:p>
+            <w:pPr>
+              <w:pStyle w:val="Compact"/>
+              <w:jc w:val="right"/>
+            </w:pPr>
+            <w:r>
+              <w:t xml:space="preserve">0</w:t>
+            </w:r>
+          </w:p>
+        </w:tc>
+        <w:tc>
+          <w:tcPr/>
+          <w:p>
+            <w:pPr>
+              <w:pStyle w:val="Compact"/>
+              <w:jc w:val="right"/>
+            </w:pPr>
+            <w:r>
+              <w:t xml:space="preserve">1.0000</w:t>
+            </w:r>
+          </w:p>
+        </w:tc>
+        <w:tc>
+          <w:tcPr/>
+          <w:p>
+            <w:pPr>
+              <w:pStyle w:val="Compact"/>
+            </w:pPr>
+            <w:r>
+              <w:t xml:space="preserve">pfdavg</w:t>
+            </w:r>
+          </w:p>
+        </w:tc>
+        <w:tc>
+          <w:tcPr/>
+          <w:p>
+            <w:pPr>
+              <w:pStyle w:val="Compact"/>
+              <w:jc w:val="right"/>
+            </w:pPr>
+            <w:r>
+              <w:t xml:space="preserve">0.000000</w:t>
+            </w:r>
+          </w:p>
+        </w:tc>
+        <w:tc>
+          <w:tcPr/>
+          <w:p>
+            <w:pPr>
+              <w:pStyle w:val="Compact"/>
+              <w:jc w:val="right"/>
+            </w:pPr>
+            <w:r>
+              <w:t xml:space="preserve">0.000000</w:t>
+            </w:r>
+          </w:p>
+        </w:tc>
+        <w:tc>
+          <w:tcPr/>
+          <w:p>
+            <w:pPr>
+              <w:pStyle w:val="Compact"/>
+              <w:jc w:val="right"/>
+            </w:pPr>
+            <w:r>
+              <w:t xml:space="preserve">1.0000</w:t>
+            </w:r>
+          </w:p>
+        </w:tc>
+        <w:tc>
+          <w:tcPr/>
+          <w:p>
+            <w:pPr>
+              <w:pStyle w:val="Compact"/>
+              <w:jc w:val="right"/>
+            </w:pPr>
+            <w:r>
+              <w:t xml:space="preserve">1.0000</w:t>
+            </w:r>
+          </w:p>
+        </w:tc>
+      </w:tr>
+      <w:tr>
+        <w:tc>
+          <w:tcPr/>
+          <w:p>
+            <w:pPr>
+              <w:pStyle w:val="Compact"/>
+            </w:pPr>
+            <w:r>
+              <w:t xml:space="preserve">steel</w:t>
+            </w:r>
+          </w:p>
+        </w:tc>
+        <w:tc>
+          <w:tcPr/>
+          <w:p>
+            <w:pPr>
+              <w:pStyle w:val="Compact"/>
+              <w:jc w:val="right"/>
+            </w:pPr>
+            <w:r>
+              <w:t xml:space="preserve">25</w:t>
+            </w:r>
+          </w:p>
+        </w:tc>
+        <w:tc>
+          <w:tcPr/>
+          <w:p>
+            <w:pPr>
+              <w:pStyle w:val="Compact"/>
+              <w:jc w:val="right"/>
+            </w:pPr>
+            <w:r>
+              <w:t xml:space="preserve">25</w:t>
+            </w:r>
+          </w:p>
+        </w:tc>
+        <w:tc>
+          <w:tcPr/>
+          <w:p>
+            <w:pPr>
+              <w:pStyle w:val="Compact"/>
+              <w:jc w:val="right"/>
+            </w:pPr>
+            <w:r>
+              <w:t xml:space="preserve">0</w:t>
+            </w:r>
+          </w:p>
+        </w:tc>
+        <w:tc>
+          <w:tcPr/>
+          <w:p>
+            <w:pPr>
+              <w:pStyle w:val="Compact"/>
+              <w:jc w:val="right"/>
+            </w:pPr>
+            <w:r>
+              <w:t xml:space="preserve">1.0000</w:t>
+            </w:r>
+          </w:p>
+        </w:tc>
+        <w:tc>
+          <w:tcPr/>
+          <w:p>
+            <w:pPr>
+              <w:pStyle w:val="Compact"/>
+            </w:pPr>
+            <w:r>
+              <w:t xml:space="preserve">phi_pn_kn</w:t>
+            </w:r>
+          </w:p>
+        </w:tc>
+        <w:tc>
+          <w:tcPr/>
+          <w:p>
+            <w:pPr>
+              <w:pStyle w:val="Compact"/>
+              <w:jc w:val="right"/>
+            </w:pPr>
+            <w:r>
+              <w:t xml:space="preserve">0.000000</w:t>
+            </w:r>
+          </w:p>
+        </w:tc>
+        <w:tc>
+          <w:tcPr/>
+          <w:p>
+            <w:pPr>
+              <w:pStyle w:val="Compact"/>
+              <w:jc w:val="right"/>
+            </w:pPr>
+            <w:r>
+              <w:t xml:space="preserve">0.000000</w:t>
+            </w:r>
+          </w:p>
+        </w:tc>
+        <w:tc>
+          <w:tcPr/>
+          <w:p>
+            <w:pPr>
+              <w:pStyle w:val="Compact"/>
+              <w:jc w:val="right"/>
+            </w:pPr>
+            <w:r>
+              <w:t xml:space="preserve">1.0000</w:t>
+            </w:r>
+          </w:p>
+        </w:tc>
+        <w:tc>
+          <w:tcPr/>
+          <w:p>
+            <w:pPr>
+              <w:pStyle w:val="Compact"/>
+              <w:jc w:val="right"/>
+            </w:pPr>
+            <w:r>
+              <w:t xml:space="preserve">1.0000</w:t>
+            </w:r>
+          </w:p>
+        </w:tc>
+      </w:tr>
+      <w:tr>
+        <w:tc>
+          <w:tcPr/>
+          <w:p>
+            <w:pPr>
+              <w:pStyle w:val="Compact"/>
+            </w:pPr>
+            <w:r>
+              <w:t xml:space="preserve">civil</w:t>
+            </w:r>
+          </w:p>
+        </w:tc>
+        <w:tc>
+          <w:tcPr/>
+          <w:p>
+            <w:pPr>
+              <w:pStyle w:val="Compact"/>
+              <w:jc w:val="right"/>
+            </w:pPr>
+            <w:r>
+              <w:t xml:space="preserve">25</w:t>
+            </w:r>
+          </w:p>
+        </w:tc>
+        <w:tc>
+          <w:tcPr/>
+          <w:p>
+            <w:pPr>
+              <w:pStyle w:val="Compact"/>
+              <w:jc w:val="right"/>
+            </w:pPr>
+            <w:r>
+              <w:t xml:space="preserve">25</w:t>
+            </w:r>
+          </w:p>
+        </w:tc>
+        <w:tc>
+          <w:tcPr/>
+          <w:p>
+            <w:pPr>
+              <w:pStyle w:val="Compact"/>
+              <w:jc w:val="right"/>
+            </w:pPr>
+            <w:r>
+              <w:t xml:space="preserve">0</w:t>
+            </w:r>
+          </w:p>
+        </w:tc>
+        <w:tc>
+          <w:tcPr/>
+          <w:p>
+            <w:pPr>
+              <w:pStyle w:val="Compact"/>
+              <w:jc w:val="right"/>
+            </w:pPr>
+            <w:r>
+              <w:t xml:space="preserve">1.0000</w:t>
+            </w:r>
+          </w:p>
+        </w:tc>
+        <w:tc>
+          <w:tcPr/>
+          <w:p>
+            <w:pPr>
+              <w:pStyle w:val="Compact"/>
+            </w:pPr>
+            <w:r>
+              <w:t xml:space="preserve">phi_mn_knm</w:t>
+            </w:r>
+          </w:p>
+        </w:tc>
+        <w:tc>
+          <w:tcPr/>
+          <w:p>
+            <w:pPr>
+              <w:pStyle w:val="Compact"/>
+              <w:jc w:val="right"/>
+            </w:pPr>
+            <w:r>
+              <w:t xml:space="preserve">0.000000</w:t>
+            </w:r>
+          </w:p>
+        </w:tc>
+        <w:tc>
+          <w:tcPr/>
+          <w:p>
+            <w:pPr>
+              <w:pStyle w:val="Compact"/>
+              <w:jc w:val="right"/>
+            </w:pPr>
+            <w:r>
+              <w:t xml:space="preserve">0.000000</w:t>
+            </w:r>
+          </w:p>
+        </w:tc>
+        <w:tc>
+          <w:tcPr/>
+          <w:p>
+            <w:pPr>
+              <w:pStyle w:val="Compact"/>
+              <w:jc w:val="right"/>
+            </w:pPr>
+            <w:r>
+              <w:t xml:space="preserve">1.0000</w:t>
+            </w:r>
+          </w:p>
+        </w:tc>
+        <w:tc>
+          <w:tcPr/>
+          <w:p>
+            <w:pPr>
+              <w:pStyle w:val="Compact"/>
+              <w:jc w:val="right"/>
+            </w:pPr>
+            <w:r>
+              <w:t xml:space="preserve">1.0000</w:t>
+            </w:r>
+          </w:p>
+        </w:tc>
+      </w:tr>
+    </w:tbl>
+    <w:p>
+      <w:pPr>
+        <w:pStyle w:val="BodyText"/>
+      </w:pPr>
+      <w:r>
+        <w:rPr>
+          <w:b/>
+          <w:bCs/>
+        </w:rPr>
+        <w:t xml:space="preserve">Red-flag Confusion (Per-Discipline).</w:t>
+      </w:r>
+      <w:r>
+        <w:t xml:space="preserve"> </w:t>
+      </w:r>
+      <w:r>
+        <w:t xml:space="preserve">Per-flag, per-case counts: TP = expected and predicted; FP = predicted but not expected; FN = expected but not predicted.</w:t>
+      </w:r>
+    </w:p>
+    <w:tbl>
+      <w:tblPr>
+        <w:tblStyle w:val="Table"/>
+        <w:tblW w:type="auto" w:w="0"/>
+        <w:tblLook w:firstRow="1" w:lastRow="0" w:firstColumn="0" w:lastColumn="0" w:noHBand="0" w:noVBand="0" w:val="0020"/>
+      </w:tblPr>
+      <w:tblGrid>
+        <w:gridCol w:w="1980"/>
+        <w:gridCol w:w="1980"/>
+        <w:gridCol w:w="1980"/>
+        <w:gridCol w:w="1980"/>
+      </w:tblGrid>
+      <w:tr>
+        <w:trPr>
+          <w:tblHeader w:val="on"/>
+        </w:trPr>
+        <w:tc>
+          <w:tcPr/>
+          <w:p>
+            <w:pPr>
+              <w:pStyle w:val="Compact"/>
+            </w:pPr>
+            <w:r>
+              <w:t xml:space="preserve">Discipline</w:t>
+            </w:r>
+          </w:p>
+        </w:tc>
+        <w:tc>
+          <w:tcPr/>
+          <w:p>
+            <w:pPr>
+              <w:pStyle w:val="Compact"/>
+              <w:jc w:val="right"/>
+            </w:pPr>
+            <w:r>
+              <w:t xml:space="preserve">TP</w:t>
+            </w:r>
+          </w:p>
+        </w:tc>
+        <w:tc>
+          <w:tcPr/>
+          <w:p>
+            <w:pPr>
+              <w:pStyle w:val="Compact"/>
+              <w:jc w:val="right"/>
+            </w:pPr>
+            <w:r>
+              <w:t xml:space="preserve">FP</w:t>
+            </w:r>
+          </w:p>
+        </w:tc>
+        <w:tc>
+          <w:tcPr/>
+          <w:p>
+            <w:pPr>
+              <w:pStyle w:val="Compact"/>
+              <w:jc w:val="right"/>
+            </w:pPr>
+            <w:r>
+              <w:t xml:space="preserve">FN</w:t>
+            </w:r>
+          </w:p>
+        </w:tc>
+      </w:tr>
+      <w:tr>
+        <w:tc>
+          <w:tcPr/>
+          <w:p>
+            <w:pPr>
+              <w:pStyle w:val="Compact"/>
+            </w:pPr>
+            <w:r>
+              <w:t xml:space="preserve">piping</w:t>
+            </w:r>
+          </w:p>
+        </w:tc>
+        <w:tc>
+          <w:tcPr/>
+          <w:p>
+            <w:pPr>
+              <w:pStyle w:val="Compact"/>
+              <w:jc w:val="right"/>
+            </w:pPr>
+            <w:r>
+              <w:t xml:space="preserve">29</w:t>
+            </w:r>
+          </w:p>
+        </w:tc>
+        <w:tc>
+          <w:tcPr/>
+          <w:p>
+            <w:pPr>
+              <w:pStyle w:val="Compact"/>
+              <w:jc w:val="right"/>
+            </w:pPr>
+            <w:r>
+              <w:t xml:space="preserve">0</w:t>
+            </w:r>
+          </w:p>
+        </w:tc>
+        <w:tc>
+          <w:tcPr/>
+          <w:p>
+            <w:pPr>
+              <w:pStyle w:val="Compact"/>
+              <w:jc w:val="right"/>
+            </w:pPr>
+            <w:r>
+              <w:t xml:space="preserve">0</w:t>
+            </w:r>
+          </w:p>
+        </w:tc>
+      </w:tr>
+      <w:tr>
+        <w:tc>
+          <w:tcPr/>
+          <w:p>
+            <w:pPr>
+              <w:pStyle w:val="Compact"/>
+            </w:pPr>
+            <w:r>
+              <w:t xml:space="preserve">vessel</w:t>
+            </w:r>
+          </w:p>
+        </w:tc>
+        <w:tc>
+          <w:tcPr/>
+          <w:p>
+            <w:pPr>
+              <w:pStyle w:val="Compact"/>
+              <w:jc w:val="right"/>
+            </w:pPr>
+            <w:r>
+              <w:t xml:space="preserve">13</w:t>
+            </w:r>
+          </w:p>
+        </w:tc>
+        <w:tc>
+          <w:tcPr/>
+          <w:p>
+            <w:pPr>
+              <w:pStyle w:val="Compact"/>
+              <w:jc w:val="right"/>
+            </w:pPr>
+            <w:r>
+              <w:t xml:space="preserve">0</w:t>
+            </w:r>
+          </w:p>
+        </w:tc>
+        <w:tc>
+          <w:tcPr/>
+          <w:p>
+            <w:pPr>
+              <w:pStyle w:val="Compact"/>
+              <w:jc w:val="right"/>
+            </w:pPr>
+            <w:r>
+              <w:t xml:space="preserve">0</w:t>
+            </w:r>
+          </w:p>
+        </w:tc>
+      </w:tr>
+      <w:tr>
+        <w:tc>
+          <w:tcPr/>
+          <w:p>
+            <w:pPr>
+              <w:pStyle w:val="Compact"/>
+            </w:pPr>
+            <w:r>
+              <w:t xml:space="preserve">rotating</w:t>
+            </w:r>
+          </w:p>
+        </w:tc>
+        <w:tc>
+          <w:tcPr/>
+          <w:p>
+            <w:pPr>
+              <w:pStyle w:val="Compact"/>
+              <w:jc w:val="right"/>
+            </w:pPr>
+            <w:r>
+              <w:t xml:space="preserve">14</w:t>
+            </w:r>
+          </w:p>
+        </w:tc>
+        <w:tc>
+          <w:tcPr/>
+          <w:p>
+            <w:pPr>
+              <w:pStyle w:val="Compact"/>
+              <w:jc w:val="right"/>
+            </w:pPr>
+            <w:r>
+              <w:t xml:space="preserve">0</w:t>
+            </w:r>
+          </w:p>
+        </w:tc>
+        <w:tc>
+          <w:tcPr/>
+          <w:p>
+            <w:pPr>
+              <w:pStyle w:val="Compact"/>
+              <w:jc w:val="right"/>
+            </w:pPr>
+            <w:r>
+              <w:t xml:space="preserve">0</w:t>
+            </w:r>
+          </w:p>
+        </w:tc>
+      </w:tr>
+      <w:tr>
+        <w:tc>
+          <w:tcPr/>
+          <w:p>
+            <w:pPr>
+              <w:pStyle w:val="Compact"/>
+            </w:pPr>
+            <w:r>
+              <w:t xml:space="preserve">electrical</w:t>
+            </w:r>
+          </w:p>
+        </w:tc>
+        <w:tc>
+          <w:tcPr/>
+          <w:p>
+            <w:pPr>
+              <w:pStyle w:val="Compact"/>
+              <w:jc w:val="right"/>
+            </w:pPr>
+            <w:r>
+              <w:t xml:space="preserve">24</w:t>
+            </w:r>
+          </w:p>
+        </w:tc>
+        <w:tc>
+          <w:tcPr/>
+          <w:p>
+            <w:pPr>
+              <w:pStyle w:val="Compact"/>
+              <w:jc w:val="right"/>
+            </w:pPr>
+            <w:r>
+              <w:t xml:space="preserve">0</w:t>
+            </w:r>
+          </w:p>
+        </w:tc>
+        <w:tc>
+          <w:tcPr/>
+          <w:p>
+            <w:pPr>
+              <w:pStyle w:val="Compact"/>
+              <w:jc w:val="right"/>
+            </w:pPr>
+            <w:r>
+              <w:t xml:space="preserve">0</w:t>
+            </w:r>
+          </w:p>
+        </w:tc>
+      </w:tr>
+      <w:tr>
+        <w:tc>
+          <w:tcPr/>
+          <w:p>
+            <w:pPr>
+              <w:pStyle w:val="Compact"/>
+            </w:pPr>
+            <w:r>
+              <w:t xml:space="preserve">instrumentation</w:t>
+            </w:r>
+          </w:p>
+        </w:tc>
+        <w:tc>
+          <w:tcPr/>
+          <w:p>
+            <w:pPr>
+              <w:pStyle w:val="Compact"/>
+              <w:jc w:val="right"/>
+            </w:pPr>
+            <w:r>
+              <w:t xml:space="preserve">28</w:t>
+            </w:r>
+          </w:p>
+        </w:tc>
+        <w:tc>
+          <w:tcPr/>
+          <w:p>
+            <w:pPr>
+              <w:pStyle w:val="Compact"/>
+              <w:jc w:val="right"/>
+            </w:pPr>
+            <w:r>
+              <w:t xml:space="preserve">0</w:t>
+            </w:r>
+          </w:p>
+        </w:tc>
+        <w:tc>
+          <w:tcPr/>
+          <w:p>
+            <w:pPr>
+              <w:pStyle w:val="Compact"/>
+              <w:jc w:val="right"/>
+            </w:pPr>
+            <w:r>
+              <w:t xml:space="preserve">0</w:t>
+            </w:r>
+          </w:p>
+        </w:tc>
+      </w:tr>
+      <w:tr>
+        <w:tc>
+          <w:tcPr/>
+          <w:p>
+            <w:pPr>
+              <w:pStyle w:val="Compact"/>
+            </w:pPr>
+            <w:r>
+              <w:t xml:space="preserve">steel</w:t>
+            </w:r>
+          </w:p>
+        </w:tc>
+        <w:tc>
+          <w:tcPr/>
+          <w:p>
+            <w:pPr>
+              <w:pStyle w:val="Compact"/>
+              <w:jc w:val="right"/>
+            </w:pPr>
+            <w:r>
+              <w:t xml:space="preserve">26</w:t>
+            </w:r>
+          </w:p>
+        </w:tc>
+        <w:tc>
+          <w:tcPr/>
+          <w:p>
+            <w:pPr>
+              <w:pStyle w:val="Compact"/>
+              <w:jc w:val="right"/>
+            </w:pPr>
+            <w:r>
+              <w:t xml:space="preserve">0</w:t>
+            </w:r>
+          </w:p>
+        </w:tc>
+        <w:tc>
+          <w:tcPr/>
+          <w:p>
+            <w:pPr>
+              <w:pStyle w:val="Compact"/>
+              <w:jc w:val="right"/>
+            </w:pPr>
+            <w:r>
+              <w:t xml:space="preserve">0</w:t>
+            </w:r>
+          </w:p>
+        </w:tc>
+      </w:tr>
+      <w:tr>
+        <w:tc>
+          <w:tcPr/>
+          <w:p>
+            <w:pPr>
+              <w:pStyle w:val="Compact"/>
+            </w:pPr>
+            <w:r>
+              <w:t xml:space="preserve">civil</w:t>
+            </w:r>
+          </w:p>
+        </w:tc>
+        <w:tc>
+          <w:tcPr/>
+          <w:p>
+            <w:pPr>
+              <w:pStyle w:val="Compact"/>
+              <w:jc w:val="right"/>
+            </w:pPr>
+            <w:r>
+              <w:t xml:space="preserve">26</w:t>
+            </w:r>
+          </w:p>
+        </w:tc>
+        <w:tc>
+          <w:tcPr/>
+          <w:p>
+            <w:pPr>
+              <w:pStyle w:val="Compact"/>
+              <w:jc w:val="right"/>
+            </w:pPr>
+            <w:r>
+              <w:t xml:space="preserve">0</w:t>
+            </w:r>
+          </w:p>
+        </w:tc>
+        <w:tc>
+          <w:tcPr/>
+          <w:p>
+            <w:pPr>
+              <w:pStyle w:val="Compact"/>
+              <w:jc w:val="right"/>
+            </w:pPr>
+            <w:r>
+              <w:t xml:space="preserve">0</w:t>
+            </w:r>
+          </w:p>
+        </w:tc>
+      </w:tr>
+    </w:tbl>
+    <w:p>
+      <w:pPr>
+        <w:pStyle w:val="BodyText"/>
+      </w:pPr>
+      <w:r>
+        <w:rPr>
+          <w:b/>
+          <w:bCs/>
+        </w:rPr>
+        <w:t xml:space="preserve">Caveat (self-consistency, not external ground-truth fidelity).</w:t>
+      </w:r>
+      <w:r>
+        <w:t xml:space="preserve"> </w:t>
+      </w:r>
+      <w:r>
+        <w:t xml:space="preserve">The expected outputs in</w:t>
+      </w:r>
+      <w:r>
+        <w:t xml:space="preserve"> </w:t>
+      </w:r>
+      <w:r>
+        <w:rPr>
+          <w:rStyle w:val="VerbatimChar"/>
+        </w:rPr>
+        <w:t xml:space="preserve">datasets/golden_standards/*.json</w:t>
+      </w:r>
+      <w:r>
+        <w:t xml:space="preserve"> </w:t>
+      </w:r>
+      <w:r>
+        <w:t xml:space="preserve">were generated by the same calculation engine that the runtime now reproduces. The 1.0000 uniform accuracy therefore measures</w:t>
       </w:r>
       <w:r>
         <w:t xml:space="preserve"> </w:t>
@@ -9842,13 +13143,70 @@
           <w:i/>
           <w:iCs/>
         </w:rPr>
-        <w:t xml:space="preserve">Business &amp; Information Systems Engineering,</w:t>
-      </w:r>
-      <w:r>
-        <w:t xml:space="preserve"> </w:t>
-      </w:r>
-      <w:r>
-        <w:t xml:space="preserve">67(4), 551-561. DOI: 10.1007/s12599-025-00945-3</w:t>
+        <w:t xml:space="preserve">implementation self-consistency</w:t>
+      </w:r>
+      <w:r>
+        <w:t xml:space="preserve"> </w:t>
+      </w:r>
+      <w:r>
+        <w:t xml:space="preserve">— the engine’s behaviour at runtime matches its behaviour at dataset-generation time — not external fidelity to a separately validated reference. This caveat is consistent with the</w:t>
+      </w:r>
+      <w:r>
+        <w:t xml:space="preserve"> </w:t>
+      </w:r>
+      <w:r>
+        <w:t xml:space="preserve">“implementation verification, not predictive validation”</w:t>
+      </w:r>
+      <w:r>
+        <w:t xml:space="preserve"> </w:t>
+      </w:r>
+      <w:r>
+        <w:t xml:space="preserve">framing of §6.1 and is restated as Limitation 8 in §8.</w:t>
+      </w:r>
+    </w:p>
+    <w:bookmarkEnd w:id="77"/>
+    <w:bookmarkStart w:id="78" w:name="b.2-recallk-extension-k-1..10"/>
+    <w:p>
+      <w:pPr>
+        <w:pStyle w:val="Heading3"/>
+      </w:pPr>
+      <w:r>
+        <w:t xml:space="preserve">B.2 Recall@K extension (K = 1..10)</w:t>
+      </w:r>
+    </w:p>
+    <w:p>
+      <w:pPr>
+        <w:pStyle w:val="FirstParagraph"/>
+      </w:pPr>
+      <w:r>
+        <w:t xml:space="preserve">Per-K table from</w:t>
+      </w:r>
+      <w:r>
+        <w:t xml:space="preserve"> </w:t>
+      </w:r>
+      <w:r>
+        <w:rPr>
+          <w:rStyle w:val="VerbatimChar"/>
+        </w:rPr>
+        <w:t xml:space="preserve">outputs/rag_retrieval_extended.md</w:t>
+      </w:r>
+      <w:r>
+        <w:t xml:space="preserve"> </w:t>
+      </w:r>
+      <w:r>
+        <w:t xml:space="preserve">(Dataset:</w:t>
+      </w:r>
+      <w:r>
+        <w:t xml:space="preserve"> </w:t>
+      </w:r>
+      <w:r>
+        <w:rPr>
+          <w:rStyle w:val="VerbatimChar"/>
+        </w:rPr>
+        <w:t xml:space="preserve">datasets/kosha_rag/rag_eval_queries.json</w:t>
+      </w:r>
+      <w:r>
+        <w:t xml:space="preserve">; queries: 50; bootstrap draws: 1000, seed=20260508):</w:t>
       </w:r>
     </w:p>
     <w:p>
@@ -9860,13 +13218,2754 @@
           <w:b/>
           <w:bCs/>
         </w:rPr>
-        <w:t xml:space="preserve">[8]</w:t>
-      </w:r>
-      <w:r>
-        <w:t xml:space="preserve"> </w:t>
-      </w:r>
-      <w:r>
-        <w:t xml:space="preserve">Jones, J.F., Raj, V., Abas, P.E., Petra, M.I., Sivan, D., Satheesh Kumar, K., Jose, R., Mathew, S. (2025). Application of artificial intelligence for asset integrity management of offshore oil and gas pipelines.</w:t>
+        <w:t xml:space="preserve">Point Estimates per K</w:t>
+      </w:r>
+    </w:p>
+    <w:tbl>
+      <w:tblPr>
+        <w:tblStyle w:val="Table"/>
+        <w:tblW w:type="auto" w:w="0"/>
+        <w:tblLook w:firstRow="1" w:lastRow="0" w:firstColumn="0" w:lastColumn="0" w:noHBand="0" w:noVBand="0" w:val="0020"/>
+      </w:tblPr>
+      <w:tblGrid>
+        <w:gridCol w:w="1980"/>
+        <w:gridCol w:w="1980"/>
+        <w:gridCol w:w="1980"/>
+        <w:gridCol w:w="1980"/>
+      </w:tblGrid>
+      <w:tr>
+        <w:trPr>
+          <w:tblHeader w:val="on"/>
+        </w:trPr>
+        <w:tc>
+          <w:tcPr/>
+          <w:p>
+            <w:pPr>
+              <w:pStyle w:val="Compact"/>
+              <w:jc w:val="right"/>
+            </w:pPr>
+            <w:r>
+              <w:t xml:space="preserve">K</w:t>
+            </w:r>
+          </w:p>
+        </w:tc>
+        <w:tc>
+          <w:tcPr/>
+          <w:p>
+            <w:pPr>
+              <w:pStyle w:val="Compact"/>
+              <w:jc w:val="right"/>
+            </w:pPr>
+            <w:r>
+              <w:t xml:space="preserve">Plain</w:t>
+            </w:r>
+          </w:p>
+        </w:tc>
+        <w:tc>
+          <w:tcPr/>
+          <w:p>
+            <w:pPr>
+              <w:pStyle w:val="Compact"/>
+              <w:jc w:val="right"/>
+            </w:pPr>
+            <w:r>
+              <w:t xml:space="preserve">Enhanced</w:t>
+            </w:r>
+          </w:p>
+        </w:tc>
+        <w:tc>
+          <w:tcPr/>
+          <w:p>
+            <w:pPr>
+              <w:pStyle w:val="Compact"/>
+              <w:jc w:val="right"/>
+            </w:pPr>
+            <w:r>
+              <w:t xml:space="preserve">Delta (E - P)</w:t>
+            </w:r>
+          </w:p>
+        </w:tc>
+      </w:tr>
+      <w:tr>
+        <w:tc>
+          <w:tcPr/>
+          <w:p>
+            <w:pPr>
+              <w:pStyle w:val="Compact"/>
+              <w:jc w:val="right"/>
+            </w:pPr>
+            <w:r>
+              <w:t xml:space="preserve">1</w:t>
+            </w:r>
+          </w:p>
+        </w:tc>
+        <w:tc>
+          <w:tcPr/>
+          <w:p>
+            <w:pPr>
+              <w:pStyle w:val="Compact"/>
+              <w:jc w:val="right"/>
+            </w:pPr>
+            <w:r>
+              <w:t xml:space="preserve">0.4400</w:t>
+            </w:r>
+          </w:p>
+        </w:tc>
+        <w:tc>
+          <w:tcPr/>
+          <w:p>
+            <w:pPr>
+              <w:pStyle w:val="Compact"/>
+              <w:jc w:val="right"/>
+            </w:pPr>
+            <w:r>
+              <w:t xml:space="preserve">0.7400</w:t>
+            </w:r>
+          </w:p>
+        </w:tc>
+        <w:tc>
+          <w:tcPr/>
+          <w:p>
+            <w:pPr>
+              <w:pStyle w:val="Compact"/>
+              <w:jc w:val="right"/>
+            </w:pPr>
+            <w:r>
+              <w:t xml:space="preserve">+0.3000</w:t>
+            </w:r>
+          </w:p>
+        </w:tc>
+      </w:tr>
+      <w:tr>
+        <w:tc>
+          <w:tcPr/>
+          <w:p>
+            <w:pPr>
+              <w:pStyle w:val="Compact"/>
+              <w:jc w:val="right"/>
+            </w:pPr>
+            <w:r>
+              <w:t xml:space="preserve">2</w:t>
+            </w:r>
+          </w:p>
+        </w:tc>
+        <w:tc>
+          <w:tcPr/>
+          <w:p>
+            <w:pPr>
+              <w:pStyle w:val="Compact"/>
+              <w:jc w:val="right"/>
+            </w:pPr>
+            <w:r>
+              <w:t xml:space="preserve">0.6000</w:t>
+            </w:r>
+          </w:p>
+        </w:tc>
+        <w:tc>
+          <w:tcPr/>
+          <w:p>
+            <w:pPr>
+              <w:pStyle w:val="Compact"/>
+              <w:jc w:val="right"/>
+            </w:pPr>
+            <w:r>
+              <w:t xml:space="preserve">0.8200</w:t>
+            </w:r>
+          </w:p>
+        </w:tc>
+        <w:tc>
+          <w:tcPr/>
+          <w:p>
+            <w:pPr>
+              <w:pStyle w:val="Compact"/>
+              <w:jc w:val="right"/>
+            </w:pPr>
+            <w:r>
+              <w:t xml:space="preserve">+0.2200</w:t>
+            </w:r>
+          </w:p>
+        </w:tc>
+      </w:tr>
+      <w:tr>
+        <w:tc>
+          <w:tcPr/>
+          <w:p>
+            <w:pPr>
+              <w:pStyle w:val="Compact"/>
+              <w:jc w:val="right"/>
+            </w:pPr>
+            <w:r>
+              <w:t xml:space="preserve">3</w:t>
+            </w:r>
+          </w:p>
+        </w:tc>
+        <w:tc>
+          <w:tcPr/>
+          <w:p>
+            <w:pPr>
+              <w:pStyle w:val="Compact"/>
+              <w:jc w:val="right"/>
+            </w:pPr>
+            <w:r>
+              <w:t xml:space="preserve">0.7400</w:t>
+            </w:r>
+          </w:p>
+        </w:tc>
+        <w:tc>
+          <w:tcPr/>
+          <w:p>
+            <w:pPr>
+              <w:pStyle w:val="Compact"/>
+              <w:jc w:val="right"/>
+            </w:pPr>
+            <w:r>
+              <w:t xml:space="preserve">0.8600</w:t>
+            </w:r>
+          </w:p>
+        </w:tc>
+        <w:tc>
+          <w:tcPr/>
+          <w:p>
+            <w:pPr>
+              <w:pStyle w:val="Compact"/>
+              <w:jc w:val="right"/>
+            </w:pPr>
+            <w:r>
+              <w:t xml:space="preserve">+0.1200</w:t>
+            </w:r>
+          </w:p>
+        </w:tc>
+      </w:tr>
+      <w:tr>
+        <w:tc>
+          <w:tcPr/>
+          <w:p>
+            <w:pPr>
+              <w:pStyle w:val="Compact"/>
+              <w:jc w:val="right"/>
+            </w:pPr>
+            <w:r>
+              <w:t xml:space="preserve">4</w:t>
+            </w:r>
+          </w:p>
+        </w:tc>
+        <w:tc>
+          <w:tcPr/>
+          <w:p>
+            <w:pPr>
+              <w:pStyle w:val="Compact"/>
+              <w:jc w:val="right"/>
+            </w:pPr>
+            <w:r>
+              <w:t xml:space="preserve">0.7400</w:t>
+            </w:r>
+          </w:p>
+        </w:tc>
+        <w:tc>
+          <w:tcPr/>
+          <w:p>
+            <w:pPr>
+              <w:pStyle w:val="Compact"/>
+              <w:jc w:val="right"/>
+            </w:pPr>
+            <w:r>
+              <w:t xml:space="preserve">0.8600</w:t>
+            </w:r>
+          </w:p>
+        </w:tc>
+        <w:tc>
+          <w:tcPr/>
+          <w:p>
+            <w:pPr>
+              <w:pStyle w:val="Compact"/>
+              <w:jc w:val="right"/>
+            </w:pPr>
+            <w:r>
+              <w:t xml:space="preserve">+0.1200</w:t>
+            </w:r>
+          </w:p>
+        </w:tc>
+      </w:tr>
+      <w:tr>
+        <w:tc>
+          <w:tcPr/>
+          <w:p>
+            <w:pPr>
+              <w:pStyle w:val="Compact"/>
+              <w:jc w:val="right"/>
+            </w:pPr>
+            <w:r>
+              <w:t xml:space="preserve">5</w:t>
+            </w:r>
+          </w:p>
+        </w:tc>
+        <w:tc>
+          <w:tcPr/>
+          <w:p>
+            <w:pPr>
+              <w:pStyle w:val="Compact"/>
+              <w:jc w:val="right"/>
+            </w:pPr>
+            <w:r>
+              <w:t xml:space="preserve">0.7400</w:t>
+            </w:r>
+          </w:p>
+        </w:tc>
+        <w:tc>
+          <w:tcPr/>
+          <w:p>
+            <w:pPr>
+              <w:pStyle w:val="Compact"/>
+              <w:jc w:val="right"/>
+            </w:pPr>
+            <w:r>
+              <w:t xml:space="preserve">0.8600</w:t>
+            </w:r>
+          </w:p>
+        </w:tc>
+        <w:tc>
+          <w:tcPr/>
+          <w:p>
+            <w:pPr>
+              <w:pStyle w:val="Compact"/>
+              <w:jc w:val="right"/>
+            </w:pPr>
+            <w:r>
+              <w:t xml:space="preserve">+0.1200</w:t>
+            </w:r>
+          </w:p>
+        </w:tc>
+      </w:tr>
+      <w:tr>
+        <w:tc>
+          <w:tcPr/>
+          <w:p>
+            <w:pPr>
+              <w:pStyle w:val="Compact"/>
+              <w:jc w:val="right"/>
+            </w:pPr>
+            <w:r>
+              <w:t xml:space="preserve">6</w:t>
+            </w:r>
+          </w:p>
+        </w:tc>
+        <w:tc>
+          <w:tcPr/>
+          <w:p>
+            <w:pPr>
+              <w:pStyle w:val="Compact"/>
+              <w:jc w:val="right"/>
+            </w:pPr>
+            <w:r>
+              <w:t xml:space="preserve">0.7600</w:t>
+            </w:r>
+          </w:p>
+        </w:tc>
+        <w:tc>
+          <w:tcPr/>
+          <w:p>
+            <w:pPr>
+              <w:pStyle w:val="Compact"/>
+              <w:jc w:val="right"/>
+            </w:pPr>
+            <w:r>
+              <w:t xml:space="preserve">0.8600</w:t>
+            </w:r>
+          </w:p>
+        </w:tc>
+        <w:tc>
+          <w:tcPr/>
+          <w:p>
+            <w:pPr>
+              <w:pStyle w:val="Compact"/>
+              <w:jc w:val="right"/>
+            </w:pPr>
+            <w:r>
+              <w:t xml:space="preserve">+0.1000</w:t>
+            </w:r>
+          </w:p>
+        </w:tc>
+      </w:tr>
+      <w:tr>
+        <w:tc>
+          <w:tcPr/>
+          <w:p>
+            <w:pPr>
+              <w:pStyle w:val="Compact"/>
+              <w:jc w:val="right"/>
+            </w:pPr>
+            <w:r>
+              <w:t xml:space="preserve">7</w:t>
+            </w:r>
+          </w:p>
+        </w:tc>
+        <w:tc>
+          <w:tcPr/>
+          <w:p>
+            <w:pPr>
+              <w:pStyle w:val="Compact"/>
+              <w:jc w:val="right"/>
+            </w:pPr>
+            <w:r>
+              <w:t xml:space="preserve">0.7600</w:t>
+            </w:r>
+          </w:p>
+        </w:tc>
+        <w:tc>
+          <w:tcPr/>
+          <w:p>
+            <w:pPr>
+              <w:pStyle w:val="Compact"/>
+              <w:jc w:val="right"/>
+            </w:pPr>
+            <w:r>
+              <w:t xml:space="preserve">0.8600</w:t>
+            </w:r>
+          </w:p>
+        </w:tc>
+        <w:tc>
+          <w:tcPr/>
+          <w:p>
+            <w:pPr>
+              <w:pStyle w:val="Compact"/>
+              <w:jc w:val="right"/>
+            </w:pPr>
+            <w:r>
+              <w:t xml:space="preserve">+0.1000</w:t>
+            </w:r>
+          </w:p>
+        </w:tc>
+      </w:tr>
+      <w:tr>
+        <w:tc>
+          <w:tcPr/>
+          <w:p>
+            <w:pPr>
+              <w:pStyle w:val="Compact"/>
+              <w:jc w:val="right"/>
+            </w:pPr>
+            <w:r>
+              <w:t xml:space="preserve">8</w:t>
+            </w:r>
+          </w:p>
+        </w:tc>
+        <w:tc>
+          <w:tcPr/>
+          <w:p>
+            <w:pPr>
+              <w:pStyle w:val="Compact"/>
+              <w:jc w:val="right"/>
+            </w:pPr>
+            <w:r>
+              <w:t xml:space="preserve">0.7600</w:t>
+            </w:r>
+          </w:p>
+        </w:tc>
+        <w:tc>
+          <w:tcPr/>
+          <w:p>
+            <w:pPr>
+              <w:pStyle w:val="Compact"/>
+              <w:jc w:val="right"/>
+            </w:pPr>
+            <w:r>
+              <w:t xml:space="preserve">0.8600</w:t>
+            </w:r>
+          </w:p>
+        </w:tc>
+        <w:tc>
+          <w:tcPr/>
+          <w:p>
+            <w:pPr>
+              <w:pStyle w:val="Compact"/>
+              <w:jc w:val="right"/>
+            </w:pPr>
+            <w:r>
+              <w:t xml:space="preserve">+0.1000</w:t>
+            </w:r>
+          </w:p>
+        </w:tc>
+      </w:tr>
+      <w:tr>
+        <w:tc>
+          <w:tcPr/>
+          <w:p>
+            <w:pPr>
+              <w:pStyle w:val="Compact"/>
+              <w:jc w:val="right"/>
+            </w:pPr>
+            <w:r>
+              <w:t xml:space="preserve">9</w:t>
+            </w:r>
+          </w:p>
+        </w:tc>
+        <w:tc>
+          <w:tcPr/>
+          <w:p>
+            <w:pPr>
+              <w:pStyle w:val="Compact"/>
+              <w:jc w:val="right"/>
+            </w:pPr>
+            <w:r>
+              <w:t xml:space="preserve">0.8000</w:t>
+            </w:r>
+          </w:p>
+        </w:tc>
+        <w:tc>
+          <w:tcPr/>
+          <w:p>
+            <w:pPr>
+              <w:pStyle w:val="Compact"/>
+              <w:jc w:val="right"/>
+            </w:pPr>
+            <w:r>
+              <w:t xml:space="preserve">0.8600</w:t>
+            </w:r>
+          </w:p>
+        </w:tc>
+        <w:tc>
+          <w:tcPr/>
+          <w:p>
+            <w:pPr>
+              <w:pStyle w:val="Compact"/>
+              <w:jc w:val="right"/>
+            </w:pPr>
+            <w:r>
+              <w:t xml:space="preserve">+0.0600</w:t>
+            </w:r>
+          </w:p>
+        </w:tc>
+      </w:tr>
+      <w:tr>
+        <w:tc>
+          <w:tcPr/>
+          <w:p>
+            <w:pPr>
+              <w:pStyle w:val="Compact"/>
+              <w:jc w:val="right"/>
+            </w:pPr>
+            <w:r>
+              <w:t xml:space="preserve">10</w:t>
+            </w:r>
+          </w:p>
+        </w:tc>
+        <w:tc>
+          <w:tcPr/>
+          <w:p>
+            <w:pPr>
+              <w:pStyle w:val="Compact"/>
+              <w:jc w:val="right"/>
+            </w:pPr>
+            <w:r>
+              <w:t xml:space="preserve">0.8000</w:t>
+            </w:r>
+          </w:p>
+        </w:tc>
+        <w:tc>
+          <w:tcPr/>
+          <w:p>
+            <w:pPr>
+              <w:pStyle w:val="Compact"/>
+              <w:jc w:val="right"/>
+            </w:pPr>
+            <w:r>
+              <w:t xml:space="preserve">0.8600</w:t>
+            </w:r>
+          </w:p>
+        </w:tc>
+        <w:tc>
+          <w:tcPr/>
+          <w:p>
+            <w:pPr>
+              <w:pStyle w:val="Compact"/>
+              <w:jc w:val="right"/>
+            </w:pPr>
+            <w:r>
+              <w:t xml:space="preserve">+0.0600</w:t>
+            </w:r>
+          </w:p>
+        </w:tc>
+      </w:tr>
+    </w:tbl>
+    <w:p>
+      <w:pPr>
+        <w:pStyle w:val="BodyText"/>
+      </w:pPr>
+      <w:r>
+        <w:rPr>
+          <w:b/>
+          <w:bCs/>
+        </w:rPr>
+        <w:t xml:space="preserve">Paired Difference (Enhanced − Plain) per K</w:t>
+      </w:r>
+    </w:p>
+    <w:tbl>
+      <w:tblPr>
+        <w:tblStyle w:val="Table"/>
+        <w:tblW w:type="auto" w:w="0"/>
+        <w:tblLook w:firstRow="1" w:lastRow="0" w:firstColumn="0" w:lastColumn="0" w:noHBand="0" w:noVBand="0" w:val="0020"/>
+      </w:tblPr>
+      <w:tblGrid>
+        <w:gridCol w:w="1584"/>
+        <w:gridCol w:w="1584"/>
+        <w:gridCol w:w="1584"/>
+        <w:gridCol w:w="1584"/>
+        <w:gridCol w:w="1584"/>
+      </w:tblGrid>
+      <w:tr>
+        <w:trPr>
+          <w:tblHeader w:val="on"/>
+        </w:trPr>
+        <w:tc>
+          <w:tcPr/>
+          <w:p>
+            <w:pPr>
+              <w:pStyle w:val="Compact"/>
+              <w:jc w:val="right"/>
+            </w:pPr>
+            <w:r>
+              <w:t xml:space="preserve">K</w:t>
+            </w:r>
+          </w:p>
+        </w:tc>
+        <w:tc>
+          <w:tcPr/>
+          <w:p>
+            <w:pPr>
+              <w:pStyle w:val="Compact"/>
+              <w:jc w:val="right"/>
+            </w:pPr>
+            <w:r>
+              <w:t xml:space="preserve">Mean</w:t>
+            </w:r>
+          </w:p>
+        </w:tc>
+        <w:tc>
+          <w:tcPr/>
+          <w:p>
+            <w:pPr>
+              <w:pStyle w:val="Compact"/>
+              <w:jc w:val="right"/>
+            </w:pPr>
+            <w:r>
+              <w:t xml:space="preserve">2.5%</w:t>
+            </w:r>
+          </w:p>
+        </w:tc>
+        <w:tc>
+          <w:tcPr/>
+          <w:p>
+            <w:pPr>
+              <w:pStyle w:val="Compact"/>
+              <w:jc w:val="right"/>
+            </w:pPr>
+            <w:r>
+              <w:t xml:space="preserve">97.5%</w:t>
+            </w:r>
+          </w:p>
+        </w:tc>
+        <w:tc>
+          <w:tcPr/>
+          <w:p>
+            <w:pPr>
+              <w:pStyle w:val="Compact"/>
+            </w:pPr>
+            <w:r>
+              <w:t xml:space="preserve">CI excludes 0?</w:t>
+            </w:r>
+          </w:p>
+        </w:tc>
+      </w:tr>
+      <w:tr>
+        <w:tc>
+          <w:tcPr/>
+          <w:p>
+            <w:pPr>
+              <w:pStyle w:val="Compact"/>
+              <w:jc w:val="right"/>
+            </w:pPr>
+            <w:r>
+              <w:t xml:space="preserve">1</w:t>
+            </w:r>
+          </w:p>
+        </w:tc>
+        <w:tc>
+          <w:tcPr/>
+          <w:p>
+            <w:pPr>
+              <w:pStyle w:val="Compact"/>
+              <w:jc w:val="right"/>
+            </w:pPr>
+            <w:r>
+              <w:t xml:space="preserve">+0.3031</w:t>
+            </w:r>
+          </w:p>
+        </w:tc>
+        <w:tc>
+          <w:tcPr/>
+          <w:p>
+            <w:pPr>
+              <w:pStyle w:val="Compact"/>
+              <w:jc w:val="right"/>
+            </w:pPr>
+            <w:r>
+              <w:t xml:space="preserve">+0.1400</w:t>
+            </w:r>
+          </w:p>
+        </w:tc>
+        <w:tc>
+          <w:tcPr/>
+          <w:p>
+            <w:pPr>
+              <w:pStyle w:val="Compact"/>
+              <w:jc w:val="right"/>
+            </w:pPr>
+            <w:r>
+              <w:t xml:space="preserve">+0.4800</w:t>
+            </w:r>
+          </w:p>
+        </w:tc>
+        <w:tc>
+          <w:tcPr/>
+          <w:p>
+            <w:pPr>
+              <w:pStyle w:val="Compact"/>
+            </w:pPr>
+            <w:r>
+              <w:t xml:space="preserve">yes</w:t>
+            </w:r>
+          </w:p>
+        </w:tc>
+      </w:tr>
+      <w:tr>
+        <w:tc>
+          <w:tcPr/>
+          <w:p>
+            <w:pPr>
+              <w:pStyle w:val="Compact"/>
+              <w:jc w:val="right"/>
+            </w:pPr>
+            <w:r>
+              <w:t xml:space="preserve">2</w:t>
+            </w:r>
+          </w:p>
+        </w:tc>
+        <w:tc>
+          <w:tcPr/>
+          <w:p>
+            <w:pPr>
+              <w:pStyle w:val="Compact"/>
+              <w:jc w:val="right"/>
+            </w:pPr>
+            <w:r>
+              <w:t xml:space="preserve">+0.2236</w:t>
+            </w:r>
+          </w:p>
+        </w:tc>
+        <w:tc>
+          <w:tcPr/>
+          <w:p>
+            <w:pPr>
+              <w:pStyle w:val="Compact"/>
+              <w:jc w:val="right"/>
+            </w:pPr>
+            <w:r>
+              <w:t xml:space="preserve">+0.0600</w:t>
+            </w:r>
+          </w:p>
+        </w:tc>
+        <w:tc>
+          <w:tcPr/>
+          <w:p>
+            <w:pPr>
+              <w:pStyle w:val="Compact"/>
+              <w:jc w:val="right"/>
+            </w:pPr>
+            <w:r>
+              <w:t xml:space="preserve">+0.3800</w:t>
+            </w:r>
+          </w:p>
+        </w:tc>
+        <w:tc>
+          <w:tcPr/>
+          <w:p>
+            <w:pPr>
+              <w:pStyle w:val="Compact"/>
+            </w:pPr>
+            <w:r>
+              <w:t xml:space="preserve">yes</w:t>
+            </w:r>
+          </w:p>
+        </w:tc>
+      </w:tr>
+      <w:tr>
+        <w:tc>
+          <w:tcPr/>
+          <w:p>
+            <w:pPr>
+              <w:pStyle w:val="Compact"/>
+              <w:jc w:val="right"/>
+            </w:pPr>
+            <w:r>
+              <w:t xml:space="preserve">3</w:t>
+            </w:r>
+          </w:p>
+        </w:tc>
+        <w:tc>
+          <w:tcPr/>
+          <w:p>
+            <w:pPr>
+              <w:pStyle w:val="Compact"/>
+              <w:jc w:val="right"/>
+            </w:pPr>
+            <w:r>
+              <w:t xml:space="preserve">+0.1216</w:t>
+            </w:r>
+          </w:p>
+        </w:tc>
+        <w:tc>
+          <w:tcPr/>
+          <w:p>
+            <w:pPr>
+              <w:pStyle w:val="Compact"/>
+              <w:jc w:val="right"/>
+            </w:pPr>
+            <w:r>
+              <w:t xml:space="preserve">-0.0200</w:t>
+            </w:r>
+          </w:p>
+        </w:tc>
+        <w:tc>
+          <w:tcPr/>
+          <w:p>
+            <w:pPr>
+              <w:pStyle w:val="Compact"/>
+              <w:jc w:val="right"/>
+            </w:pPr>
+            <w:r>
+              <w:t xml:space="preserve">+0.2600</w:t>
+            </w:r>
+          </w:p>
+        </w:tc>
+        <w:tc>
+          <w:tcPr/>
+          <w:p>
+            <w:pPr>
+              <w:pStyle w:val="Compact"/>
+            </w:pPr>
+            <w:r>
+              <w:t xml:space="preserve">no</w:t>
+            </w:r>
+          </w:p>
+        </w:tc>
+      </w:tr>
+      <w:tr>
+        <w:tc>
+          <w:tcPr/>
+          <w:p>
+            <w:pPr>
+              <w:pStyle w:val="Compact"/>
+              <w:jc w:val="right"/>
+            </w:pPr>
+            <w:r>
+              <w:t xml:space="preserve">4</w:t>
+            </w:r>
+          </w:p>
+        </w:tc>
+        <w:tc>
+          <w:tcPr/>
+          <w:p>
+            <w:pPr>
+              <w:pStyle w:val="Compact"/>
+              <w:jc w:val="right"/>
+            </w:pPr>
+            <w:r>
+              <w:t xml:space="preserve">+0.1216</w:t>
+            </w:r>
+          </w:p>
+        </w:tc>
+        <w:tc>
+          <w:tcPr/>
+          <w:p>
+            <w:pPr>
+              <w:pStyle w:val="Compact"/>
+              <w:jc w:val="right"/>
+            </w:pPr>
+            <w:r>
+              <w:t xml:space="preserve">-0.0200</w:t>
+            </w:r>
+          </w:p>
+        </w:tc>
+        <w:tc>
+          <w:tcPr/>
+          <w:p>
+            <w:pPr>
+              <w:pStyle w:val="Compact"/>
+              <w:jc w:val="right"/>
+            </w:pPr>
+            <w:r>
+              <w:t xml:space="preserve">+0.2600</w:t>
+            </w:r>
+          </w:p>
+        </w:tc>
+        <w:tc>
+          <w:tcPr/>
+          <w:p>
+            <w:pPr>
+              <w:pStyle w:val="Compact"/>
+            </w:pPr>
+            <w:r>
+              <w:t xml:space="preserve">no</w:t>
+            </w:r>
+          </w:p>
+        </w:tc>
+      </w:tr>
+      <w:tr>
+        <w:tc>
+          <w:tcPr/>
+          <w:p>
+            <w:pPr>
+              <w:pStyle w:val="Compact"/>
+              <w:jc w:val="right"/>
+            </w:pPr>
+            <w:r>
+              <w:t xml:space="preserve">5</w:t>
+            </w:r>
+          </w:p>
+        </w:tc>
+        <w:tc>
+          <w:tcPr/>
+          <w:p>
+            <w:pPr>
+              <w:pStyle w:val="Compact"/>
+              <w:jc w:val="right"/>
+            </w:pPr>
+            <w:r>
+              <w:t xml:space="preserve">+0.1216</w:t>
+            </w:r>
+          </w:p>
+        </w:tc>
+        <w:tc>
+          <w:tcPr/>
+          <w:p>
+            <w:pPr>
+              <w:pStyle w:val="Compact"/>
+              <w:jc w:val="right"/>
+            </w:pPr>
+            <w:r>
+              <w:t xml:space="preserve">-0.0200</w:t>
+            </w:r>
+          </w:p>
+        </w:tc>
+        <w:tc>
+          <w:tcPr/>
+          <w:p>
+            <w:pPr>
+              <w:pStyle w:val="Compact"/>
+              <w:jc w:val="right"/>
+            </w:pPr>
+            <w:r>
+              <w:t xml:space="preserve">+0.2600</w:t>
+            </w:r>
+          </w:p>
+        </w:tc>
+        <w:tc>
+          <w:tcPr/>
+          <w:p>
+            <w:pPr>
+              <w:pStyle w:val="Compact"/>
+            </w:pPr>
+            <w:r>
+              <w:t xml:space="preserve">no</w:t>
+            </w:r>
+          </w:p>
+        </w:tc>
+      </w:tr>
+      <w:tr>
+        <w:tc>
+          <w:tcPr/>
+          <w:p>
+            <w:pPr>
+              <w:pStyle w:val="Compact"/>
+              <w:jc w:val="right"/>
+            </w:pPr>
+            <w:r>
+              <w:t xml:space="preserve">6</w:t>
+            </w:r>
+          </w:p>
+        </w:tc>
+        <w:tc>
+          <w:tcPr/>
+          <w:p>
+            <w:pPr>
+              <w:pStyle w:val="Compact"/>
+              <w:jc w:val="right"/>
+            </w:pPr>
+            <w:r>
+              <w:t xml:space="preserve">+0.1020</w:t>
+            </w:r>
+          </w:p>
+        </w:tc>
+        <w:tc>
+          <w:tcPr/>
+          <w:p>
+            <w:pPr>
+              <w:pStyle w:val="Compact"/>
+              <w:jc w:val="right"/>
+            </w:pPr>
+            <w:r>
+              <w:t xml:space="preserve">-0.0200</w:t>
+            </w:r>
+          </w:p>
+        </w:tc>
+        <w:tc>
+          <w:tcPr/>
+          <w:p>
+            <w:pPr>
+              <w:pStyle w:val="Compact"/>
+              <w:jc w:val="right"/>
+            </w:pPr>
+            <w:r>
+              <w:t xml:space="preserve">+0.2200</w:t>
+            </w:r>
+          </w:p>
+        </w:tc>
+        <w:tc>
+          <w:tcPr/>
+          <w:p>
+            <w:pPr>
+              <w:pStyle w:val="Compact"/>
+            </w:pPr>
+            <w:r>
+              <w:t xml:space="preserve">no</w:t>
+            </w:r>
+          </w:p>
+        </w:tc>
+      </w:tr>
+      <w:tr>
+        <w:tc>
+          <w:tcPr/>
+          <w:p>
+            <w:pPr>
+              <w:pStyle w:val="Compact"/>
+              <w:jc w:val="right"/>
+            </w:pPr>
+            <w:r>
+              <w:t xml:space="preserve">7</w:t>
+            </w:r>
+          </w:p>
+        </w:tc>
+        <w:tc>
+          <w:tcPr/>
+          <w:p>
+            <w:pPr>
+              <w:pStyle w:val="Compact"/>
+              <w:jc w:val="right"/>
+            </w:pPr>
+            <w:r>
+              <w:t xml:space="preserve">+0.1020</w:t>
+            </w:r>
+          </w:p>
+        </w:tc>
+        <w:tc>
+          <w:tcPr/>
+          <w:p>
+            <w:pPr>
+              <w:pStyle w:val="Compact"/>
+              <w:jc w:val="right"/>
+            </w:pPr>
+            <w:r>
+              <w:t xml:space="preserve">-0.0200</w:t>
+            </w:r>
+          </w:p>
+        </w:tc>
+        <w:tc>
+          <w:tcPr/>
+          <w:p>
+            <w:pPr>
+              <w:pStyle w:val="Compact"/>
+              <w:jc w:val="right"/>
+            </w:pPr>
+            <w:r>
+              <w:t xml:space="preserve">+0.2200</w:t>
+            </w:r>
+          </w:p>
+        </w:tc>
+        <w:tc>
+          <w:tcPr/>
+          <w:p>
+            <w:pPr>
+              <w:pStyle w:val="Compact"/>
+            </w:pPr>
+            <w:r>
+              <w:t xml:space="preserve">no</w:t>
+            </w:r>
+          </w:p>
+        </w:tc>
+      </w:tr>
+      <w:tr>
+        <w:tc>
+          <w:tcPr/>
+          <w:p>
+            <w:pPr>
+              <w:pStyle w:val="Compact"/>
+              <w:jc w:val="right"/>
+            </w:pPr>
+            <w:r>
+              <w:t xml:space="preserve">8</w:t>
+            </w:r>
+          </w:p>
+        </w:tc>
+        <w:tc>
+          <w:tcPr/>
+          <w:p>
+            <w:pPr>
+              <w:pStyle w:val="Compact"/>
+              <w:jc w:val="right"/>
+            </w:pPr>
+            <w:r>
+              <w:t xml:space="preserve">+0.1020</w:t>
+            </w:r>
+          </w:p>
+        </w:tc>
+        <w:tc>
+          <w:tcPr/>
+          <w:p>
+            <w:pPr>
+              <w:pStyle w:val="Compact"/>
+              <w:jc w:val="right"/>
+            </w:pPr>
+            <w:r>
+              <w:t xml:space="preserve">-0.0200</w:t>
+            </w:r>
+          </w:p>
+        </w:tc>
+        <w:tc>
+          <w:tcPr/>
+          <w:p>
+            <w:pPr>
+              <w:pStyle w:val="Compact"/>
+              <w:jc w:val="right"/>
+            </w:pPr>
+            <w:r>
+              <w:t xml:space="preserve">+0.2200</w:t>
+            </w:r>
+          </w:p>
+        </w:tc>
+        <w:tc>
+          <w:tcPr/>
+          <w:p>
+            <w:pPr>
+              <w:pStyle w:val="Compact"/>
+            </w:pPr>
+            <w:r>
+              <w:t xml:space="preserve">no</w:t>
+            </w:r>
+          </w:p>
+        </w:tc>
+      </w:tr>
+      <w:tr>
+        <w:tc>
+          <w:tcPr/>
+          <w:p>
+            <w:pPr>
+              <w:pStyle w:val="Compact"/>
+              <w:jc w:val="right"/>
+            </w:pPr>
+            <w:r>
+              <w:t xml:space="preserve">9</w:t>
+            </w:r>
+          </w:p>
+        </w:tc>
+        <w:tc>
+          <w:tcPr/>
+          <w:p>
+            <w:pPr>
+              <w:pStyle w:val="Compact"/>
+              <w:jc w:val="right"/>
+            </w:pPr>
+            <w:r>
+              <w:t xml:space="preserve">+0.0609</w:t>
+            </w:r>
+          </w:p>
+        </w:tc>
+        <w:tc>
+          <w:tcPr/>
+          <w:p>
+            <w:pPr>
+              <w:pStyle w:val="Compact"/>
+              <w:jc w:val="right"/>
+            </w:pPr>
+            <w:r>
+              <w:t xml:space="preserve">-0.0600</w:t>
+            </w:r>
+          </w:p>
+        </w:tc>
+        <w:tc>
+          <w:tcPr/>
+          <w:p>
+            <w:pPr>
+              <w:pStyle w:val="Compact"/>
+              <w:jc w:val="right"/>
+            </w:pPr>
+            <w:r>
+              <w:t xml:space="preserve">+0.1800</w:t>
+            </w:r>
+          </w:p>
+        </w:tc>
+        <w:tc>
+          <w:tcPr/>
+          <w:p>
+            <w:pPr>
+              <w:pStyle w:val="Compact"/>
+            </w:pPr>
+            <w:r>
+              <w:t xml:space="preserve">no</w:t>
+            </w:r>
+          </w:p>
+        </w:tc>
+      </w:tr>
+      <w:tr>
+        <w:tc>
+          <w:tcPr/>
+          <w:p>
+            <w:pPr>
+              <w:pStyle w:val="Compact"/>
+              <w:jc w:val="right"/>
+            </w:pPr>
+            <w:r>
+              <w:t xml:space="preserve">10</w:t>
+            </w:r>
+          </w:p>
+        </w:tc>
+        <w:tc>
+          <w:tcPr/>
+          <w:p>
+            <w:pPr>
+              <w:pStyle w:val="Compact"/>
+              <w:jc w:val="right"/>
+            </w:pPr>
+            <w:r>
+              <w:t xml:space="preserve">+0.0609</w:t>
+            </w:r>
+          </w:p>
+        </w:tc>
+        <w:tc>
+          <w:tcPr/>
+          <w:p>
+            <w:pPr>
+              <w:pStyle w:val="Compact"/>
+              <w:jc w:val="right"/>
+            </w:pPr>
+            <w:r>
+              <w:t xml:space="preserve">-0.0600</w:t>
+            </w:r>
+          </w:p>
+        </w:tc>
+        <w:tc>
+          <w:tcPr/>
+          <w:p>
+            <w:pPr>
+              <w:pStyle w:val="Compact"/>
+              <w:jc w:val="right"/>
+            </w:pPr>
+            <w:r>
+              <w:t xml:space="preserve">+0.1800</w:t>
+            </w:r>
+          </w:p>
+        </w:tc>
+        <w:tc>
+          <w:tcPr/>
+          <w:p>
+            <w:pPr>
+              <w:pStyle w:val="Compact"/>
+            </w:pPr>
+            <w:r>
+              <w:t xml:space="preserve">no</w:t>
+            </w:r>
+          </w:p>
+        </w:tc>
+      </w:tr>
+    </w:tbl>
+    <w:p>
+      <w:pPr>
+        <w:pStyle w:val="BodyText"/>
+      </w:pPr>
+      <w:r>
+        <w:t xml:space="preserve">The Enhanced curve saturates at 0.8621 from K = 3; the Plain curve continues to rise. Paired-bootstrap 95% CI on the Enhanced − Plain delta excludes zero only at K∈{1, 2}. The headline retrieval claim of the paper is therefore narrowed to Recall@1 and MRR@10 (§6.5).</w:t>
+      </w:r>
+    </w:p>
+    <w:bookmarkEnd w:id="78"/>
+    <w:bookmarkStart w:id="79" w:name="b.3-pipeline-end-to-end-latency"/>
+    <w:p>
+      <w:pPr>
+        <w:pStyle w:val="Heading3"/>
+      </w:pPr>
+      <w:r>
+        <w:t xml:space="preserve">B.3 Pipeline end-to-end latency</w:t>
+      </w:r>
+    </w:p>
+    <w:p>
+      <w:pPr>
+        <w:pStyle w:val="FirstParagraph"/>
+      </w:pPr>
+      <w:r>
+        <w:t xml:space="preserve">Median latency per stage on a commodity AMD x86-64 CPU under Python 3.13 (</w:t>
+      </w:r>
+      <w:r>
+        <w:rPr>
+          <w:rStyle w:val="VerbatimChar"/>
+        </w:rPr>
+        <w:t xml:space="preserve">outputs/pipeline_latency.md</w:t>
+      </w:r>
+      <w:r>
+        <w:t xml:space="preserve">; Platform: Windows 10 (AMD64); CPU: AMD64 Family 25 Model 33 Stepping 2; repetitions per stage: 5):</w:t>
+      </w:r>
+    </w:p>
+    <w:p>
+      <w:pPr>
+        <w:pStyle w:val="BodyText"/>
+      </w:pPr>
+      <w:r>
+        <w:rPr>
+          <w:b/>
+          <w:bCs/>
+        </w:rPr>
+        <w:t xml:space="preserve">Per-Discipline Layered Stack (Layers 1–4 Combined, service.evaluate)</w:t>
+      </w:r>
+    </w:p>
+    <w:tbl>
+      <w:tblPr>
+        <w:tblStyle w:val="Table"/>
+        <w:tblW w:type="pct" w:w="5000"/>
+        <w:tblLayout w:type="fixed"/>
+        <w:tblLook w:firstRow="1" w:lastRow="0" w:firstColumn="0" w:lastColumn="0" w:noHBand="0" w:noVBand="0" w:val="0020"/>
+      </w:tblPr>
+      <w:tblGrid>
+        <w:gridCol w:w="950"/>
+        <w:gridCol w:w="950"/>
+        <w:gridCol w:w="950"/>
+        <w:gridCol w:w="1267"/>
+        <w:gridCol w:w="1267"/>
+        <w:gridCol w:w="1267"/>
+        <w:gridCol w:w="1267"/>
+      </w:tblGrid>
+      <w:tr>
+        <w:trPr>
+          <w:tblHeader w:val="on"/>
+        </w:trPr>
+        <w:tc>
+          <w:tcPr/>
+          <w:p>
+            <w:pPr>
+              <w:pStyle w:val="Compact"/>
+            </w:pPr>
+            <w:r>
+              <w:t xml:space="preserve">Discipline</w:t>
+            </w:r>
+          </w:p>
+        </w:tc>
+        <w:tc>
+          <w:tcPr/>
+          <w:p>
+            <w:pPr>
+              <w:pStyle w:val="Compact"/>
+            </w:pPr>
+            <w:r>
+              <w:t xml:space="preserve">Case ID</w:t>
+            </w:r>
+          </w:p>
+        </w:tc>
+        <w:tc>
+          <w:tcPr/>
+          <w:p>
+            <w:pPr>
+              <w:pStyle w:val="Compact"/>
+            </w:pPr>
+            <w:r>
+              <w:t xml:space="preserve">Criticality</w:t>
+            </w:r>
+          </w:p>
+        </w:tc>
+        <w:tc>
+          <w:tcPr/>
+          <w:p>
+            <w:pPr>
+              <w:pStyle w:val="Compact"/>
+              <w:jc w:val="right"/>
+            </w:pPr>
+            <w:r>
+              <w:t xml:space="preserve">Median (ms)</w:t>
+            </w:r>
+          </w:p>
+        </w:tc>
+        <w:tc>
+          <w:tcPr/>
+          <w:p>
+            <w:pPr>
+              <w:pStyle w:val="Compact"/>
+              <w:jc w:val="right"/>
+            </w:pPr>
+            <w:r>
+              <w:t xml:space="preserve">p95 (ms)</w:t>
+            </w:r>
+          </w:p>
+        </w:tc>
+        <w:tc>
+          <w:tcPr/>
+          <w:p>
+            <w:pPr>
+              <w:pStyle w:val="Compact"/>
+              <w:jc w:val="right"/>
+            </w:pPr>
+            <w:r>
+              <w:t xml:space="preserve">Min (ms)</w:t>
+            </w:r>
+          </w:p>
+        </w:tc>
+        <w:tc>
+          <w:tcPr/>
+          <w:p>
+            <w:pPr>
+              <w:pStyle w:val="Compact"/>
+              <w:jc w:val="right"/>
+            </w:pPr>
+            <w:r>
+              <w:t xml:space="preserve">Max (ms)</w:t>
+            </w:r>
+          </w:p>
+        </w:tc>
+      </w:tr>
+      <w:tr>
+        <w:tc>
+          <w:tcPr/>
+          <w:p>
+            <w:pPr>
+              <w:pStyle w:val="Compact"/>
+            </w:pPr>
+            <w:r>
+              <w:t xml:space="preserve">piping</w:t>
+            </w:r>
+          </w:p>
+        </w:tc>
+        <w:tc>
+          <w:tcPr/>
+          <w:p>
+            <w:pPr>
+              <w:pStyle w:val="Compact"/>
+            </w:pPr>
+            <w:r>
+              <w:t xml:space="preserve">PIP-GOLD-001</w:t>
+            </w:r>
+          </w:p>
+        </w:tc>
+        <w:tc>
+          <w:tcPr/>
+          <w:p>
+            <w:pPr>
+              <w:pStyle w:val="Compact"/>
+            </w:pPr>
+            <w:r>
+              <w:t xml:space="preserve">normal</w:t>
+            </w:r>
+          </w:p>
+        </w:tc>
+        <w:tc>
+          <w:tcPr/>
+          <w:p>
+            <w:pPr>
+              <w:pStyle w:val="Compact"/>
+              <w:jc w:val="right"/>
+            </w:pPr>
+            <w:r>
+              <w:t xml:space="preserve">0.06</w:t>
+            </w:r>
+          </w:p>
+        </w:tc>
+        <w:tc>
+          <w:tcPr/>
+          <w:p>
+            <w:pPr>
+              <w:pStyle w:val="Compact"/>
+              <w:jc w:val="right"/>
+            </w:pPr>
+            <w:r>
+              <w:t xml:space="preserve">0.19</w:t>
+            </w:r>
+          </w:p>
+        </w:tc>
+        <w:tc>
+          <w:tcPr/>
+          <w:p>
+            <w:pPr>
+              <w:pStyle w:val="Compact"/>
+              <w:jc w:val="right"/>
+            </w:pPr>
+            <w:r>
+              <w:t xml:space="preserve">0.05</w:t>
+            </w:r>
+          </w:p>
+        </w:tc>
+        <w:tc>
+          <w:tcPr/>
+          <w:p>
+            <w:pPr>
+              <w:pStyle w:val="Compact"/>
+              <w:jc w:val="right"/>
+            </w:pPr>
+            <w:r>
+              <w:t xml:space="preserve">0.19</w:t>
+            </w:r>
+          </w:p>
+        </w:tc>
+      </w:tr>
+      <w:tr>
+        <w:tc>
+          <w:tcPr/>
+          <w:p>
+            <w:pPr>
+              <w:pStyle w:val="Compact"/>
+            </w:pPr>
+            <w:r>
+              <w:t xml:space="preserve">vessel</w:t>
+            </w:r>
+          </w:p>
+        </w:tc>
+        <w:tc>
+          <w:tcPr/>
+          <w:p>
+            <w:pPr>
+              <w:pStyle w:val="Compact"/>
+            </w:pPr>
+            <w:r>
+              <w:t xml:space="preserve">VES-GOLD-001</w:t>
+            </w:r>
+          </w:p>
+        </w:tc>
+        <w:tc>
+          <w:tcPr/>
+          <w:p>
+            <w:pPr>
+              <w:pStyle w:val="Compact"/>
+            </w:pPr>
+            <w:r>
+              <w:t xml:space="preserve">normal</w:t>
+            </w:r>
+          </w:p>
+        </w:tc>
+        <w:tc>
+          <w:tcPr/>
+          <w:p>
+            <w:pPr>
+              <w:pStyle w:val="Compact"/>
+              <w:jc w:val="right"/>
+            </w:pPr>
+            <w:r>
+              <w:t xml:space="preserve">0.06</w:t>
+            </w:r>
+          </w:p>
+        </w:tc>
+        <w:tc>
+          <w:tcPr/>
+          <w:p>
+            <w:pPr>
+              <w:pStyle w:val="Compact"/>
+              <w:jc w:val="right"/>
+            </w:pPr>
+            <w:r>
+              <w:t xml:space="preserve">0.13</w:t>
+            </w:r>
+          </w:p>
+        </w:tc>
+        <w:tc>
+          <w:tcPr/>
+          <w:p>
+            <w:pPr>
+              <w:pStyle w:val="Compact"/>
+              <w:jc w:val="right"/>
+            </w:pPr>
+            <w:r>
+              <w:t xml:space="preserve">0.05</w:t>
+            </w:r>
+          </w:p>
+        </w:tc>
+        <w:tc>
+          <w:tcPr/>
+          <w:p>
+            <w:pPr>
+              <w:pStyle w:val="Compact"/>
+              <w:jc w:val="right"/>
+            </w:pPr>
+            <w:r>
+              <w:t xml:space="preserve">0.13</w:t>
+            </w:r>
+          </w:p>
+        </w:tc>
+      </w:tr>
+      <w:tr>
+        <w:tc>
+          <w:tcPr/>
+          <w:p>
+            <w:pPr>
+              <w:pStyle w:val="Compact"/>
+            </w:pPr>
+            <w:r>
+              <w:t xml:space="preserve">rotating</w:t>
+            </w:r>
+          </w:p>
+        </w:tc>
+        <w:tc>
+          <w:tcPr/>
+          <w:p>
+            <w:pPr>
+              <w:pStyle w:val="Compact"/>
+            </w:pPr>
+            <w:r>
+              <w:t xml:space="preserve">ROT-GOLD-001</w:t>
+            </w:r>
+          </w:p>
+        </w:tc>
+        <w:tc>
+          <w:tcPr/>
+          <w:p>
+            <w:pPr>
+              <w:pStyle w:val="Compact"/>
+            </w:pPr>
+            <w:r>
+              <w:t xml:space="preserve">normal</w:t>
+            </w:r>
+          </w:p>
+        </w:tc>
+        <w:tc>
+          <w:tcPr/>
+          <w:p>
+            <w:pPr>
+              <w:pStyle w:val="Compact"/>
+              <w:jc w:val="right"/>
+            </w:pPr>
+            <w:r>
+              <w:t xml:space="preserve">0.04</w:t>
+            </w:r>
+          </w:p>
+        </w:tc>
+        <w:tc>
+          <w:tcPr/>
+          <w:p>
+            <w:pPr>
+              <w:pStyle w:val="Compact"/>
+              <w:jc w:val="right"/>
+            </w:pPr>
+            <w:r>
+              <w:t xml:space="preserve">0.10</w:t>
+            </w:r>
+          </w:p>
+        </w:tc>
+        <w:tc>
+          <w:tcPr/>
+          <w:p>
+            <w:pPr>
+              <w:pStyle w:val="Compact"/>
+              <w:jc w:val="right"/>
+            </w:pPr>
+            <w:r>
+              <w:t xml:space="preserve">0.04</w:t>
+            </w:r>
+          </w:p>
+        </w:tc>
+        <w:tc>
+          <w:tcPr/>
+          <w:p>
+            <w:pPr>
+              <w:pStyle w:val="Compact"/>
+              <w:jc w:val="right"/>
+            </w:pPr>
+            <w:r>
+              <w:t xml:space="preserve">0.10</w:t>
+            </w:r>
+          </w:p>
+        </w:tc>
+      </w:tr>
+      <w:tr>
+        <w:tc>
+          <w:tcPr/>
+          <w:p>
+            <w:pPr>
+              <w:pStyle w:val="Compact"/>
+            </w:pPr>
+            <w:r>
+              <w:t xml:space="preserve">electrical</w:t>
+            </w:r>
+          </w:p>
+        </w:tc>
+        <w:tc>
+          <w:tcPr/>
+          <w:p>
+            <w:pPr>
+              <w:pStyle w:val="Compact"/>
+            </w:pPr>
+            <w:r>
+              <w:t xml:space="preserve">ELE-GOLD-001</w:t>
+            </w:r>
+          </w:p>
+        </w:tc>
+        <w:tc>
+          <w:tcPr/>
+          <w:p>
+            <w:pPr>
+              <w:pStyle w:val="Compact"/>
+            </w:pPr>
+            <w:r>
+              <w:t xml:space="preserve">normal</w:t>
+            </w:r>
+          </w:p>
+        </w:tc>
+        <w:tc>
+          <w:tcPr/>
+          <w:p>
+            <w:pPr>
+              <w:pStyle w:val="Compact"/>
+              <w:jc w:val="right"/>
+            </w:pPr>
+            <w:r>
+              <w:t xml:space="preserve">0.04</w:t>
+            </w:r>
+          </w:p>
+        </w:tc>
+        <w:tc>
+          <w:tcPr/>
+          <w:p>
+            <w:pPr>
+              <w:pStyle w:val="Compact"/>
+              <w:jc w:val="right"/>
+            </w:pPr>
+            <w:r>
+              <w:t xml:space="preserve">0.09</w:t>
+            </w:r>
+          </w:p>
+        </w:tc>
+        <w:tc>
+          <w:tcPr/>
+          <w:p>
+            <w:pPr>
+              <w:pStyle w:val="Compact"/>
+              <w:jc w:val="right"/>
+            </w:pPr>
+            <w:r>
+              <w:t xml:space="preserve">0.03</w:t>
+            </w:r>
+          </w:p>
+        </w:tc>
+        <w:tc>
+          <w:tcPr/>
+          <w:p>
+            <w:pPr>
+              <w:pStyle w:val="Compact"/>
+              <w:jc w:val="right"/>
+            </w:pPr>
+            <w:r>
+              <w:t xml:space="preserve">0.09</w:t>
+            </w:r>
+          </w:p>
+        </w:tc>
+      </w:tr>
+      <w:tr>
+        <w:tc>
+          <w:tcPr/>
+          <w:p>
+            <w:pPr>
+              <w:pStyle w:val="Compact"/>
+            </w:pPr>
+            <w:r>
+              <w:t xml:space="preserve">instrumentation</w:t>
+            </w:r>
+          </w:p>
+        </w:tc>
+        <w:tc>
+          <w:tcPr/>
+          <w:p>
+            <w:pPr>
+              <w:pStyle w:val="Compact"/>
+            </w:pPr>
+            <w:r>
+              <w:t xml:space="preserve">INS-GOLD-001</w:t>
+            </w:r>
+          </w:p>
+        </w:tc>
+        <w:tc>
+          <w:tcPr/>
+          <w:p>
+            <w:pPr>
+              <w:pStyle w:val="Compact"/>
+            </w:pPr>
+            <w:r>
+              <w:t xml:space="preserve">normal</w:t>
+            </w:r>
+          </w:p>
+        </w:tc>
+        <w:tc>
+          <w:tcPr/>
+          <w:p>
+            <w:pPr>
+              <w:pStyle w:val="Compact"/>
+              <w:jc w:val="right"/>
+            </w:pPr>
+            <w:r>
+              <w:t xml:space="preserve">0.08</w:t>
+            </w:r>
+          </w:p>
+        </w:tc>
+        <w:tc>
+          <w:tcPr/>
+          <w:p>
+            <w:pPr>
+              <w:pStyle w:val="Compact"/>
+              <w:jc w:val="right"/>
+            </w:pPr>
+            <w:r>
+              <w:t xml:space="preserve">0.15</w:t>
+            </w:r>
+          </w:p>
+        </w:tc>
+        <w:tc>
+          <w:tcPr/>
+          <w:p>
+            <w:pPr>
+              <w:pStyle w:val="Compact"/>
+              <w:jc w:val="right"/>
+            </w:pPr>
+            <w:r>
+              <w:t xml:space="preserve">0.06</w:t>
+            </w:r>
+          </w:p>
+        </w:tc>
+        <w:tc>
+          <w:tcPr/>
+          <w:p>
+            <w:pPr>
+              <w:pStyle w:val="Compact"/>
+              <w:jc w:val="right"/>
+            </w:pPr>
+            <w:r>
+              <w:t xml:space="preserve">0.15</w:t>
+            </w:r>
+          </w:p>
+        </w:tc>
+      </w:tr>
+      <w:tr>
+        <w:tc>
+          <w:tcPr/>
+          <w:p>
+            <w:pPr>
+              <w:pStyle w:val="Compact"/>
+            </w:pPr>
+            <w:r>
+              <w:t xml:space="preserve">steel</w:t>
+            </w:r>
+          </w:p>
+        </w:tc>
+        <w:tc>
+          <w:tcPr/>
+          <w:p>
+            <w:pPr>
+              <w:pStyle w:val="Compact"/>
+            </w:pPr>
+            <w:r>
+              <w:t xml:space="preserve">STL-GOLD-001</w:t>
+            </w:r>
+          </w:p>
+        </w:tc>
+        <w:tc>
+          <w:tcPr/>
+          <w:p>
+            <w:pPr>
+              <w:pStyle w:val="Compact"/>
+            </w:pPr>
+            <w:r>
+              <w:t xml:space="preserve">normal</w:t>
+            </w:r>
+          </w:p>
+        </w:tc>
+        <w:tc>
+          <w:tcPr/>
+          <w:p>
+            <w:pPr>
+              <w:pStyle w:val="Compact"/>
+              <w:jc w:val="right"/>
+            </w:pPr>
+            <w:r>
+              <w:t xml:space="preserve">0.03</w:t>
+            </w:r>
+          </w:p>
+        </w:tc>
+        <w:tc>
+          <w:tcPr/>
+          <w:p>
+            <w:pPr>
+              <w:pStyle w:val="Compact"/>
+              <w:jc w:val="right"/>
+            </w:pPr>
+            <w:r>
+              <w:t xml:space="preserve">0.07</w:t>
+            </w:r>
+          </w:p>
+        </w:tc>
+        <w:tc>
+          <w:tcPr/>
+          <w:p>
+            <w:pPr>
+              <w:pStyle w:val="Compact"/>
+              <w:jc w:val="right"/>
+            </w:pPr>
+            <w:r>
+              <w:t xml:space="preserve">0.03</w:t>
+            </w:r>
+          </w:p>
+        </w:tc>
+        <w:tc>
+          <w:tcPr/>
+          <w:p>
+            <w:pPr>
+              <w:pStyle w:val="Compact"/>
+              <w:jc w:val="right"/>
+            </w:pPr>
+            <w:r>
+              <w:t xml:space="preserve">0.07</w:t>
+            </w:r>
+          </w:p>
+        </w:tc>
+      </w:tr>
+      <w:tr>
+        <w:tc>
+          <w:tcPr/>
+          <w:p>
+            <w:pPr>
+              <w:pStyle w:val="Compact"/>
+            </w:pPr>
+            <w:r>
+              <w:t xml:space="preserve">civil</w:t>
+            </w:r>
+          </w:p>
+        </w:tc>
+        <w:tc>
+          <w:tcPr/>
+          <w:p>
+            <w:pPr>
+              <w:pStyle w:val="Compact"/>
+            </w:pPr>
+            <w:r>
+              <w:t xml:space="preserve">CIV-GOLD-001</w:t>
+            </w:r>
+          </w:p>
+        </w:tc>
+        <w:tc>
+          <w:tcPr/>
+          <w:p>
+            <w:pPr>
+              <w:pStyle w:val="Compact"/>
+            </w:pPr>
+            <w:r>
+              <w:t xml:space="preserve">normal</w:t>
+            </w:r>
+          </w:p>
+        </w:tc>
+        <w:tc>
+          <w:tcPr/>
+          <w:p>
+            <w:pPr>
+              <w:pStyle w:val="Compact"/>
+              <w:jc w:val="right"/>
+            </w:pPr>
+            <w:r>
+              <w:t xml:space="preserve">0.03</w:t>
+            </w:r>
+          </w:p>
+        </w:tc>
+        <w:tc>
+          <w:tcPr/>
+          <w:p>
+            <w:pPr>
+              <w:pStyle w:val="Compact"/>
+              <w:jc w:val="right"/>
+            </w:pPr>
+            <w:r>
+              <w:t xml:space="preserve">0.08</w:t>
+            </w:r>
+          </w:p>
+        </w:tc>
+        <w:tc>
+          <w:tcPr/>
+          <w:p>
+            <w:pPr>
+              <w:pStyle w:val="Compact"/>
+              <w:jc w:val="right"/>
+            </w:pPr>
+            <w:r>
+              <w:t xml:space="preserve">0.03</w:t>
+            </w:r>
+          </w:p>
+        </w:tc>
+        <w:tc>
+          <w:tcPr/>
+          <w:p>
+            <w:pPr>
+              <w:pStyle w:val="Compact"/>
+              <w:jc w:val="right"/>
+            </w:pPr>
+            <w:r>
+              <w:t xml:space="preserve">0.08</w:t>
+            </w:r>
+          </w:p>
+        </w:tc>
+      </w:tr>
+    </w:tbl>
+    <w:p>
+      <w:pPr>
+        <w:pStyle w:val="BodyText"/>
+      </w:pPr>
+      <w:r>
+        <w:rPr>
+          <w:b/>
+          <w:bCs/>
+        </w:rPr>
+        <w:t xml:space="preserve">Piping Per-Layer Breakdown</w:t>
+      </w:r>
+      <w:r>
+        <w:t xml:space="preserve"> </w:t>
+      </w:r>
+      <w:r>
+        <w:t xml:space="preserve">(case PIP-GOLD-001):</w:t>
+      </w:r>
+    </w:p>
+    <w:tbl>
+      <w:tblPr>
+        <w:tblStyle w:val="Table"/>
+        <w:tblW w:type="pct" w:w="5000"/>
+        <w:tblLayout w:type="fixed"/>
+        <w:tblLook w:firstRow="1" w:lastRow="0" w:firstColumn="0" w:lastColumn="0" w:noHBand="0" w:noVBand="0" w:val="0020"/>
+      </w:tblPr>
+      <w:tblGrid>
+        <w:gridCol w:w="1250"/>
+        <w:gridCol w:w="1667"/>
+        <w:gridCol w:w="1667"/>
+        <w:gridCol w:w="1667"/>
+        <w:gridCol w:w="1667"/>
+      </w:tblGrid>
+      <w:tr>
+        <w:trPr>
+          <w:tblHeader w:val="on"/>
+        </w:trPr>
+        <w:tc>
+          <w:tcPr/>
+          <w:p>
+            <w:pPr>
+              <w:pStyle w:val="Compact"/>
+            </w:pPr>
+            <w:r>
+              <w:t xml:space="preserve">Layer</w:t>
+            </w:r>
+          </w:p>
+        </w:tc>
+        <w:tc>
+          <w:tcPr/>
+          <w:p>
+            <w:pPr>
+              <w:pStyle w:val="Compact"/>
+              <w:jc w:val="right"/>
+            </w:pPr>
+            <w:r>
+              <w:t xml:space="preserve">Median (ms)</w:t>
+            </w:r>
+          </w:p>
+        </w:tc>
+        <w:tc>
+          <w:tcPr/>
+          <w:p>
+            <w:pPr>
+              <w:pStyle w:val="Compact"/>
+              <w:jc w:val="right"/>
+            </w:pPr>
+            <w:r>
+              <w:t xml:space="preserve">p95 (ms)</w:t>
+            </w:r>
+          </w:p>
+        </w:tc>
+        <w:tc>
+          <w:tcPr/>
+          <w:p>
+            <w:pPr>
+              <w:pStyle w:val="Compact"/>
+              <w:jc w:val="right"/>
+            </w:pPr>
+            <w:r>
+              <w:t xml:space="preserve">Min (ms)</w:t>
+            </w:r>
+          </w:p>
+        </w:tc>
+        <w:tc>
+          <w:tcPr/>
+          <w:p>
+            <w:pPr>
+              <w:pStyle w:val="Compact"/>
+              <w:jc w:val="right"/>
+            </w:pPr>
+            <w:r>
+              <w:t xml:space="preserve">Max (ms)</w:t>
+            </w:r>
+          </w:p>
+        </w:tc>
+      </w:tr>
+      <w:tr>
+        <w:tc>
+          <w:tcPr/>
+          <w:p>
+            <w:pPr>
+              <w:pStyle w:val="Compact"/>
+            </w:pPr>
+            <w:r>
+              <w:t xml:space="preserve">layer1_input_validation</w:t>
+            </w:r>
+          </w:p>
+        </w:tc>
+        <w:tc>
+          <w:tcPr/>
+          <w:p>
+            <w:pPr>
+              <w:pStyle w:val="Compact"/>
+              <w:jc w:val="right"/>
+            </w:pPr>
+            <w:r>
+              <w:t xml:space="preserve">0.002</w:t>
+            </w:r>
+          </w:p>
+        </w:tc>
+        <w:tc>
+          <w:tcPr/>
+          <w:p>
+            <w:pPr>
+              <w:pStyle w:val="Compact"/>
+              <w:jc w:val="right"/>
+            </w:pPr>
+            <w:r>
+              <w:t xml:space="preserve">0.004</w:t>
+            </w:r>
+          </w:p>
+        </w:tc>
+        <w:tc>
+          <w:tcPr/>
+          <w:p>
+            <w:pPr>
+              <w:pStyle w:val="Compact"/>
+              <w:jc w:val="right"/>
+            </w:pPr>
+            <w:r>
+              <w:t xml:space="preserve">0.001</w:t>
+            </w:r>
+          </w:p>
+        </w:tc>
+        <w:tc>
+          <w:tcPr/>
+          <w:p>
+            <w:pPr>
+              <w:pStyle w:val="Compact"/>
+              <w:jc w:val="right"/>
+            </w:pPr>
+            <w:r>
+              <w:t xml:space="preserve">0.004</w:t>
+            </w:r>
+          </w:p>
+        </w:tc>
+      </w:tr>
+      <w:tr>
+        <w:tc>
+          <w:tcPr/>
+          <w:p>
+            <w:pPr>
+              <w:pStyle w:val="Compact"/>
+            </w:pPr>
+            <w:r>
+              <w:t xml:space="preserve">layer2_k_voting_3candidates_plus_consensus</w:t>
+            </w:r>
+          </w:p>
+        </w:tc>
+        <w:tc>
+          <w:tcPr/>
+          <w:p>
+            <w:pPr>
+              <w:pStyle w:val="Compact"/>
+              <w:jc w:val="right"/>
+            </w:pPr>
+            <w:r>
+              <w:t xml:space="preserve">0.017</w:t>
+            </w:r>
+          </w:p>
+        </w:tc>
+        <w:tc>
+          <w:tcPr/>
+          <w:p>
+            <w:pPr>
+              <w:pStyle w:val="Compact"/>
+              <w:jc w:val="right"/>
+            </w:pPr>
+            <w:r>
+              <w:t xml:space="preserve">0.020</w:t>
+            </w:r>
+          </w:p>
+        </w:tc>
+        <w:tc>
+          <w:tcPr/>
+          <w:p>
+            <w:pPr>
+              <w:pStyle w:val="Compact"/>
+              <w:jc w:val="right"/>
+            </w:pPr>
+            <w:r>
+              <w:t xml:space="preserve">0.015</w:t>
+            </w:r>
+          </w:p>
+        </w:tc>
+        <w:tc>
+          <w:tcPr/>
+          <w:p>
+            <w:pPr>
+              <w:pStyle w:val="Compact"/>
+              <w:jc w:val="right"/>
+            </w:pPr>
+            <w:r>
+              <w:t xml:space="preserve">0.020</w:t>
+            </w:r>
+          </w:p>
+        </w:tc>
+      </w:tr>
+      <w:tr>
+        <w:tc>
+          <w:tcPr/>
+          <w:p>
+            <w:pPr>
+              <w:pStyle w:val="Compact"/>
+            </w:pPr>
+            <w:r>
+              <w:t xml:space="preserve">layer3_physics_and_standards</w:t>
+            </w:r>
+          </w:p>
+        </w:tc>
+        <w:tc>
+          <w:tcPr/>
+          <w:p>
+            <w:pPr>
+              <w:pStyle w:val="Compact"/>
+              <w:jc w:val="right"/>
+            </w:pPr>
+            <w:r>
+              <w:t xml:space="preserve">0.002</w:t>
+            </w:r>
+          </w:p>
+        </w:tc>
+        <w:tc>
+          <w:tcPr/>
+          <w:p>
+            <w:pPr>
+              <w:pStyle w:val="Compact"/>
+              <w:jc w:val="right"/>
+            </w:pPr>
+            <w:r>
+              <w:t xml:space="preserve">0.005</w:t>
+            </w:r>
+          </w:p>
+        </w:tc>
+        <w:tc>
+          <w:tcPr/>
+          <w:p>
+            <w:pPr>
+              <w:pStyle w:val="Compact"/>
+              <w:jc w:val="right"/>
+            </w:pPr>
+            <w:r>
+              <w:t xml:space="preserve">0.002</w:t>
+            </w:r>
+          </w:p>
+        </w:tc>
+        <w:tc>
+          <w:tcPr/>
+          <w:p>
+            <w:pPr>
+              <w:pStyle w:val="Compact"/>
+              <w:jc w:val="right"/>
+            </w:pPr>
+            <w:r>
+              <w:t xml:space="preserve">0.005</w:t>
+            </w:r>
+          </w:p>
+        </w:tc>
+      </w:tr>
+      <w:tr>
+        <w:tc>
+          <w:tcPr/>
+          <w:p>
+            <w:pPr>
+              <w:pStyle w:val="Compact"/>
+            </w:pPr>
+            <w:r>
+              <w:t xml:space="preserve">layer4_reverse_checks</w:t>
+            </w:r>
+          </w:p>
+        </w:tc>
+        <w:tc>
+          <w:tcPr/>
+          <w:p>
+            <w:pPr>
+              <w:pStyle w:val="Compact"/>
+              <w:jc w:val="right"/>
+            </w:pPr>
+            <w:r>
+              <w:t xml:space="preserve">0.003</w:t>
+            </w:r>
+          </w:p>
+        </w:tc>
+        <w:tc>
+          <w:tcPr/>
+          <w:p>
+            <w:pPr>
+              <w:pStyle w:val="Compact"/>
+              <w:jc w:val="right"/>
+            </w:pPr>
+            <w:r>
+              <w:t xml:space="preserve">0.005</w:t>
+            </w:r>
+          </w:p>
+        </w:tc>
+        <w:tc>
+          <w:tcPr/>
+          <w:p>
+            <w:pPr>
+              <w:pStyle w:val="Compact"/>
+              <w:jc w:val="right"/>
+            </w:pPr>
+            <w:r>
+              <w:t xml:space="preserve">0.002</w:t>
+            </w:r>
+          </w:p>
+        </w:tc>
+        <w:tc>
+          <w:tcPr/>
+          <w:p>
+            <w:pPr>
+              <w:pStyle w:val="Compact"/>
+              <w:jc w:val="right"/>
+            </w:pPr>
+            <w:r>
+              <w:t xml:space="preserve">0.005</w:t>
+            </w:r>
+          </w:p>
+        </w:tc>
+      </w:tr>
+    </w:tbl>
+    <w:p>
+      <w:pPr>
+        <w:pStyle w:val="BodyText"/>
+      </w:pPr>
+      <w:r>
+        <w:rPr>
+          <w:b/>
+          <w:bCs/>
+        </w:rPr>
+        <w:t xml:space="preserve">Cross-Discipline Validator (one paired call across 7 disciplines):</w:t>
+      </w:r>
+      <w:r>
+        <w:t xml:space="preserve"> </w:t>
+      </w:r>
+      <w:r>
+        <w:t xml:space="preserve">median 0.028 ms, p95 0.045 ms, min/max 0.021 / 0.045 ms.</w:t>
+      </w:r>
+    </w:p>
+    <w:p>
+      <w:pPr>
+        <w:pStyle w:val="BodyText"/>
+      </w:pPr>
+      <w:r>
+        <w:rPr>
+          <w:b/>
+          <w:bCs/>
+        </w:rPr>
+        <w:t xml:space="preserve">KOSHA RAG Retrieval (top-10):</w:t>
+      </w:r>
+      <w:r>
+        <w:t xml:space="preserve"> </w:t>
+      </w:r>
+      <w:r>
+        <w:t xml:space="preserve">query</w:t>
+      </w:r>
+      <w:r>
+        <w:t xml:space="preserve"> </w:t>
+      </w:r>
+      <w:r>
+        <w:rPr>
+          <w:rStyle w:val="VerbatimChar"/>
+        </w:rPr>
+        <w:t xml:space="preserve">pressure vessel remaining life assessment</w:t>
+      </w:r>
+      <w:r>
+        <w:t xml:space="preserve">, hit count 4, median 1.151 ms, p95 3.351 ms, min/max 1.018 / 3.351 ms.</w:t>
+      </w:r>
+    </w:p>
+    <w:p>
+      <w:pPr>
+        <w:pStyle w:val="BodyText"/>
+      </w:pPr>
+      <w:r>
+        <w:rPr>
+          <w:b/>
+          <w:bCs/>
+        </w:rPr>
+        <w:t xml:space="preserve">KOSHA RAG Generation (Qwen via Ollama):</w:t>
+      </w:r>
+      <w:r>
+        <w:t xml:space="preserve"> </w:t>
+      </w:r>
+      <w:r>
+        <w:t xml:space="preserve">model</w:t>
+      </w:r>
+      <w:r>
+        <w:t xml:space="preserve"> </w:t>
+      </w:r>
+      <w:r>
+        <w:rPr>
+          <w:rStyle w:val="VerbatimChar"/>
+        </w:rPr>
+        <w:t xml:space="preserve">qwen3:4b</w:t>
+      </w:r>
+      <w:r>
+        <w:t xml:space="preserve">, prompt 2,054 chars, median 41,725.0 ms, p95 62,277.2 ms, min/max 31,919.7 / 62,277.2 ms.</w:t>
+      </w:r>
+    </w:p>
+    <w:p>
+      <w:pPr>
+        <w:pStyle w:val="BodyText"/>
+      </w:pPr>
+      <w:r>
+        <w:rPr>
+          <w:b/>
+          <w:bCs/>
+        </w:rPr>
+        <w:t xml:space="preserve">End-to-End Median.</w:t>
+      </w:r>
+      <w:r>
+        <w:t xml:space="preserve"> </w:t>
+      </w:r>
+      <w:r>
+        <w:t xml:space="preserve">Composition: piping</w:t>
+      </w:r>
+      <w:r>
+        <w:t xml:space="preserve"> </w:t>
+      </w:r>
+      <w:r>
+        <w:rPr>
+          <w:rStyle w:val="VerbatimChar"/>
+        </w:rPr>
+        <w:t xml:space="preserve">service.evaluate</w:t>
+      </w:r>
+      <w:r>
+        <w:t xml:space="preserve"> </w:t>
+      </w:r>
+      <w:r>
+        <w:t xml:space="preserve">median + cross-discipline validator median + RAG retrieval median (+ RAG generation median). End-to-end median:</w:t>
+      </w:r>
+      <w:r>
+        <w:t xml:space="preserve"> </w:t>
+      </w:r>
+      <w:r>
+        <w:rPr>
+          <w:b/>
+          <w:bCs/>
+        </w:rPr>
+        <w:t xml:space="preserve">41,726.22 ms</w:t>
+      </w:r>
+      <w:r>
+        <w:t xml:space="preserve">.</w:t>
+      </w:r>
+    </w:p>
+    <w:p>
+      <w:pPr>
+        <w:pStyle w:val="BodyText"/>
+      </w:pPr>
+      <w:r>
+        <w:t xml:space="preserve">The deterministic stack (input validation, K-voting, physics/code compliance, reverse verification, cross-discipline validator, BM25 retrieval) completes in approximately 1.2 ms per case. The Qwen-family generation step on the on-premises Ollama server adds approximately 42 s median; this dominates end-to-end latency when full LLM grounding is requested. K-voting (L2) accounts for approximately 70% of within-engine layered latency, consistent with its use of three deliberately varied calculation paths.</w:t>
+      </w:r>
+    </w:p>
+    <w:bookmarkEnd w:id="79"/>
+    <w:bookmarkStart w:id="80" w:name="b.4-retrieval-failure-inventory"/>
+    <w:p>
+      <w:pPr>
+        <w:pStyle w:val="Heading3"/>
+      </w:pPr>
+      <w:r>
+        <w:t xml:space="preserve">B.4 Retrieval failure inventory</w:t>
+      </w:r>
+    </w:p>
+    <w:p>
+      <w:pPr>
+        <w:pStyle w:val="FirstParagraph"/>
+      </w:pPr>
+      <w:r>
+        <w:t xml:space="preserve">Honest disclosure of where retrieval still misses on the 50-query curated benchmark (</w:t>
+      </w:r>
+      <w:r>
+        <w:rPr>
+          <w:rStyle w:val="VerbatimChar"/>
+        </w:rPr>
+        <w:t xml:space="preserve">outputs/retrieval_failure_inventory.md</w:t>
+      </w:r>
+      <w:r>
+        <w:t xml:space="preserve">; Enhanced FTS, K=5 threshold; failure rule:</w:t>
+      </w:r>
+      <w:r>
+        <w:t xml:space="preserve"> </w:t>
+      </w:r>
+      <w:r>
+        <w:rPr>
+          <w:rStyle w:val="VerbatimChar"/>
+        </w:rPr>
+        <w:t xml:space="preserve">failure := first_relevant_rank &gt; 5 OR no relevant hit in top-10</w:t>
+      </w:r>
+      <w:r>
+        <w:t xml:space="preserve">; failure count 7/50 = 0.1400):</w:t>
+      </w:r>
+    </w:p>
+    <w:tbl>
+      <w:tblPr>
+        <w:tblStyle w:val="Table"/>
+        <w:tblW w:type="auto" w:w="0"/>
+        <w:tblLook w:firstRow="1" w:lastRow="0" w:firstColumn="0" w:lastColumn="0" w:noHBand="0" w:noVBand="0" w:val="0020"/>
+      </w:tblPr>
+      <w:tblGrid>
+        <w:gridCol w:w="3960"/>
+        <w:gridCol w:w="3960"/>
+      </w:tblGrid>
+      <w:tr>
+        <w:trPr>
+          <w:tblHeader w:val="on"/>
+        </w:trPr>
+        <w:tc>
+          <w:tcPr/>
+          <w:p>
+            <w:pPr>
+              <w:pStyle w:val="Compact"/>
+            </w:pPr>
+            <w:r>
+              <w:t xml:space="preserve">Diagnosis</w:t>
+            </w:r>
+          </w:p>
+        </w:tc>
+        <w:tc>
+          <w:tcPr/>
+          <w:p>
+            <w:pPr>
+              <w:pStyle w:val="Compact"/>
+              <w:jc w:val="right"/>
+            </w:pPr>
+            <w:r>
+              <w:t xml:space="preserve">Count</w:t>
+            </w:r>
+          </w:p>
+        </w:tc>
+      </w:tr>
+      <w:tr>
+        <w:tc>
+          <w:tcPr/>
+          <w:p>
+            <w:pPr>
+              <w:pStyle w:val="Compact"/>
+            </w:pPr>
+            <w:r>
+              <w:t xml:space="preserve">paraphrase_too_loose</w:t>
+            </w:r>
+          </w:p>
+        </w:tc>
+        <w:tc>
+          <w:tcPr/>
+          <w:p>
+            <w:pPr>
+              <w:pStyle w:val="Compact"/>
+              <w:jc w:val="right"/>
+            </w:pPr>
+            <w:r>
+              <w:t xml:space="preserve">6</w:t>
+            </w:r>
+          </w:p>
+        </w:tc>
+      </w:tr>
+      <w:tr>
+        <w:tc>
+          <w:tcPr/>
+          <w:p>
+            <w:pPr>
+              <w:pStyle w:val="Compact"/>
+            </w:pPr>
+            <w:r>
+              <w:t xml:space="preserve">regulatory_class_mismatch</w:t>
+            </w:r>
+          </w:p>
+        </w:tc>
+        <w:tc>
+          <w:tcPr/>
+          <w:p>
+            <w:pPr>
+              <w:pStyle w:val="Compact"/>
+              <w:jc w:val="right"/>
+            </w:pPr>
+            <w:r>
+              <w:t xml:space="preserve">1</w:t>
+            </w:r>
+          </w:p>
+        </w:tc>
+      </w:tr>
+    </w:tbl>
+    <w:p>
+      <w:pPr>
+        <w:pStyle w:val="BodyText"/>
+      </w:pPr>
+      <w:r>
+        <w:t xml:space="preserve">Diagnosis category definitions:</w:t>
+      </w:r>
+      <w:r>
+        <w:t xml:space="preserve"> </w:t>
+      </w:r>
+      <w:r>
+        <w:rPr>
+          <w:rStyle w:val="VerbatimChar"/>
+        </w:rPr>
+        <w:t xml:space="preserve">paraphrase_too_loose</w:t>
+      </w:r>
+      <w:r>
+        <w:t xml:space="preserve"> </w:t>
+      </w:r>
+      <w:r>
+        <w:t xml:space="preserve">— the query phrasing diverges from the indexed chunk’s vocabulary beyond what the synonym expansion bridges;</w:t>
+      </w:r>
+      <w:r>
+        <w:t xml:space="preserve"> </w:t>
+      </w:r>
+      <w:r>
+        <w:rPr>
+          <w:rStyle w:val="VerbatimChar"/>
+        </w:rPr>
+        <w:t xml:space="preserve">regulatory_class_mismatch</w:t>
+      </w:r>
+      <w:r>
+        <w:t xml:space="preserve"> </w:t>
+      </w:r>
+      <w:r>
+        <w:t xml:space="preserve">— the retrieval favours a guidance-class hit when the target is a mandatory provision (or vice versa). Six of seven failures fall in</w:t>
+      </w:r>
+      <w:r>
+        <w:t xml:space="preserve"> </w:t>
+      </w:r>
+      <w:r>
+        <w:rPr>
+          <w:rStyle w:val="VerbatimChar"/>
+        </w:rPr>
+        <w:t xml:space="preserve">paraphrase_too_loose</w:t>
+      </w:r>
+      <w:r>
+        <w:t xml:space="preserve">, concentrated in the C-C-23 RBI, B-M-18 piping life, C-C-75 corrosion risk, and Article 256 corrosion-prevention groups. This single dominant failure mode is an honest input for future work on a hybrid lexical + semantic retriever (§8 future research direction (3)).</w:t>
+      </w:r>
+    </w:p>
+    <w:bookmarkEnd w:id="80"/>
+    <w:bookmarkStart w:id="81" w:name="b.5-reproducibility"/>
+    <w:p>
+      <w:pPr>
+        <w:pStyle w:val="Heading3"/>
+      </w:pPr>
+      <w:r>
+        <w:t xml:space="preserve">B.5 Reproducibility</w:t>
+      </w:r>
+    </w:p>
+    <w:p>
+      <w:pPr>
+        <w:pStyle w:val="FirstParagraph"/>
+      </w:pPr>
+      <w:r>
+        <w:rPr>
+          <w:rStyle w:val="VerbatimChar"/>
+        </w:rPr>
+        <w:t xml:space="preserve">scripts/reproduce_all.py</w:t>
+      </w:r>
+      <w:r>
+        <w:t xml:space="preserve"> </w:t>
+      </w:r>
+      <w:r>
+        <w:t xml:space="preserve">regenerates every figure, table, and</w:t>
+      </w:r>
+      <w:r>
+        <w:t xml:space="preserve"> </w:t>
+      </w:r>
+      <w:r>
+        <w:rPr>
+          <w:rStyle w:val="VerbatimChar"/>
+        </w:rPr>
+        <w:t xml:space="preserve">outputs/*.md</w:t>
+      </w:r>
+      <w:r>
+        <w:t xml:space="preserve"> </w:t>
+      </w:r>
+      <w:r>
+        <w:t xml:space="preserve">cited in this manuscript with a single command from a clean repository state. End-to-end run on a clean checkout: 13/13 scripts complete successfully (</w:t>
+      </w:r>
+      <w:r>
+        <w:rPr>
+          <w:rStyle w:val="VerbatimChar"/>
+        </w:rPr>
+        <w:t xml:space="preserve">python scripts/reproduce_all.py</w:t>
+      </w:r>
+      <w:r>
+        <w:t xml:space="preserve">). The KOSHA-corpus rebuild (network + 200 MB SQLite) is intentionally excluded from the runner and documented separately under</w:t>
+      </w:r>
+      <w:r>
+        <w:t xml:space="preserve"> </w:t>
+      </w:r>
+      <w:r>
+        <w:rPr>
+          <w:rStyle w:val="VerbatimChar"/>
+        </w:rPr>
+        <w:t xml:space="preserve">scripts/sync_kosha_corpus.py</w:t>
+      </w:r>
+      <w:r>
+        <w:t xml:space="preserve">.</w:t>
+      </w:r>
+    </w:p>
+    <w:p>
+      <w:r>
+        <w:pict>
+          <v:rect style="width:0;height:1.5pt" o:hralign="center" o:hrstd="t" o:hr="t"/>
+        </w:pict>
+      </w:r>
+    </w:p>
+    <w:bookmarkEnd w:id="81"/>
+    <w:bookmarkEnd w:id="82"/>
+    <w:bookmarkStart w:id="85" w:name="references"/>
+    <w:p>
+      <w:pPr>
+        <w:pStyle w:val="Heading2"/>
+      </w:pPr>
+      <w:r>
+        <w:t xml:space="preserve">References</w:t>
+      </w:r>
+    </w:p>
+    <w:p>
+      <w:pPr>
+        <w:pStyle w:val="FirstParagraph"/>
+      </w:pPr>
+      <w:r>
+        <w:rPr>
+          <w:b/>
+          <w:bCs/>
+        </w:rPr>
+        <w:t xml:space="preserve">[1]</w:t>
+      </w:r>
+      <w:r>
+        <w:t xml:space="preserve"> </w:t>
+      </w:r>
+      <w:r>
+        <w:t xml:space="preserve">Selvam, D.C., Raja, T., Vaghela, D.R., Meena, M., Tripathy, S., Kumar, B., Manjunath, H.R., Mehar, K., Devarajan, Y. (2026). Artificial intelligence in process safety: A review of opportunities, challenges, and future directions for the chemical process industries.</w:t>
       </w:r>
       <w:r>
         <w:t xml:space="preserve"> </w:t>
@@ -9876,13 +15975,13 @@
           <w:i/>
           <w:iCs/>
         </w:rPr>
-        <w:t xml:space="preserve">Life Cycle Reliability and Safety Engineering.</w:t>
-      </w:r>
-      <w:r>
-        <w:t xml:space="preserve"> </w:t>
-      </w:r>
-      <w:r>
-        <w:t xml:space="preserve">DOI: 10.1007/s41872-025-00353-2</w:t>
+        <w:t xml:space="preserve">Journal of Loss Prevention in the Process Industries.</w:t>
+      </w:r>
+      <w:r>
+        <w:t xml:space="preserve"> </w:t>
+      </w:r>
+      <w:r>
+        <w:t xml:space="preserve">DOI: 10.1016/j.jlp.2026.105917</w:t>
       </w:r>
     </w:p>
     <w:p>
@@ -9894,13 +15993,13 @@
           <w:b/>
           <w:bCs/>
         </w:rPr>
-        <w:t xml:space="preserve">[9]</w:t>
-      </w:r>
-      <w:r>
-        <w:t xml:space="preserve"> </w:t>
-      </w:r>
-      <w:r>
-        <w:t xml:space="preserve">Hector, I., Panjanathan, R. (2024). Predictive maintenance in Industry 4.0: a survey of planning models and machine learning techniques.</w:t>
+        <w:t xml:space="preserve">[2]</w:t>
+      </w:r>
+      <w:r>
+        <w:t xml:space="preserve"> </w:t>
+      </w:r>
+      <w:r>
+        <w:t xml:space="preserve">Woo, T., Kim, S., Tariq, S., Heo, S., Yoo, C. (2025). Leveraging Generative AI and Large Language Model for Process Systems Engineering: A State-of-the-Art Review.</w:t>
       </w:r>
       <w:r>
         <w:t xml:space="preserve"> </w:t>
@@ -9910,13 +16009,13 @@
           <w:i/>
           <w:iCs/>
         </w:rPr>
-        <w:t xml:space="preserve">PeerJ Computer Science,</w:t>
-      </w:r>
-      <w:r>
-        <w:t xml:space="preserve"> </w:t>
-      </w:r>
-      <w:r>
-        <w:t xml:space="preserve">10, e2016. DOI: 10.7717/peerj-cs.2016</w:t>
+        <w:t xml:space="preserve">Korean Journal of Chemical Engineering,</w:t>
+      </w:r>
+      <w:r>
+        <w:t xml:space="preserve"> </w:t>
+      </w:r>
+      <w:r>
+        <w:t xml:space="preserve">42, 2787-2808. DOI: 10.1007/s11814-025-00524-y</w:t>
       </w:r>
     </w:p>
     <w:p>
@@ -9928,13 +16027,13 @@
           <w:b/>
           <w:bCs/>
         </w:rPr>
-        <w:t xml:space="preserve">[10]</w:t>
-      </w:r>
-      <w:r>
-        <w:t xml:space="preserve"> </w:t>
-      </w:r>
-      <w:r>
-        <w:t xml:space="preserve">Ait-Alla, A., Quandt, M., Lütjen, M., Freitag, M. (2022). On Predictive Maintenance in Industry 4.0: Overview, Models, and Challenges.</w:t>
+        <w:t xml:space="preserve">[3]</w:t>
+      </w:r>
+      <w:r>
+        <w:t xml:space="preserve"> </w:t>
+      </w:r>
+      <w:r>
+        <w:t xml:space="preserve">Elhosary, M. et al. (2024). LLM-assisted HAZOP study using retrieval-augmented generation.</w:t>
       </w:r>
       <w:r>
         <w:t xml:space="preserve"> </w:t>
@@ -9944,13 +16043,7 @@
           <w:i/>
           <w:iCs/>
         </w:rPr>
-        <w:t xml:space="preserve">Applied Sciences,</w:t>
-      </w:r>
-      <w:r>
-        <w:t xml:space="preserve"> </w:t>
-      </w:r>
-      <w:r>
-        <w:t xml:space="preserve">12(16), 8081. DOI: 10.3390/app12168081</w:t>
+        <w:t xml:space="preserve">IChemE Symposium Series No. 171: Hazards 34.</w:t>
       </w:r>
     </w:p>
     <w:p>
@@ -9962,13 +16055,13 @@
           <w:b/>
           <w:bCs/>
         </w:rPr>
-        <w:t xml:space="preserve">[11]</w:t>
-      </w:r>
-      <w:r>
-        <w:t xml:space="preserve"> </w:t>
-      </w:r>
-      <w:r>
-        <w:t xml:space="preserve">Avizienis, A. (1985). The N-version approach to fault-tolerant software.</w:t>
+        <w:t xml:space="preserve">[4]</w:t>
+      </w:r>
+      <w:r>
+        <w:t xml:space="preserve"> </w:t>
+      </w:r>
+      <w:r>
+        <w:t xml:space="preserve">Walavalkar, V. et al. (2021). Machine Learning and Deep Learning in Chemical Health and Safety: A Systematic Review of Techniques and Applications.</w:t>
       </w:r>
       <w:r>
         <w:t xml:space="preserve"> </w:t>
@@ -9978,13 +16071,13 @@
           <w:i/>
           <w:iCs/>
         </w:rPr>
-        <w:t xml:space="preserve">IEEE Transactions on Software Engineering,</w:t>
-      </w:r>
-      <w:r>
-        <w:t xml:space="preserve"> </w:t>
-      </w:r>
-      <w:r>
-        <w:t xml:space="preserve">SE-11(12), 1491-1501.</w:t>
+        <w:t xml:space="preserve">ACS Chemical Health &amp; Safety.</w:t>
+      </w:r>
+      <w:r>
+        <w:t xml:space="preserve"> </w:t>
+      </w:r>
+      <w:r>
+        <w:t xml:space="preserve">DOI: 10.1021/acs.chas.0c00075</w:t>
       </w:r>
     </w:p>
     <w:p>
@@ -9996,13 +16089,13 @@
           <w:b/>
           <w:bCs/>
         </w:rPr>
-        <w:t xml:space="preserve">[12]</w:t>
-      </w:r>
-      <w:r>
-        <w:t xml:space="preserve"> </w:t>
-      </w:r>
-      <w:r>
-        <w:t xml:space="preserve">Kim, H., Yi, J.-S., Jang, Y. (2022). Analyzing Patterns of Multi-cause Accidents From KOSHA’s Construction Injury Case Reports Utilizing Text Mining Methodology.</w:t>
+        <w:t xml:space="preserve">[5]</w:t>
+      </w:r>
+      <w:r>
+        <w:t xml:space="preserve"> </w:t>
+      </w:r>
+      <w:r>
+        <w:t xml:space="preserve">Lewis, P., Perez, E., Piktus, A. et al. (2020). Retrieval-Augmented Generation for Knowledge-Intensive NLP Tasks.</w:t>
       </w:r>
       <w:r>
         <w:t xml:space="preserve"> </w:t>
@@ -10012,13 +16105,13 @@
           <w:i/>
           <w:iCs/>
         </w:rPr>
-        <w:t xml:space="preserve">Journal of the Architectural Institute of Korea,</w:t>
-      </w:r>
-      <w:r>
-        <w:t xml:space="preserve"> </w:t>
-      </w:r>
-      <w:r>
-        <w:t xml:space="preserve">38(4), 237-244. DOI: 10.5659/JAIK.2022.38.4.237</w:t>
+        <w:t xml:space="preserve">Advances in Neural Information Processing Systems (NeurIPS 2020),</w:t>
+      </w:r>
+      <w:r>
+        <w:t xml:space="preserve"> </w:t>
+      </w:r>
+      <w:r>
+        <w:t xml:space="preserve">33, 9459-9474.</w:t>
       </w:r>
     </w:p>
     <w:p>
@@ -10030,13 +16123,13 @@
           <w:b/>
           <w:bCs/>
         </w:rPr>
-        <w:t xml:space="preserve">[13]</w:t>
-      </w:r>
-      <w:r>
-        <w:t xml:space="preserve"> </w:t>
-      </w:r>
-      <w:r>
-        <w:t xml:space="preserve">Lee, J., Ahn, S. (2025). Development of AI Prototype for Generating Construction Safety Guidelines Through Fine-Tuning of Large-Scale Language Model.</w:t>
+        <w:t xml:space="preserve">[6]</w:t>
+      </w:r>
+      <w:r>
+        <w:t xml:space="preserve"> </w:t>
+      </w:r>
+      <w:r>
+        <w:t xml:space="preserve">Walker, C., Aslansefat, K., Akram, M.N., Papadopoulos, Y. (2026). RAGuard: A Novel Approach for In-Context Safe Retrieval Augmented Generation for LLMs. In: Katsaros, P. (ed.)</w:t>
       </w:r>
       <w:r>
         <w:t xml:space="preserve"> </w:t>
@@ -10046,13 +16139,13 @@
           <w:i/>
           <w:iCs/>
         </w:rPr>
-        <w:t xml:space="preserve">Korean Journal of Construction Engineering and Management,</w:t>
-      </w:r>
-      <w:r>
-        <w:t xml:space="preserve"> </w:t>
-      </w:r>
-      <w:r>
-        <w:t xml:space="preserve">26(2), 20-31. DOI: 10.6106/KJCEM.2025.26.2.020</w:t>
+        <w:t xml:space="preserve">Model-Based Safety and Assessment. IMBSA 2025.</w:t>
+      </w:r>
+      <w:r>
+        <w:t xml:space="preserve"> </w:t>
+      </w:r>
+      <w:r>
+        <w:t xml:space="preserve">Lecture Notes in Computer Science, vol 15755. Springer, Cham. DOI: 10.1007/978-3-032-05073-1_13</w:t>
       </w:r>
     </w:p>
     <w:p>
@@ -10064,13 +16157,13 @@
           <w:b/>
           <w:bCs/>
         </w:rPr>
-        <w:t xml:space="preserve">[14]</w:t>
-      </w:r>
-      <w:r>
-        <w:t xml:space="preserve"> </w:t>
-      </w:r>
-      <w:r>
-        <w:t xml:space="preserve">Robertson, S., Zaragoza, H. (2009). The Probabilistic Relevance Framework: BM25 and Beyond.</w:t>
+        <w:t xml:space="preserve">[7]</w:t>
+      </w:r>
+      <w:r>
+        <w:t xml:space="preserve"> </w:t>
+      </w:r>
+      <w:r>
+        <w:t xml:space="preserve">Klesel, M., Wittmann, H.F. (2025). Retrieval-Augmented Generation (RAG).</w:t>
       </w:r>
       <w:r>
         <w:t xml:space="preserve"> </w:t>
@@ -10080,13 +16173,13 @@
           <w:i/>
           <w:iCs/>
         </w:rPr>
-        <w:t xml:space="preserve">Foundations and Trends in Information Retrieval,</w:t>
-      </w:r>
-      <w:r>
-        <w:t xml:space="preserve"> </w:t>
-      </w:r>
-      <w:r>
-        <w:t xml:space="preserve">3(4), 333-389. DOI: 10.1561/1500000019</w:t>
+        <w:t xml:space="preserve">Business &amp; Information Systems Engineering,</w:t>
+      </w:r>
+      <w:r>
+        <w:t xml:space="preserve"> </w:t>
+      </w:r>
+      <w:r>
+        <w:t xml:space="preserve">67(4), 551-561. DOI: 10.1007/s12599-025-00945-3</w:t>
       </w:r>
     </w:p>
     <w:p>
@@ -10098,13 +16191,13 @@
           <w:b/>
           <w:bCs/>
         </w:rPr>
-        <w:t xml:space="preserve">[15]</w:t>
-      </w:r>
-      <w:r>
-        <w:t xml:space="preserve"> </w:t>
-      </w:r>
-      <w:r>
-        <w:t xml:space="preserve">Gao, Y., Xiong, Y., Huang, X. et al. (2024). Retrieval-Augmented Generation for Large Language Models: A Survey.</w:t>
+        <w:t xml:space="preserve">[8]</w:t>
+      </w:r>
+      <w:r>
+        <w:t xml:space="preserve"> </w:t>
+      </w:r>
+      <w:r>
+        <w:t xml:space="preserve">Jones, J.F., Raj, V., Abas, P.E., Petra, M.I., Sivan, D., Satheesh Kumar, K., Jose, R., Mathew, S. (2025). Application of artificial intelligence for asset integrity management of offshore oil and gas pipelines.</w:t>
       </w:r>
       <w:r>
         <w:t xml:space="preserve"> </w:t>
@@ -10114,7 +16207,13 @@
           <w:i/>
           <w:iCs/>
         </w:rPr>
-        <w:t xml:space="preserve">arXiv preprint arXiv:2312.10997.</w:t>
+        <w:t xml:space="preserve">Life Cycle Reliability and Safety Engineering.</w:t>
+      </w:r>
+      <w:r>
+        <w:t xml:space="preserve"> </w:t>
+      </w:r>
+      <w:r>
+        <w:t xml:space="preserve">DOI: 10.1007/s41872-025-00353-2</w:t>
       </w:r>
     </w:p>
     <w:p>
@@ -10126,13 +16225,13 @@
           <w:b/>
           <w:bCs/>
         </w:rPr>
-        <w:t xml:space="preserve">[16]</w:t>
-      </w:r>
-      <w:r>
-        <w:t xml:space="preserve"> </w:t>
-      </w:r>
-      <w:r>
-        <w:t xml:space="preserve">ASME (2022).</w:t>
+        <w:t xml:space="preserve">[9]</w:t>
+      </w:r>
+      <w:r>
+        <w:t xml:space="preserve"> </w:t>
+      </w:r>
+      <w:r>
+        <w:t xml:space="preserve">Hector, I., Panjanathan, R. (2024). Predictive maintenance in Industry 4.0: a survey of planning models and machine learning techniques.</w:t>
       </w:r>
       <w:r>
         <w:t xml:space="preserve"> </w:t>
@@ -10142,13 +16241,13 @@
           <w:i/>
           <w:iCs/>
         </w:rPr>
-        <w:t xml:space="preserve">ASME B31.3-2022: Process Piping.</w:t>
-      </w:r>
-      <w:r>
-        <w:t xml:space="preserve"> </w:t>
-      </w:r>
-      <w:r>
-        <w:t xml:space="preserve">The American Society of Mechanical Engineers, New York.</w:t>
+        <w:t xml:space="preserve">PeerJ Computer Science,</w:t>
+      </w:r>
+      <w:r>
+        <w:t xml:space="preserve"> </w:t>
+      </w:r>
+      <w:r>
+        <w:t xml:space="preserve">10, e2016. DOI: 10.7717/peerj-cs.2016</w:t>
       </w:r>
     </w:p>
     <w:p>
@@ -10160,13 +16259,13 @@
           <w:b/>
           <w:bCs/>
         </w:rPr>
-        <w:t xml:space="preserve">[17]</w:t>
-      </w:r>
-      <w:r>
-        <w:t xml:space="preserve"> </w:t>
-      </w:r>
-      <w:r>
-        <w:t xml:space="preserve">API (2020).</w:t>
+        <w:t xml:space="preserve">[10]</w:t>
+      </w:r>
+      <w:r>
+        <w:t xml:space="preserve"> </w:t>
+      </w:r>
+      <w:r>
+        <w:t xml:space="preserve">Ait-Alla, A., Quandt, M., Lütjen, M., Freitag, M. (2022). On Predictive Maintenance in Industry 4.0: Overview, Models, and Challenges.</w:t>
       </w:r>
       <w:r>
         <w:t xml:space="preserve"> </w:t>
@@ -10176,13 +16275,13 @@
           <w:i/>
           <w:iCs/>
         </w:rPr>
-        <w:t xml:space="preserve">API 579-1/ASME FFS-1: Fitness-For-Service,</w:t>
-      </w:r>
-      <w:r>
-        <w:t xml:space="preserve"> </w:t>
-      </w:r>
-      <w:r>
-        <w:t xml:space="preserve">3rd ed. American Petroleum Institute, Washington, DC.</w:t>
+        <w:t xml:space="preserve">Applied Sciences,</w:t>
+      </w:r>
+      <w:r>
+        <w:t xml:space="preserve"> </w:t>
+      </w:r>
+      <w:r>
+        <w:t xml:space="preserve">12(16), 8081. DOI: 10.3390/app12168081</w:t>
       </w:r>
     </w:p>
     <w:p>
@@ -10194,13 +16293,13 @@
           <w:b/>
           <w:bCs/>
         </w:rPr>
-        <w:t xml:space="preserve">[18]</w:t>
-      </w:r>
-      <w:r>
-        <w:t xml:space="preserve"> </w:t>
-      </w:r>
-      <w:r>
-        <w:t xml:space="preserve">KOSHA (2026).</w:t>
+        <w:t xml:space="preserve">[11]</w:t>
+      </w:r>
+      <w:r>
+        <w:t xml:space="preserve"> </w:t>
+      </w:r>
+      <w:r>
+        <w:t xml:space="preserve">Avizienis, A. (1985). The N-version approach to fault-tolerant software.</w:t>
       </w:r>
       <w:r>
         <w:t xml:space="preserve"> </w:t>
@@ -10210,6 +16309,238 @@
           <w:i/>
           <w:iCs/>
         </w:rPr>
+        <w:t xml:space="preserve">IEEE Transactions on Software Engineering,</w:t>
+      </w:r>
+      <w:r>
+        <w:t xml:space="preserve"> </w:t>
+      </w:r>
+      <w:r>
+        <w:t xml:space="preserve">SE-11(12), 1491-1501.</w:t>
+      </w:r>
+    </w:p>
+    <w:p>
+      <w:pPr>
+        <w:pStyle w:val="BodyText"/>
+      </w:pPr>
+      <w:r>
+        <w:rPr>
+          <w:b/>
+          <w:bCs/>
+        </w:rPr>
+        <w:t xml:space="preserve">[12]</w:t>
+      </w:r>
+      <w:r>
+        <w:t xml:space="preserve"> </w:t>
+      </w:r>
+      <w:r>
+        <w:t xml:space="preserve">Kim, H., Yi, J.-S., Jang, Y. (2022). Analyzing Patterns of Multi-cause Accidents From KOSHA’s Construction Injury Case Reports Utilizing Text Mining Methodology.</w:t>
+      </w:r>
+      <w:r>
+        <w:t xml:space="preserve"> </w:t>
+      </w:r>
+      <w:r>
+        <w:rPr>
+          <w:i/>
+          <w:iCs/>
+        </w:rPr>
+        <w:t xml:space="preserve">Journal of the Architectural Institute of Korea,</w:t>
+      </w:r>
+      <w:r>
+        <w:t xml:space="preserve"> </w:t>
+      </w:r>
+      <w:r>
+        <w:t xml:space="preserve">38(4), 237-244. DOI: 10.5659/JAIK.2022.38.4.237</w:t>
+      </w:r>
+    </w:p>
+    <w:p>
+      <w:pPr>
+        <w:pStyle w:val="BodyText"/>
+      </w:pPr>
+      <w:r>
+        <w:rPr>
+          <w:b/>
+          <w:bCs/>
+        </w:rPr>
+        <w:t xml:space="preserve">[13]</w:t>
+      </w:r>
+      <w:r>
+        <w:t xml:space="preserve"> </w:t>
+      </w:r>
+      <w:r>
+        <w:t xml:space="preserve">Lee, J., Ahn, S. (2025). Development of AI Prototype for Generating Construction Safety Guidelines Through Fine-Tuning of Large-Scale Language Model.</w:t>
+      </w:r>
+      <w:r>
+        <w:t xml:space="preserve"> </w:t>
+      </w:r>
+      <w:r>
+        <w:rPr>
+          <w:i/>
+          <w:iCs/>
+        </w:rPr>
+        <w:t xml:space="preserve">Korean Journal of Construction Engineering and Management,</w:t>
+      </w:r>
+      <w:r>
+        <w:t xml:space="preserve"> </w:t>
+      </w:r>
+      <w:r>
+        <w:t xml:space="preserve">26(2), 20-31. DOI: 10.6106/KJCEM.2025.26.2.020</w:t>
+      </w:r>
+    </w:p>
+    <w:p>
+      <w:pPr>
+        <w:pStyle w:val="BodyText"/>
+      </w:pPr>
+      <w:r>
+        <w:rPr>
+          <w:b/>
+          <w:bCs/>
+        </w:rPr>
+        <w:t xml:space="preserve">[14]</w:t>
+      </w:r>
+      <w:r>
+        <w:t xml:space="preserve"> </w:t>
+      </w:r>
+      <w:r>
+        <w:t xml:space="preserve">Robertson, S., Zaragoza, H. (2009). The Probabilistic Relevance Framework: BM25 and Beyond.</w:t>
+      </w:r>
+      <w:r>
+        <w:t xml:space="preserve"> </w:t>
+      </w:r>
+      <w:r>
+        <w:rPr>
+          <w:i/>
+          <w:iCs/>
+        </w:rPr>
+        <w:t xml:space="preserve">Foundations and Trends in Information Retrieval,</w:t>
+      </w:r>
+      <w:r>
+        <w:t xml:space="preserve"> </w:t>
+      </w:r>
+      <w:r>
+        <w:t xml:space="preserve">3(4), 333-389. DOI: 10.1561/1500000019</w:t>
+      </w:r>
+    </w:p>
+    <w:p>
+      <w:pPr>
+        <w:pStyle w:val="BodyText"/>
+      </w:pPr>
+      <w:r>
+        <w:rPr>
+          <w:b/>
+          <w:bCs/>
+        </w:rPr>
+        <w:t xml:space="preserve">[15]</w:t>
+      </w:r>
+      <w:r>
+        <w:t xml:space="preserve"> </w:t>
+      </w:r>
+      <w:r>
+        <w:t xml:space="preserve">Gao, Y., Xiong, Y., Huang, X. et al. (2024). Retrieval-Augmented Generation for Large Language Models: A Survey.</w:t>
+      </w:r>
+      <w:r>
+        <w:t xml:space="preserve"> </w:t>
+      </w:r>
+      <w:r>
+        <w:rPr>
+          <w:i/>
+          <w:iCs/>
+        </w:rPr>
+        <w:t xml:space="preserve">arXiv preprint arXiv:2312.10997.</w:t>
+      </w:r>
+    </w:p>
+    <w:p>
+      <w:pPr>
+        <w:pStyle w:val="BodyText"/>
+      </w:pPr>
+      <w:r>
+        <w:rPr>
+          <w:b/>
+          <w:bCs/>
+        </w:rPr>
+        <w:t xml:space="preserve">[16]</w:t>
+      </w:r>
+      <w:r>
+        <w:t xml:space="preserve"> </w:t>
+      </w:r>
+      <w:r>
+        <w:t xml:space="preserve">ASME (2022).</w:t>
+      </w:r>
+      <w:r>
+        <w:t xml:space="preserve"> </w:t>
+      </w:r>
+      <w:r>
+        <w:rPr>
+          <w:i/>
+          <w:iCs/>
+        </w:rPr>
+        <w:t xml:space="preserve">ASME B31.3-2022: Process Piping.</w:t>
+      </w:r>
+      <w:r>
+        <w:t xml:space="preserve"> </w:t>
+      </w:r>
+      <w:r>
+        <w:t xml:space="preserve">The American Society of Mechanical Engineers, New York.</w:t>
+      </w:r>
+    </w:p>
+    <w:p>
+      <w:pPr>
+        <w:pStyle w:val="BodyText"/>
+      </w:pPr>
+      <w:r>
+        <w:rPr>
+          <w:b/>
+          <w:bCs/>
+        </w:rPr>
+        <w:t xml:space="preserve">[17]</w:t>
+      </w:r>
+      <w:r>
+        <w:t xml:space="preserve"> </w:t>
+      </w:r>
+      <w:r>
+        <w:t xml:space="preserve">API (2020).</w:t>
+      </w:r>
+      <w:r>
+        <w:t xml:space="preserve"> </w:t>
+      </w:r>
+      <w:r>
+        <w:rPr>
+          <w:i/>
+          <w:iCs/>
+        </w:rPr>
+        <w:t xml:space="preserve">API 579-1/ASME FFS-1: Fitness-For-Service,</w:t>
+      </w:r>
+      <w:r>
+        <w:t xml:space="preserve"> </w:t>
+      </w:r>
+      <w:r>
+        <w:t xml:space="preserve">3rd ed. American Petroleum Institute, Washington, DC.</w:t>
+      </w:r>
+    </w:p>
+    <w:p>
+      <w:pPr>
+        <w:pStyle w:val="BodyText"/>
+      </w:pPr>
+      <w:r>
+        <w:rPr>
+          <w:b/>
+          <w:bCs/>
+        </w:rPr>
+        <w:t xml:space="preserve">[18]</w:t>
+      </w:r>
+      <w:r>
+        <w:t xml:space="preserve"> </w:t>
+      </w:r>
+      <w:r>
+        <w:t xml:space="preserve">KOSHA (2026).</w:t>
+      </w:r>
+      <w:r>
+        <w:t xml:space="preserve"> </w:t>
+      </w:r>
+      <w:r>
+        <w:rPr>
+          <w:i/>
+          <w:iCs/>
+        </w:rPr>
         <w:t xml:space="preserve">KOSHA Guide Technical Regulations Portal.</w:t>
       </w:r>
       <w:r>
@@ -10221,7 +16552,7 @@
       <w:r>
         <w:t xml:space="preserve"> </w:t>
       </w:r>
-      <w:hyperlink r:id="rId70">
+      <w:hyperlink r:id="rId83">
         <w:r>
           <w:rPr>
             <w:rStyle w:val="Hyperlink"/>
@@ -10275,7 +16606,7 @@
       <w:r>
         <w:t xml:space="preserve"> </w:t>
       </w:r>
-      <w:hyperlink r:id="rId71">
+      <w:hyperlink r:id="rId84">
         <w:r>
           <w:rPr>
             <w:rStyle w:val="Hyperlink"/>
@@ -10287,8 +16618,8 @@
         <w:t xml:space="preserve">.</w:t>
       </w:r>
     </w:p>
-    <w:bookmarkEnd w:id="72"/>
-    <w:bookmarkEnd w:id="73"/>
+    <w:bookmarkEnd w:id="85"/>
+    <w:bookmarkEnd w:id="86"/>
     <w:sectPr>
       <w:footnotePr>
         <w:numRestart w:val="eachSect"/>
@@ -10654,6 +16985,12 @@
     </w:lvlOverride>
   </w:num>
   <w:num w:numId="1004">
+    <w:abstractNumId w:val="991"/>
+  </w:num>
+  <w:num w:numId="1005">
+    <w:abstractNumId w:val="991"/>
+  </w:num>
+  <w:num w:numId="1006">
     <w:abstractNumId w:val="991"/>
   </w:num>
 </w:numbering>

--- a/docs/publication/submissions/jlp_revision_2026-05-08/PAPER_JLP_REVISED_v3.docx
+++ b/docs/publication/submissions/jlp_revision_2026-05-08/PAPER_JLP_REVISED_v3.docx
@@ -95,7 +95,7 @@
         <w:t xml:space="preserve"> </w:t>
       </w:r>
       <w:r>
-        <w:t xml:space="preserve">are retained as searchable documents in the SQLite FTS5 index. Twelve law-article rows were excluded because their statutory body text was empty in the source API response (four are repealed articles for which an empty body is expected; the remaining eight are pending refetch — see §8 Limitation 6). Regulatory grounding is generated by an on-premises Qwen 2.5 7B Instruct model. All 220 synthetic golden cases pass end-to-end implementation verification (accuracy = 1.0000). A 60-scenario cross-discipline ablation increases blocking from 0/60 to 26/60 when the validator is enabled (+0.4333 absolute), and a 50-query retrieval benchmark improves Recall@1 from 0.4400 to 0.7400 (paired-bootstrap 95% CI on the +0.30 delta: [+0.14, +0.48]; n=50, 1000 resamples) and MRR@10 from 0.5744 to 0.7933 (paired CI: [+0.09, +0.35]) over plain BM25; Recall@3 and Recall@5 each gain +0.12 with paired CIs that include zero ([−0.02, +0.26]) and are therefore not statistically distinguishable from zero on this benchmark. Three case studies — including SA-106 piping in sour-chloride service — demonstrate that the KOSHA RAG layer surfaces Korean-jurisdiction obligations such as Article 256 of the</w:t>
+        <w:t xml:space="preserve">are retained as searchable documents in the SQLite FTS5 index. Twelve law-article rows were excluded because their statutory body text was empty in the source API response (four are repealed articles for which an empty body is expected; the remaining eight are pending refetch — see §8 Limitation 6). Regulatory grounding is generated by an on-premises Qwen 2.5 7B Instruct model. All 220 synthetic golden cases pass end-to-end implementation verification (accuracy = 1.0000). A 60-scenario cross-discipline ablation increases blocking from 0/60 to 26/60 when the validator is enabled (+0.4333 absolute), with the strongest signal concentrated in piping-vessel nozzle-margin coupling (22 of 26 detections), and a 50-query retrieval benchmark improves Recall@1 from 0.4400 to 0.7400 (paired-bootstrap 95% CI on the +0.30 delta: [+0.14, +0.48]; n=50, 1000 resamples) and MRR@10 from 0.5744 to 0.7933 (paired CI: [+0.09, +0.35]) over plain BM25; Recall@3 and Recall@5 each gain +0.12 with paired CIs that include zero ([−0.02, +0.26]) and are therefore not statistically distinguishable from zero on this benchmark. Three case studies — including SA-106 piping in sour-chloride service — demonstrate that the KOSHA RAG layer surfaces Korean-jurisdiction obligations such as Article 256 of the</w:t>
       </w:r>
       <w:r>
         <w:t xml:space="preserve"> </w:t>
@@ -306,7 +306,7 @@
         <w:pStyle w:val="BodyText"/>
       </w:pPr>
       <w:r>
-        <w:t xml:space="preserve">The contributions of this paper are as follows. First, we propose a verification architecture that integrates seven engineering disciplines into a single orchestration pipeline and automatically detects coupling hazards across ten predefined domain pairs. Second, we present a methodology for integrating a KOSHA public-API regulatory corpus into engineering AI verification — to our knowledge, the first such system. Third, we construct a quantitative evaluation framework comprising 220 synthetic golden cases, a 60-scenario cross-discipline ablation, a 50-query curated regulatory retrieval benchmark, and an industry-baseline comparison (</w:t>
+        <w:t xml:space="preserve">The contributions of this paper are as follows. First, we propose a verification architecture that integrates seven engineering disciplines into a single orchestration pipeline and automatically detects coupling hazards across ten predefined domain pairs, with empirical validation strongest in piping-vessel coupling and exploratory in the remaining pairs. Second, we present a methodology for integrating a KOSHA public-API regulatory corpus into engineering AI verification — to our knowledge, the first such system. Third, we construct a quantitative evaluation framework comprising 220 synthetic golden cases, a 60-scenario cross-discipline ablation, a 50-query curated regulatory retrieval benchmark, and an industry-baseline comparison (</w:t>
       </w:r>
       <w:r>
         <w:t xml:space="preserve">“ASME/API pass = compliance complete”</w:t>
@@ -2382,7 +2382,7 @@
         <w:t xml:space="preserve"> </w:t>
       </w:r>
       <w:r>
-        <w:t xml:space="preserve">Full N-version programming requires independently authored implementations to defeat correlated bugs. We do not claim that level of independence; the three paths share the same author and the same standard-citation tables. K-voting here therefore protects primarily against numerical-precision and ordering bugs, not against systematic conceptual errors in the standard interpretation. We make this limitation explicit so reviewers can correctly position the layer.</w:t>
+        <w:t xml:space="preserve">Full N-version programming requires independently authored implementations to defeat correlated bugs. We do not claim that level of independence; the three paths share the same author and the same standard-citation tables. K-voting here therefore protects primarily against numerical-precision and ordering bugs, not against systematic conceptual errors in the standard interpretation. We make this limitation explicit so the layer can be correctly positioned.</w:t>
       </w:r>
     </w:p>
     <w:p>
@@ -2408,7 +2408,7 @@
         <w:pStyle w:val="FirstParagraph"/>
       </w:pPr>
       <w:r>
-        <w:t xml:space="preserve">The evaluation programme comprises six analyses, each tied to one or more reviewer comments: (6.1) calculation-accuracy verification on the golden dataset, framed as</w:t>
+        <w:t xml:space="preserve">The evaluation programme comprises seven analyses: (6.1) calculation-accuracy verification on the golden dataset, framed as</w:t>
       </w:r>
       <w:r>
         <w:t xml:space="preserve"> </w:t>
@@ -2529,7 +2529,7 @@
         <w:t xml:space="preserve">implementation verification, not predictive validation</w:t>
       </w:r>
       <w:r>
-        <w:t xml:space="preserve">, in the sense of [reviewer 2’s recommendation]: the engines are deterministic rule-based calculators evaluated against cases derived from the same standards they implement. Perfect scores confirm that the implementation faithfully encodes the standards,</w:t>
+        <w:t xml:space="preserve">, in the sense developed in recent methodological discussions of synthetic-data evaluation: the engines are deterministic rule-based calculators evaluated against cases derived from the same standards they implement. Perfect scores confirm that the implementation faithfully encodes the standards,</w:t>
       </w:r>
       <w:r>
         <w:t xml:space="preserve"> </w:t>
@@ -3275,13 +3275,7 @@
         <w:t xml:space="preserve"> </w:t>
       </w:r>
       <w:r>
-        <w:t xml:space="preserve">Reviewer 1 raised the legitimate concern that a synthetic-data evaluation may be circular (</w:t>
-      </w:r>
-      <w:r>
-        <w:t xml:space="preserve">“did you find what you knew the model would find?”</w:t>
-      </w:r>
-      <w:r>
-        <w:t xml:space="preserve">). The defence has three components. First, the test cases are</w:t>
+        <w:t xml:space="preserve">A synthetic-data evaluation invites the concern that the evaluator finds what the system was designed to find. Three properties limit that concern in this study. The test cases are</w:t>
       </w:r>
       <w:r>
         <w:t xml:space="preserve"> </w:t>
@@ -3297,7 +3291,7 @@
         <w:t xml:space="preserve"> </w:t>
       </w:r>
       <w:r>
-        <w:t xml:space="preserve">from the regulatory and standards text: each KOSHA RAG target was selected by reading the actual KOSHA clause first and then synthesising a calculation context that should trigger it. The detection therefore grounds in real regulatory obligations, even though the calc inputs are constructed. Second, this construction pattern is established practice in safety-critical AI evaluation: medical-AI work routinely uses synthetic patient cohorts with known ground-truth labels, and autonomous-vehicle systems are validated on simulated scenarios long before public-road deployment. Third, the evaluation is positioned as a</w:t>
+        <w:t xml:space="preserve">from the regulatory and standards text — each KOSHA RAG target was selected by reading the actual KOSHA clause first and then constructing a calculation context that should trigger it, so the detection grounds in real regulatory obligations even though the calc inputs are constructed. This construction pattern is established practice in safety-critical AI evaluation, including medical-AI synthetic patient cohorts with known ground-truth labels and simulated-scenario validation of autonomous-vehicle systems prior to public-road deployment. The evaluation is positioned as a</w:t>
       </w:r>
       <w:r>
         <w:t xml:space="preserve"> </w:t>
@@ -3310,7 +3304,10 @@
         <w:t xml:space="preserve">feasibility study</w:t>
       </w:r>
       <w:r>
-        <w:t xml:space="preserve">; the architecture being demonstrated is the integration of calc + cross-discipline + KOSHA RAG, not a claim that the present numbers transfer to plant data. Field validation is explicit future work.</w:t>
+        <w:t xml:space="preserve"> </w:t>
+      </w:r>
+      <w:r>
+        <w:t xml:space="preserve">for the integration of calc + cross-discipline + KOSHA RAG; field validation against plant data is explicit future work.</w:t>
       </w:r>
     </w:p>
     <w:bookmarkEnd w:id="39"/>
@@ -5434,6 +5431,51 @@
           <w:b/>
           <w:bCs/>
         </w:rPr>
+        <w:t xml:space="preserve">Query-generation independence — known limitation.</w:t>
+      </w:r>
+      <w:r>
+        <w:t xml:space="preserve"> </w:t>
+      </w:r>
+      <w:r>
+        <w:t xml:space="preserve">The 50 queries were authored by the same person who designed the system. To mitigate the obvious bias risk, we (a) constrained query construction to plausible engineering paraphrasings drawn from KOSHA technical guideline titles and from established Korean engineering vocabulary rather than from the system’s internal synonym list, (b) released the full query set under</w:t>
+      </w:r>
+      <w:r>
+        <w:t xml:space="preserve"> </w:t>
+      </w:r>
+      <w:r>
+        <w:rPr>
+          <w:rStyle w:val="VerbatimChar"/>
+        </w:rPr>
+        <w:t xml:space="preserve">datasets/kosha_rag/rag_eval_queries.json</w:t>
+      </w:r>
+      <w:r>
+        <w:t xml:space="preserve"> </w:t>
+      </w:r>
+      <w:r>
+        <w:t xml:space="preserve">for independent inspection, and (c) report a retrieval-failure inventory (Appendix B.4) tagging every K=5 miss with one of two diagnosis categories — six of seven failures fall in</w:t>
+      </w:r>
+      <w:r>
+        <w:t xml:space="preserve"> </w:t>
+      </w:r>
+      <w:r>
+        <w:rPr>
+          <w:rStyle w:val="VerbatimChar"/>
+        </w:rPr>
+        <w:t xml:space="preserve">paraphrase_too_loose</w:t>
+      </w:r>
+      <w:r>
+        <w:t xml:space="preserve">, which is exactly the failure mode that an independently authored query set would also expose. Independent query-set authorship by a disjoint annotator pool is a documented future-work item (§8 Limitation 7).</w:t>
+      </w:r>
+    </w:p>
+    <w:p>
+      <w:pPr>
+        <w:pStyle w:val="BodyText"/>
+      </w:pPr>
+      <w:r>
+        <w:rPr>
+          <w:b/>
+          <w:bCs/>
+        </w:rPr>
         <w:t xml:space="preserve">Table 6. KOSHA RAG Retrieval Benchmark — Overall</w:t>
       </w:r>
       <w:r>
@@ -6288,7 +6330,7 @@
         <w:pStyle w:val="FirstParagraph"/>
       </w:pPr>
       <w:r>
-        <w:t xml:space="preserve">Reviewer 1 correctly observes that an effective comparison against existing methods is essential. We address this in two layers, each consistent with the structural novelty of the proposed problem.</w:t>
+        <w:t xml:space="preserve">An effective comparison against existing methods is essential. We address this in two layers, each consistent with the structural novelty of the proposed problem.</w:t>
       </w:r>
     </w:p>
     <w:p>
@@ -8391,7 +8433,7 @@
         <w:t xml:space="preserve"> </w:t>
       </w:r>
       <w:r>
-        <w:t xml:space="preserve">under current EPC review practice.</w:t>
+        <w:t xml:space="preserve">under current EPC review practice. An anonymised real-plant cryogenic flare-drum data sheet is run end-to-end through the pipeline in Appendix A (VES-REAL-001), confirming that the architecture handles real EPC inputs and surfaces a mandatory KOSHA provision (Article 266 — flare-path block-valve prohibition) for that service.</w:t>
       </w:r>
     </w:p>
     <w:bookmarkEnd w:id="60"/>
@@ -8424,7 +8466,7 @@
         <w:t xml:space="preserve"> </w:t>
       </w:r>
       <w:r>
-        <w:t xml:space="preserve">traceable to the SQLite index; the golden dataset, the 60-scenario ablation set, the 50-query benchmark, and the orchestration scripts are publicly released, enabling independent replication by any reviewer with CPU resources and an Ollama installation.</w:t>
+        <w:t xml:space="preserve">traceable to the SQLite index; the golden dataset, the 60-scenario ablation set, the 50-query benchmark, and the orchestration scripts are publicly released, enabling independent replication on commodity hardware with CPU resources and an Ollama installation.</w:t>
       </w:r>
     </w:p>
     <w:p>
@@ -8472,7 +8514,20 @@
         <w:t xml:space="preserve"> </w:t>
       </w:r>
       <w:r>
-        <w:t xml:space="preserve">The golden dataset is entirely synthetic; no external validation against real plant operating or design-phase data has been performed. The results constitute implementation verification, not predictive validation.</w:t>
+        <w:t xml:space="preserve">The golden dataset is entirely synthetic; no external validation against real plant operating or design-phase data has been performed. The 220-case accuracy reported in §6.1 constitutes standards-faithful</w:t>
+      </w:r>
+      <w:r>
+        <w:t xml:space="preserve"> </w:t>
+      </w:r>
+      <w:r>
+        <w:rPr>
+          <w:b/>
+          <w:bCs/>
+        </w:rPr>
+        <w:t xml:space="preserve">implementation verification</w:t>
+      </w:r>
+      <w:r>
+        <w:t xml:space="preserve">, not predictive validation against operating-record outcomes.</w:t>
       </w:r>
     </w:p>
     <w:p>
@@ -8516,7 +8571,7 @@
         <w:t xml:space="preserve"> </w:t>
       </w:r>
       <w:r>
-        <w:t xml:space="preserve">The retrieval benchmark is curated rather than drawn from production user logs; BM25 keyword retrieval may still miss semantically similar Korean documents even with concept-aware synonym expansion and OR fallback.</w:t>
+        <w:t xml:space="preserve">The retrieval benchmark is curated rather than drawn from production user logs; BM25 keyword retrieval may still miss semantically similar Korean documents even with concept-aware synonym expansion and OR fallback. Retrieval improvements beyond Recall@1 and MRR@10 should be interpreted as provisional due to limited benchmark size; the paired-bootstrap 95% CI on the Enhanced − Plain delta includes zero from K=3 onward.</w:t>
       </w:r>
     </w:p>
     <w:p>
@@ -8538,7 +8593,7 @@
         <w:t xml:space="preserve"> </w:t>
       </w:r>
       <w:r>
-        <w:t xml:space="preserve">The cross-discipline coupling validation is limited to ten predefined domain pairs.</w:t>
+        <w:t xml:space="preserve">The cross-discipline coupling validation is limited to ten predefined domain pairs. Cross-discipline evidence is currently strongest in piping-vessel coupling (22 of 26 ablation detections) and should not yet be overgeneralized to all seven discipline pairs.</w:t>
       </w:r>
     </w:p>
     <w:p>
@@ -8852,7 +8907,7 @@
         <w:pStyle w:val="FirstParagraph"/>
       </w:pPr>
       <w:r>
-        <w:t xml:space="preserve">This paper has presented an integrated platform combining standards-based calculation engines for seven process plant engineering disciplines, a four-layer hybrid verification model, and a KOSHA regulatory RAG layer applicable across the full plant lifecycle from design through operation. All 220 synthetic golden cases pass end-to-end implementation verification. A 60-scenario cross-discipline ablation shows that enabling the validator increases blocking from 0/60 to 26/60 (+0.4333), with aligned-boundary and aligned-failure subsets rising from 0.0 to 1.0. A 50-query curated retrieval benchmark shows that enhanced regulatory retrieval improves Recall@1 from 0.4400 to 0.7400 (paired-bootstrap 95% CI [+0.14, +0.48]) and MRR@10 from 0.5744 to 0.7933 (paired CI [+0.09, +0.35]) over plain BM25; Recall@3 and Recall@5 each gain +0.12 with paired CIs that include zero ([−0.02, +0.26]) and are reported for completeness rather than as primary evidence. Three representative cases provide empirical evidence that the KOSHA RAG layer identifies jurisdiction compliance gaps structurally invisible to international-code-only calculation workflows; under the prevailing industry baseline, those same three cases yield 0/3 detections versus 3/3 for the proposed system. Case 3, in which Article 256 corrosion-prevention obligations are detected despite a full ASME/API calculation pass, clearly delineates the structural limitation of calculation-only engineering review.</w:t>
+        <w:t xml:space="preserve">This paper has presented an integrated platform combining standards-based calculation engines for seven process plant engineering disciplines, a four-layer hybrid verification model, and a KOSHA regulatory RAG layer applicable across the full plant lifecycle from design through operation. All 220 synthetic golden cases pass end-to-end implementation verification. A 60-scenario cross-discipline ablation shows that enabling the validator increases blocking from 0/60 to 26/60 (+0.4333), with aligned-boundary and aligned-failure subsets rising from 0.0 to 1.0; the detected signal is concentrated in piping-vessel nozzle-margin coupling (22 of 26 detections) and remains exploratory in the other coupling families. A 50-query curated retrieval benchmark shows that enhanced regulatory retrieval improves Recall@1 from 0.4400 to 0.7400 (paired-bootstrap 95% CI [+0.14, +0.48]) and MRR@10 from 0.5744 to 0.7933 (paired CI [+0.09, +0.35]) over plain BM25; Recall@3 and Recall@5 each gain +0.12 with paired CIs that include zero ([−0.02, +0.26]) and are reported for completeness rather than as primary evidence. Three representative cases provide empirical evidence that the KOSHA RAG layer identifies jurisdiction compliance gaps structurally invisible to international-code-only calculation workflows; under the prevailing industry baseline, those same three cases yield 0/3 detections versus 3/3 for the proposed system. Case 3, in which Article 256 corrosion-prevention obligations are detected despite a full ASME/API calculation pass, clearly delineates the structural limitation of calculation-only engineering review.</w:t>
       </w:r>
     </w:p>
     <w:p>
@@ -11416,13 +11471,13 @@
       </w:r>
     </w:p>
     <w:bookmarkEnd w:id="74"/>
-    <w:bookmarkStart w:id="75" w:name="a.6-r1.5-framing-update"/>
+    <w:bookmarkStart w:id="75" w:name="Xc47cf091bc440a5528282ad8b0bfc975696a623"/>
     <w:p>
       <w:pPr>
         <w:pStyle w:val="Heading3"/>
       </w:pPr>
       <w:r>
-        <w:t xml:space="preserve">A.6 R1.5 framing update</w:t>
+        <w:t xml:space="preserve">A.6 Synthetic-data framing considerations</w:t>
       </w:r>
     </w:p>
     <w:p>
@@ -11430,39 +11485,48 @@
         <w:pStyle w:val="FirstParagraph"/>
       </w:pPr>
       <w:r>
-        <w:t xml:space="preserve">This real-plant case directly addresses Reviewer 1’s R1.5 concern that the §6 evaluation rests on synthetic data alone. The same calculation engine, same RAG index, and same query-construction pattern that produced the §6.1 implementation-verification result and the §6.5 retrieval benchmark also runs on actual EPC design data and produces (i) a UG-27 thickness consistent with the data sheet’s design-pressure and material specification under an explicit E = 1.0 assumption documented above, and (ii) KOSHA retrieval that contains both pressure-vessel-specific technical guidance and a flare-service-relevant mandatory law article. We can therefore claim</w:t>
-      </w:r>
-      <w:r>
-        <w:t xml:space="preserve"> </w:t>
-      </w:r>
-      <w:r>
-        <w:rPr>
-          <w:b/>
-          <w:bCs/>
-        </w:rPr>
-        <w:t xml:space="preserve">synthetic + real-data dual validation</w:t>
-      </w:r>
-      <w:r>
-        <w:t xml:space="preserve"> </w:t>
-      </w:r>
-      <w:r>
-        <w:t xml:space="preserve">for the framework: the synthetic golden dataset establishes that the implementation faithfully encodes the standards (implementation verification), and the VES-REAL-001 real-plant case demonstrates that the same implementation, unchanged, accepts a real engineering data sheet and returns coherent, jurisdiction-relevant outputs. The earlier limitation that</w:t>
-      </w:r>
-      <w:r>
-        <w:t xml:space="preserve"> </w:t>
-      </w:r>
-      <w:r>
-        <w:rPr>
-          <w:i/>
-          <w:iCs/>
-        </w:rPr>
-        <w:t xml:space="preserve">predictive validation against operating-record outcomes</w:t>
-      </w:r>
-      <w:r>
-        <w:t xml:space="preserve"> </w:t>
-      </w:r>
-      <w:r>
-        <w:t xml:space="preserve">still requires field-pilot deployment (§8 Limitation 1) is unchanged: VES-REAL-001 verifies that the system runs on real input, not that it predicts a real failure outcome — that bar remains future work.</w:t>
+        <w:t xml:space="preserve">This real-plant case responds directly to the concern that the §6 evaluation rests on synthetic data alone. What VES-REAL-001 demonstrates is that the pipeline</w:t>
+      </w:r>
+      <w:r>
+        <w:t xml:space="preserve"> </w:t>
+      </w:r>
+      <w:r>
+        <w:rPr>
+          <w:b/>
+          <w:bCs/>
+        </w:rPr>
+        <w:t xml:space="preserve">runs end-to-end on a real EPC vessel data sheet</w:t>
+      </w:r>
+      <w:r>
+        <w:t xml:space="preserve">, that ASME UG-27 governs cleanly, that the engine correctly rejects out-of-scope inputs (the −190 °C cryogenic side returns</w:t>
+      </w:r>
+      <w:r>
+        <w:t xml:space="preserve"> </w:t>
+      </w:r>
+      <w:r>
+        <w:rPr>
+          <w:rStyle w:val="VerbatimChar"/>
+        </w:rPr>
+        <w:t xml:space="preserve">STD.OUT_OF_SCOPE_APPLICATION</w:t>
+      </w:r>
+      <w:r>
+        <w:t xml:space="preserve"> </w:t>
+      </w:r>
+      <w:r>
+        <w:t xml:space="preserve">rather than a fabricated answer), and that KOSHA RAG retrieval surfaces jurisdiction-relevant guidance and at least one mandatory provision (Article 266 on flare-path block-valve prohibition) on a real-plant query.</w:t>
+      </w:r>
+      <w:r>
+        <w:t xml:space="preserve"> </w:t>
+      </w:r>
+      <w:r>
+        <w:rPr>
+          <w:b/>
+          <w:bCs/>
+        </w:rPr>
+        <w:t xml:space="preserve">What VES-REAL-001 does not demonstrate is external accuracy validation against an independently audited reference</w:t>
+      </w:r>
+      <w:r>
+        <w:t xml:space="preserve">: the data sheet supplies design inputs but no independently measured outputs, so the case shows execution and retrieval behaviour, not predictive fidelity. Predictive validation against operating-record outcomes remains future work (§8 Limitation 1).</w:t>
       </w:r>
     </w:p>
     <w:p>
@@ -11554,7 +11618,7 @@
         <w:pStyle w:val="FirstParagraph"/>
       </w:pPr>
       <w:r>
-        <w:t xml:space="preserve">This appendix consolidates four supplementary measurements requested implicitly by the reviewers (per-discipline accuracy spread, recall saturation, pipeline latency, retrieval failure inventory) and a reproducibility statement. Every table is regenerated by</w:t>
+        <w:t xml:space="preserve">This appendix consolidates four supplementary measurements (per-discipline accuracy spread, recall saturation, pipeline latency, retrieval failure inventory) and a reproducibility statement. Every table is regenerated by</w:t>
       </w:r>
       <w:r>
         <w:t xml:space="preserve"> </w:t>
@@ -11586,7 +11650,7 @@
         <w:pStyle w:val="FirstParagraph"/>
       </w:pPr>
       <w:r>
-        <w:t xml:space="preserve">Reviewer 1 asked whether the system performs unevenly across disciplines. Per-discipline breakdown (</w:t>
+        <w:t xml:space="preserve">A natural follow-up question is whether the system performs unevenly across disciplines. Per-discipline breakdown (</w:t>
       </w:r>
       <w:r>
         <w:rPr>

--- a/docs/publication/submissions/jlp_revision_2026-05-08/PAPER_JLP_REVISED_v3.docx
+++ b/docs/publication/submissions/jlp_revision_2026-05-08/PAPER_JLP_REVISED_v3.docx
@@ -2,7 +2,7 @@
 <file path=word/document.xml><?xml version="1.0" encoding="utf-8"?>
 <w:document xmlns:w="http://schemas.openxmlformats.org/wordprocessingml/2006/main" xmlns:m="http://schemas.openxmlformats.org/officeDocument/2006/math" xmlns:r="http://schemas.openxmlformats.org/officeDocument/2006/relationships" xmlns:o="urn:schemas-microsoft-com:office:office" xmlns:v="urn:schemas-microsoft-com:vml" xmlns:w10="urn:schemas-microsoft-com:office:word" xmlns:a="http://schemas.openxmlformats.org/drawingml/2006/main" xmlns:pic="http://schemas.openxmlformats.org/drawingml/2006/picture" xmlns:wp="http://schemas.openxmlformats.org/drawingml/2006/wordprocessingDrawing">
   <w:body>
-    <w:bookmarkStart w:id="86" w:name="X77be7a76e6967198f610c44f73731e5a8afd88b"/>
+    <w:bookmarkStart w:id="87" w:name="X77be7a76e6967198f610c44f73731e5a8afd88b"/>
     <w:p>
       <w:pPr>
         <w:pStyle w:val="Heading1"/>
@@ -345,6 +345,40 @@
       </w:r>
       <w:r>
         <w:t xml:space="preserve">as a defined construct and position the system as a compliance co-pilot to HAZOP, RBI, and digital-twin workflows — not a replacement. Code and datasets are released under AGPL-3.0.</w:t>
+      </w:r>
+    </w:p>
+    <w:p>
+      <w:pPr>
+        <w:pStyle w:val="BodyText"/>
+      </w:pPr>
+      <w:r>
+        <w:rPr>
+          <w:b/>
+          <w:bCs/>
+        </w:rPr>
+        <w:t xml:space="preserve">Scope statement.</w:t>
+      </w:r>
+      <w:r>
+        <w:t xml:space="preserve"> </w:t>
+      </w:r>
+      <w:r>
+        <w:t xml:space="preserve">The architecture described in §3 spans seven engineering disciplines and four verification layers; this is the</w:t>
+      </w:r>
+      <w:r>
+        <w:t xml:space="preserve"> </w:t>
+      </w:r>
+      <w:r>
+        <w:rPr>
+          <w:i/>
+          <w:iCs/>
+        </w:rPr>
+        <w:t xml:space="preserve">framework</w:t>
+      </w:r>
+      <w:r>
+        <w:t xml:space="preserve"> </w:t>
+      </w:r>
+      <w:r>
+        <w:t xml:space="preserve">scope. The empirical evidence presented in §6 covers a subset: piping-vessel coupling is the most densely validated cross-discipline interaction (22 of 26 ablation detections), while electrical-rotating, civil-rotating, instrumentation, and structural pairs are exercised at a more exploratory level. We deliberately separate these two scopes throughout the paper to avoid the impression that empirical validation has covered the full architecture uniformly.</w:t>
       </w:r>
     </w:p>
     <w:p>
@@ -2382,7 +2416,7 @@
         <w:t xml:space="preserve"> </w:t>
       </w:r>
       <w:r>
-        <w:t xml:space="preserve">Full N-version programming requires independently authored implementations to defeat correlated bugs. We do not claim that level of independence; the three paths share the same author and the same standard-citation tables. K-voting here therefore protects primarily against numerical-precision and ordering bugs, not against systematic conceptual errors in the standard interpretation. We make this limitation explicit so the layer can be correctly positioned.</w:t>
+        <w:t xml:space="preserve">Full N-version programming requires independently authored implementations to defeat correlated bugs. We do not claim that level of independence; the three paths share the same author and the same standard-citation tables. K-voting here therefore protects primarily against numerical-precision and ordering bugs, not against systematic conceptual errors in the standard interpretation. We make this limitation explicit so that the layer’s scope and intent are unambiguous in the broader context of N-version programming [11].</w:t>
       </w:r>
     </w:p>
     <w:p>
@@ -2394,7 +2428,7 @@
     </w:p>
     <w:bookmarkEnd w:id="37"/>
     <w:bookmarkEnd w:id="38"/>
-    <w:bookmarkStart w:id="55" w:name="experiments-and-evaluation"/>
+    <w:bookmarkStart w:id="56" w:name="experiments-and-evaluation"/>
     <w:p>
       <w:pPr>
         <w:pStyle w:val="Heading2"/>
@@ -2598,43 +2632,43 @@
               <w:jc w:val="right"/>
             </w:pPr>
             <w:r>
-              <w:t xml:space="preserve">Standard</w:t>
-            </w:r>
-          </w:p>
-        </w:tc>
-        <w:tc>
-          <w:tcPr/>
-          <w:p>
-            <w:pPr>
-              <w:pStyle w:val="Compact"/>
-              <w:jc w:val="right"/>
-            </w:pPr>
-            <w:r>
-              <w:t xml:space="preserve">Boundary</w:t>
-            </w:r>
-          </w:p>
-        </w:tc>
-        <w:tc>
-          <w:tcPr/>
-          <w:p>
-            <w:pPr>
-              <w:pStyle w:val="Compact"/>
-              <w:jc w:val="right"/>
-            </w:pPr>
-            <w:r>
-              <w:t xml:space="preserve">Failure</w:t>
-            </w:r>
-          </w:p>
-        </w:tc>
-        <w:tc>
-          <w:tcPr/>
-          <w:p>
-            <w:pPr>
-              <w:pStyle w:val="Compact"/>
-              <w:jc w:val="right"/>
-            </w:pPr>
-            <w:r>
-              <w:t xml:space="preserve">Composite</w:t>
+              <w:t xml:space="preserve">Standard cases</w:t>
+            </w:r>
+          </w:p>
+        </w:tc>
+        <w:tc>
+          <w:tcPr/>
+          <w:p>
+            <w:pPr>
+              <w:pStyle w:val="Compact"/>
+              <w:jc w:val="right"/>
+            </w:pPr>
+            <w:r>
+              <w:t xml:space="preserve">Boundary cases</w:t>
+            </w:r>
+          </w:p>
+        </w:tc>
+        <w:tc>
+          <w:tcPr/>
+          <w:p>
+            <w:pPr>
+              <w:pStyle w:val="Compact"/>
+              <w:jc w:val="right"/>
+            </w:pPr>
+            <w:r>
+              <w:t xml:space="preserve">Failure cases</w:t>
+            </w:r>
+          </w:p>
+        </w:tc>
+        <w:tc>
+          <w:tcPr/>
+          <w:p>
+            <w:pPr>
+              <w:pStyle w:val="Compact"/>
+              <w:jc w:val="right"/>
+            </w:pPr>
+            <w:r>
+              <w:t xml:space="preserve">Composite cases</w:t>
             </w:r>
           </w:p>
         </w:tc>
@@ -3310,6 +3344,24 @@
         <w:t xml:space="preserve">for the integration of calc + cross-discipline + KOSHA RAG; field validation against plant data is explicit future work.</w:t>
       </w:r>
     </w:p>
+    <w:p>
+      <w:pPr>
+        <w:pStyle w:val="BodyText"/>
+      </w:pPr>
+      <w:r>
+        <w:rPr>
+          <w:b/>
+          <w:bCs/>
+        </w:rPr>
+        <w:t xml:space="preserve">Benchmark construction independence — known limitation.</w:t>
+      </w:r>
+      <w:r>
+        <w:t xml:space="preserve"> </w:t>
+      </w:r>
+      <w:r>
+        <w:t xml:space="preserve">All synthetic case datasets in this paper (220 golden cases per §6.1, 60 cross-discipline scenarios per §6.3, 50 retrieval queries per §6.5) were constructed by the system author. We do not claim independent field generalization; the benchmarks were designed to exercise architectural coverage and are released in full so that any reader can construct an independent benchmark and rerun. Independent third-party benchmark construction is documented as future work (§8 Limitation 7).</w:t>
+      </w:r>
+    </w:p>
     <w:bookmarkEnd w:id="39"/>
     <w:bookmarkStart w:id="40" w:name="seven-discipline-pipeline-evaluation"/>
     <w:p>
@@ -3325,7 +3377,110 @@
         <w:pStyle w:val="FirstParagraph"/>
       </w:pPr>
       <w:r>
-        <w:t xml:space="preserve">Across 43 pipeline scenarios run end-to-end through the orchestrator, the platform recorded a completion rate of 0.6512 and a blocking rate of 0.3488. Nominal and standard-aligned cases achieved a completion rate of 1.0000; boundary-aligned and failure-mode-aligned cases were blocked at a rate of 1.0000, confirming correct hazard identification by the integrated stack.</w:t>
+        <w:t xml:space="preserve">Across 43 pipeline scenarios run end-to-end through the orchestrator, the platform recorded a completion rate of 0.6512 and a blocking rate of 0.3488. Nominal and standard-aligned cases achieved a completion rate of 1.0000; boundary-aligned and failure-mode-aligned cases were blocked at a rate of 1.0000, confirming correct hazard identification by the integrated stack. (Source:</w:t>
+      </w:r>
+      <w:r>
+        <w:t xml:space="preserve"> </w:t>
+      </w:r>
+      <w:r>
+        <w:rPr>
+          <w:rStyle w:val="VerbatimChar"/>
+        </w:rPr>
+        <w:t xml:space="preserve">outputs/seven_pipeline_report.md</w:t>
+      </w:r>
+      <w:r>
+        <w:t xml:space="preserve">, generated by</w:t>
+      </w:r>
+      <w:r>
+        <w:t xml:space="preserve"> </w:t>
+      </w:r>
+      <w:r>
+        <w:rPr>
+          <w:rStyle w:val="VerbatimChar"/>
+        </w:rPr>
+        <w:t xml:space="preserve">scripts/benchmark_seven_pipeline.py</w:t>
+      </w:r>
+      <w:r>
+        <w:t xml:space="preserve"> </w:t>
+      </w:r>
+      <w:r>
+        <w:t xml:space="preserve">over the seven</w:t>
+      </w:r>
+      <w:r>
+        <w:t xml:space="preserve"> </w:t>
+      </w:r>
+      <w:r>
+        <w:rPr>
+          <w:rStyle w:val="VerbatimChar"/>
+        </w:rPr>
+        <w:t xml:space="preserve">datasets/golden_standards/*_golden_dataset_v1.json</w:t>
+      </w:r>
+      <w:r>
+        <w:t xml:space="preserve"> </w:t>
+      </w:r>
+      <w:r>
+        <w:t xml:space="preserve">files; this 43-scenario set measures end-to-end pipeline behaviour and is</w:t>
+      </w:r>
+      <w:r>
+        <w:t xml:space="preserve"> </w:t>
+      </w:r>
+      <w:r>
+        <w:rPr>
+          <w:b/>
+          <w:bCs/>
+        </w:rPr>
+        <w:t xml:space="preserve">distinct from</w:t>
+      </w:r>
+      <w:r>
+        <w:t xml:space="preserve"> </w:t>
+      </w:r>
+      <w:r>
+        <w:t xml:space="preserve">the 60-scenario cross-discipline ablation set of §6.3, which is constructed by</w:t>
+      </w:r>
+      <w:r>
+        <w:t xml:space="preserve"> </w:t>
+      </w:r>
+      <w:r>
+        <w:rPr>
+          <w:rStyle w:val="VerbatimChar"/>
+        </w:rPr>
+        <w:t xml:space="preserve">scripts/benchmark_cross_discipline_ablation.py</w:t>
+      </w:r>
+      <w:r>
+        <w:t xml:space="preserve"> </w:t>
+      </w:r>
+      <w:r>
+        <w:t xml:space="preserve">via the</w:t>
+      </w:r>
+      <w:r>
+        <w:t xml:space="preserve"> </w:t>
+      </w:r>
+      <w:r>
+        <w:rPr>
+          <w:rStyle w:val="VerbatimChar"/>
+        </w:rPr>
+        <w:t xml:space="preserve">aligned_*</w:t>
+      </w:r>
+      <w:r>
+        <w:t xml:space="preserve"> </w:t>
+      </w:r>
+      <w:r>
+        <w:t xml:space="preserve">and</w:t>
+      </w:r>
+      <w:r>
+        <w:t xml:space="preserve"> </w:t>
+      </w:r>
+      <w:r>
+        <w:rPr>
+          <w:rStyle w:val="VerbatimChar"/>
+        </w:rPr>
+        <w:t xml:space="preserve">mixed_*</w:t>
+      </w:r>
+      <w:r>
+        <w:t xml:space="preserve"> </w:t>
+      </w:r>
+      <w:r>
+        <w:t xml:space="preserve">index builders against the same underlying golden datasets.)</w:t>
       </w:r>
     </w:p>
     <w:bookmarkEnd w:id="40"/>
@@ -4270,7 +4425,7 @@
         <w:pStyle w:val="FirstParagraph"/>
       </w:pPr>
       <w:r>
-        <w:t xml:space="preserve">Three representative cases demonstrate the incremental regulatory value of the KOSHA RAG layer. Results are summarised in Table 4; KOSHA citation quality and regulatory class (mandatory vs guidance) are detailed in Table 5.</w:t>
+        <w:t xml:space="preserve">Three representative cases demonstrate the incremental regulatory value of the KOSHA RAG layer. The three cases were selected from the vessel and piping disciplines because these are the two most common service envelopes in petrochemical EPC packages and because the KOSHA technical guideline coverage in the indexed corpus is densest for pressure-bearing equipment; cross-discipline coverage in case studies is documented as future work (§8 Limitation 4). Results are summarised in Table 4; KOSHA citation quality and regulatory class (mandatory vs guidance) are detailed in Table 5.</w:t>
       </w:r>
     </w:p>
     <w:bookmarkStart w:id="45" w:name="X803fa3e0a5e790a433a83f9e5aec711454182df"/>
@@ -6316,7 +6471,7 @@
       </w:r>
     </w:p>
     <w:bookmarkEnd w:id="52"/>
-    <w:bookmarkStart w:id="53" w:name="X945ebd9b2e343d6b9f880fd96f78b4c10113984"/>
+    <w:bookmarkStart w:id="54" w:name="X945ebd9b2e343d6b9f880fd96f78b4c10113984"/>
     <w:p>
       <w:pPr>
         <w:pStyle w:val="Heading3"/>
@@ -7111,8 +7266,143 @@
         <w:t xml:space="preserve">statistically distinguishable from zero on a benchmark of this size. The cross-discipline ablation deltas of +1.0 on aligned boundary and aligned failure subsets are categorical (every case in those subsets is blocked under the validator and none are blocked without it), giving a deterministic separation that does not require a confidence interval.</w:t>
       </w:r>
     </w:p>
+    <w:bookmarkStart w:id="53" w:name="real-plant-pipeline-execution-evidence"/>
+    <w:p>
+      <w:pPr>
+        <w:pStyle w:val="Heading4"/>
+      </w:pPr>
+      <w:r>
+        <w:t xml:space="preserve">6.6.3 Real-plant pipeline-execution evidence</w:t>
+      </w:r>
+    </w:p>
+    <w:p>
+      <w:pPr>
+        <w:pStyle w:val="FirstParagraph"/>
+      </w:pPr>
+      <w:r>
+        <w:t xml:space="preserve">To make the real-plant evidence visible at the body level — and not only as an appendix forward-reference — we summarise the VES-REAL-001 outcome here. VES-REAL-001 is an anonymised cryogenic flare knockout drum (SA-240 Type 304/304L, 0.343 MPa(g) plus full vacuum, 190 °C / -190 °C, ID 5,000 mm, T-T 20,400 mm) drawn from an operating petrochemical project; all client, contractor, licensor, personnel, location, and document-ID identifiers were stripped before inclusion. Running the unmodified pipeline produces a deterministic ASME Section VIII Div.1 UG-27 controlling shell thickness of</w:t>
+      </w:r>
+      <w:r>
+        <w:t xml:space="preserve"> </w:t>
+      </w:r>
+      <w:r>
+        <w:rPr>
+          <w:b/>
+          <w:bCs/>
+        </w:rPr>
+        <w:t xml:space="preserve">7.237 mm</w:t>
+      </w:r>
+      <w:r>
+        <w:t xml:space="preserve"> </w:t>
+      </w:r>
+      <w:r>
+        <w:t xml:space="preserve">at the +190 °C side, with the Layer-4 reverse-pressure check closing to within machine epsilon. KOSHA RAG retrieval, executed through the same code path used in §6.5, returns on the spec-faithful Variant A query</w:t>
+      </w:r>
+      <w:r>
+        <w:t xml:space="preserve"> </w:t>
+      </w:r>
+      <w:r>
+        <w:rPr>
+          <w:b/>
+          <w:bCs/>
+        </w:rPr>
+        <w:t xml:space="preserve">2 mandatory law-article hits + 8 KOSHA technical guides</w:t>
+      </w:r>
+      <w:r>
+        <w:t xml:space="preserve"> </w:t>
+      </w:r>
+      <w:r>
+        <w:t xml:space="preserve">in the top-10, and on the narrower Variant B Korean-term probe</w:t>
+      </w:r>
+      <w:r>
+        <w:t xml:space="preserve"> </w:t>
+      </w:r>
+      <w:r>
+        <w:rPr>
+          <w:b/>
+          <w:bCs/>
+        </w:rPr>
+        <w:t xml:space="preserve">1 mandatory + 9 guidance hits</w:t>
+      </w:r>
+      <w:r>
+        <w:t xml:space="preserve">, with</w:t>
+      </w:r>
+      <w:r>
+        <w:t xml:space="preserve"> </w:t>
+      </w:r>
+      <w:r>
+        <w:rPr>
+          <w:b/>
+          <w:bCs/>
+        </w:rPr>
+        <w:t xml:space="preserve">Article 266</w:t>
+      </w:r>
+      <w:r>
+        <w:t xml:space="preserve"> </w:t>
+      </w:r>
+      <w:r>
+        <w:t xml:space="preserve">(block-valve prohibition on flare and relief paths under the</w:t>
+      </w:r>
+      <w:r>
+        <w:t xml:space="preserve"> </w:t>
+      </w:r>
+      <w:r>
+        <w:rPr>
+          <w:i/>
+          <w:iCs/>
+        </w:rPr>
+        <w:t xml:space="preserve">Rules on Occupational Safety and Health Standards</w:t>
+      </w:r>
+      <w:r>
+        <w:t xml:space="preserve">) surfacing at</w:t>
+      </w:r>
+      <w:r>
+        <w:t xml:space="preserve"> </w:t>
+      </w:r>
+      <w:r>
+        <w:rPr>
+          <w:b/>
+          <w:bCs/>
+        </w:rPr>
+        <w:t xml:space="preserve">rank 5</w:t>
+      </w:r>
+      <w:r>
+        <w:t xml:space="preserve"> </w:t>
+      </w:r>
+      <w:r>
+        <w:t xml:space="preserve">in Variant B. The full evidence — inputs, calculation outputs, retrieval top-10 with BM25 scores and snippets, and the explicit framing as pipeline-execution evidence rather than predictive validation — is reproduced verbatim in Appendix A from</w:t>
+      </w:r>
+      <w:r>
+        <w:t xml:space="preserve"> </w:t>
+      </w:r>
+      <w:r>
+        <w:rPr>
+          <w:rStyle w:val="VerbatimChar"/>
+        </w:rPr>
+        <w:t xml:space="preserve">outputs/real_case_ves001_rag.{json,md}</w:t>
+      </w:r>
+      <w:r>
+        <w:t xml:space="preserve"> </w:t>
+      </w:r>
+      <w:r>
+        <w:t xml:space="preserve">(regenerated by</w:t>
+      </w:r>
+      <w:r>
+        <w:t xml:space="preserve"> </w:t>
+      </w:r>
+      <w:r>
+        <w:rPr>
+          <w:rStyle w:val="VerbatimChar"/>
+        </w:rPr>
+        <w:t xml:space="preserve">scripts/run_real_case_ves001_rag.py</w:t>
+      </w:r>
+      <w:r>
+        <w:t xml:space="preserve">).</w:t>
+      </w:r>
+    </w:p>
     <w:bookmarkEnd w:id="53"/>
-    <w:bookmarkStart w:id="54" w:name="X6762119d985af37c40d83aa7af8b42566e23b89"/>
+    <w:bookmarkEnd w:id="54"/>
+    <w:bookmarkStart w:id="55" w:name="X6762119d985af37c40d83aa7af8b42566e23b89"/>
     <w:p>
       <w:pPr>
         <w:pStyle w:val="Heading3"/>
@@ -7613,9 +7903,9 @@
         </w:pict>
       </w:r>
     </w:p>
-    <w:bookmarkEnd w:id="54"/>
     <w:bookmarkEnd w:id="55"/>
-    <w:bookmarkStart w:id="62" w:name="discussion"/>
+    <w:bookmarkEnd w:id="56"/>
+    <w:bookmarkStart w:id="63" w:name="discussion"/>
     <w:p>
       <w:pPr>
         <w:pStyle w:val="Heading2"/>
@@ -7624,7 +7914,15 @@
         <w:t xml:space="preserve">7. Discussion</w:t>
       </w:r>
     </w:p>
-    <w:bookmarkStart w:id="56" w:name="the-jurisdiction-compliance-gap"/>
+    <w:p>
+      <w:pPr>
+        <w:pStyle w:val="FirstParagraph"/>
+      </w:pPr>
+      <w:r>
+        <w:t xml:space="preserve">The discussion below interprets the empirical evidence of §6 in light of the framework-vs-validated-scope distinction made explicit in §1: the seven-discipline architecture is the framework scope, while the empirical signal is densest in piping-vessel coupling and remains exploratory in the other discipline pairs.</w:t>
+      </w:r>
+    </w:p>
+    <w:bookmarkStart w:id="57" w:name="the-jurisdiction-compliance-gap"/>
     <w:p>
       <w:pPr>
         <w:pStyle w:val="Heading3"/>
@@ -7728,8 +8026,8 @@
         <w:t xml:space="preserve">obligations conditioned on calculation outputs but not encoded within the international standards themselves. The gap is structurally present whether the calculation arises from a design-phase check or an in-service inspection assessment.</w:t>
       </w:r>
     </w:p>
-    <w:bookmarkEnd w:id="56"/>
-    <w:bookmarkStart w:id="57" w:name="Xab6664ad8af9c4c62e6be091d71c0a06171b422"/>
+    <w:bookmarkEnd w:id="57"/>
+    <w:bookmarkStart w:id="58" w:name="Xab6664ad8af9c4c62e6be091d71c0a06171b422"/>
     <w:p>
       <w:pPr>
         <w:pStyle w:val="Heading3"/>
@@ -8277,8 +8575,8 @@
         <w:t xml:space="preserve">The proposed system supports both roles depending on where in the workflow it is invoked.</w:t>
       </w:r>
     </w:p>
-    <w:bookmarkEnd w:id="57"/>
-    <w:bookmarkStart w:id="58" w:name="X06bb7d75250e23719f7a8983769e657c0aee5f5"/>
+    <w:bookmarkEnd w:id="58"/>
+    <w:bookmarkStart w:id="59" w:name="X06bb7d75250e23719f7a8983769e657c0aee5f5"/>
     <w:p>
       <w:pPr>
         <w:pStyle w:val="Heading3"/>
@@ -8324,8 +8622,8 @@
         <w:t xml:space="preserve">a replacement for conventional dynamic HAZOP, which remains a brainstorming-based, multidisciplinary workshop relying on expert judgement, inter-discipline interaction, and human pattern recognition that no current AI system reproduces. The role of the proposed framework in a HAZOP context is to ensure that the workshop starts with a regulatory baseline that already encodes the jurisdiction-specific obligations and to flag during the workshop any deviation node that maps to a known KOSHA trigger.</w:t>
       </w:r>
     </w:p>
-    <w:bookmarkEnd w:id="58"/>
-    <w:bookmarkStart w:id="59" w:name="fitness-for-service-vs-epc-standards"/>
+    <w:bookmarkEnd w:id="59"/>
+    <w:bookmarkStart w:id="60" w:name="fitness-for-service-vs-epc-standards"/>
     <w:p>
       <w:pPr>
         <w:pStyle w:val="Heading3"/>
@@ -8406,8 +8704,8 @@
         <w:t xml:space="preserve">an operational assessment (when applied to in-service inspection data). The orchestration is identical in both modes: the calc engine produces an FFS quantity, the four-layer verification confirms numerical consistency, the cross-discipline validator checks for downstream coupling effects, and the KOSHA RAG layer maps the FFS quantity back to any jurisdiction-specific obligation it triggers (e.g., a remaining life below a certain threshold triggers M-69-2012 documentation; a corrosion rate above a certain threshold triggers Article 256 procedural duties). This dual-mode treatment allows compliance detection to follow the asset across its lifecycle without a methodology switch.</w:t>
       </w:r>
     </w:p>
-    <w:bookmarkEnd w:id="59"/>
-    <w:bookmarkStart w:id="60" w:name="process-safety-contribution"/>
+    <w:bookmarkEnd w:id="60"/>
+    <w:bookmarkStart w:id="61" w:name="process-safety-contribution"/>
     <w:p>
       <w:pPr>
         <w:pStyle w:val="Heading3"/>
@@ -8436,8 +8734,8 @@
         <w:t xml:space="preserve">under current EPC review practice. An anonymised real-plant cryogenic flare-drum data sheet is run end-to-end through the pipeline in Appendix A (VES-REAL-001), confirming that the architecture handles real EPC inputs and surfaces a mandatory KOSHA provision (Article 266 — flare-path block-valve prohibition) for that service.</w:t>
       </w:r>
     </w:p>
-    <w:bookmarkEnd w:id="60"/>
-    <w:bookmarkStart w:id="61" w:name="reproducibility-and-explainability"/>
+    <w:bookmarkEnd w:id="61"/>
+    <w:bookmarkStart w:id="62" w:name="reproducibility-and-explainability"/>
     <w:p>
       <w:pPr>
         <w:pStyle w:val="Heading3"/>
@@ -8476,9 +8774,9 @@
         </w:pict>
       </w:r>
     </w:p>
-    <w:bookmarkEnd w:id="61"/>
     <w:bookmarkEnd w:id="62"/>
-    <w:bookmarkStart w:id="63" w:name="limitations-and-future-work"/>
+    <w:bookmarkEnd w:id="63"/>
+    <w:bookmarkStart w:id="64" w:name="limitations-and-future-work"/>
     <w:p>
       <w:pPr>
         <w:pStyle w:val="Heading2"/>
@@ -8892,8 +9190,8 @@
         </w:pict>
       </w:r>
     </w:p>
-    <w:bookmarkEnd w:id="63"/>
-    <w:bookmarkStart w:id="64" w:name="conclusion"/>
+    <w:bookmarkEnd w:id="64"/>
+    <w:bookmarkStart w:id="65" w:name="conclusion"/>
     <w:p>
       <w:pPr>
         <w:pStyle w:val="Heading2"/>
@@ -8941,8 +9239,8 @@
         </w:pict>
       </w:r>
     </w:p>
-    <w:bookmarkEnd w:id="64"/>
-    <w:bookmarkStart w:id="65" w:name="acknowledgements"/>
+    <w:bookmarkEnd w:id="65"/>
+    <w:bookmarkStart w:id="66" w:name="acknowledgements"/>
     <w:p>
       <w:pPr>
         <w:pStyle w:val="Heading2"/>
@@ -8966,8 +9264,8 @@
         </w:pict>
       </w:r>
     </w:p>
-    <w:bookmarkEnd w:id="65"/>
-    <w:bookmarkStart w:id="67" w:name="code-and-data-availability"/>
+    <w:bookmarkEnd w:id="66"/>
+    <w:bookmarkStart w:id="68" w:name="code-and-data-availability"/>
     <w:p>
       <w:pPr>
         <w:pStyle w:val="Heading2"/>
@@ -8986,7 +9284,7 @@
       <w:r>
         <w:t xml:space="preserve"> </w:t>
       </w:r>
-      <w:hyperlink r:id="rId66">
+      <w:hyperlink r:id="rId67">
         <w:r>
           <w:rPr>
             <w:rStyle w:val="Hyperlink"/>
@@ -9044,8 +9342,8 @@
         </w:pict>
       </w:r>
     </w:p>
-    <w:bookmarkEnd w:id="67"/>
-    <w:bookmarkStart w:id="68" w:name="acronyms"/>
+    <w:bookmarkEnd w:id="68"/>
+    <w:bookmarkStart w:id="69" w:name="acronyms"/>
     <w:p>
       <w:pPr>
         <w:pStyle w:val="Heading2"/>
@@ -9572,8 +9870,8 @@
         </w:tc>
       </w:tr>
     </w:tbl>
-    <w:bookmarkEnd w:id="68"/>
-    <w:bookmarkStart w:id="69" w:name="key-definitions"/>
+    <w:bookmarkEnd w:id="69"/>
+    <w:bookmarkStart w:id="70" w:name="key-definitions"/>
     <w:p>
       <w:pPr>
         <w:pStyle w:val="Heading2"/>
@@ -9762,8 +10060,8 @@
         </w:pict>
       </w:r>
     </w:p>
-    <w:bookmarkEnd w:id="69"/>
-    <w:bookmarkStart w:id="76" w:name="Xceb22bef39ff670645289b7fb9b0af3b47b6fdb"/>
+    <w:bookmarkEnd w:id="70"/>
+    <w:bookmarkStart w:id="77" w:name="Xceb22bef39ff670645289b7fb9b0af3b47b6fdb"/>
     <w:p>
       <w:pPr>
         <w:pStyle w:val="Heading2"/>
@@ -9772,7 +10070,7 @@
         <w:t xml:space="preserve">Appendix A. Real-Plant Data-Sheet Validation (VES-REAL-001)</w:t>
       </w:r>
     </w:p>
-    <w:bookmarkStart w:id="70" w:name="a.1-anonymisation-policy-and-provenance"/>
+    <w:bookmarkStart w:id="71" w:name="a.1-anonymisation-policy-and-provenance"/>
     <w:p>
       <w:pPr>
         <w:pStyle w:val="Heading3"/>
@@ -9826,8 +10124,8 @@
         <w:t xml:space="preserve">, not part of the version-controlled paper bundle) and is not redistributed.</w:t>
       </w:r>
     </w:p>
-    <w:bookmarkEnd w:id="70"/>
-    <w:bookmarkStart w:id="71" w:name="a.2-anonymised-vessel-specification"/>
+    <w:bookmarkEnd w:id="71"/>
+    <w:bookmarkStart w:id="72" w:name="a.2-anonymised-vessel-specification"/>
     <w:p>
       <w:pPr>
         <w:pStyle w:val="Heading3"/>
@@ -10182,8 +10480,8 @@
         <w:t xml:space="preserve">. No number in this appendix has been edited by hand.</w:t>
       </w:r>
     </w:p>
-    <w:bookmarkEnd w:id="71"/>
-    <w:bookmarkStart w:id="72" w:name="a.3-calculation-engine-output"/>
+    <w:bookmarkEnd w:id="72"/>
+    <w:bookmarkStart w:id="73" w:name="a.3-calculation-engine-output"/>
     <w:p>
       <w:pPr>
         <w:pStyle w:val="Heading3"/>
@@ -10653,8 +10951,8 @@
         <w:t xml:space="preserve">) together with the dimension-context warning above. The cold-side response is therefore not used for thickness sizing in this appendix; the directly-computed UG-27 number (6.506 mm) is used instead.</w:t>
       </w:r>
     </w:p>
-    <w:bookmarkEnd w:id="72"/>
-    <w:bookmarkStart w:id="73" w:name="X8732cf3cf7268cce07306d7198b15d77aaa50b2"/>
+    <w:bookmarkEnd w:id="73"/>
+    <w:bookmarkStart w:id="74" w:name="X8732cf3cf7268cce07306d7198b15d77aaa50b2"/>
     <w:p>
       <w:pPr>
         <w:pStyle w:val="Heading3"/>
@@ -11379,8 +11677,8 @@
         <w:t xml:space="preserve">.</w:t>
       </w:r>
     </w:p>
-    <w:bookmarkEnd w:id="73"/>
-    <w:bookmarkStart w:id="74" w:name="a.5-what-this-confirms"/>
+    <w:bookmarkEnd w:id="74"/>
+    <w:bookmarkStart w:id="75" w:name="a.5-what-this-confirms"/>
     <w:p>
       <w:pPr>
         <w:pStyle w:val="Heading3"/>
@@ -11470,8 +11768,8 @@
         <w:t xml:space="preserve">answer for this specific vessel — that is an audit judgement requiring the operating company’s PSM dossier — only that the same retrieval pipeline used in §6.5 surfaces the relevant Korean obligation and the relevant KOSHA technical guidance from a real plant data sheet.</w:t>
       </w:r>
     </w:p>
-    <w:bookmarkEnd w:id="74"/>
-    <w:bookmarkStart w:id="75" w:name="Xc47cf091bc440a5528282ad8b0bfc975696a623"/>
+    <w:bookmarkEnd w:id="75"/>
+    <w:bookmarkStart w:id="76" w:name="Xc47cf091bc440a5528282ad8b0bfc975696a623"/>
     <w:p>
       <w:pPr>
         <w:pStyle w:val="Heading3"/>
@@ -11602,9 +11900,9 @@
         </w:pict>
       </w:r>
     </w:p>
-    <w:bookmarkEnd w:id="75"/>
     <w:bookmarkEnd w:id="76"/>
-    <w:bookmarkStart w:id="82" w:name="appendix-b-extended-validation-evidence"/>
+    <w:bookmarkEnd w:id="77"/>
+    <w:bookmarkStart w:id="83" w:name="appendix-b-extended-validation-evidence"/>
     <w:p>
       <w:pPr>
         <w:pStyle w:val="Heading2"/>
@@ -11636,7 +11934,7 @@
         <w:t xml:space="preserve">(13/13 scripts pass on a clean run).</w:t>
       </w:r>
     </w:p>
-    <w:bookmarkStart w:id="77" w:name="b.1-per-discipline-calculation-accuracy"/>
+    <w:bookmarkStart w:id="78" w:name="b.1-per-discipline-calculation-accuracy"/>
     <w:p>
       <w:pPr>
         <w:pStyle w:val="Heading3"/>
@@ -13228,8 +13526,8 @@
         <w:t xml:space="preserve">framing of §6.1 and is restated as Limitation 8 in §8.</w:t>
       </w:r>
     </w:p>
-    <w:bookmarkEnd w:id="77"/>
-    <w:bookmarkStart w:id="78" w:name="b.2-recallk-extension-k-1..10"/>
+    <w:bookmarkEnd w:id="78"/>
+    <w:bookmarkStart w:id="79" w:name="b.2-recallk-extension-k-1..10"/>
     <w:p>
       <w:pPr>
         <w:pStyle w:val="Heading3"/>
@@ -14559,8 +14857,8 @@
         <w:t xml:space="preserve">The Enhanced curve saturates at 0.8621 from K = 3; the Plain curve continues to rise. Paired-bootstrap 95% CI on the Enhanced − Plain delta excludes zero only at K∈{1, 2}. The headline retrieval claim of the paper is therefore narrowed to Recall@1 and MRR@10 (§6.5).</w:t>
       </w:r>
     </w:p>
-    <w:bookmarkEnd w:id="78"/>
-    <w:bookmarkStart w:id="79" w:name="b.3-pipeline-end-to-end-latency"/>
+    <w:bookmarkEnd w:id="79"/>
+    <w:bookmarkStart w:id="80" w:name="b.3-pipeline-end-to-end-latency"/>
     <w:p>
       <w:pPr>
         <w:pStyle w:val="Heading3"/>
@@ -15755,8 +16053,8 @@
         <w:t xml:space="preserve">The deterministic stack (input validation, K-voting, physics/code compliance, reverse verification, cross-discipline validator, BM25 retrieval) completes in approximately 1.2 ms per case. The Qwen-family generation step on the on-premises Ollama server adds approximately 42 s median; this dominates end-to-end latency when full LLM grounding is requested. K-voting (L2) accounts for approximately 70% of within-engine layered latency, consistent with its use of three deliberately varied calculation paths.</w:t>
       </w:r>
     </w:p>
-    <w:bookmarkEnd w:id="79"/>
-    <w:bookmarkStart w:id="80" w:name="b.4-retrieval-failure-inventory"/>
+    <w:bookmarkEnd w:id="80"/>
+    <w:bookmarkStart w:id="81" w:name="b.4-retrieval-failure-inventory"/>
     <w:p>
       <w:pPr>
         <w:pStyle w:val="Heading3"/>
@@ -15933,8 +16231,8 @@
         <w:t xml:space="preserve">, concentrated in the C-C-23 RBI, B-M-18 piping life, C-C-75 corrosion risk, and Article 256 corrosion-prevention groups. This single dominant failure mode is an honest input for future work on a hybrid lexical + semantic retriever (§8 future research direction (3)).</w:t>
       </w:r>
     </w:p>
-    <w:bookmarkEnd w:id="80"/>
-    <w:bookmarkStart w:id="81" w:name="b.5-reproducibility"/>
+    <w:bookmarkEnd w:id="81"/>
+    <w:bookmarkStart w:id="82" w:name="b.5-reproducibility"/>
     <w:p>
       <w:pPr>
         <w:pStyle w:val="Heading3"/>
@@ -16003,9 +16301,9 @@
         </w:pict>
       </w:r>
     </w:p>
-    <w:bookmarkEnd w:id="81"/>
     <w:bookmarkEnd w:id="82"/>
-    <w:bookmarkStart w:id="85" w:name="references"/>
+    <w:bookmarkEnd w:id="83"/>
+    <w:bookmarkStart w:id="86" w:name="references"/>
     <w:p>
       <w:pPr>
         <w:pStyle w:val="Heading2"/>
@@ -16616,7 +16914,7 @@
       <w:r>
         <w:t xml:space="preserve"> </w:t>
       </w:r>
-      <w:hyperlink r:id="rId83">
+      <w:hyperlink r:id="rId84">
         <w:r>
           <w:rPr>
             <w:rStyle w:val="Hyperlink"/>
@@ -16670,7 +16968,7 @@
       <w:r>
         <w:t xml:space="preserve"> </w:t>
       </w:r>
-      <w:hyperlink r:id="rId84">
+      <w:hyperlink r:id="rId85">
         <w:r>
           <w:rPr>
             <w:rStyle w:val="Hyperlink"/>
@@ -16682,8 +16980,8 @@
         <w:t xml:space="preserve">.</w:t>
       </w:r>
     </w:p>
-    <w:bookmarkEnd w:id="85"/>
     <w:bookmarkEnd w:id="86"/>
+    <w:bookmarkEnd w:id="87"/>
     <w:sectPr>
       <w:footnotePr>
         <w:numRestart w:val="eachSect"/>

--- a/docs/publication/submissions/jlp_revision_2026-05-08/PAPER_JLP_REVISED_v3.docx
+++ b/docs/publication/submissions/jlp_revision_2026-05-08/PAPER_JLP_REVISED_v3.docx
@@ -369,16 +369,29 @@
       </w:r>
       <w:r>
         <w:rPr>
-          <w:i/>
-          <w:iCs/>
-        </w:rPr>
-        <w:t xml:space="preserve">framework</w:t>
-      </w:r>
-      <w:r>
-        <w:t xml:space="preserve"> </w:t>
-      </w:r>
-      <w:r>
-        <w:t xml:space="preserve">scope. The empirical evidence presented in §6 covers a subset: piping-vessel coupling is the most densely validated cross-discipline interaction (22 of 26 ablation detections), while electrical-rotating, civil-rotating, instrumentation, and structural pairs are exercised at a more exploratory level. We deliberately separate these two scopes throughout the paper to avoid the impression that empirical validation has covered the full architecture uniformly.</w:t>
+          <w:b/>
+          <w:bCs/>
+        </w:rPr>
+        <w:t xml:space="preserve">framework scope</w:t>
+      </w:r>
+      <w:r>
+        <w:t xml:space="preserve">. The empirical evidence presented in §6 covers a subset — the</w:t>
+      </w:r>
+      <w:r>
+        <w:t xml:space="preserve"> </w:t>
+      </w:r>
+      <w:r>
+        <w:rPr>
+          <w:b/>
+          <w:bCs/>
+        </w:rPr>
+        <w:t xml:space="preserve">validated scope</w:t>
+      </w:r>
+      <w:r>
+        <w:t xml:space="preserve"> </w:t>
+      </w:r>
+      <w:r>
+        <w:t xml:space="preserve">— concentrated in piping-vessel coupling (22 of 26 ablation detections); electrical-rotating, civil-rotating, instrumentation, and structural pairs are exercised at a more exploratory level. The two scopes are separated throughout the paper to avoid the impression that empirical validation has covered the full architecture uniformly.</w:t>
       </w:r>
     </w:p>
     <w:p>
@@ -7280,7 +7293,43 @@
         <w:pStyle w:val="FirstParagraph"/>
       </w:pPr>
       <w:r>
-        <w:t xml:space="preserve">To make the real-plant evidence visible at the body level — and not only as an appendix forward-reference — we summarise the VES-REAL-001 outcome here. VES-REAL-001 is an anonymised cryogenic flare knockout drum (SA-240 Type 304/304L, 0.343 MPa(g) plus full vacuum, 190 °C / -190 °C, ID 5,000 mm, T-T 20,400 mm) drawn from an operating petrochemical project; all client, contractor, licensor, personnel, location, and document-ID identifiers were stripped before inclusion. Running the unmodified pipeline produces a deterministic ASME Section VIII Div.1 UG-27 controlling shell thickness of</w:t>
+        <w:rPr>
+          <w:b/>
+          <w:bCs/>
+        </w:rPr>
+        <w:t xml:space="preserve">Headline.</w:t>
+      </w:r>
+      <w:r>
+        <w:t xml:space="preserve"> </w:t>
+      </w:r>
+      <w:r>
+        <w:t xml:space="preserve">Running the unmodified pipeline against an anonymised real-plant data sheet (VES-REAL-001) produces a deterministic ASME UG-27 governing thickness of</w:t>
+      </w:r>
+      <w:r>
+        <w:t xml:space="preserve"> </w:t>
+      </w:r>
+      <w:r>
+        <w:rPr>
+          <w:b/>
+          <w:bCs/>
+        </w:rPr>
+        <w:t xml:space="preserve">7.237 mm</w:t>
+      </w:r>
+      <w:r>
+        <w:t xml:space="preserve"> </w:t>
+      </w:r>
+      <w:r>
+        <w:t xml:space="preserve">and surfaces a mandatory KOSHA provision (</w:t>
+      </w:r>
+      <w:r>
+        <w:rPr>
+          <w:b/>
+          <w:bCs/>
+        </w:rPr>
+        <w:t xml:space="preserve">Article 266</w:t>
+      </w:r>
+      <w:r>
+        <w:t xml:space="preserve">, flare-path block-valve prohibition) at rank 5 of the retrieval — without any tuning to this case. The detailed evidence is summarised below and reproduced in full in Appendix A. VES-REAL-001 is an anonymised cryogenic flare knockout drum (SA-240 Type 304/304L, 0.343 MPa(g) plus full vacuum, 190 °C / -190 °C, ID 5,000 mm, T-T 20,400 mm) drawn from an operating petrochemical project; all client, contractor, licensor, personnel, location, and document-ID identifiers were stripped before inclusion. Running the unmodified pipeline produces a deterministic ASME Section VIII Div.1 UG-27 controlling shell thickness of</w:t>
       </w:r>
       <w:r>
         <w:t xml:space="preserve"> </w:t>

--- a/docs/publication/submissions/jlp_revision_2026-05-08/PAPER_JLP_REVISED_v3.docx
+++ b/docs/publication/submissions/jlp_revision_2026-05-08/PAPER_JLP_REVISED_v3.docx
@@ -2,7 +2,7 @@
 <file path=word/document.xml><?xml version="1.0" encoding="utf-8"?>
 <w:document xmlns:w="http://schemas.openxmlformats.org/wordprocessingml/2006/main" xmlns:m="http://schemas.openxmlformats.org/officeDocument/2006/math" xmlns:r="http://schemas.openxmlformats.org/officeDocument/2006/relationships" xmlns:o="urn:schemas-microsoft-com:office:office" xmlns:v="urn:schemas-microsoft-com:vml" xmlns:w10="urn:schemas-microsoft-com:office:word" xmlns:a="http://schemas.openxmlformats.org/drawingml/2006/main" xmlns:pic="http://schemas.openxmlformats.org/drawingml/2006/picture" xmlns:wp="http://schemas.openxmlformats.org/drawingml/2006/wordprocessingDrawing">
   <w:body>
-    <w:bookmarkStart w:id="87" w:name="X77be7a76e6967198f610c44f73731e5a8afd88b"/>
+    <w:bookmarkStart w:id="86" w:name="X77be7a76e6967198f610c44f73731e5a8afd88b"/>
     <w:p>
       <w:pPr>
         <w:pStyle w:val="Heading1"/>
@@ -36,19 +36,8 @@
         <w:t xml:space="preserve"> </w:t>
       </w:r>
       <w:r>
-        <w:t xml:space="preserve">M.S. Data, Insights &amp; Analytics Candidate; B.S. Chemical &amp; Biological Engineering; 12+ years of professional experience in petrochemical EPC and process plant engineering.</w:t>
-      </w:r>
-      <w:r>
-        <w:t xml:space="preserve"> </w:t>
-      </w:r>
-      <w:hyperlink r:id="rId9">
-        <w:r>
-          <w:rPr>
-            <w:rStyle w:val="Hyperlink"/>
-          </w:rPr>
-          <w:t xml:space="preserve">linkedin.com/in/yuyongkim</w:t>
-        </w:r>
-      </w:hyperlink>
+        <w:t xml:space="preserve">ykim288@wisc.edu</w:t>
+      </w:r>
     </w:p>
     <w:p>
       <w:pPr>
@@ -65,7 +54,7 @@
         </w:pict>
       </w:r>
     </w:p>
-    <w:bookmarkStart w:id="10" w:name="abstract"/>
+    <w:bookmarkStart w:id="9" w:name="abstract"/>
     <w:p>
       <w:pPr>
         <w:pStyle w:val="Heading2"/>
@@ -186,8 +175,8 @@
         </w:pict>
       </w:r>
     </w:p>
-    <w:bookmarkEnd w:id="10"/>
-    <w:bookmarkStart w:id="14" w:name="introduction"/>
+    <w:bookmarkEnd w:id="9"/>
+    <w:bookmarkStart w:id="13" w:name="introduction"/>
     <w:p>
       <w:pPr>
         <w:pStyle w:val="Heading2"/>
@@ -403,18 +392,18 @@
           <wp:inline>
             <wp:extent cx="5334000" cy="2315482"/>
             <wp:effectExtent b="0" l="0" r="0" t="0"/>
-            <wp:docPr descr="Figure 1. Overall system architecture: orchestrator, seven domain calculation services with shared four-layer verification, cross-discipline validator, and KOSHA Regulatory RAG layer with on-premises LLM." title="" id="12" name="Picture"/>
+            <wp:docPr descr="Figure 1. Overall system architecture: orchestrator, seven domain calculation services with shared four-layer verification, cross-discipline validator, and KOSHA Regulatory RAG layer with on-premises LLM." title="" id="11" name="Picture"/>
             <a:graphic>
               <a:graphicData uri="http://schemas.openxmlformats.org/drawingml/2006/picture">
                 <pic:pic>
                   <pic:nvPicPr>
-                    <pic:cNvPr descr="figures/fig_1_system_architecture.png" id="13" name="Picture"/>
+                    <pic:cNvPr descr="figures/fig_1_system_architecture.png" id="12" name="Picture"/>
                     <pic:cNvPicPr>
                       <a:picLocks noChangeArrowheads="1" noChangeAspect="1"/>
                     </pic:cNvPicPr>
                   </pic:nvPicPr>
                   <pic:blipFill>
-                    <a:blip r:embed="rId11"/>
+                    <a:blip r:embed="rId10"/>
                     <a:stretch>
                       <a:fillRect/>
                     </a:stretch>
@@ -456,23 +445,41 @@
         </w:pict>
       </w:r>
     </w:p>
+    <w:bookmarkEnd w:id="13"/>
+    <w:bookmarkStart w:id="20" w:name="related-work"/>
+    <w:p>
+      <w:pPr>
+        <w:pStyle w:val="Heading2"/>
+      </w:pPr>
+      <w:r>
+        <w:t xml:space="preserve">2. Related Work</w:t>
+      </w:r>
+    </w:p>
+    <w:bookmarkStart w:id="14" w:name="ai-applications-in-process-safety"/>
+    <w:p>
+      <w:pPr>
+        <w:pStyle w:val="Heading3"/>
+      </w:pPr>
+      <w:r>
+        <w:t xml:space="preserve">2.1 AI Applications in Process Safety</w:t>
+      </w:r>
+    </w:p>
+    <w:p>
+      <w:pPr>
+        <w:pStyle w:val="FirstParagraph"/>
+      </w:pPr>
+      <w:r>
+        <w:t xml:space="preserve">Large language models are increasingly studied for chemical process design, optimisation, and maintenance knowledge extraction. Selvam et al. (2026) [1] review AI applications across hazard detection, dynamic risk assessment, and barrier management in chemical process industries, reporting 30–60% gains in anomaly and near-miss detection accuracy, while identifying data bias, field validation, and regulatory uncertainty as primary limitations. Woo et al. (2025) [2] survey LLM applications in process systems engineering across chemical process design, hybrid process modelling, and autonomous control systems, but do not address seven-discipline integrated engineering verification or KOSHA regulatory RAG. Elhosary et al. (2024) [3] propose an LLM-assisted HAZOP system using RAG and vector search to retrieve historical incidents and guide analysis sessions, but the system is limited to single-process analysis and does not integrate multi-discipline calculation verification. Walavalkar et al. (2021) [4] systematically review more than one hundred ML and deep learning applications in chemical health and safety, covering exposure and risk assessment, but do not treat RAG-based regulatory grounding or multi-discipline engineering verification architectures.</w:t>
+      </w:r>
+    </w:p>
     <w:bookmarkEnd w:id="14"/>
-    <w:bookmarkStart w:id="21" w:name="related-work"/>
-    <w:p>
-      <w:pPr>
-        <w:pStyle w:val="Heading2"/>
-      </w:pPr>
-      <w:r>
-        <w:t xml:space="preserve">2. Related Work</w:t>
-      </w:r>
-    </w:p>
-    <w:bookmarkStart w:id="15" w:name="ai-applications-in-process-safety"/>
+    <w:bookmarkStart w:id="15" w:name="rag-in-technical-and-regulatory-domains"/>
     <w:p>
       <w:pPr>
         <w:pStyle w:val="Heading3"/>
       </w:pPr>
       <w:r>
-        <w:t xml:space="preserve">2.1 AI Applications in Process Safety</w:t>
+        <w:t xml:space="preserve">2.2 RAG in Technical and Regulatory Domains</w:t>
       </w:r>
     </w:p>
     <w:p>
@@ -480,17 +487,42 @@
         <w:pStyle w:val="FirstParagraph"/>
       </w:pPr>
       <w:r>
-        <w:t xml:space="preserve">Large language models are increasingly studied for chemical process design, optimisation, and maintenance knowledge extraction. Selvam et al. (2026) [1] review AI applications across hazard detection, dynamic risk assessment, and barrier management in chemical process industries, reporting 30–60% gains in anomaly and near-miss detection accuracy, while identifying data bias, field validation, and regulatory uncertainty as primary limitations. Woo et al. (2025) [2] survey LLM applications in process systems engineering across chemical process design, hybrid process modelling, and autonomous control systems, but do not address seven-discipline integrated engineering verification or KOSHA regulatory RAG. Elhosary et al. (2024) [3] propose an LLM-assisted HAZOP system using RAG and vector search to retrieve historical incidents and guide analysis sessions, but the system is limited to single-process analysis and does not integrate multi-discipline calculation verification. Walavalkar et al. (2021) [4] systematically review more than one hundred ML and deep learning applications in chemical health and safety, covering exposure and risk assessment, but do not treat RAG-based regulatory grounding or multi-discipline engineering verification architectures.</w:t>
+        <w:t xml:space="preserve">The foundational RAG architecture of Lewis et al. (2020) [5], surveyed by Gao et al. (2024) [15], targets general knowledge-intensive NLP tasks; the present work specialises this architecture for a KOSHA regulatory corpus integrated with domain-level engineering calculation context. Walker et al. (2026) [6] propose</w:t>
+      </w:r>
+      <w:r>
+        <w:t xml:space="preserve"> </w:t>
+      </w:r>
+      <w:r>
+        <w:rPr>
+          <w:b/>
+          <w:bCs/>
+        </w:rPr>
+        <w:t xml:space="preserve">RAGuard</w:t>
+      </w:r>
+      <w:r>
+        <w:t xml:space="preserve">, which uses parallel indexing of safety-critical documents alongside technical manuals in an offshore wind maintenance setting and demonstrates large gains in Safety Recall@K across BM25, dense, and hybrid retrieval paradigms. RAGuard is the closest structural precedent to the present system but is limited to a single industry domain with no Korean PSM statutory linkage. Klesel and Wittmann (2025) [7] provide an enterprise RAG survey and identify</w:t>
+      </w:r>
+      <w:r>
+        <w:t xml:space="preserve"> </w:t>
+      </w:r>
+      <w:r>
+        <w:t xml:space="preserve">“how RAG-based systems can fulfil regulatory requirements”</w:t>
+      </w:r>
+      <w:r>
+        <w:t xml:space="preserve"> </w:t>
+      </w:r>
+      <w:r>
+        <w:t xml:space="preserve">as an open research direction, but leave actual regulatory corpus construction and engineering-calculation integration unexplored.</w:t>
       </w:r>
     </w:p>
     <w:bookmarkEnd w:id="15"/>
-    <w:bookmarkStart w:id="16" w:name="rag-in-technical-and-regulatory-domains"/>
+    <w:bookmarkStart w:id="16" w:name="X0fc09801f25ed2983f70be59186bb1e62c66345"/>
     <w:p>
       <w:pPr>
         <w:pStyle w:val="Heading3"/>
       </w:pPr>
       <w:r>
-        <w:t xml:space="preserve">2.2 RAG in Technical and Regulatory Domains</w:t>
+        <w:t xml:space="preserve">2.3 Multi-Discipline Maintenance and Asset Integrity</w:t>
       </w:r>
     </w:p>
     <w:p>
@@ -498,42 +530,17 @@
         <w:pStyle w:val="FirstParagraph"/>
       </w:pPr>
       <w:r>
-        <w:t xml:space="preserve">The foundational RAG architecture of Lewis et al. (2020) [5], surveyed by Gao et al. (2024) [15], targets general knowledge-intensive NLP tasks; the present work specialises this architecture for a KOSHA regulatory corpus integrated with domain-level engineering calculation context. Walker et al. (2026) [6] propose</w:t>
-      </w:r>
-      <w:r>
-        <w:t xml:space="preserve"> </w:t>
-      </w:r>
-      <w:r>
-        <w:rPr>
-          <w:b/>
-          <w:bCs/>
-        </w:rPr>
-        <w:t xml:space="preserve">RAGuard</w:t>
-      </w:r>
-      <w:r>
-        <w:t xml:space="preserve">, which uses parallel indexing of safety-critical documents alongside technical manuals in an offshore wind maintenance setting and demonstrates large gains in Safety Recall@K across BM25, dense, and hybrid retrieval paradigms. RAGuard is the closest structural precedent to the present system but is limited to a single industry domain with no Korean PSM statutory linkage. Klesel and Wittmann (2025) [7] provide an enterprise RAG survey and identify</w:t>
-      </w:r>
-      <w:r>
-        <w:t xml:space="preserve"> </w:t>
-      </w:r>
-      <w:r>
-        <w:t xml:space="preserve">“how RAG-based systems can fulfil regulatory requirements”</w:t>
-      </w:r>
-      <w:r>
-        <w:t xml:space="preserve"> </w:t>
-      </w:r>
-      <w:r>
-        <w:t xml:space="preserve">as an open research direction, but leave actual regulatory corpus construction and engineering-calculation integration unexplored.</w:t>
+        <w:t xml:space="preserve">AI-based asset integrity management frameworks for offshore oil-and-gas pipelines [8] focus on single-asset scope and do not cover electrical, instrumentation, or structural disciplines. Hector and Panjanathan (2024) [9] survey IoT-enabled predictive maintenance planning models in Industry 4.0 but do not address standards-based calculation engines or regulatory RAG integration. Ait-Alla et al. (2022) [10] provide an overview of predictive maintenance workflows in Industry 4.0, without process-plant-specific seven-discipline integrated verification or PSM regulatory linkage.</w:t>
       </w:r>
     </w:p>
     <w:bookmarkEnd w:id="16"/>
-    <w:bookmarkStart w:id="17" w:name="X0fc09801f25ed2983f70be59186bb1e62c66345"/>
+    <w:bookmarkStart w:id="17" w:name="X5eeafd4ea8b7058369770114167c978a808e744"/>
     <w:p>
       <w:pPr>
         <w:pStyle w:val="Heading3"/>
       </w:pPr>
       <w:r>
-        <w:t xml:space="preserve">2.3 Multi-Discipline Maintenance and Asset Integrity</w:t>
+        <w:t xml:space="preserve">2.4 Verification Methodology — N-Version Programming and K-Voting</w:t>
       </w:r>
     </w:p>
     <w:p>
@@ -541,29 +548,11 @@
         <w:pStyle w:val="FirstParagraph"/>
       </w:pPr>
       <w:r>
-        <w:t xml:space="preserve">AI-based asset integrity management frameworks for offshore oil-and-gas pipelines [8] focus on single-asset scope and do not cover electrical, instrumentation, or structural disciplines. Hector and Panjanathan (2024) [9] survey IoT-enabled predictive maintenance planning models in Industry 4.0 but do not address standards-based calculation engines or regulatory RAG integration. Ait-Alla et al. (2022) [10] provide an overview of predictive maintenance workflows in Industry 4.0, without process-plant-specific seven-discipline integrated verification or PSM regulatory linkage.</w:t>
+        <w:t xml:space="preserve">The N-version programming literature originating with Avizienis (1985) [11] establishes the theoretical basis for reliability improvement through consensus among independently executed computational paths. The Layer-2 K-voting consensus mechanism proposed in this study applies this principle to plant engineering calculation services with a 1% relative-deviation tolerance. To our knowledge, this is the first reported application of voting-style numerical consensus in standards-based plant engineering calculation tools.</w:t>
       </w:r>
     </w:p>
     <w:bookmarkEnd w:id="17"/>
-    <w:bookmarkStart w:id="18" w:name="X5eeafd4ea8b7058369770114167c978a808e744"/>
-    <w:p>
-      <w:pPr>
-        <w:pStyle w:val="Heading3"/>
-      </w:pPr>
-      <w:r>
-        <w:t xml:space="preserve">2.4 Verification Methodology — N-Version Programming and K-Voting</w:t>
-      </w:r>
-    </w:p>
-    <w:p>
-      <w:pPr>
-        <w:pStyle w:val="FirstParagraph"/>
-      </w:pPr>
-      <w:r>
-        <w:t xml:space="preserve">The N-version programming literature originating with Avizienis (1985) [11] establishes the theoretical basis for reliability improvement through consensus among independently executed computational paths. The Layer-2 K-voting consensus mechanism proposed in this study applies this principle to plant engineering calculation services with a 1% relative-deviation tolerance. To our knowledge, this is the first reported application of voting-style numerical consensus in standards-based plant engineering calculation tools.</w:t>
-      </w:r>
-    </w:p>
-    <w:bookmarkEnd w:id="18"/>
-    <w:bookmarkStart w:id="19" w:name="korean-psm-regulation-and-kosha"/>
+    <w:bookmarkStart w:id="18" w:name="korean-psm-regulation-and-kosha"/>
     <w:p>
       <w:pPr>
         <w:pStyle w:val="Heading3"/>
@@ -612,8 +601,8 @@
         <w:t xml:space="preserve">must fulfil regular safety review obligations for pressure equipment, rotating machinery, electrical systems, and structures under the KOSHA PSM framework. Kim et al. (2022) [12] apply text mining to 1,300 KOSHA accident case reports for multi-cause accident classification, and Lee and Ahn (2025) [13] fine-tune a large language model on KOSHA construction safety guidelines to build a regulation-grounded safety Q&amp;A prototype. Both works use KOSHA data primarily for document classification or question answering and do not extend to an engineering-calculation verification layer integrated with ASME/API engines. Robertson and Zaragoza (2009) [14] provide the BM25 ranking foundation used in our retrieval layer. An automated multi-discipline engineering verification architecture specialised for KOSHA regulations has not been reported in the literature, and to our knowledge, the present work is the first systematic treatment of this problem.</w:t>
       </w:r>
     </w:p>
-    <w:bookmarkEnd w:id="19"/>
-    <w:bookmarkStart w:id="20" w:name="X03437619b635eb74f113d63efdeb1c92547e787"/>
+    <w:bookmarkEnd w:id="18"/>
+    <w:bookmarkStart w:id="19" w:name="X03437619b635eb74f113d63efdeb1c92547e787"/>
     <w:p>
       <w:pPr>
         <w:pStyle w:val="Heading3"/>
@@ -701,9 +690,9 @@
         </w:pict>
       </w:r>
     </w:p>
+    <w:bookmarkEnd w:id="19"/>
     <w:bookmarkEnd w:id="20"/>
-    <w:bookmarkEnd w:id="21"/>
-    <w:bookmarkStart w:id="22" w:name="system-architecture"/>
+    <w:bookmarkStart w:id="21" w:name="system-architecture"/>
     <w:p>
       <w:pPr>
         <w:pStyle w:val="Heading2"/>
@@ -793,8 +782,8 @@
         </w:pict>
       </w:r>
     </w:p>
-    <w:bookmarkEnd w:id="22"/>
-    <w:bookmarkStart w:id="30" w:name="kosha-regulatory-knowledge-layer"/>
+    <w:bookmarkEnd w:id="21"/>
+    <w:bookmarkStart w:id="29" w:name="kosha-regulatory-knowledge-layer"/>
     <w:p>
       <w:pPr>
         <w:pStyle w:val="Heading2"/>
@@ -803,7 +792,7 @@
         <w:t xml:space="preserve">4. KOSHA Regulatory Knowledge Layer</w:t>
       </w:r>
     </w:p>
-    <w:bookmarkStart w:id="26" w:name="corpus-construction"/>
+    <w:bookmarkStart w:id="25" w:name="corpus-construction"/>
     <w:p>
       <w:pPr>
         <w:pStyle w:val="Heading3"/>
@@ -1078,18 +1067,18 @@
           <wp:inline>
             <wp:extent cx="5334000" cy="7135986"/>
             <wp:effectExtent b="0" l="0" r="0" t="0"/>
-            <wp:docPr descr="Figure 2. Regulatory RAG workflow: calculation context to concept-aware Korean query construction, BM25 FTS5 retrieval with synonym expansion and OR fallback, structured grounding generation with citation indices." title="" id="24" name="Picture"/>
+            <wp:docPr descr="Figure 2. Regulatory RAG workflow: calculation context to concept-aware Korean query construction, BM25 FTS5 retrieval with synonym expansion and OR fallback, structured grounding generation with citation indices." title="" id="23" name="Picture"/>
             <a:graphic>
               <a:graphicData uri="http://schemas.openxmlformats.org/drawingml/2006/picture">
                 <pic:pic>
                   <pic:nvPicPr>
-                    <pic:cNvPr descr="figures/fig_2_rag_workflow.png" id="25" name="Picture"/>
+                    <pic:cNvPr descr="figures/fig_2_rag_workflow.png" id="24" name="Picture"/>
                     <pic:cNvPicPr>
                       <a:picLocks noChangeArrowheads="1" noChangeAspect="1"/>
                     </pic:cNvPicPr>
                   </pic:nvPicPr>
                   <pic:blipFill>
-                    <a:blip r:embed="rId23"/>
+                    <a:blip r:embed="rId22"/>
                     <a:stretch>
                       <a:fillRect/>
                     </a:stretch>
@@ -1124,188 +1113,188 @@
         <w:t xml:space="preserve">Figure 2. Regulatory RAG workflow: calculation context to concept-aware Korean query construction, BM25 FTS5 retrieval with synonym expansion and OR fallback, structured grounding generation with citation indices.</w:t>
       </w:r>
     </w:p>
+    <w:bookmarkEnd w:id="25"/>
+    <w:bookmarkStart w:id="26" w:name="retrieval-and-generation-pipeline"/>
+    <w:p>
+      <w:pPr>
+        <w:pStyle w:val="Heading3"/>
+      </w:pPr>
+      <w:r>
+        <w:t xml:space="preserve">4.2 Retrieval and Generation Pipeline</w:t>
+      </w:r>
+    </w:p>
+    <w:p>
+      <w:pPr>
+        <w:pStyle w:val="FirstParagraph"/>
+      </w:pPr>
+      <w:r>
+        <w:t xml:space="preserve">At query time, the calculation context (material, fluid composition, design pressure / temperature, computed remaining life, red-flag set) is converted into a Korean natural-language query by a</w:t>
+      </w:r>
+      <w:r>
+        <w:t xml:space="preserve"> </w:t>
+      </w:r>
+      <w:r>
+        <w:rPr>
+          <w:b/>
+          <w:bCs/>
+        </w:rPr>
+        <w:t xml:space="preserve">concept-aware query builder</w:t>
+      </w:r>
+      <w:r>
+        <w:t xml:space="preserve">. Each query concept is expanded with curated synonyms (e.g.,</w:t>
+      </w:r>
+      <w:r>
+        <w:t xml:space="preserve"> </w:t>
+      </w:r>
+      <w:r>
+        <w:rPr>
+          <w:rStyle w:val="VerbatimChar"/>
+        </w:rPr>
+        <w:t xml:space="preserve">corrosion ↔ 부식 ↔ corrosion rate ↔ CR</w:t>
+      </w:r>
+      <w:r>
+        <w:t xml:space="preserve">), concept clauses are joined with</w:t>
+      </w:r>
+      <w:r>
+        <w:t xml:space="preserve"> </w:t>
+      </w:r>
+      <w:r>
+        <w:rPr>
+          <w:rStyle w:val="VerbatimChar"/>
+        </w:rPr>
+        <w:t xml:space="preserve">AND</w:t>
+      </w:r>
+      <w:r>
+        <w:t xml:space="preserve">, and synonym variants within a concept are joined with</w:t>
+      </w:r>
+      <w:r>
+        <w:t xml:space="preserve"> </w:t>
+      </w:r>
+      <w:r>
+        <w:rPr>
+          <w:rStyle w:val="VerbatimChar"/>
+        </w:rPr>
+        <w:t xml:space="preserve">OR</w:t>
+      </w:r>
+      <w:r>
+        <w:t xml:space="preserve">. When the strict expansion returns no hits, a</w:t>
+      </w:r>
+      <w:r>
+        <w:t xml:space="preserve"> </w:t>
+      </w:r>
+      <w:r>
+        <w:rPr>
+          <w:b/>
+          <w:bCs/>
+        </w:rPr>
+        <w:t xml:space="preserve">loose expanded</w:t>
+      </w:r>
+      <w:r>
+        <w:rPr>
+          <w:b/>
+          <w:bCs/>
+        </w:rPr>
+        <w:t xml:space="preserve"> </w:t>
+      </w:r>
+      <w:r>
+        <w:rPr>
+          <w:rStyle w:val="VerbatimChar"/>
+          <w:b/>
+          <w:bCs/>
+        </w:rPr>
+        <w:t xml:space="preserve">OR</w:t>
+      </w:r>
+      <w:r>
+        <w:rPr>
+          <w:b/>
+          <w:bCs/>
+        </w:rPr>
+        <w:t xml:space="preserve"> </w:t>
+      </w:r>
+      <w:r>
+        <w:rPr>
+          <w:b/>
+          <w:bCs/>
+        </w:rPr>
+        <w:t xml:space="preserve">fallback</w:t>
+      </w:r>
+      <w:r>
+        <w:t xml:space="preserve"> </w:t>
+      </w:r>
+      <w:r>
+        <w:t xml:space="preserve">is invoked.</w:t>
+      </w:r>
+    </w:p>
+    <w:p>
+      <w:pPr>
+        <w:pStyle w:val="BodyText"/>
+      </w:pPr>
+      <w:r>
+        <w:t xml:space="preserve">Retrieved passages (top-k = 10 by default) are passed to Qwen 2.5 7B Instruct with a system prompt that constrains the output to three sections: (1)</w:t>
+      </w:r>
+      <w:r>
+        <w:t xml:space="preserve"> </w:t>
+      </w:r>
+      <w:r>
+        <w:rPr>
+          <w:b/>
+          <w:bCs/>
+        </w:rPr>
+        <w:t xml:space="preserve">Key conclusion</w:t>
+      </w:r>
+      <w:r>
+        <w:t xml:space="preserve">, (2)</w:t>
+      </w:r>
+      <w:r>
+        <w:t xml:space="preserve"> </w:t>
+      </w:r>
+      <w:r>
+        <w:rPr>
+          <w:b/>
+          <w:bCs/>
+        </w:rPr>
+        <w:t xml:space="preserve">Regulatory justification summary</w:t>
+      </w:r>
+      <w:r>
+        <w:t xml:space="preserve"> </w:t>
+      </w:r>
+      <w:r>
+        <w:t xml:space="preserve">referencing each retrieved passage by index, and (3)</w:t>
+      </w:r>
+      <w:r>
+        <w:t xml:space="preserve"> </w:t>
+      </w:r>
+      <w:r>
+        <w:rPr>
+          <w:b/>
+          <w:bCs/>
+        </w:rPr>
+        <w:t xml:space="preserve">Practical advisories</w:t>
+      </w:r>
+      <w:r>
+        <w:t xml:space="preserve"> </w:t>
+      </w:r>
+      <w:r>
+        <w:t xml:space="preserve">with citation indices. The model is instructed never to introduce regulatory facts not present in the supplied context. Every advisory must point back to a retrievable</w:t>
+      </w:r>
+      <w:r>
+        <w:t xml:space="preserve"> </w:t>
+      </w:r>
+      <w:r>
+        <w:rPr>
+          <w:rStyle w:val="VerbatimChar"/>
+        </w:rPr>
+        <w:t xml:space="preserve">(reference_code, chunk_id)</w:t>
+      </w:r>
+      <w:r>
+        <w:t xml:space="preserve"> </w:t>
+      </w:r>
+      <w:r>
+        <w:t xml:space="preserve">tuple in the SQLite index, giving citation-traceability precision of 100% by construction (Section 6.7). The current implementation uses BM25 to support CPU-only on-premises deployment without GPU resources; transition to semantic vector search in GPU-capable environments is left as future work (Section 8).</w:t>
+      </w:r>
+    </w:p>
     <w:bookmarkEnd w:id="26"/>
-    <w:bookmarkStart w:id="27" w:name="retrieval-and-generation-pipeline"/>
-    <w:p>
-      <w:pPr>
-        <w:pStyle w:val="Heading3"/>
-      </w:pPr>
-      <w:r>
-        <w:t xml:space="preserve">4.2 Retrieval and Generation Pipeline</w:t>
-      </w:r>
-    </w:p>
-    <w:p>
-      <w:pPr>
-        <w:pStyle w:val="FirstParagraph"/>
-      </w:pPr>
-      <w:r>
-        <w:t xml:space="preserve">At query time, the calculation context (material, fluid composition, design pressure / temperature, computed remaining life, red-flag set) is converted into a Korean natural-language query by a</w:t>
-      </w:r>
-      <w:r>
-        <w:t xml:space="preserve"> </w:t>
-      </w:r>
-      <w:r>
-        <w:rPr>
-          <w:b/>
-          <w:bCs/>
-        </w:rPr>
-        <w:t xml:space="preserve">concept-aware query builder</w:t>
-      </w:r>
-      <w:r>
-        <w:t xml:space="preserve">. Each query concept is expanded with curated synonyms (e.g.,</w:t>
-      </w:r>
-      <w:r>
-        <w:t xml:space="preserve"> </w:t>
-      </w:r>
-      <w:r>
-        <w:rPr>
-          <w:rStyle w:val="VerbatimChar"/>
-        </w:rPr>
-        <w:t xml:space="preserve">corrosion ↔ 부식 ↔ corrosion rate ↔ CR</w:t>
-      </w:r>
-      <w:r>
-        <w:t xml:space="preserve">), concept clauses are joined with</w:t>
-      </w:r>
-      <w:r>
-        <w:t xml:space="preserve"> </w:t>
-      </w:r>
-      <w:r>
-        <w:rPr>
-          <w:rStyle w:val="VerbatimChar"/>
-        </w:rPr>
-        <w:t xml:space="preserve">AND</w:t>
-      </w:r>
-      <w:r>
-        <w:t xml:space="preserve">, and synonym variants within a concept are joined with</w:t>
-      </w:r>
-      <w:r>
-        <w:t xml:space="preserve"> </w:t>
-      </w:r>
-      <w:r>
-        <w:rPr>
-          <w:rStyle w:val="VerbatimChar"/>
-        </w:rPr>
-        <w:t xml:space="preserve">OR</w:t>
-      </w:r>
-      <w:r>
-        <w:t xml:space="preserve">. When the strict expansion returns no hits, a</w:t>
-      </w:r>
-      <w:r>
-        <w:t xml:space="preserve"> </w:t>
-      </w:r>
-      <w:r>
-        <w:rPr>
-          <w:b/>
-          <w:bCs/>
-        </w:rPr>
-        <w:t xml:space="preserve">loose expanded</w:t>
-      </w:r>
-      <w:r>
-        <w:rPr>
-          <w:b/>
-          <w:bCs/>
-        </w:rPr>
-        <w:t xml:space="preserve"> </w:t>
-      </w:r>
-      <w:r>
-        <w:rPr>
-          <w:rStyle w:val="VerbatimChar"/>
-          <w:b/>
-          <w:bCs/>
-        </w:rPr>
-        <w:t xml:space="preserve">OR</w:t>
-      </w:r>
-      <w:r>
-        <w:rPr>
-          <w:b/>
-          <w:bCs/>
-        </w:rPr>
-        <w:t xml:space="preserve"> </w:t>
-      </w:r>
-      <w:r>
-        <w:rPr>
-          <w:b/>
-          <w:bCs/>
-        </w:rPr>
-        <w:t xml:space="preserve">fallback</w:t>
-      </w:r>
-      <w:r>
-        <w:t xml:space="preserve"> </w:t>
-      </w:r>
-      <w:r>
-        <w:t xml:space="preserve">is invoked.</w:t>
-      </w:r>
-    </w:p>
-    <w:p>
-      <w:pPr>
-        <w:pStyle w:val="BodyText"/>
-      </w:pPr>
-      <w:r>
-        <w:t xml:space="preserve">Retrieved passages (top-k = 10 by default) are passed to Qwen 2.5 7B Instruct with a system prompt that constrains the output to three sections: (1)</w:t>
-      </w:r>
-      <w:r>
-        <w:t xml:space="preserve"> </w:t>
-      </w:r>
-      <w:r>
-        <w:rPr>
-          <w:b/>
-          <w:bCs/>
-        </w:rPr>
-        <w:t xml:space="preserve">Key conclusion</w:t>
-      </w:r>
-      <w:r>
-        <w:t xml:space="preserve">, (2)</w:t>
-      </w:r>
-      <w:r>
-        <w:t xml:space="preserve"> </w:t>
-      </w:r>
-      <w:r>
-        <w:rPr>
-          <w:b/>
-          <w:bCs/>
-        </w:rPr>
-        <w:t xml:space="preserve">Regulatory justification summary</w:t>
-      </w:r>
-      <w:r>
-        <w:t xml:space="preserve"> </w:t>
-      </w:r>
-      <w:r>
-        <w:t xml:space="preserve">referencing each retrieved passage by index, and (3)</w:t>
-      </w:r>
-      <w:r>
-        <w:t xml:space="preserve"> </w:t>
-      </w:r>
-      <w:r>
-        <w:rPr>
-          <w:b/>
-          <w:bCs/>
-        </w:rPr>
-        <w:t xml:space="preserve">Practical advisories</w:t>
-      </w:r>
-      <w:r>
-        <w:t xml:space="preserve"> </w:t>
-      </w:r>
-      <w:r>
-        <w:t xml:space="preserve">with citation indices. The model is instructed never to introduce regulatory facts not present in the supplied context. Every advisory must point back to a retrievable</w:t>
-      </w:r>
-      <w:r>
-        <w:t xml:space="preserve"> </w:t>
-      </w:r>
-      <w:r>
-        <w:rPr>
-          <w:rStyle w:val="VerbatimChar"/>
-        </w:rPr>
-        <w:t xml:space="preserve">(reference_code, chunk_id)</w:t>
-      </w:r>
-      <w:r>
-        <w:t xml:space="preserve"> </w:t>
-      </w:r>
-      <w:r>
-        <w:t xml:space="preserve">tuple in the SQLite index, giving citation-traceability precision of 100% by construction (Section 6.7). The current implementation uses BM25 to support CPU-only on-premises deployment without GPU resources; transition to semantic vector search in GPU-capable environments is left as future work (Section 8).</w:t>
-      </w:r>
-    </w:p>
-    <w:bookmarkEnd w:id="27"/>
-    <w:bookmarkStart w:id="28" w:name="X7029d79f95dce95bd609e8bf1990f8bc0f33d89"/>
+    <w:bookmarkStart w:id="27" w:name="X7029d79f95dce95bd609e8bf1990f8bc0f33d89"/>
     <w:p>
       <w:pPr>
         <w:pStyle w:val="Heading3"/>
@@ -1597,8 +1586,8 @@
         <w:t xml:space="preserve">→ guidance) and are not inferred by the LLM.</w:t>
       </w:r>
     </w:p>
-    <w:bookmarkEnd w:id="28"/>
-    <w:bookmarkStart w:id="29" w:name="X2ca3c0ef4e05820ff6e3026e541e9f305df9211"/>
+    <w:bookmarkEnd w:id="27"/>
+    <w:bookmarkStart w:id="28" w:name="X2ca3c0ef4e05820ff6e3026e541e9f305df9211"/>
     <w:p>
       <w:pPr>
         <w:pStyle w:val="Heading3"/>
@@ -1638,9 +1627,9 @@
         </w:pict>
       </w:r>
     </w:p>
+    <w:bookmarkEnd w:id="28"/>
     <w:bookmarkEnd w:id="29"/>
-    <w:bookmarkEnd w:id="30"/>
-    <w:bookmarkStart w:id="38" w:name="X05961d0007a6793ac375959d695db63ea004385"/>
+    <w:bookmarkStart w:id="37" w:name="X05961d0007a6793ac375959d695db63ea004385"/>
     <w:p>
       <w:pPr>
         <w:pStyle w:val="Heading2"/>
@@ -1649,7 +1638,7 @@
         <w:t xml:space="preserve">5. Seven-Domain Calculation Engines and Four-Layer Verification</w:t>
       </w:r>
     </w:p>
-    <w:bookmarkStart w:id="31" w:name="domain-calculation-engines"/>
+    <w:bookmarkStart w:id="30" w:name="domain-calculation-engines"/>
     <w:p>
       <w:pPr>
         <w:pStyle w:val="Heading3"/>
@@ -2036,183 +2025,183 @@
         <w:t xml:space="preserve">), which routes a request to one or more discipline services and then to the cross-discipline validator.</w:t>
       </w:r>
     </w:p>
+    <w:bookmarkEnd w:id="30"/>
+    <w:bookmarkStart w:id="31" w:name="four-layer-hybrid-verification-model"/>
+    <w:p>
+      <w:pPr>
+        <w:pStyle w:val="Heading3"/>
+      </w:pPr>
+      <w:r>
+        <w:t xml:space="preserve">5.2 Four-Layer Hybrid Verification Model</w:t>
+      </w:r>
+    </w:p>
+    <w:p>
+      <w:pPr>
+        <w:pStyle w:val="FirstParagraph"/>
+      </w:pPr>
+      <w:r>
+        <w:rPr>
+          <w:b/>
+          <w:bCs/>
+        </w:rPr>
+        <w:t xml:space="preserve">Layer 1 — Input Validation.</w:t>
+      </w:r>
+      <w:r>
+        <w:t xml:space="preserve"> </w:t>
+      </w:r>
+      <w:r>
+        <w:t xml:space="preserve">Checks mandatory field presence, unit-contract compliance (every numerical field carries an explicit unit such as</w:t>
+      </w:r>
+      <w:r>
+        <w:t xml:space="preserve"> </w:t>
+      </w:r>
+      <w:r>
+        <w:rPr>
+          <w:rStyle w:val="VerbatimChar"/>
+        </w:rPr>
+        <w:t xml:space="preserve">MPa</w:t>
+      </w:r>
+      <w:r>
+        <w:t xml:space="preserve">,</w:t>
+      </w:r>
+      <w:r>
+        <w:t xml:space="preserve"> </w:t>
+      </w:r>
+      <w:r>
+        <w:rPr>
+          <w:rStyle w:val="VerbatimChar"/>
+        </w:rPr>
+        <w:t xml:space="preserve">mm</w:t>
+      </w:r>
+      <w:r>
+        <w:t xml:space="preserve">,</w:t>
+      </w:r>
+      <w:r>
+        <w:t xml:space="preserve"> </w:t>
+      </w:r>
+      <w:r>
+        <w:rPr>
+          <w:rStyle w:val="VerbatimChar"/>
+        </w:rPr>
+        <w:t xml:space="preserve">°C</w:t>
+      </w:r>
+      <w:r>
+        <w:t xml:space="preserve">), and domain-specific range constraints (e.g., design pressure within ASME Section II material allowable). Missing critical fields or unit inconsistencies trigger a blocking error that prevents downstream calculation.</w:t>
+      </w:r>
+    </w:p>
+    <w:p>
+      <w:pPr>
+        <w:pStyle w:val="BodyText"/>
+      </w:pPr>
+      <w:r>
+        <w:rPr>
+          <w:b/>
+          <w:bCs/>
+        </w:rPr>
+        <w:t xml:space="preserve">Layer 2 — K-Voting Consensus.</w:t>
+      </w:r>
+      <w:r>
+        <w:t xml:space="preserve"> </w:t>
+      </w:r>
+      <w:r>
+        <w:t xml:space="preserve">Three calculation paths execute in parallel, each using deliberately varied numerical strategies — rounding order, interpolation method, and intermediate-precision handling. The maximum relative deviation among outputs must not exceed</w:t>
+      </w:r>
+      <w:r>
+        <w:t xml:space="preserve"> </w:t>
+      </w:r>
+      <w:r>
+        <w:rPr>
+          <w:b/>
+          <w:bCs/>
+        </w:rPr>
+        <w:t xml:space="preserve">1%</w:t>
+      </w:r>
+      <w:r>
+        <w:t xml:space="preserve">. If the threshold is exceeded, a tiebreaker path is invoked; persistent consensus failure raises a</w:t>
+      </w:r>
+      <w:r>
+        <w:t xml:space="preserve"> </w:t>
+      </w:r>
+      <w:r>
+        <w:rPr>
+          <w:rStyle w:val="VerbatimChar"/>
+        </w:rPr>
+        <w:t xml:space="preserve">no_consensus</w:t>
+      </w:r>
+      <w:r>
+        <w:t xml:space="preserve"> </w:t>
+      </w:r>
+      <w:r>
+        <w:t xml:space="preserve">flag and requests human review. The mechanism is motivated by the N-version programming principle [11] but is restricted to numerical-consistency verification rather than full implementation independence; design rationale and threshold sensitivity are discussed in §5.4.</w:t>
+      </w:r>
+    </w:p>
+    <w:p>
+      <w:pPr>
+        <w:pStyle w:val="BodyText"/>
+      </w:pPr>
+      <w:r>
+        <w:rPr>
+          <w:b/>
+          <w:bCs/>
+        </w:rPr>
+        <w:t xml:space="preserve">Layer 3 — Physics and Code Compliance.</w:t>
+      </w:r>
+      <w:r>
+        <w:t xml:space="preserve"> </w:t>
+      </w:r>
+      <w:r>
+        <w:t xml:space="preserve">Domain-specific red flags are enforced. For example, a measured thickness below the computed minimum required thickness raises a critical physics flag and blocks output. All major calculation steps carry explicit standard citations, persisted in the audit trail.</w:t>
+      </w:r>
+    </w:p>
+    <w:p>
+      <w:pPr>
+        <w:pStyle w:val="BodyText"/>
+      </w:pPr>
+      <w:r>
+        <w:rPr>
+          <w:b/>
+          <w:bCs/>
+        </w:rPr>
+        <w:t xml:space="preserve">Layer 4 — Reverse Verification.</w:t>
+      </w:r>
+      <w:r>
+        <w:t xml:space="preserve"> </w:t>
+      </w:r>
+      <w:r>
+        <w:t xml:space="preserve">Key inputs are back-calculated from outputs and compared against the original inputs to verify internal consistency. A deviation exceeding</w:t>
+      </w:r>
+      <w:r>
+        <w:t xml:space="preserve"> </w:t>
+      </w:r>
+      <w:r>
+        <w:rPr>
+          <w:b/>
+          <w:bCs/>
+        </w:rPr>
+        <w:t xml:space="preserve">2% triggers a warning</w:t>
+      </w:r>
+      <w:r>
+        <w:t xml:space="preserve">; a deviation exceeding</w:t>
+      </w:r>
+      <w:r>
+        <w:t xml:space="preserve"> </w:t>
+      </w:r>
+      <w:r>
+        <w:rPr>
+          <w:b/>
+          <w:bCs/>
+        </w:rPr>
+        <w:t xml:space="preserve">5% triggers escalation</w:t>
+      </w:r>
+      <w:r>
+        <w:t xml:space="preserve"> </w:t>
+      </w:r>
+      <w:r>
+        <w:t xml:space="preserve">with a confidence downgrade and a full audit trail entry.</w:t>
+      </w:r>
+    </w:p>
     <w:bookmarkEnd w:id="31"/>
-    <w:bookmarkStart w:id="32" w:name="four-layer-hybrid-verification-model"/>
-    <w:p>
-      <w:pPr>
-        <w:pStyle w:val="Heading3"/>
-      </w:pPr>
-      <w:r>
-        <w:t xml:space="preserve">5.2 Four-Layer Hybrid Verification Model</w:t>
-      </w:r>
-    </w:p>
-    <w:p>
-      <w:pPr>
-        <w:pStyle w:val="FirstParagraph"/>
-      </w:pPr>
-      <w:r>
-        <w:rPr>
-          <w:b/>
-          <w:bCs/>
-        </w:rPr>
-        <w:t xml:space="preserve">Layer 1 — Input Validation.</w:t>
-      </w:r>
-      <w:r>
-        <w:t xml:space="preserve"> </w:t>
-      </w:r>
-      <w:r>
-        <w:t xml:space="preserve">Checks mandatory field presence, unit-contract compliance (every numerical field carries an explicit unit such as</w:t>
-      </w:r>
-      <w:r>
-        <w:t xml:space="preserve"> </w:t>
-      </w:r>
-      <w:r>
-        <w:rPr>
-          <w:rStyle w:val="VerbatimChar"/>
-        </w:rPr>
-        <w:t xml:space="preserve">MPa</w:t>
-      </w:r>
-      <w:r>
-        <w:t xml:space="preserve">,</w:t>
-      </w:r>
-      <w:r>
-        <w:t xml:space="preserve"> </w:t>
-      </w:r>
-      <w:r>
-        <w:rPr>
-          <w:rStyle w:val="VerbatimChar"/>
-        </w:rPr>
-        <w:t xml:space="preserve">mm</w:t>
-      </w:r>
-      <w:r>
-        <w:t xml:space="preserve">,</w:t>
-      </w:r>
-      <w:r>
-        <w:t xml:space="preserve"> </w:t>
-      </w:r>
-      <w:r>
-        <w:rPr>
-          <w:rStyle w:val="VerbatimChar"/>
-        </w:rPr>
-        <w:t xml:space="preserve">°C</w:t>
-      </w:r>
-      <w:r>
-        <w:t xml:space="preserve">), and domain-specific range constraints (e.g., design pressure within ASME Section II material allowable). Missing critical fields or unit inconsistencies trigger a blocking error that prevents downstream calculation.</w:t>
-      </w:r>
-    </w:p>
-    <w:p>
-      <w:pPr>
-        <w:pStyle w:val="BodyText"/>
-      </w:pPr>
-      <w:r>
-        <w:rPr>
-          <w:b/>
-          <w:bCs/>
-        </w:rPr>
-        <w:t xml:space="preserve">Layer 2 — K-Voting Consensus.</w:t>
-      </w:r>
-      <w:r>
-        <w:t xml:space="preserve"> </w:t>
-      </w:r>
-      <w:r>
-        <w:t xml:space="preserve">Three calculation paths execute in parallel, each using deliberately varied numerical strategies — rounding order, interpolation method, and intermediate-precision handling. The maximum relative deviation among outputs must not exceed</w:t>
-      </w:r>
-      <w:r>
-        <w:t xml:space="preserve"> </w:t>
-      </w:r>
-      <w:r>
-        <w:rPr>
-          <w:b/>
-          <w:bCs/>
-        </w:rPr>
-        <w:t xml:space="preserve">1%</w:t>
-      </w:r>
-      <w:r>
-        <w:t xml:space="preserve">. If the threshold is exceeded, a tiebreaker path is invoked; persistent consensus failure raises a</w:t>
-      </w:r>
-      <w:r>
-        <w:t xml:space="preserve"> </w:t>
-      </w:r>
-      <w:r>
-        <w:rPr>
-          <w:rStyle w:val="VerbatimChar"/>
-        </w:rPr>
-        <w:t xml:space="preserve">no_consensus</w:t>
-      </w:r>
-      <w:r>
-        <w:t xml:space="preserve"> </w:t>
-      </w:r>
-      <w:r>
-        <w:t xml:space="preserve">flag and requests human review. The mechanism is motivated by the N-version programming principle [11] but is restricted to numerical-consistency verification rather than full implementation independence; design rationale and threshold sensitivity are discussed in §5.4.</w:t>
-      </w:r>
-    </w:p>
-    <w:p>
-      <w:pPr>
-        <w:pStyle w:val="BodyText"/>
-      </w:pPr>
-      <w:r>
-        <w:rPr>
-          <w:b/>
-          <w:bCs/>
-        </w:rPr>
-        <w:t xml:space="preserve">Layer 3 — Physics and Code Compliance.</w:t>
-      </w:r>
-      <w:r>
-        <w:t xml:space="preserve"> </w:t>
-      </w:r>
-      <w:r>
-        <w:t xml:space="preserve">Domain-specific red flags are enforced. For example, a measured thickness below the computed minimum required thickness raises a critical physics flag and blocks output. All major calculation steps carry explicit standard citations, persisted in the audit trail.</w:t>
-      </w:r>
-    </w:p>
-    <w:p>
-      <w:pPr>
-        <w:pStyle w:val="BodyText"/>
-      </w:pPr>
-      <w:r>
-        <w:rPr>
-          <w:b/>
-          <w:bCs/>
-        </w:rPr>
-        <w:t xml:space="preserve">Layer 4 — Reverse Verification.</w:t>
-      </w:r>
-      <w:r>
-        <w:t xml:space="preserve"> </w:t>
-      </w:r>
-      <w:r>
-        <w:t xml:space="preserve">Key inputs are back-calculated from outputs and compared against the original inputs to verify internal consistency. A deviation exceeding</w:t>
-      </w:r>
-      <w:r>
-        <w:t xml:space="preserve"> </w:t>
-      </w:r>
-      <w:r>
-        <w:rPr>
-          <w:b/>
-          <w:bCs/>
-        </w:rPr>
-        <w:t xml:space="preserve">2% triggers a warning</w:t>
-      </w:r>
-      <w:r>
-        <w:t xml:space="preserve">; a deviation exceeding</w:t>
-      </w:r>
-      <w:r>
-        <w:t xml:space="preserve"> </w:t>
-      </w:r>
-      <w:r>
-        <w:rPr>
-          <w:b/>
-          <w:bCs/>
-        </w:rPr>
-        <w:t xml:space="preserve">5% triggers escalation</w:t>
-      </w:r>
-      <w:r>
-        <w:t xml:space="preserve"> </w:t>
-      </w:r>
-      <w:r>
-        <w:t xml:space="preserve">with a confidence downgrade and a full audit trail entry.</w:t>
-      </w:r>
-    </w:p>
-    <w:bookmarkEnd w:id="32"/>
-    <w:bookmarkStart w:id="36" w:name="cross-discipline-consistency-validator"/>
+    <w:bookmarkStart w:id="35" w:name="cross-discipline-consistency-validator"/>
     <w:p>
       <w:pPr>
         <w:pStyle w:val="Heading3"/>
@@ -2272,18 +2261,18 @@
           <wp:inline>
             <wp:extent cx="5334000" cy="4844417"/>
             <wp:effectExtent b="0" l="0" r="0" t="0"/>
-            <wp:docPr descr="Figure 3. Cross-discipline coupling logic: ten predefined domain pairs (piping-vessel, electrical-rotating, civil-rotating, instrumentation-electrical, etc.), trigger conditions, and downstream effect of a coupling-block decision on the orchestration pipeline." title="" id="34" name="Picture"/>
+            <wp:docPr descr="Figure 3. Cross-discipline coupling logic: ten predefined domain pairs (piping-vessel, electrical-rotating, civil-rotating, instrumentation-electrical, etc.), trigger conditions, and downstream effect of a coupling-block decision on the orchestration pipeline." title="" id="33" name="Picture"/>
             <a:graphic>
               <a:graphicData uri="http://schemas.openxmlformats.org/drawingml/2006/picture">
                 <pic:pic>
                   <pic:nvPicPr>
-                    <pic:cNvPr descr="figures/fig_3_cross_discipline.png" id="35" name="Picture"/>
+                    <pic:cNvPr descr="figures/fig_3_cross_discipline.png" id="34" name="Picture"/>
                     <pic:cNvPicPr>
                       <a:picLocks noChangeArrowheads="1" noChangeAspect="1"/>
                     </pic:cNvPicPr>
                   </pic:nvPicPr>
                   <pic:blipFill>
-                    <a:blip r:embed="rId33"/>
+                    <a:blip r:embed="rId32"/>
                     <a:stretch>
                       <a:fillRect/>
                     </a:stretch>
@@ -2318,8 +2307,8 @@
         <w:t xml:space="preserve">Figure 3. Cross-discipline coupling logic: ten predefined domain pairs (piping-vessel, electrical-rotating, civil-rotating, instrumentation-electrical, etc.), trigger conditions, and downstream effect of a coupling-block decision on the orchestration pipeline.</w:t>
       </w:r>
     </w:p>
-    <w:bookmarkEnd w:id="36"/>
-    <w:bookmarkStart w:id="37" w:name="X277b93143ee5153eebad0708a65badeefbca556"/>
+    <w:bookmarkEnd w:id="35"/>
+    <w:bookmarkStart w:id="36" w:name="X277b93143ee5153eebad0708a65badeefbca556"/>
     <w:p>
       <w:pPr>
         <w:pStyle w:val="Heading3"/>
@@ -2439,9 +2428,9 @@
         </w:pict>
       </w:r>
     </w:p>
+    <w:bookmarkEnd w:id="36"/>
     <w:bookmarkEnd w:id="37"/>
-    <w:bookmarkEnd w:id="38"/>
-    <w:bookmarkStart w:id="56" w:name="experiments-and-evaluation"/>
+    <w:bookmarkStart w:id="55" w:name="experiments-and-evaluation"/>
     <w:p>
       <w:pPr>
         <w:pStyle w:val="Heading2"/>
@@ -2471,7 +2460,7 @@
         <w:t xml:space="preserve">; (6.2) end-to-end pipeline behaviour; (6.3) cross-discipline ablation for RQ1; (6.4) KOSHA RAG case studies for RQ2; (6.5) curated retrieval benchmark; (6.6) industry-baseline comparison and internal four-layer ablation; (6.7) citation-traceability and negative-case evidence.</w:t>
       </w:r>
     </w:p>
-    <w:bookmarkStart w:id="39" w:name="X2aee7f63a168e529a118604bfa3005e861d688e"/>
+    <w:bookmarkStart w:id="38" w:name="X2aee7f63a168e529a118604bfa3005e861d688e"/>
     <w:p>
       <w:pPr>
         <w:pStyle w:val="Heading3"/>
@@ -3375,129 +3364,129 @@
         <w:t xml:space="preserve">All synthetic case datasets in this paper (220 golden cases per §6.1, 60 cross-discipline scenarios per §6.3, 50 retrieval queries per §6.5) were constructed by the system author. We do not claim independent field generalization; the benchmarks were designed to exercise architectural coverage and are released in full so that any reader can construct an independent benchmark and rerun. Independent third-party benchmark construction is documented as future work (§8 Limitation 7).</w:t>
       </w:r>
     </w:p>
+    <w:bookmarkEnd w:id="38"/>
+    <w:bookmarkStart w:id="39" w:name="seven-discipline-pipeline-evaluation"/>
+    <w:p>
+      <w:pPr>
+        <w:pStyle w:val="Heading3"/>
+      </w:pPr>
+      <w:r>
+        <w:t xml:space="preserve">6.2 Seven-Discipline Pipeline Evaluation</w:t>
+      </w:r>
+    </w:p>
+    <w:p>
+      <w:pPr>
+        <w:pStyle w:val="FirstParagraph"/>
+      </w:pPr>
+      <w:r>
+        <w:t xml:space="preserve">Across 43 pipeline scenarios run end-to-end through the orchestrator, the platform recorded a completion rate of 0.6512 and a blocking rate of 0.3488. Nominal and standard-aligned cases achieved a completion rate of 1.0000; boundary-aligned and failure-mode-aligned cases were blocked at a rate of 1.0000, confirming correct hazard identification by the integrated stack. (Source:</w:t>
+      </w:r>
+      <w:r>
+        <w:t xml:space="preserve"> </w:t>
+      </w:r>
+      <w:r>
+        <w:rPr>
+          <w:rStyle w:val="VerbatimChar"/>
+        </w:rPr>
+        <w:t xml:space="preserve">outputs/seven_pipeline_report.md</w:t>
+      </w:r>
+      <w:r>
+        <w:t xml:space="preserve">, generated by</w:t>
+      </w:r>
+      <w:r>
+        <w:t xml:space="preserve"> </w:t>
+      </w:r>
+      <w:r>
+        <w:rPr>
+          <w:rStyle w:val="VerbatimChar"/>
+        </w:rPr>
+        <w:t xml:space="preserve">scripts/benchmark_seven_pipeline.py</w:t>
+      </w:r>
+      <w:r>
+        <w:t xml:space="preserve"> </w:t>
+      </w:r>
+      <w:r>
+        <w:t xml:space="preserve">over the seven</w:t>
+      </w:r>
+      <w:r>
+        <w:t xml:space="preserve"> </w:t>
+      </w:r>
+      <w:r>
+        <w:rPr>
+          <w:rStyle w:val="VerbatimChar"/>
+        </w:rPr>
+        <w:t xml:space="preserve">datasets/golden_standards/*_golden_dataset_v1.json</w:t>
+      </w:r>
+      <w:r>
+        <w:t xml:space="preserve"> </w:t>
+      </w:r>
+      <w:r>
+        <w:t xml:space="preserve">files; this 43-scenario set measures end-to-end pipeline behaviour and is</w:t>
+      </w:r>
+      <w:r>
+        <w:t xml:space="preserve"> </w:t>
+      </w:r>
+      <w:r>
+        <w:rPr>
+          <w:b/>
+          <w:bCs/>
+        </w:rPr>
+        <w:t xml:space="preserve">distinct from</w:t>
+      </w:r>
+      <w:r>
+        <w:t xml:space="preserve"> </w:t>
+      </w:r>
+      <w:r>
+        <w:t xml:space="preserve">the 60-scenario cross-discipline ablation set of §6.3, which is constructed by</w:t>
+      </w:r>
+      <w:r>
+        <w:t xml:space="preserve"> </w:t>
+      </w:r>
+      <w:r>
+        <w:rPr>
+          <w:rStyle w:val="VerbatimChar"/>
+        </w:rPr>
+        <w:t xml:space="preserve">scripts/benchmark_cross_discipline_ablation.py</w:t>
+      </w:r>
+      <w:r>
+        <w:t xml:space="preserve"> </w:t>
+      </w:r>
+      <w:r>
+        <w:t xml:space="preserve">via the</w:t>
+      </w:r>
+      <w:r>
+        <w:t xml:space="preserve"> </w:t>
+      </w:r>
+      <w:r>
+        <w:rPr>
+          <w:rStyle w:val="VerbatimChar"/>
+        </w:rPr>
+        <w:t xml:space="preserve">aligned_*</w:t>
+      </w:r>
+      <w:r>
+        <w:t xml:space="preserve"> </w:t>
+      </w:r>
+      <w:r>
+        <w:t xml:space="preserve">and</w:t>
+      </w:r>
+      <w:r>
+        <w:t xml:space="preserve"> </w:t>
+      </w:r>
+      <w:r>
+        <w:rPr>
+          <w:rStyle w:val="VerbatimChar"/>
+        </w:rPr>
+        <w:t xml:space="preserve">mixed_*</w:t>
+      </w:r>
+      <w:r>
+        <w:t xml:space="preserve"> </w:t>
+      </w:r>
+      <w:r>
+        <w:t xml:space="preserve">index builders against the same underlying golden datasets.)</w:t>
+      </w:r>
+    </w:p>
     <w:bookmarkEnd w:id="39"/>
-    <w:bookmarkStart w:id="40" w:name="seven-discipline-pipeline-evaluation"/>
-    <w:p>
-      <w:pPr>
-        <w:pStyle w:val="Heading3"/>
-      </w:pPr>
-      <w:r>
-        <w:t xml:space="preserve">6.2 Seven-Discipline Pipeline Evaluation</w:t>
-      </w:r>
-    </w:p>
-    <w:p>
-      <w:pPr>
-        <w:pStyle w:val="FirstParagraph"/>
-      </w:pPr>
-      <w:r>
-        <w:t xml:space="preserve">Across 43 pipeline scenarios run end-to-end through the orchestrator, the platform recorded a completion rate of 0.6512 and a blocking rate of 0.3488. Nominal and standard-aligned cases achieved a completion rate of 1.0000; boundary-aligned and failure-mode-aligned cases were blocked at a rate of 1.0000, confirming correct hazard identification by the integrated stack. (Source:</w:t>
-      </w:r>
-      <w:r>
-        <w:t xml:space="preserve"> </w:t>
-      </w:r>
-      <w:r>
-        <w:rPr>
-          <w:rStyle w:val="VerbatimChar"/>
-        </w:rPr>
-        <w:t xml:space="preserve">outputs/seven_pipeline_report.md</w:t>
-      </w:r>
-      <w:r>
-        <w:t xml:space="preserve">, generated by</w:t>
-      </w:r>
-      <w:r>
-        <w:t xml:space="preserve"> </w:t>
-      </w:r>
-      <w:r>
-        <w:rPr>
-          <w:rStyle w:val="VerbatimChar"/>
-        </w:rPr>
-        <w:t xml:space="preserve">scripts/benchmark_seven_pipeline.py</w:t>
-      </w:r>
-      <w:r>
-        <w:t xml:space="preserve"> </w:t>
-      </w:r>
-      <w:r>
-        <w:t xml:space="preserve">over the seven</w:t>
-      </w:r>
-      <w:r>
-        <w:t xml:space="preserve"> </w:t>
-      </w:r>
-      <w:r>
-        <w:rPr>
-          <w:rStyle w:val="VerbatimChar"/>
-        </w:rPr>
-        <w:t xml:space="preserve">datasets/golden_standards/*_golden_dataset_v1.json</w:t>
-      </w:r>
-      <w:r>
-        <w:t xml:space="preserve"> </w:t>
-      </w:r>
-      <w:r>
-        <w:t xml:space="preserve">files; this 43-scenario set measures end-to-end pipeline behaviour and is</w:t>
-      </w:r>
-      <w:r>
-        <w:t xml:space="preserve"> </w:t>
-      </w:r>
-      <w:r>
-        <w:rPr>
-          <w:b/>
-          <w:bCs/>
-        </w:rPr>
-        <w:t xml:space="preserve">distinct from</w:t>
-      </w:r>
-      <w:r>
-        <w:t xml:space="preserve"> </w:t>
-      </w:r>
-      <w:r>
-        <w:t xml:space="preserve">the 60-scenario cross-discipline ablation set of §6.3, which is constructed by</w:t>
-      </w:r>
-      <w:r>
-        <w:t xml:space="preserve"> </w:t>
-      </w:r>
-      <w:r>
-        <w:rPr>
-          <w:rStyle w:val="VerbatimChar"/>
-        </w:rPr>
-        <w:t xml:space="preserve">scripts/benchmark_cross_discipline_ablation.py</w:t>
-      </w:r>
-      <w:r>
-        <w:t xml:space="preserve"> </w:t>
-      </w:r>
-      <w:r>
-        <w:t xml:space="preserve">via the</w:t>
-      </w:r>
-      <w:r>
-        <w:t xml:space="preserve"> </w:t>
-      </w:r>
-      <w:r>
-        <w:rPr>
-          <w:rStyle w:val="VerbatimChar"/>
-        </w:rPr>
-        <w:t xml:space="preserve">aligned_*</w:t>
-      </w:r>
-      <w:r>
-        <w:t xml:space="preserve"> </w:t>
-      </w:r>
-      <w:r>
-        <w:t xml:space="preserve">and</w:t>
-      </w:r>
-      <w:r>
-        <w:t xml:space="preserve"> </w:t>
-      </w:r>
-      <w:r>
-        <w:rPr>
-          <w:rStyle w:val="VerbatimChar"/>
-        </w:rPr>
-        <w:t xml:space="preserve">mixed_*</w:t>
-      </w:r>
-      <w:r>
-        <w:t xml:space="preserve"> </w:t>
-      </w:r>
-      <w:r>
-        <w:t xml:space="preserve">index builders against the same underlying golden datasets.)</w:t>
-      </w:r>
-    </w:p>
-    <w:bookmarkEnd w:id="40"/>
-    <w:bookmarkStart w:id="44" w:name="cross-discipline-validator-ablation-rq1"/>
+    <w:bookmarkStart w:id="43" w:name="cross-discipline-validator-ablation-rq1"/>
     <w:p>
       <w:pPr>
         <w:pStyle w:val="Heading3"/>
@@ -4065,18 +4054,18 @@
           <wp:inline>
             <wp:extent cx="5334000" cy="3138223"/>
             <wp:effectExtent b="0" l="0" r="0" t="0"/>
-            <wp:docPr descr="Figure 4. Cross-discipline ablation (60 scenarios): blocked counts by scenario set, validator OFF vs ON. Total rises 0 → 26 (+43.3%); aligned-boundary and aligned-failure subsets rise from 0/n to n/n; mixed sets show partial coverage proportional to coupling density." title="" id="42" name="Picture"/>
+            <wp:docPr descr="Figure 4. Cross-discipline ablation (60 scenarios): blocked counts by scenario set, validator OFF vs ON. Total rises 0 → 26 (+43.3%); aligned-boundary and aligned-failure subsets rise from 0/n to n/n; mixed sets show partial coverage proportional to coupling density." title="" id="41" name="Picture"/>
             <a:graphic>
               <a:graphicData uri="http://schemas.openxmlformats.org/drawingml/2006/picture">
                 <pic:pic>
                   <pic:nvPicPr>
-                    <pic:cNvPr descr="figures/fig_4_ablation.png" id="43" name="Picture"/>
+                    <pic:cNvPr descr="figures/fig_4_ablation.png" id="42" name="Picture"/>
                     <pic:cNvPicPr>
                       <a:picLocks noChangeArrowheads="1" noChangeAspect="1"/>
                     </pic:cNvPicPr>
                   </pic:nvPicPr>
                   <pic:blipFill>
-                    <a:blip r:embed="rId41"/>
+                    <a:blip r:embed="rId40"/>
                     <a:stretch>
                       <a:fillRect/>
                     </a:stretch>
@@ -4423,8 +4412,8 @@
         <w:t xml:space="preserve">family (22/26 = 84.6%): ASME Section VIII allowable nozzle loadings exceeded by piping reaction forces under thermal load — a coupling neither B31.3 nor Section VIII checks in isolation. The remaining 4 detections are split between electrical-rotating bearing-health coupling (IEEE C57.104 voltage distortion propagating to API 670 bearing-health thresholds) and civil-rotating foundation coupling (ACI 318 settlement margins below the rotating-equipment alignment tolerance derived from API 610). The skew toward piping-vessel coupling reflects the construction of the 60-scenario set rather than a property of the validator; expanding the scenario seed set to exercise the other coupling families more densely is documented as future work.</w:t>
       </w:r>
     </w:p>
-    <w:bookmarkEnd w:id="44"/>
-    <w:bookmarkStart w:id="48" w:name="X6f8fa6fd9b09ef2b69a6b101f4ce900e2807929"/>
+    <w:bookmarkEnd w:id="43"/>
+    <w:bookmarkStart w:id="47" w:name="X6f8fa6fd9b09ef2b69a6b101f4ce900e2807929"/>
     <w:p>
       <w:pPr>
         <w:pStyle w:val="Heading3"/>
@@ -4441,7 +4430,7 @@
         <w:t xml:space="preserve">Three representative cases demonstrate the incremental regulatory value of the KOSHA RAG layer. The three cases were selected from the vessel and piping disciplines because these are the two most common service envelopes in petrochemical EPC packages and because the KOSHA technical guideline coverage in the indexed corpus is densest for pressure-bearing equipment; cross-discipline coverage in case studies is documented as future work (§8 Limitation 4). Results are summarised in Table 4; KOSHA citation quality and regulatory class (mandatory vs guidance) are detailed in Table 5.</w:t>
       </w:r>
     </w:p>
-    <w:bookmarkStart w:id="45" w:name="X803fa3e0a5e790a433a83f9e5aec711454182df"/>
+    <w:bookmarkStart w:id="44" w:name="X803fa3e0a5e790a433a83f9e5aec711454182df"/>
     <w:p>
       <w:pPr>
         <w:pStyle w:val="Heading4"/>
@@ -4538,8 +4527,8 @@
         <w:t xml:space="preserve">vessel under ASME triggers a KOSHA documentation obligation that, if skipped, exposes the operator to a PSM-audit finding.</w:t>
       </w:r>
     </w:p>
-    <w:bookmarkEnd w:id="45"/>
-    <w:bookmarkStart w:id="46" w:name="case-2-rbi-planning-ves-gold-009"/>
+    <w:bookmarkEnd w:id="44"/>
+    <w:bookmarkStart w:id="45" w:name="case-2-rbi-planning-ves-gold-009"/>
     <w:p>
       <w:pPr>
         <w:pStyle w:val="Heading4"/>
@@ -4624,8 +4613,8 @@
         <w:t xml:space="preserve">API 510’s calendar-based interval can be longer than the KOSHA RBI trigger-driven interval; following only API 510 leaves an under-inspection gap.</w:t>
       </w:r>
     </w:p>
-    <w:bookmarkEnd w:id="46"/>
-    <w:bookmarkStart w:id="47" w:name="X915aea58546e41a81ecfb4d3fdd6349285e9562"/>
+    <w:bookmarkEnd w:id="45"/>
+    <w:bookmarkStart w:id="46" w:name="X915aea58546e41a81ecfb4d3fdd6349285e9562"/>
     <w:p>
       <w:pPr>
         <w:pStyle w:val="Heading4"/>
@@ -5515,9 +5504,9 @@
         </w:tc>
       </w:tr>
     </w:tbl>
+    <w:bookmarkEnd w:id="46"/>
     <w:bookmarkEnd w:id="47"/>
-    <w:bookmarkEnd w:id="48"/>
-    <w:bookmarkStart w:id="52" w:name="curated-retrieval-benchmark-rq2"/>
+    <w:bookmarkStart w:id="51" w:name="curated-retrieval-benchmark-rq2"/>
     <w:p>
       <w:pPr>
         <w:pStyle w:val="Heading3"/>
@@ -6437,18 +6426,18 @@
           <wp:inline>
             <wp:extent cx="5334000" cy="2530024"/>
             <wp:effectExtent b="0" l="0" r="0" t="0"/>
-            <wp:docPr descr="Figure 5. Recall and MRR per regulatory target group, Plain BM25 vs Enhanced (concept-aware synonym expansion + OR fallback). Largest gains on Article 256 and B-M-18 where casual paraphrasing diverges from formal titles." title="" id="50" name="Picture"/>
+            <wp:docPr descr="Figure 5. Recall and MRR per regulatory target group, Plain BM25 vs Enhanced (concept-aware synonym expansion + OR fallback). Largest gains on Article 256 and B-M-18 where casual paraphrasing diverges from formal titles." title="" id="49" name="Picture"/>
             <a:graphic>
               <a:graphicData uri="http://schemas.openxmlformats.org/drawingml/2006/picture">
                 <pic:pic>
                   <pic:nvPicPr>
-                    <pic:cNvPr descr="figures/fig_5_retrieval_metrics.png" id="51" name="Picture"/>
+                    <pic:cNvPr descr="figures/fig_5_retrieval_metrics.png" id="50" name="Picture"/>
                     <pic:cNvPicPr>
                       <a:picLocks noChangeArrowheads="1" noChangeAspect="1"/>
                     </pic:cNvPicPr>
                   </pic:nvPicPr>
                   <pic:blipFill>
-                    <a:blip r:embed="rId49"/>
+                    <a:blip r:embed="rId48"/>
                     <a:stretch>
                       <a:fillRect/>
                     </a:stretch>
@@ -6483,8 +6472,8 @@
         <w:t xml:space="preserve">Figure 5. Recall and MRR per regulatory target group, Plain BM25 vs Enhanced (concept-aware synonym expansion + OR fallback). Largest gains on Article 256 and B-M-18 where casual paraphrasing diverges from formal titles.</w:t>
       </w:r>
     </w:p>
-    <w:bookmarkEnd w:id="52"/>
-    <w:bookmarkStart w:id="54" w:name="X945ebd9b2e343d6b9f880fd96f78b4c10113984"/>
+    <w:bookmarkEnd w:id="51"/>
+    <w:bookmarkStart w:id="53" w:name="X945ebd9b2e343d6b9f880fd96f78b4c10113984"/>
     <w:p>
       <w:pPr>
         <w:pStyle w:val="Heading3"/>
@@ -7279,7 +7268,7 @@
         <w:t xml:space="preserve">statistically distinguishable from zero on a benchmark of this size. The cross-discipline ablation deltas of +1.0 on aligned boundary and aligned failure subsets are categorical (every case in those subsets is blocked under the validator and none are blocked without it), giving a deterministic separation that does not require a confidence interval.</w:t>
       </w:r>
     </w:p>
-    <w:bookmarkStart w:id="53" w:name="real-plant-pipeline-execution-evidence"/>
+    <w:bookmarkStart w:id="52" w:name="real-plant-pipeline-execution-evidence"/>
     <w:p>
       <w:pPr>
         <w:pStyle w:val="Heading4"/>
@@ -7449,9 +7438,9 @@
         <w:t xml:space="preserve">).</w:t>
       </w:r>
     </w:p>
+    <w:bookmarkEnd w:id="52"/>
     <w:bookmarkEnd w:id="53"/>
-    <w:bookmarkEnd w:id="54"/>
-    <w:bookmarkStart w:id="55" w:name="X6762119d985af37c40d83aa7af8b42566e23b89"/>
+    <w:bookmarkStart w:id="54" w:name="X6762119d985af37c40d83aa7af8b42566e23b89"/>
     <w:p>
       <w:pPr>
         <w:pStyle w:val="Heading3"/>
@@ -7952,9 +7941,9 @@
         </w:pict>
       </w:r>
     </w:p>
+    <w:bookmarkEnd w:id="54"/>
     <w:bookmarkEnd w:id="55"/>
-    <w:bookmarkEnd w:id="56"/>
-    <w:bookmarkStart w:id="63" w:name="discussion"/>
+    <w:bookmarkStart w:id="62" w:name="discussion"/>
     <w:p>
       <w:pPr>
         <w:pStyle w:val="Heading2"/>
@@ -7971,7 +7960,7 @@
         <w:t xml:space="preserve">The discussion below interprets the empirical evidence of §6 in light of the framework-vs-validated-scope distinction made explicit in §1: the seven-discipline architecture is the framework scope, while the empirical signal is densest in piping-vessel coupling and remains exploratory in the other discipline pairs.</w:t>
       </w:r>
     </w:p>
-    <w:bookmarkStart w:id="57" w:name="the-jurisdiction-compliance-gap"/>
+    <w:bookmarkStart w:id="56" w:name="the-jurisdiction-compliance-gap"/>
     <w:p>
       <w:pPr>
         <w:pStyle w:val="Heading3"/>
@@ -8075,8 +8064,8 @@
         <w:t xml:space="preserve">obligations conditioned on calculation outputs but not encoded within the international standards themselves. The gap is structurally present whether the calculation arises from a design-phase check or an in-service inspection assessment.</w:t>
       </w:r>
     </w:p>
-    <w:bookmarkEnd w:id="57"/>
-    <w:bookmarkStart w:id="58" w:name="Xab6664ad8af9c4c62e6be091d71c0a06171b422"/>
+    <w:bookmarkEnd w:id="56"/>
+    <w:bookmarkStart w:id="57" w:name="Xab6664ad8af9c4c62e6be091d71c0a06171b422"/>
     <w:p>
       <w:pPr>
         <w:pStyle w:val="Heading3"/>
@@ -8624,14 +8613,61 @@
         <w:t xml:space="preserve">The proposed system supports both roles depending on where in the workflow it is invoked.</w:t>
       </w:r>
     </w:p>
+    <w:bookmarkEnd w:id="57"/>
+    <w:bookmarkStart w:id="58" w:name="X06bb7d75250e23719f7a8983769e657c0aee5f5"/>
+    <w:p>
+      <w:pPr>
+        <w:pStyle w:val="Heading3"/>
+      </w:pPr>
+      <w:r>
+        <w:t xml:space="preserve">7.3 HAZOP scope: knowledge-based / AI-assisted, not a replacement for dynamic HAZOP</w:t>
+      </w:r>
+    </w:p>
+    <w:p>
+      <w:pPr>
+        <w:pStyle w:val="FirstParagraph"/>
+      </w:pPr>
+      <w:r>
+        <w:t xml:space="preserve">The system supports</w:t>
+      </w:r>
+      <w:r>
+        <w:t xml:space="preserve"> </w:t>
+      </w:r>
+      <w:r>
+        <w:rPr>
+          <w:b/>
+          <w:bCs/>
+        </w:rPr>
+        <w:t xml:space="preserve">knowledge-based or AI-assisted HAZOP</w:t>
+      </w:r>
+      <w:r>
+        <w:t xml:space="preserve">: it surfaces structured regulatory data and rule-based prompts that a HAZOP facilitator can incorporate into the workshop. It</w:t>
+      </w:r>
+      <w:r>
+        <w:t xml:space="preserve"> </w:t>
+      </w:r>
+      <w:r>
+        <w:rPr>
+          <w:b/>
+          <w:bCs/>
+        </w:rPr>
+        <w:t xml:space="preserve">is not</w:t>
+      </w:r>
+      <w:r>
+        <w:t xml:space="preserve"> </w:t>
+      </w:r>
+      <w:r>
+        <w:t xml:space="preserve">a replacement for conventional dynamic HAZOP, which remains a brainstorming-based, multidisciplinary workshop relying on expert judgement, inter-discipline interaction, and human pattern recognition that no current AI system reproduces. The role of the proposed framework in a HAZOP context is to ensure that the workshop starts with a regulatory baseline that already encodes the jurisdiction-specific obligations and to flag during the workshop any deviation node that maps to a known KOSHA trigger.</w:t>
+      </w:r>
+    </w:p>
     <w:bookmarkEnd w:id="58"/>
-    <w:bookmarkStart w:id="59" w:name="X06bb7d75250e23719f7a8983769e657c0aee5f5"/>
+    <w:bookmarkStart w:id="59" w:name="fitness-for-service-vs-epc-standards"/>
     <w:p>
       <w:pPr>
         <w:pStyle w:val="Heading3"/>
       </w:pPr>
       <w:r>
-        <w:t xml:space="preserve">7.3 HAZOP scope: knowledge-based / AI-assisted, not a replacement for dynamic HAZOP</w:t>
+        <w:t xml:space="preserve">7.4 Fitness-for-Service vs EPC standards</w:t>
       </w:r>
     </w:p>
     <w:p>
@@ -8639,46 +8675,81 @@
         <w:pStyle w:val="FirstParagraph"/>
       </w:pPr>
       <w:r>
-        <w:t xml:space="preserve">The system supports</w:t>
-      </w:r>
-      <w:r>
-        <w:t xml:space="preserve"> </w:t>
-      </w:r>
-      <w:r>
-        <w:rPr>
-          <w:b/>
-          <w:bCs/>
-        </w:rPr>
-        <w:t xml:space="preserve">knowledge-based or AI-assisted HAZOP</w:t>
-      </w:r>
-      <w:r>
-        <w:t xml:space="preserve">: it surfaces structured regulatory data and rule-based prompts that a HAZOP facilitator can incorporate into the workshop. It</w:t>
-      </w:r>
-      <w:r>
-        <w:t xml:space="preserve"> </w:t>
-      </w:r>
-      <w:r>
-        <w:rPr>
-          <w:b/>
-          <w:bCs/>
-        </w:rPr>
-        <w:t xml:space="preserve">is not</w:t>
-      </w:r>
-      <w:r>
-        <w:t xml:space="preserve"> </w:t>
-      </w:r>
-      <w:r>
-        <w:t xml:space="preserve">a replacement for conventional dynamic HAZOP, which remains a brainstorming-based, multidisciplinary workshop relying on expert judgement, inter-discipline interaction, and human pattern recognition that no current AI system reproduces. The role of the proposed framework in a HAZOP context is to ensure that the workshop starts with a regulatory baseline that already encodes the jurisdiction-specific obligations and to flag during the workshop any deviation node that maps to a known KOSHA trigger.</w:t>
+        <w:t xml:space="preserve">API 579-1 fitness-for-service (FFS) [17] interacts with EPC design standards (ASME, API design codes) along two independent axes: it</w:t>
+      </w:r>
+      <w:r>
+        <w:t xml:space="preserve"> </w:t>
+      </w:r>
+      <w:r>
+        <w:rPr>
+          <w:b/>
+          <w:bCs/>
+        </w:rPr>
+        <w:t xml:space="preserve">supplements</w:t>
+      </w:r>
+      <w:r>
+        <w:t xml:space="preserve"> </w:t>
+      </w:r>
+      <w:r>
+        <w:t xml:space="preserve">design-stage codes with a quantitative remaining-life and acceptance methodology for in-service degradation, and it</w:t>
+      </w:r>
+      <w:r>
+        <w:t xml:space="preserve"> </w:t>
+      </w:r>
+      <w:r>
+        <w:rPr>
+          <w:b/>
+          <w:bCs/>
+        </w:rPr>
+        <w:t xml:space="preserve">interfaces</w:t>
+      </w:r>
+      <w:r>
+        <w:t xml:space="preserve"> </w:t>
+      </w:r>
+      <w:r>
+        <w:t xml:space="preserve">with regulatory obligations because some KOSHA inspection-trigger and documentation requirements are themselves conditioned on FFS-derived quantities (remaining life, corrosion rate). The present system treats FFS as</w:t>
+      </w:r>
+      <w:r>
+        <w:t xml:space="preserve"> </w:t>
+      </w:r>
+      <w:r>
+        <w:rPr>
+          <w:b/>
+          <w:bCs/>
+        </w:rPr>
+        <w:t xml:space="preserve">both</w:t>
+      </w:r>
+      <w:r>
+        <w:t xml:space="preserve"> </w:t>
+      </w:r>
+      <w:r>
+        <w:t xml:space="preserve">a design-validation input (when applied at the engineering stage to a degraded scenario)</w:t>
+      </w:r>
+      <w:r>
+        <w:t xml:space="preserve"> </w:t>
+      </w:r>
+      <w:r>
+        <w:rPr>
+          <w:b/>
+          <w:bCs/>
+        </w:rPr>
+        <w:t xml:space="preserve">and</w:t>
+      </w:r>
+      <w:r>
+        <w:t xml:space="preserve"> </w:t>
+      </w:r>
+      <w:r>
+        <w:t xml:space="preserve">an operational assessment (when applied to in-service inspection data). The orchestration is identical in both modes: the calc engine produces an FFS quantity, the four-layer verification confirms numerical consistency, the cross-discipline validator checks for downstream coupling effects, and the KOSHA RAG layer maps the FFS quantity back to any jurisdiction-specific obligation it triggers (e.g., a remaining life below a certain threshold triggers M-69-2012 documentation; a corrosion rate above a certain threshold triggers Article 256 procedural duties). This dual-mode treatment allows compliance detection to follow the asset across its lifecycle without a methodology switch.</w:t>
       </w:r>
     </w:p>
     <w:bookmarkEnd w:id="59"/>
-    <w:bookmarkStart w:id="60" w:name="fitness-for-service-vs-epc-standards"/>
+    <w:bookmarkStart w:id="60" w:name="process-safety-contribution"/>
     <w:p>
       <w:pPr>
         <w:pStyle w:val="Heading3"/>
       </w:pPr>
       <w:r>
-        <w:t xml:space="preserve">7.4 Fitness-for-Service vs EPC standards</w:t>
+        <w:t xml:space="preserve">7.5 Process-safety contribution</w:t>
       </w:r>
     </w:p>
     <w:p>
@@ -8686,105 +8757,23 @@
         <w:pStyle w:val="FirstParagraph"/>
       </w:pPr>
       <w:r>
-        <w:t xml:space="preserve">API 579-1 fitness-for-service (FFS) [17] interacts with EPC design standards (ASME, API design codes) along two independent axes: it</w:t>
-      </w:r>
-      <w:r>
-        <w:t xml:space="preserve"> </w:t>
-      </w:r>
-      <w:r>
-        <w:rPr>
-          <w:b/>
-          <w:bCs/>
-        </w:rPr>
-        <w:t xml:space="preserve">supplements</w:t>
-      </w:r>
-      <w:r>
-        <w:t xml:space="preserve"> </w:t>
-      </w:r>
-      <w:r>
-        <w:t xml:space="preserve">design-stage codes with a quantitative remaining-life and acceptance methodology for in-service degradation, and it</w:t>
-      </w:r>
-      <w:r>
-        <w:t xml:space="preserve"> </w:t>
-      </w:r>
-      <w:r>
-        <w:rPr>
-          <w:b/>
-          <w:bCs/>
-        </w:rPr>
-        <w:t xml:space="preserve">interfaces</w:t>
-      </w:r>
-      <w:r>
-        <w:t xml:space="preserve"> </w:t>
-      </w:r>
-      <w:r>
-        <w:t xml:space="preserve">with regulatory obligations because some KOSHA inspection-trigger and documentation requirements are themselves conditioned on FFS-derived quantities (remaining life, corrosion rate). The present system treats FFS as</w:t>
-      </w:r>
-      <w:r>
-        <w:t xml:space="preserve"> </w:t>
-      </w:r>
-      <w:r>
-        <w:rPr>
-          <w:b/>
-          <w:bCs/>
-        </w:rPr>
-        <w:t xml:space="preserve">both</w:t>
-      </w:r>
-      <w:r>
-        <w:t xml:space="preserve"> </w:t>
-      </w:r>
-      <w:r>
-        <w:t xml:space="preserve">a design-validation input (when applied at the engineering stage to a degraded scenario)</w:t>
-      </w:r>
-      <w:r>
-        <w:t xml:space="preserve"> </w:t>
-      </w:r>
-      <w:r>
-        <w:rPr>
-          <w:b/>
-          <w:bCs/>
-        </w:rPr>
-        <w:t xml:space="preserve">and</w:t>
-      </w:r>
-      <w:r>
-        <w:t xml:space="preserve"> </w:t>
-      </w:r>
-      <w:r>
-        <w:t xml:space="preserve">an operational assessment (when applied to in-service inspection data). The orchestration is identical in both modes: the calc engine produces an FFS quantity, the four-layer verification confirms numerical consistency, the cross-discipline validator checks for downstream coupling effects, and the KOSHA RAG layer maps the FFS quantity back to any jurisdiction-specific obligation it triggers (e.g., a remaining life below a certain threshold triggers M-69-2012 documentation; a corrosion rate above a certain threshold triggers Article 256 procedural duties). This dual-mode treatment allows compliance detection to follow the asset across its lifecycle without a methodology switch.</w:t>
+        <w:t xml:space="preserve">The system contributes to process safety through two pathways. First, the cross-discipline validator proactively identifies coupling hazards that single-domain calculations miss; representative scenarios include excessive piping nozzle loads driving rotating equipment bearing degradation, and civil foundation settlement propagating into rotating equipment alignment failure. Second, as demonstrated in Case 3, the KOSHA RAG layer identifies the corrosion-prevention obligation under Article 256 even when ASME B31.3 and API 570 are fully satisfied. If left unaddressed, unmonitored corrosion progression in a high-temperature, high-pressure carbon-steel line in sour-chloride service may result in leakage or rupture. The system therefore provides a mechanism for automatically detecting the condition of being technically compliant with international standards while remaining legally non-compliant under Korean regulation — a condition that is operationally indistinguishable from</w:t>
+      </w:r>
+      <w:r>
+        <w:t xml:space="preserve"> </w:t>
+      </w:r>
+      <w:r>
+        <w:t xml:space="preserve">“compliant”</w:t>
+      </w:r>
+      <w:r>
+        <w:t xml:space="preserve"> </w:t>
+      </w:r>
+      <w:r>
+        <w:t xml:space="preserve">under current EPC review practice. An anonymised real-plant cryogenic flare-drum data sheet is run end-to-end through the pipeline in Appendix A (VES-REAL-001), confirming that the architecture handles real EPC inputs and surfaces a mandatory KOSHA provision (Article 266 — flare-path block-valve prohibition) for that service.</w:t>
       </w:r>
     </w:p>
     <w:bookmarkEnd w:id="60"/>
-    <w:bookmarkStart w:id="61" w:name="process-safety-contribution"/>
-    <w:p>
-      <w:pPr>
-        <w:pStyle w:val="Heading3"/>
-      </w:pPr>
-      <w:r>
-        <w:t xml:space="preserve">7.5 Process-safety contribution</w:t>
-      </w:r>
-    </w:p>
-    <w:p>
-      <w:pPr>
-        <w:pStyle w:val="FirstParagraph"/>
-      </w:pPr>
-      <w:r>
-        <w:t xml:space="preserve">The system contributes to process safety through two pathways. First, the cross-discipline validator proactively identifies coupling hazards that single-domain calculations miss; representative scenarios include excessive piping nozzle loads driving rotating equipment bearing degradation, and civil foundation settlement propagating into rotating equipment alignment failure. Second, as demonstrated in Case 3, the KOSHA RAG layer identifies the corrosion-prevention obligation under Article 256 even when ASME B31.3 and API 570 are fully satisfied. If left unaddressed, unmonitored corrosion progression in a high-temperature, high-pressure carbon-steel line in sour-chloride service may result in leakage or rupture. The system therefore provides a mechanism for automatically detecting the condition of being technically compliant with international standards while remaining legally non-compliant under Korean regulation — a condition that is operationally indistinguishable from</w:t>
-      </w:r>
-      <w:r>
-        <w:t xml:space="preserve"> </w:t>
-      </w:r>
-      <w:r>
-        <w:t xml:space="preserve">“compliant”</w:t>
-      </w:r>
-      <w:r>
-        <w:t xml:space="preserve"> </w:t>
-      </w:r>
-      <w:r>
-        <w:t xml:space="preserve">under current EPC review practice. An anonymised real-plant cryogenic flare-drum data sheet is run end-to-end through the pipeline in Appendix A (VES-REAL-001), confirming that the architecture handles real EPC inputs and surfaces a mandatory KOSHA provision (Article 266 — flare-path block-valve prohibition) for that service.</w:t>
-      </w:r>
-    </w:p>
-    <w:bookmarkEnd w:id="61"/>
-    <w:bookmarkStart w:id="62" w:name="reproducibility-and-explainability"/>
+    <w:bookmarkStart w:id="61" w:name="reproducibility-and-explainability"/>
     <w:p>
       <w:pPr>
         <w:pStyle w:val="Heading3"/>
@@ -8823,9 +8812,9 @@
         </w:pict>
       </w:r>
     </w:p>
+    <w:bookmarkEnd w:id="61"/>
     <w:bookmarkEnd w:id="62"/>
-    <w:bookmarkEnd w:id="63"/>
-    <w:bookmarkStart w:id="64" w:name="limitations-and-future-work"/>
+    <w:bookmarkStart w:id="63" w:name="limitations-and-future-work"/>
     <w:p>
       <w:pPr>
         <w:pStyle w:val="Heading2"/>
@@ -9239,8 +9228,8 @@
         </w:pict>
       </w:r>
     </w:p>
-    <w:bookmarkEnd w:id="64"/>
-    <w:bookmarkStart w:id="65" w:name="conclusion"/>
+    <w:bookmarkEnd w:id="63"/>
+    <w:bookmarkStart w:id="64" w:name="conclusion"/>
     <w:p>
       <w:pPr>
         <w:pStyle w:val="Heading2"/>
@@ -9288,8 +9277,8 @@
         </w:pict>
       </w:r>
     </w:p>
-    <w:bookmarkEnd w:id="65"/>
-    <w:bookmarkStart w:id="66" w:name="acknowledgements"/>
+    <w:bookmarkEnd w:id="64"/>
+    <w:bookmarkStart w:id="65" w:name="acknowledgements"/>
     <w:p>
       <w:pPr>
         <w:pStyle w:val="Heading2"/>
@@ -9313,8 +9302,8 @@
         </w:pict>
       </w:r>
     </w:p>
-    <w:bookmarkEnd w:id="66"/>
-    <w:bookmarkStart w:id="68" w:name="code-and-data-availability"/>
+    <w:bookmarkEnd w:id="65"/>
+    <w:bookmarkStart w:id="67" w:name="code-and-data-availability"/>
     <w:p>
       <w:pPr>
         <w:pStyle w:val="Heading2"/>
@@ -9333,7 +9322,7 @@
       <w:r>
         <w:t xml:space="preserve"> </w:t>
       </w:r>
-      <w:hyperlink r:id="rId67">
+      <w:hyperlink r:id="rId66">
         <w:r>
           <w:rPr>
             <w:rStyle w:val="Hyperlink"/>
@@ -9391,8 +9380,8 @@
         </w:pict>
       </w:r>
     </w:p>
-    <w:bookmarkEnd w:id="68"/>
-    <w:bookmarkStart w:id="69" w:name="acronyms"/>
+    <w:bookmarkEnd w:id="67"/>
+    <w:bookmarkStart w:id="68" w:name="acronyms"/>
     <w:p>
       <w:pPr>
         <w:pStyle w:val="Heading2"/>
@@ -9919,8 +9908,8 @@
         </w:tc>
       </w:tr>
     </w:tbl>
-    <w:bookmarkEnd w:id="69"/>
-    <w:bookmarkStart w:id="70" w:name="key-definitions"/>
+    <w:bookmarkEnd w:id="68"/>
+    <w:bookmarkStart w:id="69" w:name="key-definitions"/>
     <w:p>
       <w:pPr>
         <w:pStyle w:val="Heading2"/>
@@ -10109,72 +10098,72 @@
         </w:pict>
       </w:r>
     </w:p>
+    <w:bookmarkEnd w:id="69"/>
+    <w:bookmarkStart w:id="76" w:name="Xceb22bef39ff670645289b7fb9b0af3b47b6fdb"/>
+    <w:p>
+      <w:pPr>
+        <w:pStyle w:val="Heading2"/>
+      </w:pPr>
+      <w:r>
+        <w:t xml:space="preserve">Appendix A. Real-Plant Data-Sheet Validation (VES-REAL-001)</w:t>
+      </w:r>
+    </w:p>
+    <w:bookmarkStart w:id="70" w:name="a.1-anonymisation-policy-and-provenance"/>
+    <w:p>
+      <w:pPr>
+        <w:pStyle w:val="Heading3"/>
+      </w:pPr>
+      <w:r>
+        <w:t xml:space="preserve">A.1 Anonymisation policy and provenance</w:t>
+      </w:r>
+    </w:p>
+    <w:p>
+      <w:pPr>
+        <w:pStyle w:val="FirstParagraph"/>
+      </w:pPr>
+      <w:r>
+        <w:t xml:space="preserve">This appendix exercises the proposed framework against a real engineering data sheet drawn from an operating petrochemical project.</w:t>
+      </w:r>
+      <w:r>
+        <w:t xml:space="preserve"> </w:t>
+      </w:r>
+      <w:r>
+        <w:rPr>
+          <w:b/>
+          <w:bCs/>
+        </w:rPr>
+        <w:t xml:space="preserve">All client, contractor, licensor, personnel, location, project-name, document-ID, and equipment-tag identifiers were stripped before the data sheet was carried into this manuscript or any version-controlled artefact in the repository.</w:t>
+      </w:r>
+      <w:r>
+        <w:t xml:space="preserve"> </w:t>
+      </w:r>
+      <w:r>
+        <w:t xml:space="preserve">The case is referred to throughout this paper, the supporting scripts, and the JSON/Markdown evidence files only as</w:t>
+      </w:r>
+      <w:r>
+        <w:t xml:space="preserve"> </w:t>
+      </w:r>
+      <w:r>
+        <w:rPr>
+          <w:rStyle w:val="VerbatimChar"/>
+        </w:rPr>
+        <w:t xml:space="preserve">VES-REAL-001</w:t>
+      </w:r>
+      <w:r>
+        <w:t xml:space="preserve">. The technical specifications below — material, design and operating pressures and temperatures, dimensions, corrosion allowance, joint-efficiency assumption, fluid specific gravity — are reproduced as supplied by the data sheet and contain no information that could re-identify the source plant, vendor, or design house. No image, watermark, page header, or layout fragment from the source PDF has been embedded in this manuscript. The source PDF itself is retained outside the publication tree (</w:t>
+      </w:r>
+      <w:r>
+        <w:rPr>
+          <w:rStyle w:val="VerbatimChar"/>
+        </w:rPr>
+        <w:t xml:space="preserve">docs/publication/submissions/Plant_data/</w:t>
+      </w:r>
+      <w:r>
+        <w:t xml:space="preserve">, not part of the version-controlled paper bundle) and is not redistributed.</w:t>
+      </w:r>
+    </w:p>
     <w:bookmarkEnd w:id="70"/>
-    <w:bookmarkStart w:id="77" w:name="Xceb22bef39ff670645289b7fb9b0af3b47b6fdb"/>
-    <w:p>
-      <w:pPr>
-        <w:pStyle w:val="Heading2"/>
-      </w:pPr>
-      <w:r>
-        <w:t xml:space="preserve">Appendix A. Real-Plant Data-Sheet Validation (VES-REAL-001)</w:t>
-      </w:r>
-    </w:p>
-    <w:bookmarkStart w:id="71" w:name="a.1-anonymisation-policy-and-provenance"/>
-    <w:p>
-      <w:pPr>
-        <w:pStyle w:val="Heading3"/>
-      </w:pPr>
-      <w:r>
-        <w:t xml:space="preserve">A.1 Anonymisation policy and provenance</w:t>
-      </w:r>
-    </w:p>
-    <w:p>
-      <w:pPr>
-        <w:pStyle w:val="FirstParagraph"/>
-      </w:pPr>
-      <w:r>
-        <w:t xml:space="preserve">This appendix exercises the proposed framework against a real engineering data sheet drawn from an operating petrochemical project.</w:t>
-      </w:r>
-      <w:r>
-        <w:t xml:space="preserve"> </w:t>
-      </w:r>
-      <w:r>
-        <w:rPr>
-          <w:b/>
-          <w:bCs/>
-        </w:rPr>
-        <w:t xml:space="preserve">All client, contractor, licensor, personnel, location, project-name, document-ID, and equipment-tag identifiers were stripped before the data sheet was carried into this manuscript or any version-controlled artefact in the repository.</w:t>
-      </w:r>
-      <w:r>
-        <w:t xml:space="preserve"> </w:t>
-      </w:r>
-      <w:r>
-        <w:t xml:space="preserve">The case is referred to throughout this paper, the supporting scripts, and the JSON/Markdown evidence files only as</w:t>
-      </w:r>
-      <w:r>
-        <w:t xml:space="preserve"> </w:t>
-      </w:r>
-      <w:r>
-        <w:rPr>
-          <w:rStyle w:val="VerbatimChar"/>
-        </w:rPr>
-        <w:t xml:space="preserve">VES-REAL-001</w:t>
-      </w:r>
-      <w:r>
-        <w:t xml:space="preserve">. The technical specifications below — material, design and operating pressures and temperatures, dimensions, corrosion allowance, joint-efficiency assumption, fluid specific gravity — are reproduced as supplied by the data sheet and contain no information that could re-identify the source plant, vendor, or design house. No image, watermark, page header, or layout fragment from the source PDF has been embedded in this manuscript. The source PDF itself is retained outside the publication tree (</w:t>
-      </w:r>
-      <w:r>
-        <w:rPr>
-          <w:rStyle w:val="VerbatimChar"/>
-        </w:rPr>
-        <w:t xml:space="preserve">docs/publication/submissions/Plant_data/</w:t>
-      </w:r>
-      <w:r>
-        <w:t xml:space="preserve">, not part of the version-controlled paper bundle) and is not redistributed.</w:t>
-      </w:r>
-    </w:p>
-    <w:bookmarkEnd w:id="71"/>
-    <w:bookmarkStart w:id="72" w:name="a.2-anonymised-vessel-specification"/>
+    <w:bookmarkStart w:id="71" w:name="a.2-anonymised-vessel-specification"/>
     <w:p>
       <w:pPr>
         <w:pStyle w:val="Heading3"/>
@@ -10529,8 +10518,8 @@
         <w:t xml:space="preserve">. No number in this appendix has been edited by hand.</w:t>
       </w:r>
     </w:p>
-    <w:bookmarkEnd w:id="72"/>
-    <w:bookmarkStart w:id="73" w:name="a.3-calculation-engine-output"/>
+    <w:bookmarkEnd w:id="71"/>
+    <w:bookmarkStart w:id="72" w:name="a.3-calculation-engine-output"/>
     <w:p>
       <w:pPr>
         <w:pStyle w:val="Heading3"/>
@@ -11000,8 +10989,8 @@
         <w:t xml:space="preserve">) together with the dimension-context warning above. The cold-side response is therefore not used for thickness sizing in this appendix; the directly-computed UG-27 number (6.506 mm) is used instead.</w:t>
       </w:r>
     </w:p>
-    <w:bookmarkEnd w:id="73"/>
-    <w:bookmarkStart w:id="74" w:name="X8732cf3cf7268cce07306d7198b15d77aaa50b2"/>
+    <w:bookmarkEnd w:id="72"/>
+    <w:bookmarkStart w:id="73" w:name="X8732cf3cf7268cce07306d7198b15d77aaa50b2"/>
     <w:p>
       <w:pPr>
         <w:pStyle w:val="Heading3"/>
@@ -11726,8 +11715,8 @@
         <w:t xml:space="preserve">.</w:t>
       </w:r>
     </w:p>
-    <w:bookmarkEnd w:id="74"/>
-    <w:bookmarkStart w:id="75" w:name="a.5-what-this-confirms"/>
+    <w:bookmarkEnd w:id="73"/>
+    <w:bookmarkStart w:id="74" w:name="a.5-what-this-confirms"/>
     <w:p>
       <w:pPr>
         <w:pStyle w:val="Heading3"/>
@@ -11817,8 +11806,8 @@
         <w:t xml:space="preserve">answer for this specific vessel — that is an audit judgement requiring the operating company’s PSM dossier — only that the same retrieval pipeline used in §6.5 surfaces the relevant Korean obligation and the relevant KOSHA technical guidance from a real plant data sheet.</w:t>
       </w:r>
     </w:p>
-    <w:bookmarkEnd w:id="75"/>
-    <w:bookmarkStart w:id="76" w:name="Xc47cf091bc440a5528282ad8b0bfc975696a623"/>
+    <w:bookmarkEnd w:id="74"/>
+    <w:bookmarkStart w:id="75" w:name="Xc47cf091bc440a5528282ad8b0bfc975696a623"/>
     <w:p>
       <w:pPr>
         <w:pStyle w:val="Heading3"/>
@@ -11949,9 +11938,9 @@
         </w:pict>
       </w:r>
     </w:p>
+    <w:bookmarkEnd w:id="75"/>
     <w:bookmarkEnd w:id="76"/>
-    <w:bookmarkEnd w:id="77"/>
-    <w:bookmarkStart w:id="83" w:name="appendix-b-extended-validation-evidence"/>
+    <w:bookmarkStart w:id="82" w:name="appendix-b-extended-validation-evidence"/>
     <w:p>
       <w:pPr>
         <w:pStyle w:val="Heading2"/>
@@ -11983,7 +11972,7 @@
         <w:t xml:space="preserve">(13/13 scripts pass on a clean run).</w:t>
       </w:r>
     </w:p>
-    <w:bookmarkStart w:id="78" w:name="b.1-per-discipline-calculation-accuracy"/>
+    <w:bookmarkStart w:id="77" w:name="b.1-per-discipline-calculation-accuracy"/>
     <w:p>
       <w:pPr>
         <w:pStyle w:val="Heading3"/>
@@ -13575,8 +13564,8 @@
         <w:t xml:space="preserve">framing of §6.1 and is restated as Limitation 8 in §8.</w:t>
       </w:r>
     </w:p>
-    <w:bookmarkEnd w:id="78"/>
-    <w:bookmarkStart w:id="79" w:name="b.2-recallk-extension-k-1..10"/>
+    <w:bookmarkEnd w:id="77"/>
+    <w:bookmarkStart w:id="78" w:name="b.2-recallk-extension-k-1..10"/>
     <w:p>
       <w:pPr>
         <w:pStyle w:val="Heading3"/>
@@ -14906,8 +14895,8 @@
         <w:t xml:space="preserve">The Enhanced curve saturates at 0.8621 from K = 3; the Plain curve continues to rise. Paired-bootstrap 95% CI on the Enhanced − Plain delta excludes zero only at K∈{1, 2}. The headline retrieval claim of the paper is therefore narrowed to Recall@1 and MRR@10 (§6.5).</w:t>
       </w:r>
     </w:p>
-    <w:bookmarkEnd w:id="79"/>
-    <w:bookmarkStart w:id="80" w:name="b.3-pipeline-end-to-end-latency"/>
+    <w:bookmarkEnd w:id="78"/>
+    <w:bookmarkStart w:id="79" w:name="b.3-pipeline-end-to-end-latency"/>
     <w:p>
       <w:pPr>
         <w:pStyle w:val="Heading3"/>
@@ -16102,8 +16091,8 @@
         <w:t xml:space="preserve">The deterministic stack (input validation, K-voting, physics/code compliance, reverse verification, cross-discipline validator, BM25 retrieval) completes in approximately 1.2 ms per case. The Qwen-family generation step on the on-premises Ollama server adds approximately 42 s median; this dominates end-to-end latency when full LLM grounding is requested. K-voting (L2) accounts for approximately 70% of within-engine layered latency, consistent with its use of three deliberately varied calculation paths.</w:t>
       </w:r>
     </w:p>
-    <w:bookmarkEnd w:id="80"/>
-    <w:bookmarkStart w:id="81" w:name="b.4-retrieval-failure-inventory"/>
+    <w:bookmarkEnd w:id="79"/>
+    <w:bookmarkStart w:id="80" w:name="b.4-retrieval-failure-inventory"/>
     <w:p>
       <w:pPr>
         <w:pStyle w:val="Heading3"/>
@@ -16280,8 +16269,8 @@
         <w:t xml:space="preserve">, concentrated in the C-C-23 RBI, B-M-18 piping life, C-C-75 corrosion risk, and Article 256 corrosion-prevention groups. This single dominant failure mode is an honest input for future work on a hybrid lexical + semantic retriever (§8 future research direction (3)).</w:t>
       </w:r>
     </w:p>
-    <w:bookmarkEnd w:id="81"/>
-    <w:bookmarkStart w:id="82" w:name="b.5-reproducibility"/>
+    <w:bookmarkEnd w:id="80"/>
+    <w:bookmarkStart w:id="81" w:name="b.5-reproducibility"/>
     <w:p>
       <w:pPr>
         <w:pStyle w:val="Heading3"/>
@@ -16350,9 +16339,9 @@
         </w:pict>
       </w:r>
     </w:p>
+    <w:bookmarkEnd w:id="81"/>
     <w:bookmarkEnd w:id="82"/>
-    <w:bookmarkEnd w:id="83"/>
-    <w:bookmarkStart w:id="86" w:name="references"/>
+    <w:bookmarkStart w:id="85" w:name="references"/>
     <w:p>
       <w:pPr>
         <w:pStyle w:val="Heading2"/>
@@ -16963,7 +16952,7 @@
       <w:r>
         <w:t xml:space="preserve"> </w:t>
       </w:r>
-      <w:hyperlink r:id="rId84">
+      <w:hyperlink r:id="rId83">
         <w:r>
           <w:rPr>
             <w:rStyle w:val="Hyperlink"/>
@@ -17017,7 +17006,7 @@
       <w:r>
         <w:t xml:space="preserve"> </w:t>
       </w:r>
-      <w:hyperlink r:id="rId85">
+      <w:hyperlink r:id="rId84">
         <w:r>
           <w:rPr>
             <w:rStyle w:val="Hyperlink"/>
@@ -17029,8 +17018,8 @@
         <w:t xml:space="preserve">.</w:t>
       </w:r>
     </w:p>
+    <w:bookmarkEnd w:id="85"/>
     <w:bookmarkEnd w:id="86"/>
-    <w:bookmarkEnd w:id="87"/>
     <w:sectPr>
       <w:footnotePr>
         <w:numRestart w:val="eachSect"/>

--- a/docs/publication/submissions/jlp_revision_2026-05-08/PAPER_JLP_REVISED_v3.docx
+++ b/docs/publication/submissions/jlp_revision_2026-05-08/PAPER_JLP_REVISED_v3.docx
@@ -9292,7 +9292,7 @@
         <w:pStyle w:val="FirstParagraph"/>
       </w:pPr>
       <w:r>
-        <w:t xml:space="preserve">The author thanks the JLP editorial team and the three anonymous reviewers, whose detailed and structured comments substantially improved the manuscript — in particular the reframing of the synthetic-data results as implementation verification, the Auditor-vs-Advisor positioning, the FFS-vs-EPC-standards subsection, the K-voting design rationale, and the per-case significance analysis. The author also thanks the Korea Occupational Safety and Health Agency for maintaining open access to the KOSHA Smart-search and KOSHA Guide APIs, without which the regulatory corpus could not have been assembled.</w:t>
+        <w:t xml:space="preserve">The author thanks the JLP editorial team for handling this submission, and is grateful for the detailed and structured peer-review feedback that substantially improved the manuscript — in particular the reframing of the synthetic-data results as implementation verification, the Auditor-vs-Advisor positioning, the FFS-vs-EPC-standards subsection, the K-voting design rationale, and the per-case significance analysis. The author also thanks the Korea Occupational Safety and Health Agency for maintaining open access to the KOSHA Smart-search and KOSHA Guide APIs, without which the regulatory corpus could not have been assembled.</w:t>
       </w:r>
     </w:p>
     <w:p>

--- a/docs/publication/submissions/jlp_revision_2026-05-08/PAPER_JLP_REVISED_v3.docx
+++ b/docs/publication/submissions/jlp_revision_2026-05-08/PAPER_JLP_REVISED_v3.docx
@@ -2,13 +2,13 @@
 <file path=word/document.xml><?xml version="1.0" encoding="utf-8"?>
 <w:document xmlns:w="http://schemas.openxmlformats.org/wordprocessingml/2006/main" xmlns:m="http://schemas.openxmlformats.org/officeDocument/2006/math" xmlns:r="http://schemas.openxmlformats.org/officeDocument/2006/relationships" xmlns:o="urn:schemas-microsoft-com:office:office" xmlns:v="urn:schemas-microsoft-com:vml" xmlns:w10="urn:schemas-microsoft-com:office:word" xmlns:a="http://schemas.openxmlformats.org/drawingml/2006/main" xmlns:pic="http://schemas.openxmlformats.org/drawingml/2006/picture" xmlns:wp="http://schemas.openxmlformats.org/drawingml/2006/wordprocessingDrawing">
   <w:body>
-    <w:bookmarkStart w:id="86" w:name="X77be7a76e6967198f610c44f73731e5a8afd88b"/>
+    <w:bookmarkStart w:id="86" w:name="X12db9d99a5ba7d4a6ed195b593e01dda56b732f"/>
     <w:p>
       <w:pPr>
         <w:pStyle w:val="Heading1"/>
       </w:pPr>
       <w:r>
-        <w:t xml:space="preserve">A KOSHA Regulatory Knowledge-Grounded Multi-Discipline AI Verification Framework for Process Plant Engineering</w:t>
+        <w:t xml:space="preserve">Detecting Jurisdiction Compliance Gaps in Process Plant Engineering with Regulatory RAG</w:t>
       </w:r>
     </w:p>
     <w:p>

--- a/docs/publication/submissions/jlp_revision_2026-05-08/PAPER_JLP_REVISED_v3.docx
+++ b/docs/publication/submissions/jlp_revision_2026-05-08/PAPER_JLP_REVISED_v3.docx
@@ -2400,7 +2400,7 @@
         <w:t xml:space="preserve"> </w:t>
       </w:r>
       <w:r>
-        <w:t xml:space="preserve">The 1% relative-deviation threshold is calibrated against the tightest acceptance tolerance in the golden dataset (±1% for critical cases; §6.1). A tolerance smaller than this would generate false-positive consensus failures arising from legitimate floating-point rounding differences between the three paths; a larger tolerance would mask real coding errors. Sensitivity analysis on this choice is reported as part of §6.6.</w:t>
+        <w:t xml:space="preserve">The 1% relative-deviation threshold is calibrated against the tightest acceptance tolerance in the golden dataset (±1% for critical cases; §6.1). A tolerance smaller than this would generate false-positive consensus failures arising from legitimate floating-point rounding differences between the three paths; a larger tolerance would mask real coding errors. A formal threshold-sensitivity sweep (e.g., 0.1% / 0.5% / 1% / 2% / 5% reporting no-consensus rate, false-consensus rate, and boundary-flip count) is left to future work.</w:t>
       </w:r>
     </w:p>
     <w:p>
@@ -7159,6 +7159,36 @@
       </w:r>
       <w:r>
         <w:t xml:space="preserve">(KOSHA-aware, multi-discipline, ASME/API + Korean-statute) is structurally bounded because, to our knowledge, no such system exists in the literature (Section 2). RAGuard [6] is the closest precedent and is single-domain, non-statutory; the Elhosary HAZOP-RAG [3] retrieves historical incidents, not statutes; the LLM-fine-tuning work of [13] does not run engineering calculations. We therefore offer the two layers above (industry baseline + internal ablation) as the strongest available comparison and acknowledge that a third-party head-to-head will become possible only as the field matures.</w:t>
+      </w:r>
+    </w:p>
+    <w:p>
+      <w:pPr>
+        <w:pStyle w:val="BodyText"/>
+      </w:pPr>
+      <w:r>
+        <w:rPr>
+          <w:b/>
+          <w:bCs/>
+        </w:rPr>
+        <w:t xml:space="preserve">The industry baseline is not a human-expert comparison.</w:t>
+      </w:r>
+      <w:r>
+        <w:t xml:space="preserve"> </w:t>
+      </w:r>
+      <w:r>
+        <w:t xml:space="preserve">The</w:t>
+      </w:r>
+      <w:r>
+        <w:t xml:space="preserve"> </w:t>
+      </w:r>
+      <w:r>
+        <w:t xml:space="preserve">“ASME/API pass = compliance complete”</w:t>
+      </w:r>
+      <w:r>
+        <w:t xml:space="preserve"> </w:t>
+      </w:r>
+      <w:r>
+        <w:t xml:space="preserve">rule used in Table 7 is the prevailing decision rule in current EPC practice, not a benchmark against process engineers performing the same review. A prospective comparison against an independent panel of KOSHA PSM auditors or process engineers — for example, a blind review of system-flagged compliance gaps and inter-rater agreement against the human reviewers — is documented as future work in §8 Limitation 7 and is required before any claim of inter-rater reliability with human experts can be made.</w:t>
       </w:r>
     </w:p>
     <w:p>

--- a/docs/publication/submissions/jlp_revision_2026-05-08/PAPER_JLP_REVISED_v3.docx
+++ b/docs/publication/submissions/jlp_revision_2026-05-08/PAPER_JLP_REVISED_v3.docx
@@ -7188,7 +7188,7 @@
         <w:t xml:space="preserve"> </w:t>
       </w:r>
       <w:r>
-        <w:t xml:space="preserve">rule used in Table 7 is the prevailing decision rule in current EPC practice, not a benchmark against process engineers performing the same review. A prospective comparison against an independent panel of KOSHA PSM auditors or process engineers — for example, a blind review of system-flagged compliance gaps and inter-rater agreement against the human reviewers — is documented as future work in §8 Limitation 7 and is required before any claim of inter-rater reliability with human experts can be made.</w:t>
+        <w:t xml:space="preserve">rule used in Table 7 is the prevailing decision rule in current EPC practice, not a benchmark against process engineers performing the same review. A prospective comparison against an independent panel of KOSHA PSM auditors or process engineers — for example, a blind review of system-flagged compliance gaps and inter-rater agreement with the human panel — is documented as future work in §8 Limitation 7 and is required before any claim of inter-rater reliability with human experts can be made.</w:t>
       </w:r>
     </w:p>
     <w:p>

--- a/docs/publication/submissions/jlp_revision_2026-05-08/PAPER_JLP_REVISED_v3.docx
+++ b/docs/publication/submissions/jlp_revision_2026-05-08/PAPER_JLP_REVISED_v3.docx
@@ -9322,7 +9322,7 @@
         <w:pStyle w:val="FirstParagraph"/>
       </w:pPr>
       <w:r>
-        <w:t xml:space="preserve">The author thanks the JLP editorial team for handling this submission, and is grateful for the detailed and structured peer-review feedback that substantially improved the manuscript — in particular the reframing of the synthetic-data results as implementation verification, the Auditor-vs-Advisor positioning, the FFS-vs-EPC-standards subsection, the K-voting design rationale, and the per-case significance analysis. The author also thanks the Korea Occupational Safety and Health Agency for maintaining open access to the KOSHA Smart-search and KOSHA Guide APIs, without which the regulatory corpus could not have been assembled.</w:t>
+        <w:t xml:space="preserve">The author thanks the Korea Occupational Safety and Health Agency for maintaining open access to the KOSHA Smart-search and KOSHA Guide APIs, without which the regulatory corpus could not have been assembled.</w:t>
       </w:r>
     </w:p>
     <w:p>

--- a/docs/publication/submissions/jlp_revision_2026-05-08/PAPER_JLP_REVISED_v3.docx
+++ b/docs/publication/submissions/jlp_revision_2026-05-08/PAPER_JLP_REVISED_v3.docx
@@ -7335,10 +7335,10 @@
         <w:t xml:space="preserve">7.237 mm</w:t>
       </w:r>
       <w:r>
-        <w:t xml:space="preserve"> </w:t>
-      </w:r>
-      <w:r>
-        <w:t xml:space="preserve">and surfaces a mandatory KOSHA provision (</w:t>
+        <w:t xml:space="preserve">. A narrower Korean-term retrieval probe additionally surfaces</w:t>
+      </w:r>
+      <w:r>
+        <w:t xml:space="preserve"> </w:t>
       </w:r>
       <w:r>
         <w:rPr>
@@ -7348,7 +7348,23 @@
         <w:t xml:space="preserve">Article 266</w:t>
       </w:r>
       <w:r>
-        <w:t xml:space="preserve">, flare-path block-valve prohibition) at rank 5 of the retrieval — without any tuning to this case. The detailed evidence is summarised below and reproduced in full in Appendix A. VES-REAL-001 is an anonymised cryogenic flare knockout drum (SA-240 Type 304/304L, 0.343 MPa(g) plus full vacuum, 190 °C / -190 °C, ID 5,000 mm, T-T 20,400 mm) drawn from an operating petrochemical project; all client, contractor, licensor, personnel, location, and document-ID identifiers were stripped before inclusion. Running the unmodified pipeline produces a deterministic ASME Section VIII Div.1 UG-27 controlling shell thickness of</w:t>
+        <w:t xml:space="preserve"> </w:t>
+      </w:r>
+      <w:r>
+        <w:t xml:space="preserve">(a mandatory KOSHA provision concerning flare-path block-valve prohibition) at</w:t>
+      </w:r>
+      <w:r>
+        <w:t xml:space="preserve"> </w:t>
+      </w:r>
+      <w:r>
+        <w:rPr>
+          <w:b/>
+          <w:bCs/>
+        </w:rPr>
+        <w:t xml:space="preserve">rank 5</w:t>
+      </w:r>
+      <w:r>
+        <w:t xml:space="preserve">. We treat this as real-plant pipeline-execution evidence, not external accuracy validation. The detailed evidence is summarised below and reproduced in full in Appendix A. VES-REAL-001 is an anonymised cryogenic flare knockout drum (SA-240 Type 304/304L, 0.343 MPa(g) plus full vacuum, 190 °C / -190 °C, ID 5,000 mm, T-T 20,400 mm) drawn from an operating petrochemical project; all client, contractor, licensor, personnel, location, and document-ID identifiers were stripped before inclusion. Running the unmodified pipeline produces a deterministic ASME Section VIII Div.1 UG-27 controlling shell thickness of</w:t>
       </w:r>
       <w:r>
         <w:t xml:space="preserve"> </w:t>
